--- a/docs/files/latvenergo/latvenergo_6M2026_en.docx
+++ b/docs/files/latvenergo/latvenergo_6M2026_en.docx
@@ -3934,24 +3934,10 @@
         <w:rPr>
           <w:sz w:val="24"/>
         </w:rPr>
-        <w:t xml:space="preserve">☐ </w:t>
+        <w:t xml:space="preserve">☑ </w:t>
       </w:r>
       <w:r>
         <w:t>Yes, the company is not in the list of sanctions (add a screenshot)</w:t>
-      </w:r>
-    </w:p>
-    <w:p>
-      <w:pPr>
-        <w:spacing w:after="0"/>
-        <w:ind w:left="397"/>
-      </w:pPr>
-      <w:r>
-        <w:rPr>
-          <w:b/>
-          <w:color w:val="B42318"/>
-          <w:sz w:val="19"/>
-        </w:rPr>
-        <w:t>Needs review</w:t>
       </w:r>
     </w:p>
     <w:p>
@@ -3971,7 +3957,7 @@
           <w:color w:val="333333"/>
           <w:sz w:val="19"/>
         </w:rPr>
-        <w:t>Automatic check against the EU, UN, US OFAC and UK consolidated sanctions lists.</w:t>
+        <w:t>Not found on the EU, UN, UK, US OFAC consolidated sanctions lists (automatic check 2026-10-22).</w:t>
       </w:r>
     </w:p>
     <w:p>

--- a/docs/files/latvenergo/latvenergo_6M2026_en.docx
+++ b/docs/files/latvenergo/latvenergo_6M2026_en.docx
@@ -2,139 +2,314 @@
 <file path=word/document.xml><?xml version="1.0" encoding="utf-8"?>
 <w:document xmlns:wpc="http://schemas.microsoft.com/office/word/2010/wordprocessingCanvas" xmlns:mo="http://schemas.microsoft.com/office/mac/office/2008/main" xmlns:mc="http://schemas.openxmlformats.org/markup-compatibility/2006" xmlns:mv="urn:schemas-microsoft-com:mac:vml" xmlns:o="urn:schemas-microsoft-com:office:office" xmlns:r="http://schemas.openxmlformats.org/officeDocument/2006/relationships" xmlns:m="http://schemas.openxmlformats.org/officeDocument/2006/math" xmlns:v="urn:schemas-microsoft-com:vml" xmlns:wp14="http://schemas.microsoft.com/office/word/2010/wordprocessingDrawing" xmlns:wp="http://schemas.openxmlformats.org/drawingml/2006/wordprocessingDrawing" xmlns:w10="urn:schemas-microsoft-com:office:word" xmlns:w="http://schemas.openxmlformats.org/wordprocessingml/2006/main" xmlns:w14="http://schemas.microsoft.com/office/word/2010/wordml" xmlns:wpg="http://schemas.microsoft.com/office/word/2010/wordprocessingGroup" xmlns:wpi="http://schemas.microsoft.com/office/word/2010/wordprocessingInk" xmlns:wne="http://schemas.microsoft.com/office/word/2006/wordml" xmlns:wps="http://schemas.microsoft.com/office/word/2010/wordprocessingShape" mc:Ignorable="w14 wp14">
   <w:body>
+    <w:tbl>
+      <w:tblPr>
+        <w:tblW w:w="9639" w:type="dxa"/>
+        <w:tblBorders>
+          <w:top w:val="nil"/>
+          <w:left w:val="nil"/>
+          <w:bottom w:val="nil"/>
+          <w:right w:val="nil"/>
+          <w:insideH w:val="nil"/>
+          <w:insideV w:val="nil"/>
+        </w:tblBorders>
+        <w:tblLayout w:type="fixed"/>
+        <w:tblCellMar>
+          <w:top w:w="260" w:type="dxa"/>
+          <w:left w:w="280" w:type="dxa"/>
+          <w:bottom w:w="260" w:type="dxa"/>
+          <w:right w:w="280" w:type="dxa"/>
+        </w:tblCellMar>
+        <w:tblLook w:firstColumn="1" w:firstRow="1" w:lastColumn="0" w:lastRow="0" w:noHBand="0" w:noVBand="1" w:val="04A0"/>
+      </w:tblPr>
+      <w:tblGrid>
+        <w:gridCol w:w="7030"/>
+        <w:gridCol w:w="2608"/>
+      </w:tblGrid>
+      <w:tr>
+        <w:tc>
+          <w:tcPr>
+            <w:tcW w:type="dxa" w:w="7030"/>
+            <w:shd w:val="clear" w:color="auto" w:fill="1F4E79"/>
+          </w:tcPr>
+          <w:p>
+            <w:pPr>
+              <w:spacing w:before="0" w:after="0"/>
+            </w:pPr>
+            <w:r>
+              <w:rPr>
+                <w:b/>
+                <w:caps/>
+                <w:color w:val="AFC6DD"/>
+                <w:sz w:val="17"/>
+              </w:rPr>
+              <w:t>Issuer review · 6M2026</w:t>
+            </w:r>
+          </w:p>
+          <w:p>
+            <w:pPr>
+              <w:spacing w:before="40" w:after="0"/>
+            </w:pPr>
+            <w:r>
+              <w:rPr>
+                <w:b/>
+                <w:color w:val="FFFFFF"/>
+                <w:sz w:val="52"/>
+              </w:rPr>
+              <w:t>Latvenergo</w:t>
+            </w:r>
+          </w:p>
+        </w:tc>
+        <w:tc>
+          <w:tcPr>
+            <w:tcW w:type="dxa" w:w="2608"/>
+            <w:shd w:val="clear" w:color="auto" w:fill="1F4E79"/>
+          </w:tcPr>
+          <w:p>
+            <w:pPr>
+              <w:spacing w:before="280" w:after="0"/>
+              <w:jc w:val="right"/>
+            </w:pPr>
+            <w:r>
+              <w:rPr>
+                <w:b/>
+                <w:color w:val="1B7F3B"/>
+                <w:sz w:val="19"/>
+                <w:shd w:val="clear" w:color="auto" w:fill="E3F3E8"/>
+              </w:rPr>
+              <w:t xml:space="preserve">  ●  OK  </w:t>
+            </w:r>
+          </w:p>
+        </w:tc>
+      </w:tr>
+    </w:tbl>
     <w:p>
       <w:pPr>
-        <w:spacing w:after="0"/>
+        <w:pBdr>
+          <w:top w:val="single" w:sz="12" w:color="2A78D6" w:space="0"/>
+        </w:pBdr>
+        <w:spacing w:before="0" w:after="200" w:line="120" w:lineRule="auto"/>
       </w:pPr>
-      <w:r>
-        <w:rPr>
-          <w:b/>
-          <w:color w:val="1F4E79"/>
-          <w:sz w:val="48"/>
-        </w:rPr>
-        <w:t>Latvenergo</w:t>
-      </w:r>
-    </w:p>
-    <w:p>
-      <w:r>
-        <w:rPr>
-          <w:color w:val="5F6B7A"/>
-          <w:sz w:val="24"/>
-        </w:rPr>
-        <w:t>Issuer review · 6M2026</w:t>
-      </w:r>
-    </w:p>
-    <w:p>
-      <w:pPr>
-        <w:spacing w:after="0"/>
-      </w:pPr>
-      <w:r>
-        <w:rPr>
-          <w:b/>
-          <w:sz w:val="19"/>
-        </w:rPr>
-        <w:t xml:space="preserve">Analysis date: </w:t>
-      </w:r>
-      <w:r>
-        <w:rPr>
-          <w:b w:val="0"/>
-          <w:sz w:val="19"/>
-        </w:rPr>
-        <w:t>2026-10-22</w:t>
-      </w:r>
-    </w:p>
-    <w:p>
-      <w:pPr>
-        <w:spacing w:after="0"/>
-      </w:pPr>
-      <w:r>
-        <w:rPr>
-          <w:b/>
-          <w:sz w:val="19"/>
-        </w:rPr>
-        <w:t xml:space="preserve">Rating: </w:t>
-      </w:r>
-      <w:r>
-        <w:rPr>
-          <w:b w:val="0"/>
-          <w:sz w:val="19"/>
-        </w:rPr>
-        <w:t>Moody's Baa2, stable outlook (affirmed October 2025)</w:t>
-      </w:r>
-      <w:hyperlink r:id="rId10">
-        <w:r>
-          <w:rPr>
-            <w:color w:val="2A78D6"/>
-            <w:vertAlign w:val="superscript"/>
-            <w:sz w:val="16"/>
-          </w:rPr>
-          <w:t xml:space="preserve">1</w:t>
-        </w:r>
-      </w:hyperlink>
-      <w:r>
-        <w:rPr>
-          <w:color w:val="2A78D6"/>
-          <w:vertAlign w:val="superscript"/>
-        </w:rPr>
-        <w:t>,</w:t>
-      </w:r>
-      <w:hyperlink r:id="rId11">
-        <w:r>
-          <w:rPr>
-            <w:color w:val="2A78D6"/>
-            <w:vertAlign w:val="superscript"/>
-            <w:sz w:val="16"/>
-          </w:rPr>
-          <w:t xml:space="preserve">2</w:t>
-        </w:r>
-      </w:hyperlink>
-    </w:p>
-    <w:p>
-      <w:pPr>
-        <w:spacing w:after="0"/>
-      </w:pPr>
-      <w:r>
-        <w:rPr>
-          <w:b/>
-          <w:sz w:val="19"/>
-        </w:rPr>
-        <w:t xml:space="preserve">Next report: </w:t>
-      </w:r>
-      <w:r>
-        <w:rPr>
-          <w:b w:val="0"/>
-          <w:sz w:val="19"/>
-        </w:rPr>
-        <w:t>9M 2026 interim report - 2026-11-30</w:t>
-      </w:r>
-      <w:hyperlink r:id="rId12">
-        <w:r>
-          <w:rPr>
-            <w:color w:val="2A78D6"/>
-            <w:vertAlign w:val="superscript"/>
-            <w:sz w:val="16"/>
-          </w:rPr>
-          <w:t xml:space="preserve">3</w:t>
-        </w:r>
-      </w:hyperlink>
     </w:p>
     <w:tbl>
       <w:tblPr>
-        <w:tblW w:type="auto" w:w="0"/>
+        <w:tblW w:w="9639" w:type="dxa"/>
+        <w:tblBorders>
+          <w:top w:val="nil"/>
+          <w:left w:val="nil"/>
+          <w:bottom w:val="nil"/>
+          <w:right w:val="nil"/>
+          <w:insideH w:val="nil"/>
+          <w:insideV w:val="nil"/>
+        </w:tblBorders>
+        <w:tblLayout w:type="fixed"/>
+        <w:tblCellMar>
+          <w:top w:w="0" w:type="dxa"/>
+          <w:left w:w="0" w:type="dxa"/>
+          <w:bottom w:w="120" w:type="dxa"/>
+          <w:right w:w="160" w:type="dxa"/>
+        </w:tblCellMar>
         <w:tblLook w:firstColumn="1" w:firstRow="1" w:lastColumn="0" w:lastRow="0" w:noHBand="0" w:noVBand="1" w:val="04A0"/>
       </w:tblPr>
       <w:tblGrid>
-        <w:gridCol w:w="9972"/>
+        <w:gridCol w:w="3213"/>
+        <w:gridCol w:w="3213"/>
+        <w:gridCol w:w="3213"/>
+      </w:tblGrid>
+      <w:tr>
+        <w:tc>
+          <w:tcPr>
+            <w:tcW w:type="dxa" w:w="3213"/>
+            <w:tcBorders>
+              <w:top w:val="nil"/>
+              <w:left w:val="nil"/>
+              <w:bottom w:val="single" w:sz="4" w:color="C9D3DE" w:space="0"/>
+              <w:right w:val="nil"/>
+            </w:tcBorders>
+          </w:tcPr>
+          <w:p>
+            <w:pPr>
+              <w:spacing w:before="0" w:after="20"/>
+            </w:pPr>
+            <w:r>
+              <w:rPr>
+                <w:b/>
+                <w:caps/>
+                <w:color w:val="5F6B7A"/>
+                <w:sz w:val="15"/>
+              </w:rPr>
+              <w:t>Analysis date</w:t>
+            </w:r>
+          </w:p>
+          <w:p>
+            <w:pPr>
+              <w:spacing w:before="0" w:after="0"/>
+            </w:pPr>
+            <w:r>
+              <w:rPr>
+                <w:b w:val="0"/>
+                <w:sz w:val="19"/>
+              </w:rPr>
+              <w:t>2026-10-22</w:t>
+            </w:r>
+          </w:p>
+        </w:tc>
+        <w:tc>
+          <w:tcPr>
+            <w:tcW w:type="dxa" w:w="3213"/>
+            <w:tcBorders>
+              <w:top w:val="nil"/>
+              <w:left w:val="nil"/>
+              <w:bottom w:val="single" w:sz="4" w:color="C9D3DE" w:space="0"/>
+              <w:right w:val="nil"/>
+            </w:tcBorders>
+          </w:tcPr>
+          <w:p>
+            <w:pPr>
+              <w:spacing w:before="0" w:after="20"/>
+            </w:pPr>
+            <w:r>
+              <w:rPr>
+                <w:b/>
+                <w:caps/>
+                <w:color w:val="5F6B7A"/>
+                <w:sz w:val="15"/>
+              </w:rPr>
+              <w:t>Rating</w:t>
+            </w:r>
+          </w:p>
+          <w:p>
+            <w:pPr>
+              <w:spacing w:before="0" w:after="0"/>
+            </w:pPr>
+            <w:r>
+              <w:rPr>
+                <w:b w:val="0"/>
+                <w:sz w:val="19"/>
+              </w:rPr>
+              <w:t>Moody's Baa2, stable outlook (affirmed October 2025)</w:t>
+            </w:r>
+            <w:hyperlink r:id="rId12">
+              <w:r>
+                <w:rPr>
+                  <w:color w:val="2A78D6"/>
+                  <w:vertAlign w:val="superscript"/>
+                  <w:sz w:val="16"/>
+                </w:rPr>
+                <w:t xml:space="preserve">1</w:t>
+              </w:r>
+            </w:hyperlink>
+            <w:r>
+              <w:rPr>
+                <w:color w:val="2A78D6"/>
+                <w:vertAlign w:val="superscript"/>
+              </w:rPr>
+              <w:t>,</w:t>
+            </w:r>
+            <w:hyperlink r:id="rId13">
+              <w:r>
+                <w:rPr>
+                  <w:color w:val="2A78D6"/>
+                  <w:vertAlign w:val="superscript"/>
+                  <w:sz w:val="16"/>
+                </w:rPr>
+                <w:t xml:space="preserve">2</w:t>
+              </w:r>
+            </w:hyperlink>
+          </w:p>
+        </w:tc>
+        <w:tc>
+          <w:tcPr>
+            <w:tcW w:type="dxa" w:w="3213"/>
+            <w:tcBorders>
+              <w:top w:val="nil"/>
+              <w:left w:val="nil"/>
+              <w:bottom w:val="single" w:sz="4" w:color="C9D3DE" w:space="0"/>
+              <w:right w:val="nil"/>
+            </w:tcBorders>
+          </w:tcPr>
+          <w:p>
+            <w:pPr>
+              <w:spacing w:before="0" w:after="20"/>
+            </w:pPr>
+            <w:r>
+              <w:rPr>
+                <w:b/>
+                <w:caps/>
+                <w:color w:val="5F6B7A"/>
+                <w:sz w:val="15"/>
+              </w:rPr>
+              <w:t>Next report</w:t>
+            </w:r>
+          </w:p>
+          <w:p>
+            <w:pPr>
+              <w:spacing w:before="0" w:after="0"/>
+            </w:pPr>
+            <w:r>
+              <w:rPr>
+                <w:b w:val="0"/>
+                <w:sz w:val="19"/>
+              </w:rPr>
+              <w:t>9M 2026 interim report - 2026-11-30</w:t>
+            </w:r>
+            <w:hyperlink r:id="rId14">
+              <w:r>
+                <w:rPr>
+                  <w:color w:val="2A78D6"/>
+                  <w:vertAlign w:val="superscript"/>
+                  <w:sz w:val="16"/>
+                </w:rPr>
+                <w:t xml:space="preserve">3</w:t>
+              </w:r>
+            </w:hyperlink>
+          </w:p>
+        </w:tc>
+      </w:tr>
+    </w:tbl>
+    <w:p>
+      <w:pPr>
+        <w:spacing w:before="0" w:after="80"/>
+      </w:pPr>
+    </w:p>
+    <w:tbl>
+      <w:tblPr>
+        <w:tblW w:w="9639" w:type="dxa"/>
+        <w:tblBorders>
+          <w:top w:val="nil"/>
+          <w:left w:val="nil"/>
+          <w:bottom w:val="nil"/>
+          <w:right w:val="nil"/>
+          <w:insideH w:val="nil"/>
+          <w:insideV w:val="nil"/>
+        </w:tblBorders>
+        <w:tblLayout w:type="fixed"/>
+        <w:tblCellMar>
+          <w:top w:w="180" w:type="dxa"/>
+          <w:left w:w="260" w:type="dxa"/>
+          <w:bottom w:w="200" w:type="dxa"/>
+          <w:right w:w="260" w:type="dxa"/>
+        </w:tblCellMar>
+        <w:tblLook w:firstColumn="1" w:firstRow="1" w:lastColumn="0" w:lastRow="0" w:noHBand="0" w:noVBand="1" w:val="04A0"/>
+      </w:tblPr>
+      <w:tblGrid>
+        <w:gridCol w:w="9639"/>
       </w:tblGrid>
       <w:tr>
         <w:tc>
           <w:tcPr>
             <w:tcW w:type="dxa" w:w="9638"/>
+            <w:tcBorders>
+              <w:top w:val="nil"/>
+              <w:left w:val="single" w:sz="24" w:color="1B7F3B" w:space="0"/>
+              <w:bottom w:val="nil"/>
+              <w:right w:val="nil"/>
+            </w:tcBorders>
             <w:shd w:val="clear" w:color="auto" w:fill="E3F3E8"/>
           </w:tcPr>
           <w:p>
             <w:pPr>
-              <w:spacing w:before="60" w:after="60"/>
+              <w:spacing w:before="0" w:after="0" w:line="276" w:lineRule="auto"/>
             </w:pPr>
             <w:r>
               <w:rPr>
@@ -152,7 +327,7 @@
               </w:rPr>
               <w:t xml:space="preserve"> 1H profit EUR 144.6m (+7%), rating Baa2 stable</w:t>
             </w:r>
-            <w:hyperlink r:id="rId11">
+            <w:hyperlink r:id="rId13">
               <w:r>
                 <w:rPr>
                   <w:color w:val="2A78D6"/>
@@ -170,7 +345,7 @@
               </w:rPr>
               <w:t>. Debt is rising because of large renewable investments: net debt / EBITDA 2.4x (1.5x a year ago), but FFO / net debt of 35% is still above the strategy target of &gt;25%</w:t>
             </w:r>
-            <w:hyperlink r:id="rId13">
+            <w:hyperlink r:id="rId15">
               <w:r>
                 <w:rPr>
                   <w:color w:val="2A78D6"/>
@@ -194,63 +369,101 @@
     </w:tbl>
     <w:p>
       <w:pPr>
-        <w:spacing w:after="0"/>
+        <w:spacing w:before="0" w:after="120"/>
       </w:pPr>
     </w:p>
     <w:tbl>
       <w:tblPr>
-        <w:tblW w:type="auto" w:w="0"/>
-        <w:jc w:val="center"/>
+        <w:tblW w:w="9639" w:type="dxa"/>
+        <w:tblBorders>
+          <w:top w:val="nil"/>
+          <w:left w:val="nil"/>
+          <w:bottom w:val="nil"/>
+          <w:right w:val="nil"/>
+          <w:insideH w:val="nil"/>
+          <w:insideV w:val="nil"/>
+        </w:tblBorders>
+        <w:tblLayout w:type="fixed"/>
+        <w:tblCellMar>
+          <w:top w:w="150" w:type="dxa"/>
+          <w:left w:w="170" w:type="dxa"/>
+          <w:bottom w:w="150" w:type="dxa"/>
+          <w:right w:w="100" w:type="dxa"/>
+        </w:tblCellMar>
         <w:tblLook w:firstColumn="1" w:firstRow="1" w:lastColumn="0" w:lastRow="0" w:noHBand="0" w:noVBand="1" w:val="04A0"/>
-        <w:tblBorders>
-          <w:top w:val="single" w:sz="4" w:color="FFFFFF"/>
-          <w:left w:val="nil"/>
-          <w:bottom w:val="single" w:sz="4" w:color="FFFFFF"/>
-          <w:right w:val="nil"/>
-          <w:insideH w:val="single" w:sz="4" w:color="FFFFFF"/>
-          <w:insideV w:val="nil"/>
-        </w:tblBorders>
       </w:tblPr>
       <w:tblGrid>
-        <w:gridCol w:w="2493"/>
-        <w:gridCol w:w="2493"/>
-        <w:gridCol w:w="2493"/>
-        <w:gridCol w:w="2493"/>
+        <w:gridCol w:w="2260"/>
+        <w:gridCol w:w="198"/>
+        <w:gridCol w:w="2260"/>
+        <w:gridCol w:w="198"/>
+        <w:gridCol w:w="2260"/>
+        <w:gridCol w:w="198"/>
+        <w:gridCol w:w="2260"/>
       </w:tblGrid>
       <w:tr>
         <w:tc>
           <w:tcPr>
-            <w:tcW w:type="dxa" w:w="2493"/>
-            <w:shd w:val="clear" w:color="auto" w:fill="EAF1F8"/>
+            <w:tcW w:type="dxa" w:w="2261"/>
+            <w:tcBorders>
+              <w:top w:val="single" w:sz="18" w:color="2A78D6" w:space="0"/>
+              <w:left w:val="single" w:sz="4" w:color="C9D3DE" w:space="0"/>
+              <w:bottom w:val="single" w:sz="4" w:color="C9D3DE" w:space="0"/>
+              <w:right w:val="single" w:sz="4" w:color="C9D3DE" w:space="0"/>
+            </w:tcBorders>
           </w:tcPr>
           <w:p>
-            <w:r/>
+            <w:pPr>
+              <w:spacing w:before="0" w:after="60"/>
+            </w:pPr>
             <w:r>
               <w:rPr>
+                <w:b/>
+                <w:caps/>
                 <w:color w:val="5F6B7A"/>
-                <w:sz w:val="16"/>
+                <w:sz w:val="14"/>
               </w:rPr>
-              <w:t>EBITDA (6M2026)</w:t>
+              <w:t>EBITDA</w:t>
+            </w:r>
+            <w:r>
+              <w:rPr>
+                <w:b w:val="0"/>
+                <w:color w:val="5F6B7A"/>
+                <w:sz w:val="14"/>
+              </w:rPr>
+              <w:t xml:space="preserve">  ·  6M2026</w:t>
             </w:r>
           </w:p>
           <w:p>
             <w:pPr>
-              <w:spacing w:after="0"/>
+              <w:spacing w:before="0" w:after="20"/>
             </w:pPr>
             <w:r>
               <w:rPr>
                 <w:b/>
                 <w:color w:val="1F4E79"/>
-                <w:sz w:val="26"/>
+                <w:sz w:val="34"/>
               </w:rPr>
-              <w:t>284.6 EUR m</w:t>
+              <w:t>284.6</w:t>
+            </w:r>
+            <w:r>
+              <w:rPr>
+                <w:b w:val="0"/>
+                <w:color w:val="5F6B7A"/>
+                <w:sz w:val="18"/>
+              </w:rPr>
+              <w:t xml:space="preserve"> EUR m</w:t>
             </w:r>
           </w:p>
           <w:p>
+            <w:pPr>
+              <w:spacing w:before="0" w:after="0"/>
+            </w:pPr>
             <w:r>
               <w:rPr>
+                <w:b w:val="0"/>
                 <w:color w:val="5F6B7A"/>
-                <w:sz w:val="16"/>
+                <w:sz w:val="15"/>
               </w:rPr>
               <w:t>▲ 4.7 % vs 6M2025</w:t>
             </w:r>
@@ -258,37 +471,72 @@
         </w:tc>
         <w:tc>
           <w:tcPr>
-            <w:tcW w:type="dxa" w:w="2493"/>
-            <w:shd w:val="clear" w:color="auto" w:fill="EAF1F8"/>
+            <w:tcW w:type="dxa" w:w="198"/>
+          </w:tcPr>
+          <w:p/>
+        </w:tc>
+        <w:tc>
+          <w:tcPr>
+            <w:tcW w:type="dxa" w:w="2261"/>
+            <w:tcBorders>
+              <w:top w:val="single" w:sz="18" w:color="2A78D6" w:space="0"/>
+              <w:left w:val="single" w:sz="4" w:color="C9D3DE" w:space="0"/>
+              <w:bottom w:val="single" w:sz="4" w:color="C9D3DE" w:space="0"/>
+              <w:right w:val="single" w:sz="4" w:color="C9D3DE" w:space="0"/>
+            </w:tcBorders>
           </w:tcPr>
           <w:p>
-            <w:r/>
+            <w:pPr>
+              <w:spacing w:before="0" w:after="60"/>
+            </w:pPr>
             <w:r>
               <w:rPr>
+                <w:b/>
+                <w:caps/>
                 <w:color w:val="5F6B7A"/>
-                <w:sz w:val="16"/>
+                <w:sz w:val="14"/>
               </w:rPr>
-              <w:t>Net profit (6M2026)</w:t>
+              <w:t>Net profit</w:t>
+            </w:r>
+            <w:r>
+              <w:rPr>
+                <w:b w:val="0"/>
+                <w:color w:val="5F6B7A"/>
+                <w:sz w:val="14"/>
+              </w:rPr>
+              <w:t xml:space="preserve">  ·  6M2026</w:t>
             </w:r>
           </w:p>
           <w:p>
             <w:pPr>
-              <w:spacing w:after="0"/>
+              <w:spacing w:before="0" w:after="20"/>
             </w:pPr>
             <w:r>
               <w:rPr>
                 <w:b/>
                 <w:color w:val="1F4E79"/>
-                <w:sz w:val="26"/>
+                <w:sz w:val="34"/>
               </w:rPr>
-              <w:t>144.6 EUR m</w:t>
+              <w:t>144.6</w:t>
+            </w:r>
+            <w:r>
+              <w:rPr>
+                <w:b w:val="0"/>
+                <w:color w:val="5F6B7A"/>
+                <w:sz w:val="18"/>
+              </w:rPr>
+              <w:t xml:space="preserve"> EUR m</w:t>
             </w:r>
           </w:p>
           <w:p>
+            <w:pPr>
+              <w:spacing w:before="0" w:after="0"/>
+            </w:pPr>
             <w:r>
               <w:rPr>
+                <w:b w:val="0"/>
                 <w:color w:val="5F6B7A"/>
-                <w:sz w:val="16"/>
+                <w:sz w:val="15"/>
               </w:rPr>
               <w:t>▲ 6.9 % vs 6M2025</w:t>
             </w:r>
@@ -296,37 +544,72 @@
         </w:tc>
         <w:tc>
           <w:tcPr>
-            <w:tcW w:type="dxa" w:w="2493"/>
-            <w:shd w:val="clear" w:color="auto" w:fill="EAF1F8"/>
+            <w:tcW w:type="dxa" w:w="198"/>
+          </w:tcPr>
+          <w:p/>
+        </w:tc>
+        <w:tc>
+          <w:tcPr>
+            <w:tcW w:type="dxa" w:w="2261"/>
+            <w:tcBorders>
+              <w:top w:val="single" w:sz="18" w:color="2A78D6" w:space="0"/>
+              <w:left w:val="single" w:sz="4" w:color="C9D3DE" w:space="0"/>
+              <w:bottom w:val="single" w:sz="4" w:color="C9D3DE" w:space="0"/>
+              <w:right w:val="single" w:sz="4" w:color="C9D3DE" w:space="0"/>
+            </w:tcBorders>
           </w:tcPr>
           <w:p>
-            <w:r/>
+            <w:pPr>
+              <w:spacing w:before="0" w:after="60"/>
+            </w:pPr>
             <w:r>
               <w:rPr>
+                <w:b/>
+                <w:caps/>
                 <w:color w:val="5F6B7A"/>
-                <w:sz w:val="16"/>
+                <w:sz w:val="14"/>
               </w:rPr>
-              <w:t>Net debt / EBITDA (6M2026)</w:t>
+              <w:t>Net debt / EBITDA</w:t>
+            </w:r>
+            <w:r>
+              <w:rPr>
+                <w:b w:val="0"/>
+                <w:color w:val="5F6B7A"/>
+                <w:sz w:val="14"/>
+              </w:rPr>
+              <w:t xml:space="preserve">  ·  6M2026</w:t>
             </w:r>
           </w:p>
           <w:p>
             <w:pPr>
-              <w:spacing w:after="0"/>
+              <w:spacing w:before="0" w:after="20"/>
             </w:pPr>
             <w:r>
               <w:rPr>
                 <w:b/>
                 <w:color w:val="1F4E79"/>
-                <w:sz w:val="26"/>
+                <w:sz w:val="34"/>
               </w:rPr>
-              <w:t>2.4x</w:t>
+              <w:t>2.4</w:t>
+            </w:r>
+            <w:r>
+              <w:rPr>
+                <w:b w:val="0"/>
+                <w:color w:val="5F6B7A"/>
+                <w:sz w:val="18"/>
+              </w:rPr>
+              <w:t xml:space="preserve"> x</w:t>
             </w:r>
           </w:p>
           <w:p>
+            <w:pPr>
+              <w:spacing w:before="0" w:after="0"/>
+            </w:pPr>
             <w:r>
               <w:rPr>
+                <w:b w:val="0"/>
                 <w:color w:val="5F6B7A"/>
-                <w:sz w:val="16"/>
+                <w:sz w:val="15"/>
               </w:rPr>
               <w:t>▲ 0.9x vs 6M2025</w:t>
             </w:r>
@@ -334,37 +617,72 @@
         </w:tc>
         <w:tc>
           <w:tcPr>
-            <w:tcW w:type="dxa" w:w="2493"/>
-            <w:shd w:val="clear" w:color="auto" w:fill="EAF1F8"/>
+            <w:tcW w:type="dxa" w:w="198"/>
+          </w:tcPr>
+          <w:p/>
+        </w:tc>
+        <w:tc>
+          <w:tcPr>
+            <w:tcW w:type="dxa" w:w="2261"/>
+            <w:tcBorders>
+              <w:top w:val="single" w:sz="18" w:color="2A78D6" w:space="0"/>
+              <w:left w:val="single" w:sz="4" w:color="C9D3DE" w:space="0"/>
+              <w:bottom w:val="single" w:sz="4" w:color="C9D3DE" w:space="0"/>
+              <w:right w:val="single" w:sz="4" w:color="C9D3DE" w:space="0"/>
+            </w:tcBorders>
           </w:tcPr>
           <w:p>
-            <w:r/>
+            <w:pPr>
+              <w:spacing w:before="0" w:after="60"/>
+            </w:pPr>
             <w:r>
               <w:rPr>
+                <w:b/>
+                <w:caps/>
                 <w:color w:val="5F6B7A"/>
-                <w:sz w:val="16"/>
+                <w:sz w:val="14"/>
               </w:rPr>
-              <w:t>FFO / net debt (6M2026)</w:t>
+              <w:t>FFO / net debt</w:t>
+            </w:r>
+            <w:r>
+              <w:rPr>
+                <w:b w:val="0"/>
+                <w:color w:val="5F6B7A"/>
+                <w:sz w:val="14"/>
+              </w:rPr>
+              <w:t xml:space="preserve">  ·  6M2026</w:t>
             </w:r>
           </w:p>
           <w:p>
             <w:pPr>
-              <w:spacing w:after="0"/>
+              <w:spacing w:before="0" w:after="20"/>
             </w:pPr>
             <w:r>
               <w:rPr>
                 <w:b/>
                 <w:color w:val="1F4E79"/>
-                <w:sz w:val="26"/>
+                <w:sz w:val="34"/>
               </w:rPr>
-              <w:t>35%</w:t>
+              <w:t>35</w:t>
+            </w:r>
+            <w:r>
+              <w:rPr>
+                <w:b w:val="0"/>
+                <w:color w:val="5F6B7A"/>
+                <w:sz w:val="18"/>
+              </w:rPr>
+              <w:t xml:space="preserve"> %</w:t>
             </w:r>
           </w:p>
           <w:p>
+            <w:pPr>
+              <w:spacing w:before="0" w:after="0"/>
+            </w:pPr>
             <w:r>
               <w:rPr>
+                <w:b w:val="0"/>
                 <w:color w:val="5F6B7A"/>
-                <w:sz w:val="16"/>
+                <w:sz w:val="15"/>
               </w:rPr>
               <w:t>▼ 22 p. p. vs 6M2025</w:t>
             </w:r>
@@ -374,11 +692,29 @@
     </w:tbl>
     <w:p>
       <w:pPr>
-        <w:spacing w:before="280" w:after="80"/>
+        <w:spacing w:before="0" w:after="40"/>
+      </w:pPr>
+    </w:p>
+    <w:p>
+      <w:pPr>
+        <w:keepNext/>
         <w:pBdr>
-          <w:bottom w:val="single" w:sz="6" w:color="C9D3DE" w:space="2"/>
+          <w:bottom w:val="single" w:sz="8" w:color="1F4E79" w:space="4"/>
         </w:pBdr>
+        <w:tabs>
+          <w:tab w:pos="482" w:val="left"/>
+        </w:tabs>
+        <w:spacing w:before="360" w:after="160"/>
       </w:pPr>
+      <w:r>
+        <w:rPr>
+          <w:b/>
+          <w:color w:val="2A78D6"/>
+          <w:sz w:val="18"/>
+        </w:rPr>
+        <w:t>01</w:t>
+        <w:tab/>
+      </w:r>
       <w:r>
         <w:rPr>
           <w:b/>
@@ -390,9 +726,21 @@
     </w:p>
     <w:p>
       <w:pPr>
-        <w:pStyle w:val="ListBullet"/>
-        <w:spacing w:after="60"/>
+        <w:tabs>
+          <w:tab w:pos="255" w:val="left"/>
+        </w:tabs>
+        <w:spacing w:before="0" w:after="80"/>
+        <w:ind w:left="255" w:hanging="255"/>
       </w:pPr>
+      <w:r>
+        <w:rPr>
+          <w:b/>
+          <w:color w:val="2A78D6"/>
+          <w:sz w:val="20"/>
+        </w:rPr>
+        <w:t>▪</w:t>
+        <w:tab/>
+      </w:r>
       <w:r>
         <w:rPr>
           <w:b/>
@@ -405,7 +753,7 @@
         </w:rPr>
         <w:t xml:space="preserve"> 1H revenue EUR 941.8m (+11%), EBITDA EUR 284.6m (+5%), net profit EUR 144.6m (135.3m)</w:t>
       </w:r>
-      <w:hyperlink r:id="rId11">
+      <w:hyperlink r:id="rId13">
         <w:r>
           <w:rPr>
             <w:color w:val="2A78D6"/>
@@ -424,9 +772,21 @@
     </w:p>
     <w:p>
       <w:pPr>
-        <w:pStyle w:val="ListBullet"/>
-        <w:spacing w:after="60"/>
+        <w:tabs>
+          <w:tab w:pos="255" w:val="left"/>
+        </w:tabs>
+        <w:spacing w:before="0" w:after="80"/>
+        <w:ind w:left="255" w:hanging="255"/>
       </w:pPr>
+      <w:r>
+        <w:rPr>
+          <w:b/>
+          <w:color w:val="2A78D6"/>
+          <w:sz w:val="20"/>
+        </w:rPr>
+        <w:t>▪</w:t>
+        <w:tab/>
+      </w:r>
       <w:r>
         <w:rPr>
           <w:b/>
@@ -439,7 +799,7 @@
         </w:rPr>
         <w:t xml:space="preserve"> 3,336 GWh of electricity produced versus 2,603 GWh a year ago. In 2025, 66% of electricity came from renewable sources</w:t>
       </w:r>
-      <w:hyperlink r:id="rId11">
+      <w:hyperlink r:id="rId13">
         <w:r>
           <w:rPr>
             <w:color w:val="2A78D6"/>
@@ -456,7 +816,7 @@
         </w:rPr>
         <w:t>,</w:t>
       </w:r>
-      <w:hyperlink r:id="rId14">
+      <w:hyperlink r:id="rId16">
         <w:r>
           <w:rPr>
             <w:color w:val="2A78D6"/>
@@ -475,9 +835,21 @@
     </w:p>
     <w:p>
       <w:pPr>
-        <w:pStyle w:val="ListBullet"/>
-        <w:spacing w:after="60"/>
+        <w:tabs>
+          <w:tab w:pos="255" w:val="left"/>
+        </w:tabs>
+        <w:spacing w:before="0" w:after="80"/>
+        <w:ind w:left="255" w:hanging="255"/>
       </w:pPr>
+      <w:r>
+        <w:rPr>
+          <w:b/>
+          <w:color w:val="2A78D6"/>
+          <w:sz w:val="20"/>
+        </w:rPr>
+        <w:t>▪</w:t>
+        <w:tab/>
+      </w:r>
       <w:r>
         <w:rPr>
           <w:b/>
@@ -490,7 +862,7 @@
         </w:rPr>
         <w:t xml:space="preserve"> net debt EUR 1,372.1m (843.1m), net debt / EBITDA 2.4x (1.5x). Investments EUR 255.5m in the half year and a record EUR 792.1m in 2025</w:t>
       </w:r>
-      <w:hyperlink r:id="rId11">
+      <w:hyperlink r:id="rId13">
         <w:r>
           <w:rPr>
             <w:color w:val="2A78D6"/>
@@ -507,7 +879,7 @@
         </w:rPr>
         <w:t>,</w:t>
       </w:r>
-      <w:hyperlink r:id="rId15">
+      <w:hyperlink r:id="rId17">
         <w:r>
           <w:rPr>
             <w:color w:val="2A78D6"/>
@@ -526,9 +898,21 @@
     </w:p>
     <w:p>
       <w:pPr>
-        <w:pStyle w:val="ListBullet"/>
-        <w:spacing w:after="60"/>
+        <w:tabs>
+          <w:tab w:pos="255" w:val="left"/>
+        </w:tabs>
+        <w:spacing w:before="0" w:after="80"/>
+        <w:ind w:left="255" w:hanging="255"/>
       </w:pPr>
+      <w:r>
+        <w:rPr>
+          <w:b/>
+          <w:color w:val="2A78D6"/>
+          <w:sz w:val="20"/>
+        </w:rPr>
+        <w:t>▪</w:t>
+        <w:tab/>
+      </w:r>
       <w:r>
         <w:rPr>
           <w:b/>
@@ -541,7 +925,7 @@
         </w:rPr>
         <w:t xml:space="preserve"> in June 2026 EUR 300m of 7-year green bonds were issued at a 1.3% yield</w:t>
       </w:r>
-      <w:hyperlink r:id="rId16">
+      <w:hyperlink r:id="rId18">
         <w:r>
           <w:rPr>
             <w:color w:val="2A78D6"/>
@@ -560,11 +944,24 @@
     </w:p>
     <w:p>
       <w:pPr>
-        <w:spacing w:before="280" w:after="80"/>
+        <w:keepNext/>
         <w:pBdr>
-          <w:bottom w:val="single" w:sz="6" w:color="C9D3DE" w:space="2"/>
+          <w:bottom w:val="single" w:sz="8" w:color="1F4E79" w:space="4"/>
         </w:pBdr>
+        <w:tabs>
+          <w:tab w:pos="482" w:val="left"/>
+        </w:tabs>
+        <w:spacing w:before="360" w:after="160"/>
       </w:pPr>
+      <w:r>
+        <w:rPr>
+          <w:b/>
+          <w:color w:val="2A78D6"/>
+          <w:sz w:val="18"/>
+        </w:rPr>
+        <w:t>02</w:t>
+        <w:tab/>
+      </w:r>
       <w:r>
         <w:rPr>
           <w:b/>
@@ -576,37 +973,53 @@
     </w:p>
     <w:tbl>
       <w:tblPr>
-        <w:tblW w:type="auto" w:w="0"/>
+        <w:tblW w:w="9639" w:type="dxa"/>
+        <w:tblBorders>
+          <w:top w:val="nil"/>
+          <w:left w:val="nil"/>
+          <w:bottom w:val="nil"/>
+          <w:right w:val="nil"/>
+          <w:insideH w:val="nil"/>
+          <w:insideV w:val="nil"/>
+        </w:tblBorders>
+        <w:tblLayout w:type="fixed"/>
+        <w:tblCellMar>
+          <w:top w:w="70" w:type="dxa"/>
+          <w:left w:w="100" w:type="dxa"/>
+          <w:bottom w:w="70" w:type="dxa"/>
+          <w:right w:w="100" w:type="dxa"/>
+        </w:tblCellMar>
         <w:tblLook w:firstColumn="1" w:firstRow="1" w:lastColumn="0" w:lastRow="0" w:noHBand="0" w:noVBand="1" w:val="04A0"/>
-        <w:tblBorders>
-          <w:top w:val="single" w:sz="4" w:color="C9D3DE"/>
-          <w:left w:val="nil"/>
-          <w:bottom w:val="single" w:sz="4" w:color="C9D3DE"/>
-          <w:right w:val="nil"/>
-          <w:insideH w:val="single" w:sz="4" w:color="C9D3DE"/>
-          <w:insideV w:val="nil"/>
-        </w:tblBorders>
       </w:tblPr>
       <w:tblGrid>
-        <w:gridCol w:w="1994"/>
-        <w:gridCol w:w="1994"/>
-        <w:gridCol w:w="1994"/>
-        <w:gridCol w:w="1994"/>
-        <w:gridCol w:w="1994"/>
+        <w:gridCol w:w="1701"/>
+        <w:gridCol w:w="2608"/>
+        <w:gridCol w:w="963"/>
+        <w:gridCol w:w="1304"/>
+        <w:gridCol w:w="3061"/>
       </w:tblGrid>
       <w:tr>
         <w:tc>
           <w:tcPr>
             <w:tcW w:type="dxa" w:w="1701"/>
-            <w:shd w:val="clear" w:color="auto" w:fill="1F4E79"/>
+            <w:tcBorders>
+              <w:top w:val="single" w:sz="12" w:color="1F4E79" w:space="0"/>
+              <w:left w:val="nil"/>
+              <w:bottom w:val="single" w:sz="4" w:color="C9D3DE" w:space="0"/>
+              <w:right w:val="nil"/>
+            </w:tcBorders>
+            <w:shd w:val="clear" w:color="auto" w:fill="EAF1F8"/>
           </w:tcPr>
           <w:p>
-            <w:r/>
+            <w:pPr>
+              <w:spacing w:before="0" w:after="0"/>
+            </w:pPr>
             <w:r>
               <w:rPr>
                 <w:b/>
-                <w:color w:val="FFFFFF"/>
-                <w:sz w:val="17"/>
+                <w:caps/>
+                <w:color w:val="1F4E79"/>
+                <w:sz w:val="16"/>
               </w:rPr>
               <w:t>ISIN</w:t>
             </w:r>
@@ -615,15 +1028,24 @@
         <w:tc>
           <w:tcPr>
             <w:tcW w:type="dxa" w:w="2608"/>
-            <w:shd w:val="clear" w:color="auto" w:fill="1F4E79"/>
+            <w:tcBorders>
+              <w:top w:val="single" w:sz="12" w:color="1F4E79" w:space="0"/>
+              <w:left w:val="nil"/>
+              <w:bottom w:val="single" w:sz="4" w:color="C9D3DE" w:space="0"/>
+              <w:right w:val="nil"/>
+            </w:tcBorders>
+            <w:shd w:val="clear" w:color="auto" w:fill="EAF1F8"/>
           </w:tcPr>
           <w:p>
-            <w:r/>
+            <w:pPr>
+              <w:spacing w:before="0" w:after="0"/>
+            </w:pPr>
             <w:r>
               <w:rPr>
                 <w:b/>
-                <w:color w:val="FFFFFF"/>
-                <w:sz w:val="17"/>
+                <w:caps/>
+                <w:color w:val="1F4E79"/>
+                <w:sz w:val="16"/>
               </w:rPr>
               <w:t>Instrument</w:t>
             </w:r>
@@ -632,18 +1054,25 @@
         <w:tc>
           <w:tcPr>
             <w:tcW w:type="dxa" w:w="964"/>
-            <w:shd w:val="clear" w:color="auto" w:fill="1F4E79"/>
+            <w:tcBorders>
+              <w:top w:val="single" w:sz="12" w:color="1F4E79" w:space="0"/>
+              <w:left w:val="nil"/>
+              <w:bottom w:val="single" w:sz="4" w:color="C9D3DE" w:space="0"/>
+              <w:right w:val="nil"/>
+            </w:tcBorders>
+            <w:shd w:val="clear" w:color="auto" w:fill="EAF1F8"/>
           </w:tcPr>
           <w:p>
             <w:pPr>
+              <w:spacing w:before="0" w:after="0"/>
               <w:jc w:val="right"/>
             </w:pPr>
-            <w:r/>
             <w:r>
               <w:rPr>
                 <w:b/>
-                <w:color w:val="FFFFFF"/>
-                <w:sz w:val="17"/>
+                <w:caps/>
+                <w:color w:val="1F4E79"/>
+                <w:sz w:val="16"/>
               </w:rPr>
               <w:t>Coupon</w:t>
             </w:r>
@@ -652,15 +1081,24 @@
         <w:tc>
           <w:tcPr>
             <w:tcW w:type="dxa" w:w="1304"/>
-            <w:shd w:val="clear" w:color="auto" w:fill="1F4E79"/>
+            <w:tcBorders>
+              <w:top w:val="single" w:sz="12" w:color="1F4E79" w:space="0"/>
+              <w:left w:val="nil"/>
+              <w:bottom w:val="single" w:sz="4" w:color="C9D3DE" w:space="0"/>
+              <w:right w:val="nil"/>
+            </w:tcBorders>
+            <w:shd w:val="clear" w:color="auto" w:fill="EAF1F8"/>
           </w:tcPr>
           <w:p>
-            <w:r/>
+            <w:pPr>
+              <w:spacing w:before="0" w:after="0"/>
+            </w:pPr>
             <w:r>
               <w:rPr>
                 <w:b/>
-                <w:color w:val="FFFFFF"/>
-                <w:sz w:val="17"/>
+                <w:caps/>
+                <w:color w:val="1F4E79"/>
+                <w:sz w:val="16"/>
               </w:rPr>
               <w:t>Maturity</w:t>
             </w:r>
@@ -669,15 +1107,24 @@
         <w:tc>
           <w:tcPr>
             <w:tcW w:type="dxa" w:w="3061"/>
-            <w:shd w:val="clear" w:color="auto" w:fill="1F4E79"/>
+            <w:tcBorders>
+              <w:top w:val="single" w:sz="12" w:color="1F4E79" w:space="0"/>
+              <w:left w:val="nil"/>
+              <w:bottom w:val="single" w:sz="4" w:color="C9D3DE" w:space="0"/>
+              <w:right w:val="nil"/>
+            </w:tcBorders>
+            <w:shd w:val="clear" w:color="auto" w:fill="EAF1F8"/>
           </w:tcPr>
           <w:p>
-            <w:r/>
+            <w:pPr>
+              <w:spacing w:before="0" w:after="0"/>
+            </w:pPr>
             <w:r>
               <w:rPr>
                 <w:b/>
-                <w:color w:val="FFFFFF"/>
-                <w:sz w:val="17"/>
+                <w:caps/>
+                <w:color w:val="1F4E79"/>
+                <w:sz w:val="16"/>
               </w:rPr>
               <w:t>Note</w:t>
             </w:r>
@@ -688,12 +1135,17 @@
         <w:tc>
           <w:tcPr>
             <w:tcW w:type="dxa" w:w="1701"/>
+            <w:tcBorders>
+              <w:top w:val="nil"/>
+              <w:left w:val="nil"/>
+              <w:bottom w:val="single" w:sz="4" w:color="DDE3EA" w:space="0"/>
+              <w:right w:val="nil"/>
+            </w:tcBorders>
           </w:tcPr>
           <w:p>
             <w:pPr>
-              <w:spacing w:after="0"/>
+              <w:spacing w:before="0" w:after="0"/>
             </w:pPr>
-            <w:r/>
             <w:r>
               <w:rPr>
                 <w:b w:val="0"/>
@@ -706,12 +1158,17 @@
         <w:tc>
           <w:tcPr>
             <w:tcW w:type="dxa" w:w="2608"/>
+            <w:tcBorders>
+              <w:top w:val="nil"/>
+              <w:left w:val="nil"/>
+              <w:bottom w:val="single" w:sz="4" w:color="DDE3EA" w:space="0"/>
+              <w:right w:val="nil"/>
+            </w:tcBorders>
           </w:tcPr>
           <w:p>
             <w:pPr>
-              <w:spacing w:after="0"/>
+              <w:spacing w:before="0" w:after="0"/>
             </w:pPr>
-            <w:r/>
             <w:r>
               <w:rPr>
                 <w:b w:val="0"/>
@@ -724,13 +1181,18 @@
         <w:tc>
           <w:tcPr>
             <w:tcW w:type="dxa" w:w="964"/>
+            <w:tcBorders>
+              <w:top w:val="nil"/>
+              <w:left w:val="nil"/>
+              <w:bottom w:val="single" w:sz="4" w:color="DDE3EA" w:space="0"/>
+              <w:right w:val="nil"/>
+            </w:tcBorders>
           </w:tcPr>
           <w:p>
             <w:pPr>
-              <w:spacing w:after="0"/>
+              <w:spacing w:before="0" w:after="0"/>
               <w:jc w:val="right"/>
             </w:pPr>
-            <w:r/>
             <w:r>
               <w:rPr>
                 <w:b w:val="0"/>
@@ -743,12 +1205,17 @@
         <w:tc>
           <w:tcPr>
             <w:tcW w:type="dxa" w:w="1304"/>
+            <w:tcBorders>
+              <w:top w:val="nil"/>
+              <w:left w:val="nil"/>
+              <w:bottom w:val="single" w:sz="4" w:color="DDE3EA" w:space="0"/>
+              <w:right w:val="nil"/>
+            </w:tcBorders>
           </w:tcPr>
           <w:p>
             <w:pPr>
-              <w:spacing w:after="0"/>
+              <w:spacing w:before="0" w:after="0"/>
             </w:pPr>
-            <w:r/>
             <w:r>
               <w:rPr>
                 <w:b w:val="0"/>
@@ -761,12 +1228,17 @@
         <w:tc>
           <w:tcPr>
             <w:tcW w:type="dxa" w:w="3061"/>
+            <w:tcBorders>
+              <w:top w:val="nil"/>
+              <w:left w:val="nil"/>
+              <w:bottom w:val="single" w:sz="4" w:color="DDE3EA" w:space="0"/>
+              <w:right w:val="nil"/>
+            </w:tcBorders>
           </w:tcPr>
           <w:p>
             <w:pPr>
-              <w:spacing w:after="0"/>
+              <w:spacing w:before="0" w:after="0"/>
             </w:pPr>
-            <w:r/>
             <w:r>
               <w:rPr>
                 <w:b w:val="0"/>
@@ -781,13 +1253,17 @@
         <w:tc>
           <w:tcPr>
             <w:tcW w:type="dxa" w:w="1701"/>
-            <w:shd w:val="clear" w:color="auto" w:fill="F6F8FA"/>
+            <w:tcBorders>
+              <w:top w:val="nil"/>
+              <w:left w:val="nil"/>
+              <w:bottom w:val="single" w:sz="4" w:color="DDE3EA" w:space="0"/>
+              <w:right w:val="nil"/>
+            </w:tcBorders>
           </w:tcPr>
           <w:p>
             <w:pPr>
-              <w:spacing w:after="0"/>
+              <w:spacing w:before="0" w:after="0"/>
             </w:pPr>
-            <w:r/>
             <w:r>
               <w:rPr>
                 <w:b w:val="0"/>
@@ -800,13 +1276,17 @@
         <w:tc>
           <w:tcPr>
             <w:tcW w:type="dxa" w:w="2608"/>
-            <w:shd w:val="clear" w:color="auto" w:fill="F6F8FA"/>
+            <w:tcBorders>
+              <w:top w:val="nil"/>
+              <w:left w:val="nil"/>
+              <w:bottom w:val="single" w:sz="4" w:color="DDE3EA" w:space="0"/>
+              <w:right w:val="nil"/>
+            </w:tcBorders>
           </w:tcPr>
           <w:p>
             <w:pPr>
-              <w:spacing w:after="0"/>
+              <w:spacing w:before="0" w:after="0"/>
             </w:pPr>
-            <w:r/>
             <w:r>
               <w:rPr>
                 <w:b w:val="0"/>
@@ -819,14 +1299,18 @@
         <w:tc>
           <w:tcPr>
             <w:tcW w:type="dxa" w:w="964"/>
-            <w:shd w:val="clear" w:color="auto" w:fill="F6F8FA"/>
+            <w:tcBorders>
+              <w:top w:val="nil"/>
+              <w:left w:val="nil"/>
+              <w:bottom w:val="single" w:sz="4" w:color="DDE3EA" w:space="0"/>
+              <w:right w:val="nil"/>
+            </w:tcBorders>
           </w:tcPr>
           <w:p>
             <w:pPr>
-              <w:spacing w:after="0"/>
+              <w:spacing w:before="0" w:after="0"/>
               <w:jc w:val="right"/>
             </w:pPr>
-            <w:r/>
             <w:r>
               <w:rPr>
                 <w:b w:val="0"/>
@@ -839,13 +1323,17 @@
         <w:tc>
           <w:tcPr>
             <w:tcW w:type="dxa" w:w="1304"/>
-            <w:shd w:val="clear" w:color="auto" w:fill="F6F8FA"/>
+            <w:tcBorders>
+              <w:top w:val="nil"/>
+              <w:left w:val="nil"/>
+              <w:bottom w:val="single" w:sz="4" w:color="DDE3EA" w:space="0"/>
+              <w:right w:val="nil"/>
+            </w:tcBorders>
           </w:tcPr>
           <w:p>
             <w:pPr>
-              <w:spacing w:after="0"/>
+              <w:spacing w:before="0" w:after="0"/>
             </w:pPr>
-            <w:r/>
             <w:r>
               <w:rPr>
                 <w:b w:val="0"/>
@@ -858,13 +1346,17 @@
         <w:tc>
           <w:tcPr>
             <w:tcW w:type="dxa" w:w="3061"/>
-            <w:shd w:val="clear" w:color="auto" w:fill="F6F8FA"/>
+            <w:tcBorders>
+              <w:top w:val="nil"/>
+              <w:left w:val="nil"/>
+              <w:bottom w:val="single" w:sz="4" w:color="DDE3EA" w:space="0"/>
+              <w:right w:val="nil"/>
+            </w:tcBorders>
           </w:tcPr>
           <w:p>
             <w:pPr>
-              <w:spacing w:after="0"/>
+              <w:spacing w:before="0" w:after="0"/>
             </w:pPr>
-            <w:r/>
             <w:r>
               <w:rPr>
                 <w:b w:val="0"/>
@@ -879,12 +1371,17 @@
         <w:tc>
           <w:tcPr>
             <w:tcW w:type="dxa" w:w="1701"/>
+            <w:tcBorders>
+              <w:top w:val="nil"/>
+              <w:left w:val="nil"/>
+              <w:bottom w:val="single" w:sz="4" w:color="DDE3EA" w:space="0"/>
+              <w:right w:val="nil"/>
+            </w:tcBorders>
           </w:tcPr>
           <w:p>
             <w:pPr>
-              <w:spacing w:after="0"/>
+              <w:spacing w:before="0" w:after="0"/>
             </w:pPr>
-            <w:r/>
             <w:r>
               <w:rPr>
                 <w:b w:val="0"/>
@@ -897,12 +1394,17 @@
         <w:tc>
           <w:tcPr>
             <w:tcW w:type="dxa" w:w="2608"/>
+            <w:tcBorders>
+              <w:top w:val="nil"/>
+              <w:left w:val="nil"/>
+              <w:bottom w:val="single" w:sz="4" w:color="DDE3EA" w:space="0"/>
+              <w:right w:val="nil"/>
+            </w:tcBorders>
           </w:tcPr>
           <w:p>
             <w:pPr>
-              <w:spacing w:after="0"/>
+              <w:spacing w:before="0" w:after="0"/>
             </w:pPr>
-            <w:r/>
             <w:r>
               <w:rPr>
                 <w:b w:val="0"/>
@@ -915,13 +1417,18 @@
         <w:tc>
           <w:tcPr>
             <w:tcW w:type="dxa" w:w="964"/>
+            <w:tcBorders>
+              <w:top w:val="nil"/>
+              <w:left w:val="nil"/>
+              <w:bottom w:val="single" w:sz="4" w:color="DDE3EA" w:space="0"/>
+              <w:right w:val="nil"/>
+            </w:tcBorders>
           </w:tcPr>
           <w:p>
             <w:pPr>
-              <w:spacing w:after="0"/>
+              <w:spacing w:before="0" w:after="0"/>
               <w:jc w:val="right"/>
             </w:pPr>
-            <w:r/>
             <w:r>
               <w:rPr>
                 <w:b w:val="0"/>
@@ -934,12 +1441,17 @@
         <w:tc>
           <w:tcPr>
             <w:tcW w:type="dxa" w:w="1304"/>
+            <w:tcBorders>
+              <w:top w:val="nil"/>
+              <w:left w:val="nil"/>
+              <w:bottom w:val="single" w:sz="4" w:color="DDE3EA" w:space="0"/>
+              <w:right w:val="nil"/>
+            </w:tcBorders>
           </w:tcPr>
           <w:p>
             <w:pPr>
-              <w:spacing w:after="0"/>
+              <w:spacing w:before="0" w:after="0"/>
             </w:pPr>
-            <w:r/>
             <w:r>
               <w:rPr>
                 <w:b w:val="0"/>
@@ -952,12 +1464,17 @@
         <w:tc>
           <w:tcPr>
             <w:tcW w:type="dxa" w:w="3061"/>
+            <w:tcBorders>
+              <w:top w:val="nil"/>
+              <w:left w:val="nil"/>
+              <w:bottom w:val="single" w:sz="4" w:color="DDE3EA" w:space="0"/>
+              <w:right w:val="nil"/>
+            </w:tcBorders>
           </w:tcPr>
           <w:p>
             <w:pPr>
-              <w:spacing w:after="0"/>
+              <w:spacing w:before="0" w:after="0"/>
             </w:pPr>
-            <w:r/>
             <w:r>
               <w:rPr>
                 <w:b w:val="0"/>
@@ -972,13 +1489,17 @@
         <w:tc>
           <w:tcPr>
             <w:tcW w:type="dxa" w:w="1701"/>
-            <w:shd w:val="clear" w:color="auto" w:fill="F6F8FA"/>
+            <w:tcBorders>
+              <w:top w:val="nil"/>
+              <w:left w:val="nil"/>
+              <w:bottom w:val="single" w:sz="4" w:color="DDE3EA" w:space="0"/>
+              <w:right w:val="nil"/>
+            </w:tcBorders>
           </w:tcPr>
           <w:p>
             <w:pPr>
-              <w:spacing w:after="0"/>
+              <w:spacing w:before="0" w:after="0"/>
             </w:pPr>
-            <w:r/>
             <w:r>
               <w:rPr>
                 <w:b w:val="0"/>
@@ -991,13 +1512,17 @@
         <w:tc>
           <w:tcPr>
             <w:tcW w:type="dxa" w:w="2608"/>
-            <w:shd w:val="clear" w:color="auto" w:fill="F6F8FA"/>
+            <w:tcBorders>
+              <w:top w:val="nil"/>
+              <w:left w:val="nil"/>
+              <w:bottom w:val="single" w:sz="4" w:color="DDE3EA" w:space="0"/>
+              <w:right w:val="nil"/>
+            </w:tcBorders>
           </w:tcPr>
           <w:p>
             <w:pPr>
-              <w:spacing w:after="0"/>
+              <w:spacing w:before="0" w:after="0"/>
             </w:pPr>
-            <w:r/>
             <w:r>
               <w:rPr>
                 <w:b w:val="0"/>
@@ -1010,14 +1535,18 @@
         <w:tc>
           <w:tcPr>
             <w:tcW w:type="dxa" w:w="964"/>
-            <w:shd w:val="clear" w:color="auto" w:fill="F6F8FA"/>
+            <w:tcBorders>
+              <w:top w:val="nil"/>
+              <w:left w:val="nil"/>
+              <w:bottom w:val="single" w:sz="4" w:color="DDE3EA" w:space="0"/>
+              <w:right w:val="nil"/>
+            </w:tcBorders>
           </w:tcPr>
           <w:p>
             <w:pPr>
-              <w:spacing w:after="0"/>
+              <w:spacing w:before="0" w:after="0"/>
               <w:jc w:val="right"/>
             </w:pPr>
-            <w:r/>
             <w:r>
               <w:rPr>
                 <w:b w:val="0"/>
@@ -1030,13 +1559,17 @@
         <w:tc>
           <w:tcPr>
             <w:tcW w:type="dxa" w:w="1304"/>
-            <w:shd w:val="clear" w:color="auto" w:fill="F6F8FA"/>
+            <w:tcBorders>
+              <w:top w:val="nil"/>
+              <w:left w:val="nil"/>
+              <w:bottom w:val="single" w:sz="4" w:color="DDE3EA" w:space="0"/>
+              <w:right w:val="nil"/>
+            </w:tcBorders>
           </w:tcPr>
           <w:p>
             <w:pPr>
-              <w:spacing w:after="0"/>
+              <w:spacing w:before="0" w:after="0"/>
             </w:pPr>
-            <w:r/>
             <w:r>
               <w:rPr>
                 <w:b w:val="0"/>
@@ -1049,13 +1582,17 @@
         <w:tc>
           <w:tcPr>
             <w:tcW w:type="dxa" w:w="3061"/>
-            <w:shd w:val="clear" w:color="auto" w:fill="F6F8FA"/>
+            <w:tcBorders>
+              <w:top w:val="nil"/>
+              <w:left w:val="nil"/>
+              <w:bottom w:val="single" w:sz="4" w:color="DDE3EA" w:space="0"/>
+              <w:right w:val="nil"/>
+            </w:tcBorders>
           </w:tcPr>
           <w:p>
             <w:pPr>
-              <w:spacing w:after="0"/>
+              <w:spacing w:before="0" w:after="0"/>
             </w:pPr>
-            <w:r/>
             <w:r>
               <w:rPr>
                 <w:b w:val="0"/>
@@ -1069,11 +1606,29 @@
     </w:tbl>
     <w:p>
       <w:pPr>
-        <w:spacing w:before="280" w:after="80"/>
+        <w:spacing w:before="0" w:after="40"/>
+      </w:pPr>
+    </w:p>
+    <w:p>
+      <w:pPr>
+        <w:keepNext/>
         <w:pBdr>
-          <w:bottom w:val="single" w:sz="6" w:color="C9D3DE" w:space="2"/>
+          <w:bottom w:val="single" w:sz="8" w:color="1F4E79" w:space="4"/>
         </w:pBdr>
+        <w:tabs>
+          <w:tab w:pos="482" w:val="left"/>
+        </w:tabs>
+        <w:spacing w:before="360" w:after="160"/>
       </w:pPr>
+      <w:r>
+        <w:rPr>
+          <w:b/>
+          <w:color w:val="2A78D6"/>
+          <w:sz w:val="18"/>
+        </w:rPr>
+        <w:t>03</w:t>
+        <w:tab/>
+      </w:r>
       <w:r>
         <w:rPr>
           <w:b/>
@@ -1085,37 +1640,53 @@
     </w:p>
     <w:tbl>
       <w:tblPr>
-        <w:tblW w:type="auto" w:w="0"/>
+        <w:tblW w:w="9639" w:type="dxa"/>
+        <w:tblBorders>
+          <w:top w:val="nil"/>
+          <w:left w:val="nil"/>
+          <w:bottom w:val="nil"/>
+          <w:right w:val="nil"/>
+          <w:insideH w:val="nil"/>
+          <w:insideV w:val="nil"/>
+        </w:tblBorders>
+        <w:tblLayout w:type="fixed"/>
+        <w:tblCellMar>
+          <w:top w:w="70" w:type="dxa"/>
+          <w:left w:w="100" w:type="dxa"/>
+          <w:bottom w:w="70" w:type="dxa"/>
+          <w:right w:w="100" w:type="dxa"/>
+        </w:tblCellMar>
         <w:tblLook w:firstColumn="1" w:firstRow="1" w:lastColumn="0" w:lastRow="0" w:noHBand="0" w:noVBand="1" w:val="04A0"/>
-        <w:tblBorders>
-          <w:top w:val="single" w:sz="4" w:color="C9D3DE"/>
-          <w:left w:val="nil"/>
-          <w:bottom w:val="single" w:sz="4" w:color="C9D3DE"/>
-          <w:right w:val="nil"/>
-          <w:insideH w:val="single" w:sz="4" w:color="C9D3DE"/>
-          <w:insideV w:val="nil"/>
-        </w:tblBorders>
       </w:tblPr>
       <w:tblGrid>
-        <w:gridCol w:w="1994"/>
-        <w:gridCol w:w="1994"/>
-        <w:gridCol w:w="1994"/>
-        <w:gridCol w:w="1994"/>
-        <w:gridCol w:w="1994"/>
+        <w:gridCol w:w="3254"/>
+        <w:gridCol w:w="1314"/>
+        <w:gridCol w:w="1314"/>
+        <w:gridCol w:w="1314"/>
+        <w:gridCol w:w="2441"/>
       </w:tblGrid>
       <w:tr>
         <w:tc>
           <w:tcPr>
-            <w:tcW w:type="dxa" w:w="2948"/>
-            <w:shd w:val="clear" w:color="auto" w:fill="1F4E79"/>
+            <w:tcW w:type="dxa" w:w="3254"/>
+            <w:tcBorders>
+              <w:top w:val="single" w:sz="12" w:color="1F4E79" w:space="0"/>
+              <w:left w:val="nil"/>
+              <w:bottom w:val="single" w:sz="4" w:color="C9D3DE" w:space="0"/>
+              <w:right w:val="nil"/>
+            </w:tcBorders>
+            <w:shd w:val="clear" w:color="auto" w:fill="EAF1F8"/>
           </w:tcPr>
           <w:p>
-            <w:r/>
+            <w:pPr>
+              <w:spacing w:before="0" w:after="0"/>
+            </w:pPr>
             <w:r>
               <w:rPr>
                 <w:b/>
-                <w:color w:val="FFFFFF"/>
-                <w:sz w:val="17"/>
+                <w:caps/>
+                <w:color w:val="1F4E79"/>
+                <w:sz w:val="16"/>
               </w:rPr>
               <w:t>Metric</w:t>
             </w:r>
@@ -1123,19 +1694,26 @@
         </w:tc>
         <w:tc>
           <w:tcPr>
-            <w:tcW w:type="dxa" w:w="1191"/>
-            <w:shd w:val="clear" w:color="auto" w:fill="1F4E79"/>
+            <w:tcW w:type="dxa" w:w="1314"/>
+            <w:tcBorders>
+              <w:top w:val="single" w:sz="12" w:color="1F4E79" w:space="0"/>
+              <w:left w:val="nil"/>
+              <w:bottom w:val="single" w:sz="4" w:color="C9D3DE" w:space="0"/>
+              <w:right w:val="nil"/>
+            </w:tcBorders>
+            <w:shd w:val="clear" w:color="auto" w:fill="EAF1F8"/>
           </w:tcPr>
           <w:p>
             <w:pPr>
+              <w:spacing w:before="0" w:after="0"/>
               <w:jc w:val="right"/>
             </w:pPr>
-            <w:r/>
             <w:r>
               <w:rPr>
                 <w:b/>
-                <w:color w:val="FFFFFF"/>
-                <w:sz w:val="17"/>
+                <w:caps/>
+                <w:color w:val="1F4E79"/>
+                <w:sz w:val="16"/>
               </w:rPr>
               <w:t>FY2025</w:t>
             </w:r>
@@ -1143,19 +1721,26 @@
         </w:tc>
         <w:tc>
           <w:tcPr>
-            <w:tcW w:type="dxa" w:w="1191"/>
-            <w:shd w:val="clear" w:color="auto" w:fill="1F4E79"/>
+            <w:tcW w:type="dxa" w:w="1314"/>
+            <w:tcBorders>
+              <w:top w:val="single" w:sz="12" w:color="1F4E79" w:space="0"/>
+              <w:left w:val="nil"/>
+              <w:bottom w:val="single" w:sz="4" w:color="C9D3DE" w:space="0"/>
+              <w:right w:val="nil"/>
+            </w:tcBorders>
+            <w:shd w:val="clear" w:color="auto" w:fill="EAF1F8"/>
           </w:tcPr>
           <w:p>
             <w:pPr>
+              <w:spacing w:before="0" w:after="0"/>
               <w:jc w:val="right"/>
             </w:pPr>
-            <w:r/>
             <w:r>
               <w:rPr>
                 <w:b/>
-                <w:color w:val="FFFFFF"/>
-                <w:sz w:val="17"/>
+                <w:caps/>
+                <w:color w:val="1F4E79"/>
+                <w:sz w:val="16"/>
               </w:rPr>
               <w:t>6M2025</w:t>
             </w:r>
@@ -1163,19 +1748,26 @@
         </w:tc>
         <w:tc>
           <w:tcPr>
-            <w:tcW w:type="dxa" w:w="1191"/>
-            <w:shd w:val="clear" w:color="auto" w:fill="1F4E79"/>
+            <w:tcW w:type="dxa" w:w="1314"/>
+            <w:tcBorders>
+              <w:top w:val="single" w:sz="12" w:color="1F4E79" w:space="0"/>
+              <w:left w:val="nil"/>
+              <w:bottom w:val="single" w:sz="4" w:color="C9D3DE" w:space="0"/>
+              <w:right w:val="nil"/>
+            </w:tcBorders>
+            <w:shd w:val="clear" w:color="auto" w:fill="EAF1F8"/>
           </w:tcPr>
           <w:p>
             <w:pPr>
+              <w:spacing w:before="0" w:after="0"/>
               <w:jc w:val="right"/>
             </w:pPr>
-            <w:r/>
             <w:r>
               <w:rPr>
                 <w:b/>
-                <w:color w:val="FFFFFF"/>
-                <w:sz w:val="17"/>
+                <w:caps/>
+                <w:color w:val="1F4E79"/>
+                <w:sz w:val="16"/>
               </w:rPr>
               <w:t>6M2026</w:t>
             </w:r>
@@ -1183,19 +1775,26 @@
         </w:tc>
         <w:tc>
           <w:tcPr>
-            <w:tcW w:type="dxa" w:w="2211"/>
-            <w:shd w:val="clear" w:color="auto" w:fill="1F4E79"/>
+            <w:tcW w:type="dxa" w:w="2441"/>
+            <w:tcBorders>
+              <w:top w:val="single" w:sz="12" w:color="1F4E79" w:space="0"/>
+              <w:left w:val="nil"/>
+              <w:bottom w:val="single" w:sz="4" w:color="C9D3DE" w:space="0"/>
+              <w:right w:val="nil"/>
+            </w:tcBorders>
+            <w:shd w:val="clear" w:color="auto" w:fill="EAF1F8"/>
           </w:tcPr>
           <w:p>
             <w:pPr>
+              <w:spacing w:before="0" w:after="0"/>
               <w:jc w:val="right"/>
             </w:pPr>
-            <w:r/>
             <w:r>
               <w:rPr>
                 <w:b/>
-                <w:color w:val="FFFFFF"/>
-                <w:sz w:val="17"/>
+                <w:caps/>
+                <w:color w:val="1F4E79"/>
+                <w:sz w:val="16"/>
               </w:rPr>
               <w:t>Change</w:t>
             </w:r>
@@ -1205,13 +1804,18 @@
       <w:tr>
         <w:tc>
           <w:tcPr>
-            <w:tcW w:type="dxa" w:w="2948"/>
+            <w:tcW w:type="dxa" w:w="3254"/>
+            <w:tcBorders>
+              <w:top w:val="nil"/>
+              <w:left w:val="nil"/>
+              <w:bottom w:val="single" w:sz="4" w:color="DDE3EA" w:space="0"/>
+              <w:right w:val="nil"/>
+            </w:tcBorders>
           </w:tcPr>
           <w:p>
             <w:pPr>
-              <w:spacing w:after="0"/>
+              <w:spacing w:before="0" w:after="0"/>
             </w:pPr>
-            <w:r/>
             <w:r>
               <w:rPr>
                 <w:b w:val="0"/>
@@ -1219,7 +1823,7 @@
               </w:rPr>
               <w:t>Revenue, EUR m</w:t>
             </w:r>
-            <w:hyperlink r:id="rId15">
+            <w:hyperlink r:id="rId17">
               <w:r>
                 <w:rPr>
                   <w:color w:val="2A78D6"/>
@@ -1236,7 +1840,7 @@
               </w:rPr>
               <w:t>,</w:t>
             </w:r>
-            <w:hyperlink r:id="rId17">
+            <w:hyperlink r:id="rId19">
               <w:r>
                 <w:rPr>
                   <w:color w:val="2A78D6"/>
@@ -1250,14 +1854,19 @@
         </w:tc>
         <w:tc>
           <w:tcPr>
-            <w:tcW w:type="dxa" w:w="1191"/>
+            <w:tcW w:type="dxa" w:w="1314"/>
+            <w:tcBorders>
+              <w:top w:val="nil"/>
+              <w:left w:val="nil"/>
+              <w:bottom w:val="single" w:sz="4" w:color="DDE3EA" w:space="0"/>
+              <w:right w:val="nil"/>
+            </w:tcBorders>
           </w:tcPr>
           <w:p>
             <w:pPr>
-              <w:spacing w:after="0"/>
+              <w:spacing w:before="0" w:after="0"/>
               <w:jc w:val="right"/>
             </w:pPr>
-            <w:r/>
             <w:r>
               <w:rPr>
                 <w:b w:val="0"/>
@@ -1269,14 +1878,19 @@
         </w:tc>
         <w:tc>
           <w:tcPr>
-            <w:tcW w:type="dxa" w:w="1191"/>
+            <w:tcW w:type="dxa" w:w="1314"/>
+            <w:tcBorders>
+              <w:top w:val="nil"/>
+              <w:left w:val="nil"/>
+              <w:bottom w:val="single" w:sz="4" w:color="DDE3EA" w:space="0"/>
+              <w:right w:val="nil"/>
+            </w:tcBorders>
           </w:tcPr>
           <w:p>
             <w:pPr>
-              <w:spacing w:after="0"/>
+              <w:spacing w:before="0" w:after="0"/>
               <w:jc w:val="right"/>
             </w:pPr>
-            <w:r/>
             <w:r>
               <w:rPr>
                 <w:b w:val="0"/>
@@ -1288,14 +1902,19 @@
         </w:tc>
         <w:tc>
           <w:tcPr>
-            <w:tcW w:type="dxa" w:w="1191"/>
+            <w:tcW w:type="dxa" w:w="1314"/>
+            <w:tcBorders>
+              <w:top w:val="nil"/>
+              <w:left w:val="nil"/>
+              <w:bottom w:val="single" w:sz="4" w:color="DDE3EA" w:space="0"/>
+              <w:right w:val="nil"/>
+            </w:tcBorders>
           </w:tcPr>
           <w:p>
             <w:pPr>
-              <w:spacing w:after="0"/>
+              <w:spacing w:before="0" w:after="0"/>
               <w:jc w:val="right"/>
             </w:pPr>
-            <w:r/>
             <w:r>
               <w:rPr>
                 <w:b w:val="0"/>
@@ -1307,14 +1926,19 @@
         </w:tc>
         <w:tc>
           <w:tcPr>
-            <w:tcW w:type="dxa" w:w="2211"/>
+            <w:tcW w:type="dxa" w:w="2441"/>
+            <w:tcBorders>
+              <w:top w:val="nil"/>
+              <w:left w:val="nil"/>
+              <w:bottom w:val="single" w:sz="4" w:color="DDE3EA" w:space="0"/>
+              <w:right w:val="nil"/>
+            </w:tcBorders>
           </w:tcPr>
           <w:p>
             <w:pPr>
-              <w:spacing w:after="0"/>
+              <w:spacing w:before="0" w:after="0"/>
               <w:jc w:val="right"/>
             </w:pPr>
-            <w:r/>
             <w:r>
               <w:rPr>
                 <w:b/>
@@ -1329,14 +1953,18 @@
       <w:tr>
         <w:tc>
           <w:tcPr>
-            <w:tcW w:type="dxa" w:w="2948"/>
-            <w:shd w:val="clear" w:color="auto" w:fill="F6F8FA"/>
+            <w:tcW w:type="dxa" w:w="3254"/>
+            <w:tcBorders>
+              <w:top w:val="nil"/>
+              <w:left w:val="nil"/>
+              <w:bottom w:val="single" w:sz="4" w:color="DDE3EA" w:space="0"/>
+              <w:right w:val="nil"/>
+            </w:tcBorders>
           </w:tcPr>
           <w:p>
             <w:pPr>
-              <w:spacing w:after="0"/>
+              <w:spacing w:before="0" w:after="0"/>
             </w:pPr>
-            <w:r/>
             <w:r>
               <w:rPr>
                 <w:b w:val="0"/>
@@ -1344,7 +1972,7 @@
               </w:rPr>
               <w:t>EBITDA, EUR m</w:t>
             </w:r>
-            <w:hyperlink r:id="rId11">
+            <w:hyperlink r:id="rId13">
               <w:r>
                 <w:rPr>
                   <w:color w:val="2A78D6"/>
@@ -1358,15 +1986,19 @@
         </w:tc>
         <w:tc>
           <w:tcPr>
-            <w:tcW w:type="dxa" w:w="1191"/>
-            <w:shd w:val="clear" w:color="auto" w:fill="F6F8FA"/>
+            <w:tcW w:type="dxa" w:w="1314"/>
+            <w:tcBorders>
+              <w:top w:val="nil"/>
+              <w:left w:val="nil"/>
+              <w:bottom w:val="single" w:sz="4" w:color="DDE3EA" w:space="0"/>
+              <w:right w:val="nil"/>
+            </w:tcBorders>
           </w:tcPr>
           <w:p>
             <w:pPr>
-              <w:spacing w:after="0"/>
+              <w:spacing w:before="0" w:after="0"/>
               <w:jc w:val="right"/>
             </w:pPr>
-            <w:r/>
             <w:r>
               <w:rPr>
                 <w:b w:val="0"/>
@@ -1378,15 +2010,19 @@
         </w:tc>
         <w:tc>
           <w:tcPr>
-            <w:tcW w:type="dxa" w:w="1191"/>
-            <w:shd w:val="clear" w:color="auto" w:fill="F6F8FA"/>
+            <w:tcW w:type="dxa" w:w="1314"/>
+            <w:tcBorders>
+              <w:top w:val="nil"/>
+              <w:left w:val="nil"/>
+              <w:bottom w:val="single" w:sz="4" w:color="DDE3EA" w:space="0"/>
+              <w:right w:val="nil"/>
+            </w:tcBorders>
           </w:tcPr>
           <w:p>
             <w:pPr>
-              <w:spacing w:after="0"/>
+              <w:spacing w:before="0" w:after="0"/>
               <w:jc w:val="right"/>
             </w:pPr>
-            <w:r/>
             <w:r>
               <w:rPr>
                 <w:b w:val="0"/>
@@ -1398,15 +2034,19 @@
         </w:tc>
         <w:tc>
           <w:tcPr>
-            <w:tcW w:type="dxa" w:w="1191"/>
-            <w:shd w:val="clear" w:color="auto" w:fill="F6F8FA"/>
+            <w:tcW w:type="dxa" w:w="1314"/>
+            <w:tcBorders>
+              <w:top w:val="nil"/>
+              <w:left w:val="nil"/>
+              <w:bottom w:val="single" w:sz="4" w:color="DDE3EA" w:space="0"/>
+              <w:right w:val="nil"/>
+            </w:tcBorders>
           </w:tcPr>
           <w:p>
             <w:pPr>
-              <w:spacing w:after="0"/>
+              <w:spacing w:before="0" w:after="0"/>
               <w:jc w:val="right"/>
             </w:pPr>
-            <w:r/>
             <w:r>
               <w:rPr>
                 <w:b w:val="0"/>
@@ -1418,15 +2058,19 @@
         </w:tc>
         <w:tc>
           <w:tcPr>
-            <w:tcW w:type="dxa" w:w="2211"/>
-            <w:shd w:val="clear" w:color="auto" w:fill="F6F8FA"/>
+            <w:tcW w:type="dxa" w:w="2441"/>
+            <w:tcBorders>
+              <w:top w:val="nil"/>
+              <w:left w:val="nil"/>
+              <w:bottom w:val="single" w:sz="4" w:color="DDE3EA" w:space="0"/>
+              <w:right w:val="nil"/>
+            </w:tcBorders>
           </w:tcPr>
           <w:p>
             <w:pPr>
-              <w:spacing w:after="0"/>
+              <w:spacing w:before="0" w:after="0"/>
               <w:jc w:val="right"/>
             </w:pPr>
-            <w:r/>
             <w:r>
               <w:rPr>
                 <w:b/>
@@ -1441,13 +2085,18 @@
       <w:tr>
         <w:tc>
           <w:tcPr>
-            <w:tcW w:type="dxa" w:w="2948"/>
+            <w:tcW w:type="dxa" w:w="3254"/>
+            <w:tcBorders>
+              <w:top w:val="nil"/>
+              <w:left w:val="nil"/>
+              <w:bottom w:val="single" w:sz="4" w:color="DDE3EA" w:space="0"/>
+              <w:right w:val="nil"/>
+            </w:tcBorders>
           </w:tcPr>
           <w:p>
             <w:pPr>
-              <w:spacing w:after="0"/>
+              <w:spacing w:before="0" w:after="0"/>
             </w:pPr>
-            <w:r/>
             <w:r>
               <w:rPr>
                 <w:b w:val="0"/>
@@ -1455,7 +2104,7 @@
               </w:rPr>
               <w:t>Net profit, EUR m</w:t>
             </w:r>
-            <w:hyperlink r:id="rId10">
+            <w:hyperlink r:id="rId12">
               <w:r>
                 <w:rPr>
                   <w:color w:val="2A78D6"/>
@@ -1472,7 +2121,7 @@
               </w:rPr>
               <w:t>,</w:t>
             </w:r>
-            <w:hyperlink r:id="rId11">
+            <w:hyperlink r:id="rId13">
               <w:r>
                 <w:rPr>
                   <w:color w:val="2A78D6"/>
@@ -1486,14 +2135,19 @@
         </w:tc>
         <w:tc>
           <w:tcPr>
-            <w:tcW w:type="dxa" w:w="1191"/>
+            <w:tcW w:type="dxa" w:w="1314"/>
+            <w:tcBorders>
+              <w:top w:val="nil"/>
+              <w:left w:val="nil"/>
+              <w:bottom w:val="single" w:sz="4" w:color="DDE3EA" w:space="0"/>
+              <w:right w:val="nil"/>
+            </w:tcBorders>
           </w:tcPr>
           <w:p>
             <w:pPr>
-              <w:spacing w:after="0"/>
+              <w:spacing w:before="0" w:after="0"/>
               <w:jc w:val="right"/>
             </w:pPr>
-            <w:r/>
             <w:r>
               <w:rPr>
                 <w:b w:val="0"/>
@@ -1505,14 +2159,19 @@
         </w:tc>
         <w:tc>
           <w:tcPr>
-            <w:tcW w:type="dxa" w:w="1191"/>
+            <w:tcW w:type="dxa" w:w="1314"/>
+            <w:tcBorders>
+              <w:top w:val="nil"/>
+              <w:left w:val="nil"/>
+              <w:bottom w:val="single" w:sz="4" w:color="DDE3EA" w:space="0"/>
+              <w:right w:val="nil"/>
+            </w:tcBorders>
           </w:tcPr>
           <w:p>
             <w:pPr>
-              <w:spacing w:after="0"/>
+              <w:spacing w:before="0" w:after="0"/>
               <w:jc w:val="right"/>
             </w:pPr>
-            <w:r/>
             <w:r>
               <w:rPr>
                 <w:b w:val="0"/>
@@ -1524,14 +2183,19 @@
         </w:tc>
         <w:tc>
           <w:tcPr>
-            <w:tcW w:type="dxa" w:w="1191"/>
+            <w:tcW w:type="dxa" w:w="1314"/>
+            <w:tcBorders>
+              <w:top w:val="nil"/>
+              <w:left w:val="nil"/>
+              <w:bottom w:val="single" w:sz="4" w:color="DDE3EA" w:space="0"/>
+              <w:right w:val="nil"/>
+            </w:tcBorders>
           </w:tcPr>
           <w:p>
             <w:pPr>
-              <w:spacing w:after="0"/>
+              <w:spacing w:before="0" w:after="0"/>
               <w:jc w:val="right"/>
             </w:pPr>
-            <w:r/>
             <w:r>
               <w:rPr>
                 <w:b w:val="0"/>
@@ -1543,14 +2207,19 @@
         </w:tc>
         <w:tc>
           <w:tcPr>
-            <w:tcW w:type="dxa" w:w="2211"/>
+            <w:tcW w:type="dxa" w:w="2441"/>
+            <w:tcBorders>
+              <w:top w:val="nil"/>
+              <w:left w:val="nil"/>
+              <w:bottom w:val="single" w:sz="4" w:color="DDE3EA" w:space="0"/>
+              <w:right w:val="nil"/>
+            </w:tcBorders>
           </w:tcPr>
           <w:p>
             <w:pPr>
-              <w:spacing w:after="0"/>
+              <w:spacing w:before="0" w:after="0"/>
               <w:jc w:val="right"/>
             </w:pPr>
-            <w:r/>
             <w:r>
               <w:rPr>
                 <w:b/>
@@ -1565,14 +2234,18 @@
       <w:tr>
         <w:tc>
           <w:tcPr>
-            <w:tcW w:type="dxa" w:w="2948"/>
-            <w:shd w:val="clear" w:color="auto" w:fill="F6F8FA"/>
+            <w:tcW w:type="dxa" w:w="3254"/>
+            <w:tcBorders>
+              <w:top w:val="nil"/>
+              <w:left w:val="nil"/>
+              <w:bottom w:val="single" w:sz="4" w:color="DDE3EA" w:space="0"/>
+              <w:right w:val="nil"/>
+            </w:tcBorders>
           </w:tcPr>
           <w:p>
             <w:pPr>
-              <w:spacing w:after="0"/>
+              <w:spacing w:before="0" w:after="0"/>
             </w:pPr>
-            <w:r/>
             <w:r>
               <w:rPr>
                 <w:b w:val="0"/>
@@ -1580,7 +2253,7 @@
               </w:rPr>
               <w:t>Investments, EUR m</w:t>
             </w:r>
-            <w:hyperlink r:id="rId15">
+            <w:hyperlink r:id="rId17">
               <w:r>
                 <w:rPr>
                   <w:color w:val="2A78D6"/>
@@ -1597,7 +2270,7 @@
               </w:rPr>
               <w:t>,</w:t>
             </w:r>
-            <w:hyperlink r:id="rId11">
+            <w:hyperlink r:id="rId13">
               <w:r>
                 <w:rPr>
                   <w:color w:val="2A78D6"/>
@@ -1611,15 +2284,19 @@
         </w:tc>
         <w:tc>
           <w:tcPr>
-            <w:tcW w:type="dxa" w:w="1191"/>
-            <w:shd w:val="clear" w:color="auto" w:fill="F6F8FA"/>
+            <w:tcW w:type="dxa" w:w="1314"/>
+            <w:tcBorders>
+              <w:top w:val="nil"/>
+              <w:left w:val="nil"/>
+              <w:bottom w:val="single" w:sz="4" w:color="DDE3EA" w:space="0"/>
+              <w:right w:val="nil"/>
+            </w:tcBorders>
           </w:tcPr>
           <w:p>
             <w:pPr>
-              <w:spacing w:after="0"/>
+              <w:spacing w:before="0" w:after="0"/>
               <w:jc w:val="right"/>
             </w:pPr>
-            <w:r/>
             <w:r>
               <w:rPr>
                 <w:b w:val="0"/>
@@ -1631,15 +2308,19 @@
         </w:tc>
         <w:tc>
           <w:tcPr>
-            <w:tcW w:type="dxa" w:w="1191"/>
-            <w:shd w:val="clear" w:color="auto" w:fill="F6F8FA"/>
+            <w:tcW w:type="dxa" w:w="1314"/>
+            <w:tcBorders>
+              <w:top w:val="nil"/>
+              <w:left w:val="nil"/>
+              <w:bottom w:val="single" w:sz="4" w:color="DDE3EA" w:space="0"/>
+              <w:right w:val="nil"/>
+            </w:tcBorders>
           </w:tcPr>
           <w:p>
             <w:pPr>
-              <w:spacing w:after="0"/>
+              <w:spacing w:before="0" w:after="0"/>
               <w:jc w:val="right"/>
             </w:pPr>
-            <w:r/>
             <w:r>
               <w:rPr>
                 <w:b w:val="0"/>
@@ -1651,15 +2332,19 @@
         </w:tc>
         <w:tc>
           <w:tcPr>
-            <w:tcW w:type="dxa" w:w="1191"/>
-            <w:shd w:val="clear" w:color="auto" w:fill="F6F8FA"/>
+            <w:tcW w:type="dxa" w:w="1314"/>
+            <w:tcBorders>
+              <w:top w:val="nil"/>
+              <w:left w:val="nil"/>
+              <w:bottom w:val="single" w:sz="4" w:color="DDE3EA" w:space="0"/>
+              <w:right w:val="nil"/>
+            </w:tcBorders>
           </w:tcPr>
           <w:p>
             <w:pPr>
-              <w:spacing w:after="0"/>
+              <w:spacing w:before="0" w:after="0"/>
               <w:jc w:val="right"/>
             </w:pPr>
-            <w:r/>
             <w:r>
               <w:rPr>
                 <w:b w:val="0"/>
@@ -1671,15 +2356,19 @@
         </w:tc>
         <w:tc>
           <w:tcPr>
-            <w:tcW w:type="dxa" w:w="2211"/>
-            <w:shd w:val="clear" w:color="auto" w:fill="F6F8FA"/>
+            <w:tcW w:type="dxa" w:w="2441"/>
+            <w:tcBorders>
+              <w:top w:val="nil"/>
+              <w:left w:val="nil"/>
+              <w:bottom w:val="single" w:sz="4" w:color="DDE3EA" w:space="0"/>
+              <w:right w:val="nil"/>
+            </w:tcBorders>
           </w:tcPr>
           <w:p>
             <w:pPr>
-              <w:spacing w:after="0"/>
+              <w:spacing w:before="0" w:after="0"/>
               <w:jc w:val="right"/>
             </w:pPr>
-            <w:r/>
             <w:r>
               <w:rPr>
                 <w:b w:val="0"/>
@@ -1694,13 +2383,18 @@
       <w:tr>
         <w:tc>
           <w:tcPr>
-            <w:tcW w:type="dxa" w:w="2948"/>
+            <w:tcW w:type="dxa" w:w="3254"/>
+            <w:tcBorders>
+              <w:top w:val="nil"/>
+              <w:left w:val="nil"/>
+              <w:bottom w:val="single" w:sz="4" w:color="DDE3EA" w:space="0"/>
+              <w:right w:val="nil"/>
+            </w:tcBorders>
           </w:tcPr>
           <w:p>
             <w:pPr>
-              <w:spacing w:after="0"/>
+              <w:spacing w:before="0" w:after="0"/>
             </w:pPr>
-            <w:r/>
             <w:r>
               <w:rPr>
                 <w:b w:val="0"/>
@@ -1708,7 +2402,7 @@
               </w:rPr>
               <w:t>Net debt, EUR m</w:t>
             </w:r>
-            <w:hyperlink r:id="rId11">
+            <w:hyperlink r:id="rId13">
               <w:r>
                 <w:rPr>
                   <w:color w:val="2A78D6"/>
@@ -1722,14 +2416,19 @@
         </w:tc>
         <w:tc>
           <w:tcPr>
-            <w:tcW w:type="dxa" w:w="1191"/>
+            <w:tcW w:type="dxa" w:w="1314"/>
+            <w:tcBorders>
+              <w:top w:val="nil"/>
+              <w:left w:val="nil"/>
+              <w:bottom w:val="single" w:sz="4" w:color="DDE3EA" w:space="0"/>
+              <w:right w:val="nil"/>
+            </w:tcBorders>
           </w:tcPr>
           <w:p>
             <w:pPr>
-              <w:spacing w:after="0"/>
+              <w:spacing w:before="0" w:after="0"/>
               <w:jc w:val="right"/>
             </w:pPr>
-            <w:r/>
             <w:r>
               <w:rPr>
                 <w:b w:val="0"/>
@@ -1741,14 +2440,19 @@
         </w:tc>
         <w:tc>
           <w:tcPr>
-            <w:tcW w:type="dxa" w:w="1191"/>
+            <w:tcW w:type="dxa" w:w="1314"/>
+            <w:tcBorders>
+              <w:top w:val="nil"/>
+              <w:left w:val="nil"/>
+              <w:bottom w:val="single" w:sz="4" w:color="DDE3EA" w:space="0"/>
+              <w:right w:val="nil"/>
+            </w:tcBorders>
           </w:tcPr>
           <w:p>
             <w:pPr>
-              <w:spacing w:after="0"/>
+              <w:spacing w:before="0" w:after="0"/>
               <w:jc w:val="right"/>
             </w:pPr>
-            <w:r/>
             <w:r>
               <w:rPr>
                 <w:b w:val="0"/>
@@ -1760,14 +2464,19 @@
         </w:tc>
         <w:tc>
           <w:tcPr>
-            <w:tcW w:type="dxa" w:w="1191"/>
+            <w:tcW w:type="dxa" w:w="1314"/>
+            <w:tcBorders>
+              <w:top w:val="nil"/>
+              <w:left w:val="nil"/>
+              <w:bottom w:val="single" w:sz="4" w:color="DDE3EA" w:space="0"/>
+              <w:right w:val="nil"/>
+            </w:tcBorders>
           </w:tcPr>
           <w:p>
             <w:pPr>
-              <w:spacing w:after="0"/>
+              <w:spacing w:before="0" w:after="0"/>
               <w:jc w:val="right"/>
             </w:pPr>
-            <w:r/>
             <w:r>
               <w:rPr>
                 <w:b w:val="0"/>
@@ -1779,14 +2488,19 @@
         </w:tc>
         <w:tc>
           <w:tcPr>
-            <w:tcW w:type="dxa" w:w="2211"/>
+            <w:tcW w:type="dxa" w:w="2441"/>
+            <w:tcBorders>
+              <w:top w:val="nil"/>
+              <w:left w:val="nil"/>
+              <w:bottom w:val="single" w:sz="4" w:color="DDE3EA" w:space="0"/>
+              <w:right w:val="nil"/>
+            </w:tcBorders>
           </w:tcPr>
           <w:p>
             <w:pPr>
-              <w:spacing w:after="0"/>
+              <w:spacing w:before="0" w:after="0"/>
               <w:jc w:val="right"/>
             </w:pPr>
-            <w:r/>
             <w:r>
               <w:rPr>
                 <w:b/>
@@ -1801,14 +2515,18 @@
       <w:tr>
         <w:tc>
           <w:tcPr>
-            <w:tcW w:type="dxa" w:w="2948"/>
-            <w:shd w:val="clear" w:color="auto" w:fill="F6F8FA"/>
+            <w:tcW w:type="dxa" w:w="3254"/>
+            <w:tcBorders>
+              <w:top w:val="nil"/>
+              <w:left w:val="nil"/>
+              <w:bottom w:val="single" w:sz="4" w:color="DDE3EA" w:space="0"/>
+              <w:right w:val="nil"/>
+            </w:tcBorders>
           </w:tcPr>
           <w:p>
             <w:pPr>
-              <w:spacing w:after="0"/>
+              <w:spacing w:before="0" w:after="0"/>
             </w:pPr>
-            <w:r/>
             <w:r>
               <w:rPr>
                 <w:b w:val="0"/>
@@ -1816,7 +2534,7 @@
               </w:rPr>
               <w:t>Net debt / EBITDA</w:t>
             </w:r>
-            <w:hyperlink r:id="rId11">
+            <w:hyperlink r:id="rId13">
               <w:r>
                 <w:rPr>
                   <w:color w:val="2A78D6"/>
@@ -1830,15 +2548,19 @@
         </w:tc>
         <w:tc>
           <w:tcPr>
-            <w:tcW w:type="dxa" w:w="1191"/>
-            <w:shd w:val="clear" w:color="auto" w:fill="F6F8FA"/>
+            <w:tcW w:type="dxa" w:w="1314"/>
+            <w:tcBorders>
+              <w:top w:val="nil"/>
+              <w:left w:val="nil"/>
+              <w:bottom w:val="single" w:sz="4" w:color="DDE3EA" w:space="0"/>
+              <w:right w:val="nil"/>
+            </w:tcBorders>
           </w:tcPr>
           <w:p>
             <w:pPr>
-              <w:spacing w:after="0"/>
+              <w:spacing w:before="0" w:after="0"/>
               <w:jc w:val="right"/>
             </w:pPr>
-            <w:r/>
             <w:r>
               <w:rPr>
                 <w:b w:val="0"/>
@@ -1850,15 +2572,19 @@
         </w:tc>
         <w:tc>
           <w:tcPr>
-            <w:tcW w:type="dxa" w:w="1191"/>
-            <w:shd w:val="clear" w:color="auto" w:fill="F6F8FA"/>
+            <w:tcW w:type="dxa" w:w="1314"/>
+            <w:tcBorders>
+              <w:top w:val="nil"/>
+              <w:left w:val="nil"/>
+              <w:bottom w:val="single" w:sz="4" w:color="DDE3EA" w:space="0"/>
+              <w:right w:val="nil"/>
+            </w:tcBorders>
           </w:tcPr>
           <w:p>
             <w:pPr>
-              <w:spacing w:after="0"/>
+              <w:spacing w:before="0" w:after="0"/>
               <w:jc w:val="right"/>
             </w:pPr>
-            <w:r/>
             <w:r>
               <w:rPr>
                 <w:b w:val="0"/>
@@ -1870,15 +2596,20 @@
         </w:tc>
         <w:tc>
           <w:tcPr>
-            <w:tcW w:type="dxa" w:w="1191"/>
+            <w:tcW w:type="dxa" w:w="1314"/>
+            <w:tcBorders>
+              <w:top w:val="nil"/>
+              <w:left w:val="nil"/>
+              <w:bottom w:val="single" w:sz="4" w:color="DDE3EA" w:space="0"/>
+              <w:right w:val="nil"/>
+            </w:tcBorders>
             <w:shd w:val="clear" w:color="auto" w:fill="E3F3E8"/>
           </w:tcPr>
           <w:p>
             <w:pPr>
-              <w:spacing w:after="0"/>
+              <w:spacing w:before="0" w:after="0"/>
               <w:jc w:val="right"/>
             </w:pPr>
-            <w:r/>
             <w:r>
               <w:rPr>
                 <w:b/>
@@ -1890,15 +2621,19 @@
         </w:tc>
         <w:tc>
           <w:tcPr>
-            <w:tcW w:type="dxa" w:w="2211"/>
-            <w:shd w:val="clear" w:color="auto" w:fill="F6F8FA"/>
+            <w:tcW w:type="dxa" w:w="2441"/>
+            <w:tcBorders>
+              <w:top w:val="nil"/>
+              <w:left w:val="nil"/>
+              <w:bottom w:val="single" w:sz="4" w:color="DDE3EA" w:space="0"/>
+              <w:right w:val="nil"/>
+            </w:tcBorders>
           </w:tcPr>
           <w:p>
             <w:pPr>
-              <w:spacing w:after="0"/>
+              <w:spacing w:before="0" w:after="0"/>
               <w:jc w:val="right"/>
             </w:pPr>
-            <w:r/>
             <w:r>
               <w:rPr>
                 <w:b/>
@@ -1913,13 +2648,18 @@
       <w:tr>
         <w:tc>
           <w:tcPr>
-            <w:tcW w:type="dxa" w:w="2948"/>
+            <w:tcW w:type="dxa" w:w="3254"/>
+            <w:tcBorders>
+              <w:top w:val="nil"/>
+              <w:left w:val="nil"/>
+              <w:bottom w:val="single" w:sz="4" w:color="DDE3EA" w:space="0"/>
+              <w:right w:val="nil"/>
+            </w:tcBorders>
           </w:tcPr>
           <w:p>
             <w:pPr>
-              <w:spacing w:after="0"/>
+              <w:spacing w:before="0" w:after="0"/>
             </w:pPr>
-            <w:r/>
             <w:r>
               <w:rPr>
                 <w:b w:val="0"/>
@@ -1927,7 +2667,7 @@
               </w:rPr>
               <w:t>FFO / net debt</w:t>
             </w:r>
-            <w:hyperlink r:id="rId10">
+            <w:hyperlink r:id="rId12">
               <w:r>
                 <w:rPr>
                   <w:color w:val="2A78D6"/>
@@ -1944,7 +2684,7 @@
               </w:rPr>
               <w:t>,</w:t>
             </w:r>
-            <w:hyperlink r:id="rId11">
+            <w:hyperlink r:id="rId13">
               <w:r>
                 <w:rPr>
                   <w:color w:val="2A78D6"/>
@@ -1958,14 +2698,19 @@
         </w:tc>
         <w:tc>
           <w:tcPr>
-            <w:tcW w:type="dxa" w:w="1191"/>
+            <w:tcW w:type="dxa" w:w="1314"/>
+            <w:tcBorders>
+              <w:top w:val="nil"/>
+              <w:left w:val="nil"/>
+              <w:bottom w:val="single" w:sz="4" w:color="DDE3EA" w:space="0"/>
+              <w:right w:val="nil"/>
+            </w:tcBorders>
           </w:tcPr>
           <w:p>
             <w:pPr>
-              <w:spacing w:after="0"/>
+              <w:spacing w:before="0" w:after="0"/>
               <w:jc w:val="right"/>
             </w:pPr>
-            <w:r/>
             <w:r>
               <w:rPr>
                 <w:b w:val="0"/>
@@ -1977,14 +2722,19 @@
         </w:tc>
         <w:tc>
           <w:tcPr>
-            <w:tcW w:type="dxa" w:w="1191"/>
+            <w:tcW w:type="dxa" w:w="1314"/>
+            <w:tcBorders>
+              <w:top w:val="nil"/>
+              <w:left w:val="nil"/>
+              <w:bottom w:val="single" w:sz="4" w:color="DDE3EA" w:space="0"/>
+              <w:right w:val="nil"/>
+            </w:tcBorders>
           </w:tcPr>
           <w:p>
             <w:pPr>
-              <w:spacing w:after="0"/>
+              <w:spacing w:before="0" w:after="0"/>
               <w:jc w:val="right"/>
             </w:pPr>
-            <w:r/>
             <w:r>
               <w:rPr>
                 <w:b w:val="0"/>
@@ -1996,15 +2746,20 @@
         </w:tc>
         <w:tc>
           <w:tcPr>
-            <w:tcW w:type="dxa" w:w="1191"/>
+            <w:tcW w:type="dxa" w:w="1314"/>
+            <w:tcBorders>
+              <w:top w:val="nil"/>
+              <w:left w:val="nil"/>
+              <w:bottom w:val="single" w:sz="4" w:color="DDE3EA" w:space="0"/>
+              <w:right w:val="nil"/>
+            </w:tcBorders>
             <w:shd w:val="clear" w:color="auto" w:fill="E3F3E8"/>
           </w:tcPr>
           <w:p>
             <w:pPr>
-              <w:spacing w:after="0"/>
+              <w:spacing w:before="0" w:after="0"/>
               <w:jc w:val="right"/>
             </w:pPr>
-            <w:r/>
             <w:r>
               <w:rPr>
                 <w:b/>
@@ -2016,14 +2771,19 @@
         </w:tc>
         <w:tc>
           <w:tcPr>
-            <w:tcW w:type="dxa" w:w="2211"/>
+            <w:tcW w:type="dxa" w:w="2441"/>
+            <w:tcBorders>
+              <w:top w:val="nil"/>
+              <w:left w:val="nil"/>
+              <w:bottom w:val="single" w:sz="4" w:color="DDE3EA" w:space="0"/>
+              <w:right w:val="nil"/>
+            </w:tcBorders>
           </w:tcPr>
           <w:p>
             <w:pPr>
-              <w:spacing w:after="0"/>
+              <w:spacing w:before="0" w:after="0"/>
               <w:jc w:val="right"/>
             </w:pPr>
-            <w:r/>
             <w:r>
               <w:rPr>
                 <w:b/>
@@ -2038,14 +2798,18 @@
       <w:tr>
         <w:tc>
           <w:tcPr>
-            <w:tcW w:type="dxa" w:w="2948"/>
-            <w:shd w:val="clear" w:color="auto" w:fill="F6F8FA"/>
+            <w:tcW w:type="dxa" w:w="3254"/>
+            <w:tcBorders>
+              <w:top w:val="nil"/>
+              <w:left w:val="nil"/>
+              <w:bottom w:val="single" w:sz="4" w:color="DDE3EA" w:space="0"/>
+              <w:right w:val="nil"/>
+            </w:tcBorders>
           </w:tcPr>
           <w:p>
             <w:pPr>
-              <w:spacing w:after="0"/>
+              <w:spacing w:before="0" w:after="0"/>
             </w:pPr>
-            <w:r/>
             <w:r>
               <w:rPr>
                 <w:b w:val="0"/>
@@ -2053,7 +2817,7 @@
               </w:rPr>
               <w:t>ROE</w:t>
             </w:r>
-            <w:hyperlink r:id="rId11">
+            <w:hyperlink r:id="rId13">
               <w:r>
                 <w:rPr>
                   <w:color w:val="2A78D6"/>
@@ -2067,15 +2831,19 @@
         </w:tc>
         <w:tc>
           <w:tcPr>
-            <w:tcW w:type="dxa" w:w="1191"/>
-            <w:shd w:val="clear" w:color="auto" w:fill="F6F8FA"/>
+            <w:tcW w:type="dxa" w:w="1314"/>
+            <w:tcBorders>
+              <w:top w:val="nil"/>
+              <w:left w:val="nil"/>
+              <w:bottom w:val="single" w:sz="4" w:color="DDE3EA" w:space="0"/>
+              <w:right w:val="nil"/>
+            </w:tcBorders>
           </w:tcPr>
           <w:p>
             <w:pPr>
-              <w:spacing w:after="0"/>
+              <w:spacing w:before="0" w:after="0"/>
               <w:jc w:val="right"/>
             </w:pPr>
-            <w:r/>
             <w:r>
               <w:rPr>
                 <w:b w:val="0"/>
@@ -2087,15 +2855,19 @@
         </w:tc>
         <w:tc>
           <w:tcPr>
-            <w:tcW w:type="dxa" w:w="1191"/>
-            <w:shd w:val="clear" w:color="auto" w:fill="F6F8FA"/>
+            <w:tcW w:type="dxa" w:w="1314"/>
+            <w:tcBorders>
+              <w:top w:val="nil"/>
+              <w:left w:val="nil"/>
+              <w:bottom w:val="single" w:sz="4" w:color="DDE3EA" w:space="0"/>
+              <w:right w:val="nil"/>
+            </w:tcBorders>
           </w:tcPr>
           <w:p>
             <w:pPr>
-              <w:spacing w:after="0"/>
+              <w:spacing w:before="0" w:after="0"/>
               <w:jc w:val="right"/>
             </w:pPr>
-            <w:r/>
             <w:r>
               <w:rPr>
                 <w:b w:val="0"/>
@@ -2107,15 +2879,20 @@
         </w:tc>
         <w:tc>
           <w:tcPr>
-            <w:tcW w:type="dxa" w:w="1191"/>
+            <w:tcW w:type="dxa" w:w="1314"/>
+            <w:tcBorders>
+              <w:top w:val="nil"/>
+              <w:left w:val="nil"/>
+              <w:bottom w:val="single" w:sz="4" w:color="DDE3EA" w:space="0"/>
+              <w:right w:val="nil"/>
+            </w:tcBorders>
             <w:shd w:val="clear" w:color="auto" w:fill="FDE7E5"/>
           </w:tcPr>
           <w:p>
             <w:pPr>
-              <w:spacing w:after="0"/>
+              <w:spacing w:before="0" w:after="0"/>
               <w:jc w:val="right"/>
             </w:pPr>
-            <w:r/>
             <w:r>
               <w:rPr>
                 <w:b/>
@@ -2127,15 +2904,19 @@
         </w:tc>
         <w:tc>
           <w:tcPr>
-            <w:tcW w:type="dxa" w:w="2211"/>
-            <w:shd w:val="clear" w:color="auto" w:fill="F6F8FA"/>
+            <w:tcW w:type="dxa" w:w="2441"/>
+            <w:tcBorders>
+              <w:top w:val="nil"/>
+              <w:left w:val="nil"/>
+              <w:bottom w:val="single" w:sz="4" w:color="DDE3EA" w:space="0"/>
+              <w:right w:val="nil"/>
+            </w:tcBorders>
           </w:tcPr>
           <w:p>
             <w:pPr>
-              <w:spacing w:after="0"/>
+              <w:spacing w:before="0" w:after="0"/>
               <w:jc w:val="right"/>
             </w:pPr>
-            <w:r/>
             <w:r>
               <w:rPr>
                 <w:b/>
@@ -2150,13 +2931,18 @@
       <w:tr>
         <w:tc>
           <w:tcPr>
-            <w:tcW w:type="dxa" w:w="2948"/>
+            <w:tcW w:type="dxa" w:w="3254"/>
+            <w:tcBorders>
+              <w:top w:val="nil"/>
+              <w:left w:val="nil"/>
+              <w:bottom w:val="single" w:sz="4" w:color="DDE3EA" w:space="0"/>
+              <w:right w:val="nil"/>
+            </w:tcBorders>
           </w:tcPr>
           <w:p>
             <w:pPr>
-              <w:spacing w:after="0"/>
+              <w:spacing w:before="0" w:after="0"/>
             </w:pPr>
-            <w:r/>
             <w:r>
               <w:rPr>
                 <w:b w:val="0"/>
@@ -2164,7 +2950,7 @@
               </w:rPr>
               <w:t>Equity, EUR m</w:t>
             </w:r>
-            <w:hyperlink r:id="rId11">
+            <w:hyperlink r:id="rId13">
               <w:r>
                 <w:rPr>
                   <w:color w:val="2A78D6"/>
@@ -2178,14 +2964,19 @@
         </w:tc>
         <w:tc>
           <w:tcPr>
-            <w:tcW w:type="dxa" w:w="1191"/>
+            <w:tcW w:type="dxa" w:w="1314"/>
+            <w:tcBorders>
+              <w:top w:val="nil"/>
+              <w:left w:val="nil"/>
+              <w:bottom w:val="single" w:sz="4" w:color="DDE3EA" w:space="0"/>
+              <w:right w:val="nil"/>
+            </w:tcBorders>
           </w:tcPr>
           <w:p>
             <w:pPr>
-              <w:spacing w:after="0"/>
+              <w:spacing w:before="0" w:after="0"/>
               <w:jc w:val="right"/>
             </w:pPr>
-            <w:r/>
             <w:r>
               <w:rPr>
                 <w:b w:val="0"/>
@@ -2197,14 +2988,19 @@
         </w:tc>
         <w:tc>
           <w:tcPr>
-            <w:tcW w:type="dxa" w:w="1191"/>
+            <w:tcW w:type="dxa" w:w="1314"/>
+            <w:tcBorders>
+              <w:top w:val="nil"/>
+              <w:left w:val="nil"/>
+              <w:bottom w:val="single" w:sz="4" w:color="DDE3EA" w:space="0"/>
+              <w:right w:val="nil"/>
+            </w:tcBorders>
           </w:tcPr>
           <w:p>
             <w:pPr>
-              <w:spacing w:after="0"/>
+              <w:spacing w:before="0" w:after="0"/>
               <w:jc w:val="right"/>
             </w:pPr>
-            <w:r/>
             <w:r>
               <w:rPr>
                 <w:b w:val="0"/>
@@ -2216,14 +3012,19 @@
         </w:tc>
         <w:tc>
           <w:tcPr>
-            <w:tcW w:type="dxa" w:w="1191"/>
+            <w:tcW w:type="dxa" w:w="1314"/>
+            <w:tcBorders>
+              <w:top w:val="nil"/>
+              <w:left w:val="nil"/>
+              <w:bottom w:val="single" w:sz="4" w:color="DDE3EA" w:space="0"/>
+              <w:right w:val="nil"/>
+            </w:tcBorders>
           </w:tcPr>
           <w:p>
             <w:pPr>
-              <w:spacing w:after="0"/>
+              <w:spacing w:before="0" w:after="0"/>
               <w:jc w:val="right"/>
             </w:pPr>
-            <w:r/>
             <w:r>
               <w:rPr>
                 <w:b w:val="0"/>
@@ -2235,14 +3036,19 @@
         </w:tc>
         <w:tc>
           <w:tcPr>
-            <w:tcW w:type="dxa" w:w="2211"/>
+            <w:tcW w:type="dxa" w:w="2441"/>
+            <w:tcBorders>
+              <w:top w:val="nil"/>
+              <w:left w:val="nil"/>
+              <w:bottom w:val="single" w:sz="4" w:color="DDE3EA" w:space="0"/>
+              <w:right w:val="nil"/>
+            </w:tcBorders>
           </w:tcPr>
           <w:p>
             <w:pPr>
-              <w:spacing w:after="0"/>
+              <w:spacing w:before="0" w:after="0"/>
               <w:jc w:val="right"/>
             </w:pPr>
-            <w:r/>
             <w:r>
               <w:rPr>
                 <w:b/>
@@ -2257,14 +3063,18 @@
       <w:tr>
         <w:tc>
           <w:tcPr>
-            <w:tcW w:type="dxa" w:w="2948"/>
-            <w:shd w:val="clear" w:color="auto" w:fill="F6F8FA"/>
+            <w:tcW w:type="dxa" w:w="3254"/>
+            <w:tcBorders>
+              <w:top w:val="nil"/>
+              <w:left w:val="nil"/>
+              <w:bottom w:val="single" w:sz="4" w:color="DDE3EA" w:space="0"/>
+              <w:right w:val="nil"/>
+            </w:tcBorders>
           </w:tcPr>
           <w:p>
             <w:pPr>
-              <w:spacing w:after="0"/>
+              <w:spacing w:before="0" w:after="0"/>
             </w:pPr>
-            <w:r/>
             <w:r>
               <w:rPr>
                 <w:b w:val="0"/>
@@ -2272,7 +3082,7 @@
               </w:rPr>
               <w:t>Total assets, EUR m</w:t>
             </w:r>
-            <w:hyperlink r:id="rId15">
+            <w:hyperlink r:id="rId17">
               <w:r>
                 <w:rPr>
                   <w:color w:val="2A78D6"/>
@@ -2289,7 +3099,7 @@
               </w:rPr>
               <w:t>,</w:t>
             </w:r>
-            <w:hyperlink r:id="rId11">
+            <w:hyperlink r:id="rId13">
               <w:r>
                 <w:rPr>
                   <w:color w:val="2A78D6"/>
@@ -2303,15 +3113,19 @@
         </w:tc>
         <w:tc>
           <w:tcPr>
-            <w:tcW w:type="dxa" w:w="1191"/>
-            <w:shd w:val="clear" w:color="auto" w:fill="F6F8FA"/>
+            <w:tcW w:type="dxa" w:w="1314"/>
+            <w:tcBorders>
+              <w:top w:val="nil"/>
+              <w:left w:val="nil"/>
+              <w:bottom w:val="single" w:sz="4" w:color="DDE3EA" w:space="0"/>
+              <w:right w:val="nil"/>
+            </w:tcBorders>
           </w:tcPr>
           <w:p>
             <w:pPr>
-              <w:spacing w:after="0"/>
+              <w:spacing w:before="0" w:after="0"/>
               <w:jc w:val="right"/>
             </w:pPr>
-            <w:r/>
             <w:r>
               <w:rPr>
                 <w:b w:val="0"/>
@@ -2323,15 +3137,19 @@
         </w:tc>
         <w:tc>
           <w:tcPr>
-            <w:tcW w:type="dxa" w:w="1191"/>
-            <w:shd w:val="clear" w:color="auto" w:fill="F6F8FA"/>
+            <w:tcW w:type="dxa" w:w="1314"/>
+            <w:tcBorders>
+              <w:top w:val="nil"/>
+              <w:left w:val="nil"/>
+              <w:bottom w:val="single" w:sz="4" w:color="DDE3EA" w:space="0"/>
+              <w:right w:val="nil"/>
+            </w:tcBorders>
           </w:tcPr>
           <w:p>
             <w:pPr>
-              <w:spacing w:after="0"/>
+              <w:spacing w:before="0" w:after="0"/>
               <w:jc w:val="right"/>
             </w:pPr>
-            <w:r/>
             <w:r>
               <w:rPr>
                 <w:b w:val="0"/>
@@ -2343,15 +3161,19 @@
         </w:tc>
         <w:tc>
           <w:tcPr>
-            <w:tcW w:type="dxa" w:w="1191"/>
-            <w:shd w:val="clear" w:color="auto" w:fill="F6F8FA"/>
+            <w:tcW w:type="dxa" w:w="1314"/>
+            <w:tcBorders>
+              <w:top w:val="nil"/>
+              <w:left w:val="nil"/>
+              <w:bottom w:val="single" w:sz="4" w:color="DDE3EA" w:space="0"/>
+              <w:right w:val="nil"/>
+            </w:tcBorders>
           </w:tcPr>
           <w:p>
             <w:pPr>
-              <w:spacing w:after="0"/>
+              <w:spacing w:before="0" w:after="0"/>
               <w:jc w:val="right"/>
             </w:pPr>
-            <w:r/>
             <w:r>
               <w:rPr>
                 <w:b w:val="0"/>
@@ -2363,15 +3185,19 @@
         </w:tc>
         <w:tc>
           <w:tcPr>
-            <w:tcW w:type="dxa" w:w="2211"/>
-            <w:shd w:val="clear" w:color="auto" w:fill="F6F8FA"/>
+            <w:tcW w:type="dxa" w:w="2441"/>
+            <w:tcBorders>
+              <w:top w:val="nil"/>
+              <w:left w:val="nil"/>
+              <w:bottom w:val="single" w:sz="4" w:color="DDE3EA" w:space="0"/>
+              <w:right w:val="nil"/>
+            </w:tcBorders>
           </w:tcPr>
           <w:p>
             <w:pPr>
-              <w:spacing w:after="0"/>
+              <w:spacing w:before="0" w:after="0"/>
               <w:jc w:val="right"/>
             </w:pPr>
-            <w:r/>
             <w:r>
               <w:rPr>
                 <w:b w:val="0"/>
@@ -2386,13 +3212,18 @@
       <w:tr>
         <w:tc>
           <w:tcPr>
-            <w:tcW w:type="dxa" w:w="2948"/>
+            <w:tcW w:type="dxa" w:w="3254"/>
+            <w:tcBorders>
+              <w:top w:val="nil"/>
+              <w:left w:val="nil"/>
+              <w:bottom w:val="single" w:sz="4" w:color="DDE3EA" w:space="0"/>
+              <w:right w:val="nil"/>
+            </w:tcBorders>
           </w:tcPr>
           <w:p>
             <w:pPr>
-              <w:spacing w:after="0"/>
+              <w:spacing w:before="0" w:after="0"/>
             </w:pPr>
-            <w:r/>
             <w:r>
               <w:rPr>
                 <w:b w:val="0"/>
@@ -2400,7 +3231,7 @@
               </w:rPr>
               <w:t>Equity ratio</w:t>
             </w:r>
-            <w:hyperlink r:id="rId11">
+            <w:hyperlink r:id="rId13">
               <w:r>
                 <w:rPr>
                   <w:color w:val="2A78D6"/>
@@ -2414,14 +3245,19 @@
         </w:tc>
         <w:tc>
           <w:tcPr>
-            <w:tcW w:type="dxa" w:w="1191"/>
+            <w:tcW w:type="dxa" w:w="1314"/>
+            <w:tcBorders>
+              <w:top w:val="nil"/>
+              <w:left w:val="nil"/>
+              <w:bottom w:val="single" w:sz="4" w:color="DDE3EA" w:space="0"/>
+              <w:right w:val="nil"/>
+            </w:tcBorders>
           </w:tcPr>
           <w:p>
             <w:pPr>
-              <w:spacing w:after="0"/>
+              <w:spacing w:before="0" w:after="0"/>
               <w:jc w:val="right"/>
             </w:pPr>
-            <w:r/>
             <w:r>
               <w:rPr>
                 <w:b w:val="0"/>
@@ -2433,14 +3269,19 @@
         </w:tc>
         <w:tc>
           <w:tcPr>
-            <w:tcW w:type="dxa" w:w="1191"/>
+            <w:tcW w:type="dxa" w:w="1314"/>
+            <w:tcBorders>
+              <w:top w:val="nil"/>
+              <w:left w:val="nil"/>
+              <w:bottom w:val="single" w:sz="4" w:color="DDE3EA" w:space="0"/>
+              <w:right w:val="nil"/>
+            </w:tcBorders>
           </w:tcPr>
           <w:p>
             <w:pPr>
-              <w:spacing w:after="0"/>
+              <w:spacing w:before="0" w:after="0"/>
               <w:jc w:val="right"/>
             </w:pPr>
-            <w:r/>
             <w:r>
               <w:rPr>
                 <w:b w:val="0"/>
@@ -2452,15 +3293,20 @@
         </w:tc>
         <w:tc>
           <w:tcPr>
-            <w:tcW w:type="dxa" w:w="1191"/>
+            <w:tcW w:type="dxa" w:w="1314"/>
+            <w:tcBorders>
+              <w:top w:val="nil"/>
+              <w:left w:val="nil"/>
+              <w:bottom w:val="single" w:sz="4" w:color="DDE3EA" w:space="0"/>
+              <w:right w:val="nil"/>
+            </w:tcBorders>
             <w:shd w:val="clear" w:color="auto" w:fill="E3F3E8"/>
           </w:tcPr>
           <w:p>
             <w:pPr>
-              <w:spacing w:after="0"/>
+              <w:spacing w:before="0" w:after="0"/>
               <w:jc w:val="right"/>
             </w:pPr>
-            <w:r/>
             <w:r>
               <w:rPr>
                 <w:b/>
@@ -2472,14 +3318,19 @@
         </w:tc>
         <w:tc>
           <w:tcPr>
-            <w:tcW w:type="dxa" w:w="2211"/>
+            <w:tcW w:type="dxa" w:w="2441"/>
+            <w:tcBorders>
+              <w:top w:val="nil"/>
+              <w:left w:val="nil"/>
+              <w:bottom w:val="single" w:sz="4" w:color="DDE3EA" w:space="0"/>
+              <w:right w:val="nil"/>
+            </w:tcBorders>
           </w:tcPr>
           <w:p>
             <w:pPr>
-              <w:spacing w:after="0"/>
+              <w:spacing w:before="0" w:after="0"/>
               <w:jc w:val="right"/>
             </w:pPr>
-            <w:r/>
             <w:r>
               <w:rPr>
                 <w:b/>
@@ -2494,14 +3345,18 @@
       <w:tr>
         <w:tc>
           <w:tcPr>
-            <w:tcW w:type="dxa" w:w="2948"/>
-            <w:shd w:val="clear" w:color="auto" w:fill="F6F8FA"/>
+            <w:tcW w:type="dxa" w:w="3254"/>
+            <w:tcBorders>
+              <w:top w:val="nil"/>
+              <w:left w:val="nil"/>
+              <w:bottom w:val="single" w:sz="4" w:color="DDE3EA" w:space="0"/>
+              <w:right w:val="nil"/>
+            </w:tcBorders>
           </w:tcPr>
           <w:p>
             <w:pPr>
-              <w:spacing w:after="0"/>
+              <w:spacing w:before="0" w:after="0"/>
             </w:pPr>
-            <w:r/>
             <w:r>
               <w:rPr>
                 <w:b w:val="0"/>
@@ -2509,7 +3364,7 @@
               </w:rPr>
               <w:t>Electricity generation, GWh</w:t>
             </w:r>
-            <w:hyperlink r:id="rId18">
+            <w:hyperlink r:id="rId20">
               <w:r>
                 <w:rPr>
                   <w:color w:val="2A78D6"/>
@@ -2526,7 +3381,7 @@
               </w:rPr>
               <w:t>,</w:t>
             </w:r>
-            <w:hyperlink r:id="rId11">
+            <w:hyperlink r:id="rId13">
               <w:r>
                 <w:rPr>
                   <w:color w:val="2A78D6"/>
@@ -2540,15 +3395,19 @@
         </w:tc>
         <w:tc>
           <w:tcPr>
-            <w:tcW w:type="dxa" w:w="1191"/>
-            <w:shd w:val="clear" w:color="auto" w:fill="F6F8FA"/>
+            <w:tcW w:type="dxa" w:w="1314"/>
+            <w:tcBorders>
+              <w:top w:val="nil"/>
+              <w:left w:val="nil"/>
+              <w:bottom w:val="single" w:sz="4" w:color="DDE3EA" w:space="0"/>
+              <w:right w:val="nil"/>
+            </w:tcBorders>
           </w:tcPr>
           <w:p>
             <w:pPr>
-              <w:spacing w:after="0"/>
+              <w:spacing w:before="0" w:after="0"/>
               <w:jc w:val="right"/>
             </w:pPr>
-            <w:r/>
             <w:r>
               <w:rPr>
                 <w:b w:val="0"/>
@@ -2560,15 +3419,19 @@
         </w:tc>
         <w:tc>
           <w:tcPr>
-            <w:tcW w:type="dxa" w:w="1191"/>
-            <w:shd w:val="clear" w:color="auto" w:fill="F6F8FA"/>
+            <w:tcW w:type="dxa" w:w="1314"/>
+            <w:tcBorders>
+              <w:top w:val="nil"/>
+              <w:left w:val="nil"/>
+              <w:bottom w:val="single" w:sz="4" w:color="DDE3EA" w:space="0"/>
+              <w:right w:val="nil"/>
+            </w:tcBorders>
           </w:tcPr>
           <w:p>
             <w:pPr>
-              <w:spacing w:after="0"/>
+              <w:spacing w:before="0" w:after="0"/>
               <w:jc w:val="right"/>
             </w:pPr>
-            <w:r/>
             <w:r>
               <w:rPr>
                 <w:b w:val="0"/>
@@ -2580,15 +3443,19 @@
         </w:tc>
         <w:tc>
           <w:tcPr>
-            <w:tcW w:type="dxa" w:w="1191"/>
-            <w:shd w:val="clear" w:color="auto" w:fill="F6F8FA"/>
+            <w:tcW w:type="dxa" w:w="1314"/>
+            <w:tcBorders>
+              <w:top w:val="nil"/>
+              <w:left w:val="nil"/>
+              <w:bottom w:val="single" w:sz="4" w:color="DDE3EA" w:space="0"/>
+              <w:right w:val="nil"/>
+            </w:tcBorders>
           </w:tcPr>
           <w:p>
             <w:pPr>
-              <w:spacing w:after="0"/>
+              <w:spacing w:before="0" w:after="0"/>
               <w:jc w:val="right"/>
             </w:pPr>
-            <w:r/>
             <w:r>
               <w:rPr>
                 <w:b w:val="0"/>
@@ -2600,15 +3467,19 @@
         </w:tc>
         <w:tc>
           <w:tcPr>
-            <w:tcW w:type="dxa" w:w="2211"/>
-            <w:shd w:val="clear" w:color="auto" w:fill="F6F8FA"/>
+            <w:tcW w:type="dxa" w:w="2441"/>
+            <w:tcBorders>
+              <w:top w:val="nil"/>
+              <w:left w:val="nil"/>
+              <w:bottom w:val="single" w:sz="4" w:color="DDE3EA" w:space="0"/>
+              <w:right w:val="nil"/>
+            </w:tcBorders>
           </w:tcPr>
           <w:p>
             <w:pPr>
-              <w:spacing w:after="0"/>
+              <w:spacing w:before="0" w:after="0"/>
               <w:jc w:val="right"/>
             </w:pPr>
-            <w:r/>
             <w:r>
               <w:rPr>
                 <w:b w:val="0"/>
@@ -2622,9 +3493,17 @@
       </w:tr>
     </w:tbl>
     <w:p>
+      <w:pPr>
+        <w:spacing w:before="0" w:after="40"/>
+      </w:pPr>
+    </w:p>
+    <w:p>
+      <w:pPr>
+        <w:spacing w:before="40" w:after="60"/>
+      </w:pPr>
       <w:r>
         <w:rPr>
-          <w:i/>
+          <w:b w:val="0"/>
           <w:color w:val="5F6B7A"/>
           <w:sz w:val="16"/>
         </w:rPr>
@@ -2632,9 +3511,12 @@
       </w:r>
     </w:p>
     <w:p>
+      <w:pPr>
+        <w:spacing w:before="40" w:after="60"/>
+      </w:pPr>
       <w:r>
         <w:rPr>
-          <w:i/>
+          <w:b w:val="0"/>
           <w:color w:val="5F6B7A"/>
           <w:sz w:val="16"/>
         </w:rPr>
@@ -2658,7 +3540,7 @@
                     <pic:cNvPicPr/>
                   </pic:nvPicPr>
                   <pic:blipFill>
-                    <a:blip r:embed="rId19"/>
+                    <a:blip r:embed="rId21"/>
                     <a:stretch>
                       <a:fillRect/>
                     </a:stretch>
@@ -2679,11 +3561,24 @@
     </w:p>
     <w:p>
       <w:pPr>
-        <w:spacing w:before="280" w:after="80"/>
+        <w:keepNext/>
         <w:pBdr>
-          <w:bottom w:val="single" w:sz="6" w:color="C9D3DE" w:space="2"/>
+          <w:bottom w:val="single" w:sz="8" w:color="1F4E79" w:space="4"/>
         </w:pBdr>
+        <w:tabs>
+          <w:tab w:pos="482" w:val="left"/>
+        </w:tabs>
+        <w:spacing w:before="360" w:after="160"/>
       </w:pPr>
+      <w:r>
+        <w:rPr>
+          <w:b/>
+          <w:color w:val="2A78D6"/>
+          <w:sz w:val="18"/>
+        </w:rPr>
+        <w:t>04</w:t>
+        <w:tab/>
+      </w:r>
       <w:r>
         <w:rPr>
           <w:b/>
@@ -2695,9 +3590,21 @@
     </w:p>
     <w:p>
       <w:pPr>
-        <w:pStyle w:val="ListBullet"/>
-        <w:spacing w:after="60"/>
+        <w:tabs>
+          <w:tab w:pos="255" w:val="left"/>
+        </w:tabs>
+        <w:spacing w:before="0" w:after="80"/>
+        <w:ind w:left="255" w:hanging="255"/>
       </w:pPr>
+      <w:r>
+        <w:rPr>
+          <w:b/>
+          <w:color w:val="2A78D6"/>
+          <w:sz w:val="20"/>
+        </w:rPr>
+        <w:t>▪</w:t>
+        <w:tab/>
+      </w:r>
       <w:r>
         <w:rPr>
           <w:b/>
@@ -2710,7 +3617,7 @@
         </w:rPr>
         <w:t xml:space="preserve"> 937 MW of wind and solar installed at end-June, with an approved 1,144 MW project portfolio; strategy target 600 MW by 2026 and 2,300 MW by 2030</w:t>
       </w:r>
-      <w:hyperlink r:id="rId20">
+      <w:hyperlink r:id="rId22">
         <w:r>
           <w:rPr>
             <w:color w:val="2A78D6"/>
@@ -2729,9 +3636,21 @@
     </w:p>
     <w:p>
       <w:pPr>
-        <w:pStyle w:val="ListBullet"/>
-        <w:spacing w:after="60"/>
+        <w:tabs>
+          <w:tab w:pos="255" w:val="left"/>
+        </w:tabs>
+        <w:spacing w:before="0" w:after="80"/>
+        <w:ind w:left="255" w:hanging="255"/>
       </w:pPr>
+      <w:r>
+        <w:rPr>
+          <w:b/>
+          <w:color w:val="2A78D6"/>
+          <w:sz w:val="20"/>
+        </w:rPr>
+        <w:t>▪</w:t>
+        <w:tab/>
+      </w:r>
       <w:r>
         <w:rPr>
           <w:b/>
@@ -2744,7 +3663,7 @@
         </w:rPr>
         <w:t xml:space="preserve"> hydro 2,882 GWh (61%), gas-fired Riga CHPs 1,587 GWh (34%), wind and solar 209 GWh (shares calculated by the tool)</w:t>
       </w:r>
-      <w:hyperlink r:id="rId18">
+      <w:hyperlink r:id="rId20">
         <w:r>
           <w:rPr>
             <w:color w:val="2A78D6"/>
@@ -2763,16 +3682,28 @@
     </w:p>
     <w:p>
       <w:pPr>
-        <w:pStyle w:val="ListBullet"/>
-        <w:spacing w:after="60"/>
+        <w:tabs>
+          <w:tab w:pos="255" w:val="left"/>
+        </w:tabs>
+        <w:spacing w:before="0" w:after="80"/>
+        <w:ind w:left="255" w:hanging="255"/>
       </w:pPr>
+      <w:r>
+        <w:rPr>
+          <w:b/>
+          <w:color w:val="2A78D6"/>
+          <w:sz w:val="20"/>
+        </w:rPr>
+        <w:t>▪</w:t>
+        <w:tab/>
+      </w:r>
       <w:r>
         <w:rPr>
           <w:b w:val="0"/>
         </w:rPr>
         <w:t>A severe storm on 2026-08-22 caused widespread power outages</w:t>
       </w:r>
-      <w:hyperlink r:id="rId16">
+      <w:hyperlink r:id="rId18">
         <w:r>
           <w:rPr>
             <w:color w:val="2A78D6"/>
@@ -2791,11 +3722,24 @@
     </w:p>
     <w:p>
       <w:pPr>
-        <w:spacing w:before="280" w:after="80"/>
+        <w:keepNext/>
         <w:pBdr>
-          <w:bottom w:val="single" w:sz="6" w:color="C9D3DE" w:space="2"/>
+          <w:bottom w:val="single" w:sz="8" w:color="1F4E79" w:space="4"/>
         </w:pBdr>
+        <w:tabs>
+          <w:tab w:pos="482" w:val="left"/>
+        </w:tabs>
+        <w:spacing w:before="360" w:after="160"/>
       </w:pPr>
+      <w:r>
+        <w:rPr>
+          <w:b/>
+          <w:color w:val="2A78D6"/>
+          <w:sz w:val="18"/>
+        </w:rPr>
+        <w:t>05</w:t>
+        <w:tab/>
+      </w:r>
       <w:r>
         <w:rPr>
           <w:b/>
@@ -2807,9 +3751,21 @@
     </w:p>
     <w:p>
       <w:pPr>
-        <w:pStyle w:val="ListBullet"/>
-        <w:spacing w:after="60"/>
+        <w:tabs>
+          <w:tab w:pos="255" w:val="left"/>
+        </w:tabs>
+        <w:spacing w:before="0" w:after="80"/>
+        <w:ind w:left="255" w:hanging="255"/>
       </w:pPr>
+      <w:r>
+        <w:rPr>
+          <w:b/>
+          <w:color w:val="2A78D6"/>
+          <w:sz w:val="20"/>
+        </w:rPr>
+        <w:t>▪</w:t>
+        <w:tab/>
+      </w:r>
       <w:r>
         <w:rPr>
           <w:b/>
@@ -2822,7 +3778,7 @@
         </w:rPr>
         <w:t xml:space="preserve"> 1,703.6m), profit EUR 198.8m (273.7m, −74.8m); FFO / net debt 39%</w:t>
       </w:r>
-      <w:hyperlink r:id="rId15">
+      <w:hyperlink r:id="rId17">
         <w:r>
           <w:rPr>
             <w:color w:val="2A78D6"/>
@@ -2841,16 +3797,28 @@
     </w:p>
     <w:p>
       <w:pPr>
-        <w:pStyle w:val="ListBullet"/>
-        <w:spacing w:after="60"/>
+        <w:tabs>
+          <w:tab w:pos="255" w:val="left"/>
+        </w:tabs>
+        <w:spacing w:before="0" w:after="80"/>
+        <w:ind w:left="255" w:hanging="255"/>
       </w:pPr>
+      <w:r>
+        <w:rPr>
+          <w:b/>
+          <w:color w:val="2A78D6"/>
+          <w:sz w:val="20"/>
+        </w:rPr>
+        <w:t>▪</w:t>
+        <w:tab/>
+      </w:r>
       <w:r>
         <w:rPr>
           <w:b w:val="0"/>
         </w:rPr>
         <w:t>Equity EUR 3,035.9m, total assets EUR 5,259.6m, an equity ratio of 57.7% (calculated by the tool); ROE 6.9% (5.2%)</w:t>
       </w:r>
-      <w:hyperlink r:id="rId11">
+      <w:hyperlink r:id="rId13">
         <w:r>
           <w:rPr>
             <w:color w:val="2A78D6"/>
@@ -2869,9 +3837,21 @@
     </w:p>
     <w:p>
       <w:pPr>
-        <w:pStyle w:val="ListBullet"/>
-        <w:spacing w:after="60"/>
+        <w:tabs>
+          <w:tab w:pos="255" w:val="left"/>
+        </w:tabs>
+        <w:spacing w:before="0" w:after="80"/>
+        <w:ind w:left="255" w:hanging="255"/>
       </w:pPr>
+      <w:r>
+        <w:rPr>
+          <w:b/>
+          <w:color w:val="2A78D6"/>
+          <w:sz w:val="20"/>
+        </w:rPr>
+        <w:t>▪</w:t>
+        <w:tab/>
+      </w:r>
       <w:r>
         <w:rPr>
           <w:b/>
@@ -2884,7 +3864,7 @@
         </w:rPr>
         <w:t xml:space="preserve"> EUR 141.0m from 2025 profit approved on 2026-05-27, paid in two EUR 70.5m instalments (June and by 30 November)</w:t>
       </w:r>
-      <w:hyperlink r:id="rId21">
+      <w:hyperlink r:id="rId23">
         <w:r>
           <w:rPr>
             <w:color w:val="2A78D6"/>
@@ -2903,11 +3883,24 @@
     </w:p>
     <w:p>
       <w:pPr>
-        <w:spacing w:before="280" w:after="80"/>
+        <w:keepNext/>
         <w:pBdr>
-          <w:bottom w:val="single" w:sz="6" w:color="C9D3DE" w:space="2"/>
+          <w:bottom w:val="single" w:sz="8" w:color="1F4E79" w:space="4"/>
         </w:pBdr>
+        <w:tabs>
+          <w:tab w:pos="482" w:val="left"/>
+        </w:tabs>
+        <w:spacing w:before="360" w:after="160"/>
       </w:pPr>
+      <w:r>
+        <w:rPr>
+          <w:b/>
+          <w:color w:val="2A78D6"/>
+          <w:sz w:val="18"/>
+        </w:rPr>
+        <w:t>06</w:t>
+        <w:tab/>
+      </w:r>
       <w:r>
         <w:rPr>
           <w:b/>
@@ -2919,36 +3912,52 @@
     </w:p>
     <w:tbl>
       <w:tblPr>
-        <w:tblW w:type="auto" w:w="0"/>
+        <w:tblW w:w="9638" w:type="dxa"/>
+        <w:tblBorders>
+          <w:top w:val="nil"/>
+          <w:left w:val="nil"/>
+          <w:bottom w:val="nil"/>
+          <w:right w:val="nil"/>
+          <w:insideH w:val="nil"/>
+          <w:insideV w:val="nil"/>
+        </w:tblBorders>
+        <w:tblLayout w:type="fixed"/>
+        <w:tblCellMar>
+          <w:top w:w="70" w:type="dxa"/>
+          <w:left w:w="100" w:type="dxa"/>
+          <w:bottom w:w="70" w:type="dxa"/>
+          <w:right w:w="100" w:type="dxa"/>
+        </w:tblCellMar>
         <w:tblLook w:firstColumn="1" w:firstRow="1" w:lastColumn="0" w:lastRow="0" w:noHBand="0" w:noVBand="1" w:val="04A0"/>
-        <w:tblBorders>
-          <w:top w:val="single" w:sz="4" w:color="C9D3DE"/>
-          <w:left w:val="nil"/>
-          <w:bottom w:val="single" w:sz="4" w:color="C9D3DE"/>
-          <w:right w:val="nil"/>
-          <w:insideH w:val="single" w:sz="4" w:color="C9D3DE"/>
-          <w:insideV w:val="nil"/>
-        </w:tblBorders>
       </w:tblPr>
       <w:tblGrid>
-        <w:gridCol w:w="2493"/>
-        <w:gridCol w:w="2493"/>
-        <w:gridCol w:w="2493"/>
-        <w:gridCol w:w="2493"/>
+        <w:gridCol w:w="2577"/>
+        <w:gridCol w:w="2577"/>
+        <w:gridCol w:w="3138"/>
+        <w:gridCol w:w="1344"/>
       </w:tblGrid>
       <w:tr>
         <w:tc>
           <w:tcPr>
-            <w:tcW w:type="dxa" w:w="2608"/>
-            <w:shd w:val="clear" w:color="auto" w:fill="1F4E79"/>
+            <w:tcW w:type="dxa" w:w="2578"/>
+            <w:tcBorders>
+              <w:top w:val="single" w:sz="12" w:color="1F4E79" w:space="0"/>
+              <w:left w:val="nil"/>
+              <w:bottom w:val="single" w:sz="4" w:color="C9D3DE" w:space="0"/>
+              <w:right w:val="nil"/>
+            </w:tcBorders>
+            <w:shd w:val="clear" w:color="auto" w:fill="EAF1F8"/>
           </w:tcPr>
           <w:p>
-            <w:r/>
+            <w:pPr>
+              <w:spacing w:before="0" w:after="0"/>
+            </w:pPr>
             <w:r>
               <w:rPr>
                 <w:b/>
-                <w:color w:val="FFFFFF"/>
-                <w:sz w:val="17"/>
+                <w:caps/>
+                <w:color w:val="1F4E79"/>
+                <w:sz w:val="16"/>
               </w:rPr>
               <w:t>Plan / target</w:t>
             </w:r>
@@ -2956,16 +3965,25 @@
         </w:tc>
         <w:tc>
           <w:tcPr>
-            <w:tcW w:type="dxa" w:w="2608"/>
-            <w:shd w:val="clear" w:color="auto" w:fill="1F4E79"/>
+            <w:tcW w:type="dxa" w:w="2578"/>
+            <w:tcBorders>
+              <w:top w:val="single" w:sz="12" w:color="1F4E79" w:space="0"/>
+              <w:left w:val="nil"/>
+              <w:bottom w:val="single" w:sz="4" w:color="C9D3DE" w:space="0"/>
+              <w:right w:val="nil"/>
+            </w:tcBorders>
+            <w:shd w:val="clear" w:color="auto" w:fill="EAF1F8"/>
           </w:tcPr>
           <w:p>
-            <w:r/>
+            <w:pPr>
+              <w:spacing w:before="0" w:after="0"/>
+            </w:pPr>
             <w:r>
               <w:rPr>
                 <w:b/>
-                <w:color w:val="FFFFFF"/>
-                <w:sz w:val="17"/>
+                <w:caps/>
+                <w:color w:val="1F4E79"/>
+                <w:sz w:val="16"/>
               </w:rPr>
               <w:t>Outcome</w:t>
             </w:r>
@@ -2973,16 +3991,25 @@
         </w:tc>
         <w:tc>
           <w:tcPr>
-            <w:tcW w:type="dxa" w:w="3175"/>
-            <w:shd w:val="clear" w:color="auto" w:fill="1F4E79"/>
+            <w:tcW w:type="dxa" w:w="3138"/>
+            <w:tcBorders>
+              <w:top w:val="single" w:sz="12" w:color="1F4E79" w:space="0"/>
+              <w:left w:val="nil"/>
+              <w:bottom w:val="single" w:sz="4" w:color="C9D3DE" w:space="0"/>
+              <w:right w:val="nil"/>
+            </w:tcBorders>
+            <w:shd w:val="clear" w:color="auto" w:fill="EAF1F8"/>
           </w:tcPr>
           <w:p>
-            <w:r/>
+            <w:pPr>
+              <w:spacing w:before="0" w:after="0"/>
+            </w:pPr>
             <w:r>
               <w:rPr>
                 <w:b/>
-                <w:color w:val="FFFFFF"/>
-                <w:sz w:val="17"/>
+                <w:caps/>
+                <w:color w:val="1F4E79"/>
+                <w:sz w:val="16"/>
               </w:rPr>
               <w:t>What changed and why</w:t>
             </w:r>
@@ -2990,16 +4017,25 @@
         </w:tc>
         <w:tc>
           <w:tcPr>
-            <w:tcW w:type="dxa" w:w="1361"/>
-            <w:shd w:val="clear" w:color="auto" w:fill="1F4E79"/>
+            <w:tcW w:type="dxa" w:w="1345"/>
+            <w:tcBorders>
+              <w:top w:val="single" w:sz="12" w:color="1F4E79" w:space="0"/>
+              <w:left w:val="nil"/>
+              <w:bottom w:val="single" w:sz="4" w:color="C9D3DE" w:space="0"/>
+              <w:right w:val="nil"/>
+            </w:tcBorders>
+            <w:shd w:val="clear" w:color="auto" w:fill="EAF1F8"/>
           </w:tcPr>
           <w:p>
-            <w:r/>
+            <w:pPr>
+              <w:spacing w:before="0" w:after="0"/>
+            </w:pPr>
             <w:r>
               <w:rPr>
                 <w:b/>
-                <w:color w:val="FFFFFF"/>
-                <w:sz w:val="17"/>
+                <w:caps/>
+                <w:color w:val="1F4E79"/>
+                <w:sz w:val="16"/>
               </w:rPr>
               <w:t>Status</w:t>
             </w:r>
@@ -3009,13 +4045,18 @@
       <w:tr>
         <w:tc>
           <w:tcPr>
-            <w:tcW w:type="dxa" w:w="2608"/>
+            <w:tcW w:type="dxa" w:w="2578"/>
+            <w:tcBorders>
+              <w:top w:val="nil"/>
+              <w:left w:val="nil"/>
+              <w:bottom w:val="single" w:sz="4" w:color="DDE3EA" w:space="0"/>
+              <w:right w:val="nil"/>
+            </w:tcBorders>
           </w:tcPr>
           <w:p>
             <w:pPr>
-              <w:spacing w:after="0"/>
+              <w:spacing w:before="0" w:after="0"/>
             </w:pPr>
-            <w:r/>
             <w:r>
               <w:rPr>
                 <w:b w:val="0"/>
@@ -3027,13 +4068,18 @@
         </w:tc>
         <w:tc>
           <w:tcPr>
-            <w:tcW w:type="dxa" w:w="2608"/>
+            <w:tcW w:type="dxa" w:w="2578"/>
+            <w:tcBorders>
+              <w:top w:val="nil"/>
+              <w:left w:val="nil"/>
+              <w:bottom w:val="single" w:sz="4" w:color="DDE3EA" w:space="0"/>
+              <w:right w:val="nil"/>
+            </w:tcBorders>
           </w:tcPr>
           <w:p>
             <w:pPr>
-              <w:spacing w:after="0"/>
+              <w:spacing w:before="0" w:after="0"/>
             </w:pPr>
-            <w:r/>
             <w:r>
               <w:rPr>
                 <w:b w:val="0"/>
@@ -3041,7 +4087,7 @@
               </w:rPr>
               <w:t>6M 2026: ROE 6.9%, FFO / net debt 35%, rating Baa2</w:t>
             </w:r>
-            <w:hyperlink r:id="rId13">
+            <w:hyperlink r:id="rId15">
               <w:r>
                 <w:rPr>
                   <w:color w:val="2A78D6"/>
@@ -3055,13 +4101,18 @@
         </w:tc>
         <w:tc>
           <w:tcPr>
-            <w:tcW w:type="dxa" w:w="3175"/>
+            <w:tcW w:type="dxa" w:w="3138"/>
+            <w:tcBorders>
+              <w:top w:val="nil"/>
+              <w:left w:val="nil"/>
+              <w:bottom w:val="single" w:sz="4" w:color="DDE3EA" w:space="0"/>
+              <w:right w:val="nil"/>
+            </w:tcBorders>
           </w:tcPr>
           <w:p>
             <w:pPr>
-              <w:spacing w:after="0"/>
+              <w:spacing w:before="0" w:after="0"/>
             </w:pPr>
-            <w:r/>
             <w:r>
               <w:rPr>
                 <w:b w:val="0"/>
@@ -3069,7 +4120,7 @@
               </w:rPr>
               <w:t>Partly: the rating and FFO targets are met; ROE (6.9%) is close to the 7% target</w:t>
             </w:r>
-            <w:hyperlink r:id="rId11">
+            <w:hyperlink r:id="rId13">
               <w:r>
                 <w:rPr>
                   <w:color w:val="2A78D6"/>
@@ -3090,14 +4141,19 @@
         </w:tc>
         <w:tc>
           <w:tcPr>
-            <w:tcW w:type="dxa" w:w="1361"/>
+            <w:tcW w:type="dxa" w:w="1345"/>
+            <w:tcBorders>
+              <w:top w:val="nil"/>
+              <w:left w:val="nil"/>
+              <w:bottom w:val="single" w:sz="4" w:color="DDE3EA" w:space="0"/>
+              <w:right w:val="nil"/>
+            </w:tcBorders>
             <w:shd w:val="clear" w:color="auto" w:fill="FDF1D8"/>
           </w:tcPr>
           <w:p>
             <w:pPr>
-              <w:spacing w:after="0"/>
+              <w:spacing w:before="0" w:after="0"/>
             </w:pPr>
-            <w:r/>
             <w:r>
               <w:rPr>
                 <w:b/>
@@ -3111,14 +4167,18 @@
       <w:tr>
         <w:tc>
           <w:tcPr>
-            <w:tcW w:type="dxa" w:w="2608"/>
-            <w:shd w:val="clear" w:color="auto" w:fill="F6F8FA"/>
+            <w:tcW w:type="dxa" w:w="2578"/>
+            <w:tcBorders>
+              <w:top w:val="nil"/>
+              <w:left w:val="nil"/>
+              <w:bottom w:val="single" w:sz="4" w:color="DDE3EA" w:space="0"/>
+              <w:right w:val="nil"/>
+            </w:tcBorders>
           </w:tcPr>
           <w:p>
             <w:pPr>
-              <w:spacing w:after="0"/>
+              <w:spacing w:before="0" w:after="0"/>
             </w:pPr>
-            <w:r/>
             <w:r>
               <w:rPr>
                 <w:b w:val="0"/>
@@ -3130,14 +4190,18 @@
         </w:tc>
         <w:tc>
           <w:tcPr>
-            <w:tcW w:type="dxa" w:w="2608"/>
-            <w:shd w:val="clear" w:color="auto" w:fill="F6F8FA"/>
+            <w:tcW w:type="dxa" w:w="2578"/>
+            <w:tcBorders>
+              <w:top w:val="nil"/>
+              <w:left w:val="nil"/>
+              <w:bottom w:val="single" w:sz="4" w:color="DDE3EA" w:space="0"/>
+              <w:right w:val="nil"/>
+            </w:tcBorders>
           </w:tcPr>
           <w:p>
             <w:pPr>
-              <w:spacing w:after="0"/>
+              <w:spacing w:before="0" w:after="0"/>
             </w:pPr>
-            <w:r/>
             <w:r>
               <w:rPr>
                 <w:b w:val="0"/>
@@ -3145,7 +4209,7 @@
               </w:rPr>
               <w:t>937 MW installed at 2026-06-30</w:t>
             </w:r>
-            <w:hyperlink r:id="rId20">
+            <w:hyperlink r:id="rId22">
               <w:r>
                 <w:rPr>
                   <w:color w:val="2A78D6"/>
@@ -3159,14 +4223,18 @@
         </w:tc>
         <w:tc>
           <w:tcPr>
-            <w:tcW w:type="dxa" w:w="3175"/>
-            <w:shd w:val="clear" w:color="auto" w:fill="F6F8FA"/>
+            <w:tcW w:type="dxa" w:w="3138"/>
+            <w:tcBorders>
+              <w:top w:val="nil"/>
+              <w:left w:val="nil"/>
+              <w:bottom w:val="single" w:sz="4" w:color="DDE3EA" w:space="0"/>
+              <w:right w:val="nil"/>
+            </w:tcBorders>
           </w:tcPr>
           <w:p>
             <w:pPr>
-              <w:spacing w:after="0"/>
+              <w:spacing w:before="0" w:after="0"/>
             </w:pPr>
-            <w:r/>
             <w:r>
               <w:rPr>
                 <w:b w:val="0"/>
@@ -3174,7 +4242,7 @@
               </w:rPr>
               <w:t>Exceeded</w:t>
             </w:r>
-            <w:hyperlink r:id="rId20">
+            <w:hyperlink r:id="rId22">
               <w:r>
                 <w:rPr>
                   <w:color w:val="2A78D6"/>
@@ -3195,14 +4263,19 @@
         </w:tc>
         <w:tc>
           <w:tcPr>
-            <w:tcW w:type="dxa" w:w="1361"/>
+            <w:tcW w:type="dxa" w:w="1345"/>
+            <w:tcBorders>
+              <w:top w:val="nil"/>
+              <w:left w:val="nil"/>
+              <w:bottom w:val="single" w:sz="4" w:color="DDE3EA" w:space="0"/>
+              <w:right w:val="nil"/>
+            </w:tcBorders>
             <w:shd w:val="clear" w:color="auto" w:fill="E3F3E8"/>
           </w:tcPr>
           <w:p>
             <w:pPr>
-              <w:spacing w:after="0"/>
+              <w:spacing w:before="0" w:after="0"/>
             </w:pPr>
-            <w:r/>
             <w:r>
               <w:rPr>
                 <w:b/>
@@ -3216,13 +4289,18 @@
       <w:tr>
         <w:tc>
           <w:tcPr>
-            <w:tcW w:type="dxa" w:w="2608"/>
+            <w:tcW w:type="dxa" w:w="2578"/>
+            <w:tcBorders>
+              <w:top w:val="nil"/>
+              <w:left w:val="nil"/>
+              <w:bottom w:val="single" w:sz="4" w:color="DDE3EA" w:space="0"/>
+              <w:right w:val="nil"/>
+            </w:tcBorders>
           </w:tcPr>
           <w:p>
             <w:pPr>
-              <w:spacing w:after="0"/>
+              <w:spacing w:before="0" w:after="0"/>
             </w:pPr>
-            <w:r/>
             <w:r>
               <w:rPr>
                 <w:b w:val="0"/>
@@ -3234,13 +4312,18 @@
         </w:tc>
         <w:tc>
           <w:tcPr>
-            <w:tcW w:type="dxa" w:w="2608"/>
+            <w:tcW w:type="dxa" w:w="2578"/>
+            <w:tcBorders>
+              <w:top w:val="nil"/>
+              <w:left w:val="nil"/>
+              <w:bottom w:val="single" w:sz="4" w:color="DDE3EA" w:space="0"/>
+              <w:right w:val="nil"/>
+            </w:tcBorders>
           </w:tcPr>
           <w:p>
             <w:pPr>
-              <w:spacing w:after="0"/>
+              <w:spacing w:before="0" w:after="0"/>
             </w:pPr>
-            <w:r/>
             <w:r>
               <w:rPr>
                 <w:b w:val="0"/>
@@ -3248,7 +4331,7 @@
               </w:rPr>
               <w:t>Approved project portfolio of 1,144 MW</w:t>
             </w:r>
-            <w:hyperlink r:id="rId22">
+            <w:hyperlink r:id="rId24">
               <w:r>
                 <w:rPr>
                   <w:color w:val="2A78D6"/>
@@ -3265,7 +4348,7 @@
               </w:rPr>
               <w:t>,</w:t>
             </w:r>
-            <w:hyperlink r:id="rId14">
+            <w:hyperlink r:id="rId16">
               <w:r>
                 <w:rPr>
                   <w:color w:val="2A78D6"/>
@@ -3279,13 +4362,18 @@
         </w:tc>
         <w:tc>
           <w:tcPr>
-            <w:tcW w:type="dxa" w:w="3175"/>
+            <w:tcW w:type="dxa" w:w="3138"/>
+            <w:tcBorders>
+              <w:top w:val="nil"/>
+              <w:left w:val="nil"/>
+              <w:bottom w:val="single" w:sz="4" w:color="DDE3EA" w:space="0"/>
+              <w:right w:val="nil"/>
+            </w:tcBorders>
           </w:tcPr>
           <w:p>
             <w:pPr>
-              <w:spacing w:after="0"/>
+              <w:spacing w:before="0" w:after="0"/>
             </w:pPr>
-            <w:r/>
             <w:r>
               <w:rPr>
                 <w:b w:val="0"/>
@@ -3293,7 +4381,7 @@
               </w:rPr>
               <w:t>Long-term target, financed with green bonds</w:t>
             </w:r>
-            <w:hyperlink r:id="rId16">
+            <w:hyperlink r:id="rId18">
               <w:r>
                 <w:rPr>
                   <w:color w:val="2A78D6"/>
@@ -3314,14 +4402,19 @@
         </w:tc>
         <w:tc>
           <w:tcPr>
-            <w:tcW w:type="dxa" w:w="1361"/>
+            <w:tcW w:type="dxa" w:w="1345"/>
+            <w:tcBorders>
+              <w:top w:val="nil"/>
+              <w:left w:val="nil"/>
+              <w:bottom w:val="single" w:sz="4" w:color="DDE3EA" w:space="0"/>
+              <w:right w:val="nil"/>
+            </w:tcBorders>
             <w:shd w:val="clear" w:color="auto" w:fill="EAF1F8"/>
           </w:tcPr>
           <w:p>
             <w:pPr>
-              <w:spacing w:after="0"/>
+              <w:spacing w:before="0" w:after="0"/>
             </w:pPr>
-            <w:r/>
             <w:r>
               <w:rPr>
                 <w:b/>
@@ -3335,14 +4428,18 @@
       <w:tr>
         <w:tc>
           <w:tcPr>
-            <w:tcW w:type="dxa" w:w="2608"/>
-            <w:shd w:val="clear" w:color="auto" w:fill="F6F8FA"/>
+            <w:tcW w:type="dxa" w:w="2578"/>
+            <w:tcBorders>
+              <w:top w:val="nil"/>
+              <w:left w:val="nil"/>
+              <w:bottom w:val="single" w:sz="4" w:color="DDE3EA" w:space="0"/>
+              <w:right w:val="nil"/>
+            </w:tcBorders>
           </w:tcPr>
           <w:p>
             <w:pPr>
-              <w:spacing w:after="0"/>
+              <w:spacing w:before="0" w:after="0"/>
             </w:pPr>
-            <w:r/>
             <w:r>
               <w:rPr>
                 <w:b w:val="0"/>
@@ -3354,14 +4451,18 @@
         </w:tc>
         <w:tc>
           <w:tcPr>
-            <w:tcW w:type="dxa" w:w="2608"/>
-            <w:shd w:val="clear" w:color="auto" w:fill="F6F8FA"/>
+            <w:tcW w:type="dxa" w:w="2578"/>
+            <w:tcBorders>
+              <w:top w:val="nil"/>
+              <w:left w:val="nil"/>
+              <w:bottom w:val="single" w:sz="4" w:color="DDE3EA" w:space="0"/>
+              <w:right w:val="nil"/>
+            </w:tcBorders>
           </w:tcPr>
           <w:p>
             <w:pPr>
-              <w:spacing w:after="0"/>
+              <w:spacing w:before="0" w:after="0"/>
             </w:pPr>
-            <w:r/>
             <w:r>
               <w:rPr>
                 <w:b w:val="0"/>
@@ -3369,7 +4470,7 @@
               </w:rPr>
               <w:t>2025: −17%</w:t>
             </w:r>
-            <w:hyperlink r:id="rId23">
+            <w:hyperlink r:id="rId25">
               <w:r>
                 <w:rPr>
                   <w:color w:val="2A78D6"/>
@@ -3383,14 +4484,18 @@
         </w:tc>
         <w:tc>
           <w:tcPr>
-            <w:tcW w:type="dxa" w:w="3175"/>
-            <w:shd w:val="clear" w:color="auto" w:fill="F6F8FA"/>
+            <w:tcW w:type="dxa" w:w="3138"/>
+            <w:tcBorders>
+              <w:top w:val="nil"/>
+              <w:left w:val="nil"/>
+              <w:bottom w:val="single" w:sz="4" w:color="DDE3EA" w:space="0"/>
+              <w:right w:val="nil"/>
+            </w:tcBorders>
           </w:tcPr>
           <w:p>
             <w:pPr>
-              <w:spacing w:after="0"/>
+              <w:spacing w:before="0" w:after="0"/>
             </w:pPr>
-            <w:r/>
             <w:r>
               <w:rPr>
                 <w:b w:val="0"/>
@@ -3398,7 +4503,7 @@
               </w:rPr>
               <w:t>In progress; progress depends on how much the gas plants run</w:t>
             </w:r>
-            <w:hyperlink r:id="rId23">
+            <w:hyperlink r:id="rId25">
               <w:r>
                 <w:rPr>
                   <w:color w:val="2A78D6"/>
@@ -3419,14 +4524,19 @@
         </w:tc>
         <w:tc>
           <w:tcPr>
-            <w:tcW w:type="dxa" w:w="1361"/>
+            <w:tcW w:type="dxa" w:w="1345"/>
+            <w:tcBorders>
+              <w:top w:val="nil"/>
+              <w:left w:val="nil"/>
+              <w:bottom w:val="single" w:sz="4" w:color="DDE3EA" w:space="0"/>
+              <w:right w:val="nil"/>
+            </w:tcBorders>
             <w:shd w:val="clear" w:color="auto" w:fill="EAF1F8"/>
           </w:tcPr>
           <w:p>
             <w:pPr>
-              <w:spacing w:after="0"/>
+              <w:spacing w:before="0" w:after="0"/>
             </w:pPr>
-            <w:r/>
             <w:r>
               <w:rPr>
                 <w:b/>
@@ -3440,11 +4550,29 @@
     </w:tbl>
     <w:p>
       <w:pPr>
-        <w:spacing w:before="280" w:after="80"/>
+        <w:spacing w:before="0" w:after="40"/>
+      </w:pPr>
+    </w:p>
+    <w:p>
+      <w:pPr>
+        <w:keepNext/>
         <w:pBdr>
-          <w:bottom w:val="single" w:sz="6" w:color="C9D3DE" w:space="2"/>
+          <w:bottom w:val="single" w:sz="8" w:color="1F4E79" w:space="4"/>
         </w:pBdr>
+        <w:tabs>
+          <w:tab w:pos="482" w:val="left"/>
+        </w:tabs>
+        <w:spacing w:before="360" w:after="160"/>
       </w:pPr>
+      <w:r>
+        <w:rPr>
+          <w:b/>
+          <w:color w:val="2A78D6"/>
+          <w:sz w:val="18"/>
+        </w:rPr>
+        <w:t>07</w:t>
+        <w:tab/>
+      </w:r>
       <w:r>
         <w:rPr>
           <w:b/>
@@ -3456,9 +4584,21 @@
     </w:p>
     <w:p>
       <w:pPr>
-        <w:pStyle w:val="ListBullet"/>
-        <w:spacing w:after="60"/>
+        <w:tabs>
+          <w:tab w:pos="255" w:val="left"/>
+        </w:tabs>
+        <w:spacing w:before="0" w:after="80"/>
+        <w:ind w:left="255" w:hanging="255"/>
       </w:pPr>
+      <w:r>
+        <w:rPr>
+          <w:b/>
+          <w:color w:val="2A78D6"/>
+          <w:sz w:val="20"/>
+        </w:rPr>
+        <w:t>▪</w:t>
+        <w:tab/>
+      </w:r>
       <w:r>
         <w:rPr>
           <w:b/>
@@ -3471,7 +4611,7 @@
         </w:rPr>
         <w:t xml:space="preserve"> four green bonds, 2.42% 2027 (EUR 100m), 0.5% 2028 (EUR 50m), 4.952% 2029 (EUR 50m) and 3.612% 2030 (EUR 400m)</w:t>
       </w:r>
-      <w:hyperlink r:id="rId24">
+      <w:hyperlink r:id="rId26">
         <w:r>
           <w:rPr>
             <w:color w:val="2A78D6"/>
@@ -3488,7 +4628,7 @@
         </w:rPr>
         <w:t>,</w:t>
       </w:r>
-      <w:hyperlink r:id="rId25">
+      <w:hyperlink r:id="rId27">
         <w:r>
           <w:rPr>
             <w:color w:val="2A78D6"/>
@@ -3505,7 +4645,7 @@
         </w:rPr>
         <w:t>,</w:t>
       </w:r>
-      <w:hyperlink r:id="rId26">
+      <w:hyperlink r:id="rId28">
         <w:r>
           <w:rPr>
             <w:color w:val="2A78D6"/>
@@ -3522,7 +4662,7 @@
         </w:rPr>
         <w:t>,</w:t>
       </w:r>
-      <w:hyperlink r:id="rId27">
+      <w:hyperlink r:id="rId29">
         <w:r>
           <w:rPr>
             <w:color w:val="2A78D6"/>
@@ -3538,7 +4678,7 @@
         </w:rPr>
         <w:t>. Moody's rates the green bonds Baa2</w:t>
       </w:r>
-      <w:hyperlink r:id="rId28">
+      <w:hyperlink r:id="rId30">
         <w:r>
           <w:rPr>
             <w:color w:val="2A78D6"/>
@@ -3557,9 +4697,21 @@
     </w:p>
     <w:p>
       <w:pPr>
-        <w:pStyle w:val="ListBullet"/>
-        <w:spacing w:after="60"/>
+        <w:tabs>
+          <w:tab w:pos="255" w:val="left"/>
+        </w:tabs>
+        <w:spacing w:before="0" w:after="80"/>
+        <w:ind w:left="255" w:hanging="255"/>
       </w:pPr>
+      <w:r>
+        <w:rPr>
+          <w:b/>
+          <w:color w:val="2A78D6"/>
+          <w:sz w:val="20"/>
+        </w:rPr>
+        <w:t>▪</w:t>
+        <w:tab/>
+      </w:r>
       <w:r>
         <w:rPr>
           <w:b/>
@@ -3572,7 +4724,7 @@
         </w:rPr>
         <w:t xml:space="preserve"> the 2.42% bond on 2027-05-05. The company has funding: it borrowed EUR 300m at 1.3% in June 2026</w:t>
       </w:r>
-      <w:hyperlink r:id="rId25">
+      <w:hyperlink r:id="rId27">
         <w:r>
           <w:rPr>
             <w:color w:val="2A78D6"/>
@@ -3589,7 +4741,7 @@
         </w:rPr>
         <w:t>,</w:t>
       </w:r>
-      <w:hyperlink r:id="rId16">
+      <w:hyperlink r:id="rId18">
         <w:r>
           <w:rPr>
             <w:color w:val="2A78D6"/>
@@ -3608,9 +4760,21 @@
     </w:p>
     <w:p>
       <w:pPr>
-        <w:pStyle w:val="ListBullet"/>
-        <w:spacing w:after="60"/>
+        <w:tabs>
+          <w:tab w:pos="255" w:val="left"/>
+        </w:tabs>
+        <w:spacing w:before="0" w:after="80"/>
+        <w:ind w:left="255" w:hanging="255"/>
       </w:pPr>
+      <w:r>
+        <w:rPr>
+          <w:b/>
+          <w:color w:val="2A78D6"/>
+          <w:sz w:val="20"/>
+        </w:rPr>
+        <w:t>▪</w:t>
+        <w:tab/>
+      </w:r>
       <w:r>
         <w:rPr>
           <w:b/>
@@ -3623,7 +4787,7 @@
         </w:rPr>
         <w:t xml:space="preserve"> and the dividend policy (&gt;64% payout) mean part of the cash goes to the state, but the rating target (≥ Baa3) caps borrowing</w:t>
       </w:r>
-      <w:hyperlink r:id="rId13">
+      <w:hyperlink r:id="rId15">
         <w:r>
           <w:rPr>
             <w:color w:val="2A78D6"/>
@@ -3642,9 +4806,21 @@
     </w:p>
     <w:p>
       <w:pPr>
-        <w:pStyle w:val="ListBullet"/>
-        <w:spacing w:after="60"/>
+        <w:tabs>
+          <w:tab w:pos="255" w:val="left"/>
+        </w:tabs>
+        <w:spacing w:before="0" w:after="80"/>
+        <w:ind w:left="255" w:hanging="255"/>
       </w:pPr>
+      <w:r>
+        <w:rPr>
+          <w:b/>
+          <w:color w:val="2A78D6"/>
+          <w:sz w:val="20"/>
+        </w:rPr>
+        <w:t>▪</w:t>
+        <w:tab/>
+      </w:r>
       <w:r>
         <w:rPr>
           <w:b/>
@@ -3660,11 +4836,739 @@
     </w:p>
     <w:p>
       <w:pPr>
-        <w:spacing w:before="280" w:after="80"/>
+        <w:keepNext/>
         <w:pBdr>
-          <w:bottom w:val="single" w:sz="6" w:color="C9D3DE" w:space="2"/>
+          <w:bottom w:val="single" w:sz="8" w:color="1F4E79" w:space="4"/>
         </w:pBdr>
+        <w:tabs>
+          <w:tab w:pos="482" w:val="left"/>
+        </w:tabs>
+        <w:spacing w:before="360" w:after="160"/>
       </w:pPr>
+      <w:r>
+        <w:rPr>
+          <w:b/>
+          <w:color w:val="2A78D6"/>
+          <w:sz w:val="18"/>
+        </w:rPr>
+        <w:t>08</w:t>
+        <w:tab/>
+      </w:r>
+      <w:r>
+        <w:rPr>
+          <w:b/>
+          <w:color w:val="1F4E79"/>
+          <w:sz w:val="28"/>
+        </w:rPr>
+        <w:t>In the press</w:t>
+      </w:r>
+    </w:p>
+    <w:p>
+      <w:pPr>
+        <w:tabs>
+          <w:tab w:pos="255" w:val="left"/>
+        </w:tabs>
+        <w:spacing w:before="0" w:after="80"/>
+        <w:ind w:left="255" w:hanging="255"/>
+      </w:pPr>
+      <w:r>
+        <w:rPr>
+          <w:b/>
+          <w:color w:val="2A78D6"/>
+          <w:sz w:val="20"/>
+        </w:rPr>
+        <w:t>▪</w:t>
+        <w:tab/>
+      </w:r>
+      <w:r>
+        <w:rPr>
+          <w:b/>
+        </w:rPr>
+        <w:t>Management:</w:t>
+      </w:r>
+      <w:r>
+        <w:rPr>
+          <w:b w:val="0"/>
+        </w:rPr>
+        <w:t xml:space="preserve"> on 2026-10-05 board member Māris Kuņickis left the company</w:t>
+      </w:r>
+      <w:hyperlink r:id="rId31">
+        <w:r>
+          <w:rPr>
+            <w:color w:val="2A78D6"/>
+            <w:vertAlign w:val="superscript"/>
+            <w:sz w:val="17"/>
+          </w:rPr>
+          <w:t xml:space="preserve">26</w:t>
+        </w:r>
+      </w:hyperlink>
+      <w:r>
+        <w:rPr>
+          <w:b w:val="0"/>
+        </w:rPr>
+        <w:t>.</w:t>
+      </w:r>
+    </w:p>
+    <w:p>
+      <w:pPr>
+        <w:tabs>
+          <w:tab w:pos="255" w:val="left"/>
+        </w:tabs>
+        <w:spacing w:before="0" w:after="80"/>
+        <w:ind w:left="255" w:hanging="255"/>
+      </w:pPr>
+      <w:r>
+        <w:rPr>
+          <w:b/>
+          <w:color w:val="2A78D6"/>
+          <w:sz w:val="20"/>
+        </w:rPr>
+        <w:t>▪</w:t>
+        <w:tab/>
+      </w:r>
+      <w:r>
+        <w:rPr>
+          <w:b/>
+        </w:rPr>
+        <w:t>Tet and LMT:</w:t>
+      </w:r>
+      <w:r>
+        <w:rPr>
+          <w:b w:val="0"/>
+        </w:rPr>
+        <w:t xml:space="preserve"> on 2026-10-22 it was reported that Latvenergo is ready to continue cooperating in the buy-out process of Tet and LMT stakes</w:t>
+      </w:r>
+      <w:hyperlink r:id="rId32">
+        <w:r>
+          <w:rPr>
+            <w:color w:val="2A78D6"/>
+            <w:vertAlign w:val="superscript"/>
+            <w:sz w:val="17"/>
+          </w:rPr>
+          <w:t xml:space="preserve">27</w:t>
+        </w:r>
+      </w:hyperlink>
+      <w:r>
+        <w:rPr>
+          <w:b w:val="0"/>
+        </w:rPr>
+        <w:t>.</w:t>
+      </w:r>
+    </w:p>
+    <w:p>
+      <w:pPr>
+        <w:tabs>
+          <w:tab w:pos="255" w:val="left"/>
+        </w:tabs>
+        <w:spacing w:before="0" w:after="80"/>
+        <w:ind w:left="255" w:hanging="255"/>
+      </w:pPr>
+      <w:r>
+        <w:rPr>
+          <w:b/>
+          <w:color w:val="2A78D6"/>
+          <w:sz w:val="20"/>
+        </w:rPr>
+        <w:t>▪</w:t>
+        <w:tab/>
+      </w:r>
+      <w:r>
+        <w:rPr>
+          <w:b/>
+        </w:rPr>
+        <w:t>Gas prices:</w:t>
+      </w:r>
+      <w:r>
+        <w:rPr>
+          <w:b w:val="0"/>
+        </w:rPr>
+        <w:t xml:space="preserve"> on 2026-10-14 the company's analyst warned that natural gas has not been this expensive for years</w:t>
+      </w:r>
+      <w:hyperlink r:id="rId33">
+        <w:r>
+          <w:rPr>
+            <w:color w:val="2A78D6"/>
+            <w:vertAlign w:val="superscript"/>
+            <w:sz w:val="17"/>
+          </w:rPr>
+          <w:t xml:space="preserve">28</w:t>
+        </w:r>
+      </w:hyperlink>
+      <w:r>
+        <w:rPr>
+          <w:b w:val="0"/>
+        </w:rPr>
+        <w:t>.</w:t>
+      </w:r>
+    </w:p>
+    <w:p>
+      <w:pPr>
+        <w:spacing w:before="40" w:after="60"/>
+      </w:pPr>
+      <w:r>
+        <w:rPr>
+          <w:b w:val="0"/>
+          <w:color w:val="5F6B7A"/>
+          <w:sz w:val="18"/>
+        </w:rPr>
+        <w:t>Automatic news scan (Google News, LV), 2026-07-24 – 2026-10-22: 6 articles.</w:t>
+      </w:r>
+    </w:p>
+    <w:tbl>
+      <w:tblPr>
+        <w:tblW w:w="9639" w:type="dxa"/>
+        <w:tblBorders>
+          <w:top w:val="nil"/>
+          <w:left w:val="nil"/>
+          <w:bottom w:val="nil"/>
+          <w:right w:val="nil"/>
+          <w:insideH w:val="nil"/>
+          <w:insideV w:val="nil"/>
+        </w:tblBorders>
+        <w:tblLayout w:type="fixed"/>
+        <w:tblCellMar>
+          <w:top w:w="80" w:type="dxa"/>
+          <w:left w:w="0" w:type="dxa"/>
+          <w:bottom w:w="80" w:type="dxa"/>
+          <w:right w:w="120" w:type="dxa"/>
+        </w:tblCellMar>
+        <w:tblLook w:firstColumn="1" w:firstRow="1" w:lastColumn="0" w:lastRow="0" w:noHBand="0" w:noVBand="1" w:val="04A0"/>
+      </w:tblPr>
+      <w:tblGrid>
+        <w:gridCol w:w="1020"/>
+        <w:gridCol w:w="1360"/>
+        <w:gridCol w:w="7257"/>
+      </w:tblGrid>
+      <w:tr>
+        <w:tc>
+          <w:tcPr>
+            <w:tcW w:type="dxa" w:w="1020"/>
+            <w:tcBorders>
+              <w:top w:val="nil"/>
+              <w:left w:val="nil"/>
+              <w:bottom w:val="single" w:sz="4" w:color="E3E8EE" w:space="0"/>
+              <w:right w:val="nil"/>
+            </w:tcBorders>
+          </w:tcPr>
+          <w:p>
+            <w:pPr>
+              <w:spacing w:before="0" w:after="0"/>
+            </w:pPr>
+            <w:r>
+              <w:rPr>
+                <w:b w:val="0"/>
+                <w:color w:val="1A1A1A"/>
+                <w:sz w:val="17"/>
+              </w:rPr>
+              <w:t>2026-10-05</w:t>
+            </w:r>
+          </w:p>
+        </w:tc>
+        <w:tc>
+          <w:tcPr>
+            <w:tcW w:type="dxa" w:w="1361"/>
+            <w:tcBorders>
+              <w:top w:val="nil"/>
+              <w:left w:val="nil"/>
+              <w:bottom w:val="single" w:sz="4" w:color="E3E8EE" w:space="0"/>
+              <w:right w:val="nil"/>
+            </w:tcBorders>
+          </w:tcPr>
+          <w:p>
+            <w:pPr>
+              <w:spacing w:before="0" w:after="0"/>
+            </w:pPr>
+            <w:r>
+              <w:rPr>
+                <w:b/>
+                <w:color w:val="5F6B7A"/>
+                <w:sz w:val="14"/>
+                <w:shd w:val="clear" w:color="auto" w:fill="F0F2F5"/>
+              </w:rPr>
+              <w:t xml:space="preserve"> MANAGEMENT </w:t>
+            </w:r>
+          </w:p>
+        </w:tc>
+        <w:tc>
+          <w:tcPr>
+            <w:tcW w:type="dxa" w:w="7257"/>
+            <w:tcBorders>
+              <w:top w:val="nil"/>
+              <w:left w:val="nil"/>
+              <w:bottom w:val="single" w:sz="4" w:color="E3E8EE" w:space="0"/>
+              <w:right w:val="nil"/>
+            </w:tcBorders>
+          </w:tcPr>
+          <w:p>
+            <w:pPr>
+              <w:spacing w:before="0" w:after="0"/>
+            </w:pPr>
+            <w:hyperlink r:id="rId31">
+              <w:r>
+                <w:rPr>
+                  <w:color w:val="1A1A1A"/>
+                  <w:sz w:val="18"/>
+                </w:rPr>
+                <w:t xml:space="preserve">"Latvenergo" valdes loceklis Māris Kuņickis atstāj darbu uzņēmumā</w:t>
+              </w:r>
+            </w:hyperlink>
+            <w:r>
+              <w:rPr>
+                <w:b w:val="0"/>
+                <w:color w:val="5F6B7A"/>
+                <w:sz w:val="15"/>
+              </w:rPr>
+              <w:t xml:space="preserve">   Jauns.lv</w:t>
+            </w:r>
+          </w:p>
+        </w:tc>
+      </w:tr>
+      <w:tr>
+        <w:tc>
+          <w:tcPr>
+            <w:tcW w:type="dxa" w:w="1020"/>
+            <w:tcBorders>
+              <w:top w:val="nil"/>
+              <w:left w:val="nil"/>
+              <w:bottom w:val="single" w:sz="4" w:color="E3E8EE" w:space="0"/>
+              <w:right w:val="nil"/>
+            </w:tcBorders>
+          </w:tcPr>
+          <w:p>
+            <w:pPr>
+              <w:spacing w:before="0" w:after="0"/>
+            </w:pPr>
+            <w:r>
+              <w:rPr>
+                <w:b w:val="0"/>
+                <w:color w:val="1A1A1A"/>
+                <w:sz w:val="17"/>
+              </w:rPr>
+              <w:t>2026-10-22</w:t>
+            </w:r>
+          </w:p>
+        </w:tc>
+        <w:tc>
+          <w:tcPr>
+            <w:tcW w:type="dxa" w:w="1361"/>
+            <w:tcBorders>
+              <w:top w:val="nil"/>
+              <w:left w:val="nil"/>
+              <w:bottom w:val="single" w:sz="4" w:color="E3E8EE" w:space="0"/>
+              <w:right w:val="nil"/>
+            </w:tcBorders>
+          </w:tcPr>
+          <w:p>
+            <w:pPr>
+              <w:spacing w:before="0" w:after="0"/>
+            </w:pPr>
+            <w:r>
+              <w:rPr>
+                <w:b/>
+                <w:color w:val="5F6B7A"/>
+                <w:sz w:val="14"/>
+                <w:shd w:val="clear" w:color="auto" w:fill="F0F2F5"/>
+              </w:rPr>
+              <w:t xml:space="preserve"> OTHER </w:t>
+            </w:r>
+          </w:p>
+        </w:tc>
+        <w:tc>
+          <w:tcPr>
+            <w:tcW w:type="dxa" w:w="7257"/>
+            <w:tcBorders>
+              <w:top w:val="nil"/>
+              <w:left w:val="nil"/>
+              <w:bottom w:val="single" w:sz="4" w:color="E3E8EE" w:space="0"/>
+              <w:right w:val="nil"/>
+            </w:tcBorders>
+          </w:tcPr>
+          <w:p>
+            <w:pPr>
+              <w:spacing w:before="0" w:after="0"/>
+            </w:pPr>
+            <w:hyperlink r:id="rId32">
+              <w:r>
+                <w:rPr>
+                  <w:color w:val="1A1A1A"/>
+                  <w:sz w:val="18"/>
+                </w:rPr>
+                <w:t xml:space="preserve">"Latvenergo" gatava turpināt sadarbību "Tet" un LMT daļu izpirkšanas procesā</w:t>
+              </w:r>
+            </w:hyperlink>
+            <w:r>
+              <w:rPr>
+                <w:b w:val="0"/>
+                <w:color w:val="5F6B7A"/>
+                <w:sz w:val="15"/>
+              </w:rPr>
+              <w:t xml:space="preserve">   TVNET</w:t>
+            </w:r>
+          </w:p>
+        </w:tc>
+      </w:tr>
+      <w:tr>
+        <w:tc>
+          <w:tcPr>
+            <w:tcW w:type="dxa" w:w="1020"/>
+            <w:tcBorders>
+              <w:top w:val="nil"/>
+              <w:left w:val="nil"/>
+              <w:bottom w:val="single" w:sz="4" w:color="E3E8EE" w:space="0"/>
+              <w:right w:val="nil"/>
+            </w:tcBorders>
+          </w:tcPr>
+          <w:p>
+            <w:pPr>
+              <w:spacing w:before="0" w:after="0"/>
+            </w:pPr>
+            <w:r>
+              <w:rPr>
+                <w:b w:val="0"/>
+                <w:color w:val="1A1A1A"/>
+                <w:sz w:val="17"/>
+              </w:rPr>
+              <w:t>2026-10-21</w:t>
+            </w:r>
+          </w:p>
+        </w:tc>
+        <w:tc>
+          <w:tcPr>
+            <w:tcW w:type="dxa" w:w="1361"/>
+            <w:tcBorders>
+              <w:top w:val="nil"/>
+              <w:left w:val="nil"/>
+              <w:bottom w:val="single" w:sz="4" w:color="E3E8EE" w:space="0"/>
+              <w:right w:val="nil"/>
+            </w:tcBorders>
+          </w:tcPr>
+          <w:p>
+            <w:pPr>
+              <w:spacing w:before="0" w:after="0"/>
+            </w:pPr>
+            <w:r>
+              <w:rPr>
+                <w:b/>
+                <w:color w:val="5F6B7A"/>
+                <w:sz w:val="14"/>
+                <w:shd w:val="clear" w:color="auto" w:fill="F0F2F5"/>
+              </w:rPr>
+              <w:t xml:space="preserve"> OTHER </w:t>
+            </w:r>
+          </w:p>
+        </w:tc>
+        <w:tc>
+          <w:tcPr>
+            <w:tcW w:type="dxa" w:w="7257"/>
+            <w:tcBorders>
+              <w:top w:val="nil"/>
+              <w:left w:val="nil"/>
+              <w:bottom w:val="single" w:sz="4" w:color="E3E8EE" w:space="0"/>
+              <w:right w:val="nil"/>
+            </w:tcBorders>
+          </w:tcPr>
+          <w:p>
+            <w:pPr>
+              <w:spacing w:before="0" w:after="0"/>
+            </w:pPr>
+            <w:hyperlink r:id="rId34">
+              <w:r>
+                <w:rPr>
+                  <w:color w:val="1A1A1A"/>
+                  <w:sz w:val="18"/>
+                </w:rPr>
+                <w:t xml:space="preserve">Vai ziemā pietiks gāzes un kas notiks ar cenām? «Latvenergo» skaidro situāciju pirms apkures sezonas</w:t>
+              </w:r>
+            </w:hyperlink>
+            <w:r>
+              <w:rPr>
+                <w:b w:val="0"/>
+                <w:color w:val="5F6B7A"/>
+                <w:sz w:val="15"/>
+              </w:rPr>
+              <w:t xml:space="preserve">   bb.lv</w:t>
+            </w:r>
+          </w:p>
+        </w:tc>
+      </w:tr>
+      <w:tr>
+        <w:tc>
+          <w:tcPr>
+            <w:tcW w:type="dxa" w:w="1020"/>
+            <w:tcBorders>
+              <w:top w:val="nil"/>
+              <w:left w:val="nil"/>
+              <w:bottom w:val="single" w:sz="4" w:color="E3E8EE" w:space="0"/>
+              <w:right w:val="nil"/>
+            </w:tcBorders>
+          </w:tcPr>
+          <w:p>
+            <w:pPr>
+              <w:spacing w:before="0" w:after="0"/>
+            </w:pPr>
+            <w:r>
+              <w:rPr>
+                <w:b w:val="0"/>
+                <w:color w:val="1A1A1A"/>
+                <w:sz w:val="17"/>
+              </w:rPr>
+              <w:t>2026-10-14</w:t>
+            </w:r>
+          </w:p>
+        </w:tc>
+        <w:tc>
+          <w:tcPr>
+            <w:tcW w:type="dxa" w:w="1361"/>
+            <w:tcBorders>
+              <w:top w:val="nil"/>
+              <w:left w:val="nil"/>
+              <w:bottom w:val="single" w:sz="4" w:color="E3E8EE" w:space="0"/>
+              <w:right w:val="nil"/>
+            </w:tcBorders>
+          </w:tcPr>
+          <w:p>
+            <w:pPr>
+              <w:spacing w:before="0" w:after="0"/>
+            </w:pPr>
+            <w:r>
+              <w:rPr>
+                <w:b/>
+                <w:color w:val="5F6B7A"/>
+                <w:sz w:val="14"/>
+                <w:shd w:val="clear" w:color="auto" w:fill="F0F2F5"/>
+              </w:rPr>
+              <w:t xml:space="preserve"> OTHER </w:t>
+            </w:r>
+          </w:p>
+        </w:tc>
+        <w:tc>
+          <w:tcPr>
+            <w:tcW w:type="dxa" w:w="7257"/>
+            <w:tcBorders>
+              <w:top w:val="nil"/>
+              <w:left w:val="nil"/>
+              <w:bottom w:val="single" w:sz="4" w:color="E3E8EE" w:space="0"/>
+              <w:right w:val="nil"/>
+            </w:tcBorders>
+          </w:tcPr>
+          <w:p>
+            <w:pPr>
+              <w:spacing w:before="0" w:after="0"/>
+            </w:pPr>
+            <w:hyperlink r:id="rId35">
+              <w:r>
+                <w:rPr>
+                  <w:color w:val="1A1A1A"/>
+                  <w:sz w:val="18"/>
+                </w:rPr>
+                <w:t xml:space="preserve">Tik dārga gāze nav bijusi gadiem: "Latvenergo" analītiķe brīdina par saspringtu situāciju pirms apkures sezonas</w:t>
+              </w:r>
+            </w:hyperlink>
+            <w:r>
+              <w:rPr>
+                <w:b w:val="0"/>
+                <w:color w:val="5F6B7A"/>
+                <w:sz w:val="15"/>
+              </w:rPr>
+              <w:t xml:space="preserve">   Dzentlmenis.lv</w:t>
+            </w:r>
+          </w:p>
+        </w:tc>
+      </w:tr>
+      <w:tr>
+        <w:tc>
+          <w:tcPr>
+            <w:tcW w:type="dxa" w:w="1020"/>
+            <w:tcBorders>
+              <w:top w:val="nil"/>
+              <w:left w:val="nil"/>
+              <w:bottom w:val="single" w:sz="4" w:color="E3E8EE" w:space="0"/>
+              <w:right w:val="nil"/>
+            </w:tcBorders>
+          </w:tcPr>
+          <w:p>
+            <w:pPr>
+              <w:spacing w:before="0" w:after="0"/>
+            </w:pPr>
+            <w:r>
+              <w:rPr>
+                <w:b w:val="0"/>
+                <w:color w:val="1A1A1A"/>
+                <w:sz w:val="17"/>
+              </w:rPr>
+              <w:t>2026-10-14</w:t>
+            </w:r>
+          </w:p>
+        </w:tc>
+        <w:tc>
+          <w:tcPr>
+            <w:tcW w:type="dxa" w:w="1361"/>
+            <w:tcBorders>
+              <w:top w:val="nil"/>
+              <w:left w:val="nil"/>
+              <w:bottom w:val="single" w:sz="4" w:color="E3E8EE" w:space="0"/>
+              <w:right w:val="nil"/>
+            </w:tcBorders>
+          </w:tcPr>
+          <w:p>
+            <w:pPr>
+              <w:spacing w:before="0" w:after="0"/>
+            </w:pPr>
+            <w:r>
+              <w:rPr>
+                <w:b/>
+                <w:color w:val="5F6B7A"/>
+                <w:sz w:val="14"/>
+                <w:shd w:val="clear" w:color="auto" w:fill="F0F2F5"/>
+              </w:rPr>
+              <w:t xml:space="preserve"> OTHER </w:t>
+            </w:r>
+          </w:p>
+        </w:tc>
+        <w:tc>
+          <w:tcPr>
+            <w:tcW w:type="dxa" w:w="7257"/>
+            <w:tcBorders>
+              <w:top w:val="nil"/>
+              <w:left w:val="nil"/>
+              <w:bottom w:val="single" w:sz="4" w:color="E3E8EE" w:space="0"/>
+              <w:right w:val="nil"/>
+            </w:tcBorders>
+          </w:tcPr>
+          <w:p>
+            <w:pPr>
+              <w:spacing w:before="0" w:after="0"/>
+            </w:pPr>
+            <w:hyperlink r:id="rId33">
+              <w:r>
+                <w:rPr>
+                  <w:color w:val="1A1A1A"/>
+                  <w:sz w:val="18"/>
+                </w:rPr>
+                <w:t xml:space="preserve">"Latvenergo": tik dārga dabasgāze nav bijusi gadiem ilgi</w:t>
+              </w:r>
+            </w:hyperlink>
+            <w:r>
+              <w:rPr>
+                <w:b w:val="0"/>
+                <w:color w:val="5F6B7A"/>
+                <w:sz w:val="15"/>
+              </w:rPr>
+              <w:t xml:space="preserve">   NRA</w:t>
+            </w:r>
+          </w:p>
+        </w:tc>
+      </w:tr>
+      <w:tr>
+        <w:tc>
+          <w:tcPr>
+            <w:tcW w:type="dxa" w:w="1020"/>
+            <w:tcBorders>
+              <w:top w:val="nil"/>
+              <w:left w:val="nil"/>
+              <w:bottom w:val="single" w:sz="4" w:color="E3E8EE" w:space="0"/>
+              <w:right w:val="nil"/>
+            </w:tcBorders>
+          </w:tcPr>
+          <w:p>
+            <w:pPr>
+              <w:spacing w:before="0" w:after="0"/>
+            </w:pPr>
+            <w:r>
+              <w:rPr>
+                <w:b w:val="0"/>
+                <w:color w:val="1A1A1A"/>
+                <w:sz w:val="17"/>
+              </w:rPr>
+              <w:t>2026-10-13</w:t>
+            </w:r>
+          </w:p>
+        </w:tc>
+        <w:tc>
+          <w:tcPr>
+            <w:tcW w:type="dxa" w:w="1361"/>
+            <w:tcBorders>
+              <w:top w:val="nil"/>
+              <w:left w:val="nil"/>
+              <w:bottom w:val="single" w:sz="4" w:color="E3E8EE" w:space="0"/>
+              <w:right w:val="nil"/>
+            </w:tcBorders>
+          </w:tcPr>
+          <w:p>
+            <w:pPr>
+              <w:spacing w:before="0" w:after="0"/>
+            </w:pPr>
+            <w:r>
+              <w:rPr>
+                <w:b/>
+                <w:color w:val="5F6B7A"/>
+                <w:sz w:val="14"/>
+                <w:shd w:val="clear" w:color="auto" w:fill="F0F2F5"/>
+              </w:rPr>
+              <w:t xml:space="preserve"> OTHER </w:t>
+            </w:r>
+          </w:p>
+        </w:tc>
+        <w:tc>
+          <w:tcPr>
+            <w:tcW w:type="dxa" w:w="7257"/>
+            <w:tcBorders>
+              <w:top w:val="nil"/>
+              <w:left w:val="nil"/>
+              <w:bottom w:val="single" w:sz="4" w:color="E3E8EE" w:space="0"/>
+              <w:right w:val="nil"/>
+            </w:tcBorders>
+          </w:tcPr>
+          <w:p>
+            <w:pPr>
+              <w:spacing w:before="0" w:after="0"/>
+            </w:pPr>
+            <w:hyperlink r:id="rId36">
+              <w:r>
+                <w:rPr>
+                  <w:color w:val="1A1A1A"/>
+                  <w:sz w:val="18"/>
+                </w:rPr>
+                <w:t xml:space="preserve">"Latvenergo" elektroauto uzlādes tīkla attīstībā sper nākamo soli</w:t>
+              </w:r>
+            </w:hyperlink>
+            <w:r>
+              <w:rPr>
+                <w:b w:val="0"/>
+                <w:color w:val="5F6B7A"/>
+                <w:sz w:val="15"/>
+              </w:rPr>
+              <w:t xml:space="preserve">   DELFI</w:t>
+            </w:r>
+          </w:p>
+        </w:tc>
+      </w:tr>
+    </w:tbl>
+    <w:p>
+      <w:pPr>
+        <w:spacing w:before="0" w:after="40"/>
+      </w:pPr>
+    </w:p>
+    <w:p>
+      <w:pPr>
+        <w:keepNext/>
+        <w:pBdr>
+          <w:bottom w:val="single" w:sz="8" w:color="1F4E79" w:space="4"/>
+        </w:pBdr>
+        <w:tabs>
+          <w:tab w:pos="482" w:val="left"/>
+        </w:tabs>
+        <w:spacing w:before="360" w:after="160"/>
+      </w:pPr>
+      <w:r>
+        <w:rPr>
+          <w:b/>
+          <w:color w:val="2A78D6"/>
+          <w:sz w:val="18"/>
+        </w:rPr>
+        <w:t>09</w:t>
+        <w:tab/>
+      </w:r>
       <w:r>
         <w:rPr>
           <w:b/>
@@ -3676,1253 +5580,2103 @@
     </w:p>
     <w:p>
       <w:pPr>
-        <w:spacing w:before="160"/>
+        <w:keepNext/>
+        <w:shd w:val="clear" w:color="auto" w:fill="EAF1F8"/>
+        <w:spacing w:before="200" w:after="80"/>
+        <w:ind w:left="85"/>
       </w:pPr>
       <w:r>
         <w:rPr>
           <w:b/>
-          <w:sz w:val="22"/>
+          <w:caps/>
+          <w:color w:val="1F4E79"/>
+          <w:sz w:val="19"/>
         </w:rPr>
         <w:t>Exclusionary screening (companies)</w:t>
       </w:r>
     </w:p>
+    <w:tbl>
+      <w:tblPr>
+        <w:tblW w:w="9639" w:type="dxa"/>
+        <w:tblBorders>
+          <w:top w:val="nil"/>
+          <w:left w:val="nil"/>
+          <w:bottom w:val="nil"/>
+          <w:right w:val="nil"/>
+          <w:insideH w:val="nil"/>
+          <w:insideV w:val="nil"/>
+        </w:tblBorders>
+        <w:tblLayout w:type="fixed"/>
+        <w:tblCellMar>
+          <w:top w:w="90" w:type="dxa"/>
+          <w:left w:w="0" w:type="dxa"/>
+          <w:bottom w:w="110" w:type="dxa"/>
+          <w:right w:w="0" w:type="dxa"/>
+        </w:tblCellMar>
+        <w:tblLook w:firstColumn="1" w:firstRow="1" w:lastColumn="0" w:lastRow="0" w:noHBand="0" w:noVBand="1" w:val="04A0"/>
+      </w:tblPr>
+      <w:tblGrid>
+        <w:gridCol w:w="340"/>
+        <w:gridCol w:w="9298"/>
+      </w:tblGrid>
+      <w:tr>
+        <w:tc>
+          <w:tcPr>
+            <w:tcW w:type="dxa" w:w="340"/>
+            <w:tcBorders>
+              <w:top w:val="nil"/>
+              <w:left w:val="nil"/>
+              <w:bottom w:val="single" w:sz="4" w:color="E3E8EE" w:space="0"/>
+              <w:right w:val="nil"/>
+            </w:tcBorders>
+          </w:tcPr>
+          <w:p>
+            <w:pPr>
+              <w:spacing w:before="0" w:after="0"/>
+            </w:pPr>
+            <w:r>
+              <w:rPr>
+                <w:rFonts w:ascii="Segoe UI Symbol" w:hAnsi="Segoe UI Symbol"/>
+                <w:b w:val="0"/>
+                <w:color w:val="1B7F3B"/>
+                <w:sz w:val="24"/>
+              </w:rPr>
+              <w:t>☑</w:t>
+            </w:r>
+          </w:p>
+        </w:tc>
+        <w:tc>
+          <w:tcPr>
+            <w:tcW w:type="dxa" w:w="9298"/>
+            <w:tcBorders>
+              <w:top w:val="nil"/>
+              <w:left w:val="nil"/>
+              <w:bottom w:val="single" w:sz="4" w:color="E3E8EE" w:space="0"/>
+              <w:right w:val="nil"/>
+            </w:tcBorders>
+          </w:tcPr>
+          <w:p>
+            <w:pPr>
+              <w:spacing w:before="0" w:after="40"/>
+            </w:pPr>
+            <w:r>
+              <w:rPr>
+                <w:b/>
+                <w:color w:val="1A1A1A"/>
+                <w:sz w:val="19"/>
+              </w:rPr>
+              <w:t>Yes, the company is not involved in excluded sectors: controversial and nuclear weapons, tobacco, gambling and restricted sectors in fossil fuel</w:t>
+            </w:r>
+          </w:p>
+          <w:p>
+            <w:pPr>
+              <w:tabs>
+                <w:tab w:pos="198" w:val="left"/>
+              </w:tabs>
+              <w:spacing w:before="0" w:after="20"/>
+              <w:ind w:left="198" w:hanging="198"/>
+            </w:pPr>
+            <w:r>
+              <w:rPr>
+                <w:b w:val="0"/>
+                <w:color w:val="5F6B7A"/>
+                <w:sz w:val="18"/>
+              </w:rPr>
+              <w:t>•</w:t>
+              <w:tab/>
+            </w:r>
+            <w:r>
+              <w:rPr>
+                <w:b w:val="0"/>
+                <w:color w:val="333333"/>
+                <w:sz w:val="18"/>
+              </w:rPr>
+              <w:t>No weapons, tobacco or gambling</w:t>
+            </w:r>
+          </w:p>
+          <w:p>
+            <w:pPr>
+              <w:tabs>
+                <w:tab w:pos="198" w:val="left"/>
+              </w:tabs>
+              <w:spacing w:before="0" w:after="20"/>
+              <w:ind w:left="198" w:hanging="198"/>
+            </w:pPr>
+            <w:r>
+              <w:rPr>
+                <w:b w:val="0"/>
+                <w:color w:val="5F6B7A"/>
+                <w:sz w:val="18"/>
+              </w:rPr>
+              <w:t>•</w:t>
+              <w:tab/>
+            </w:r>
+            <w:r>
+              <w:rPr>
+                <w:b w:val="0"/>
+                <w:color w:val="333333"/>
+                <w:sz w:val="18"/>
+              </w:rPr>
+              <w:t>No coal or oil &amp; gas extraction.</w:t>
+            </w:r>
+          </w:p>
+          <w:p>
+            <w:pPr>
+              <w:tabs>
+                <w:tab w:pos="198" w:val="left"/>
+              </w:tabs>
+              <w:spacing w:before="0" w:after="20"/>
+              <w:ind w:left="198" w:hanging="198"/>
+            </w:pPr>
+            <w:r>
+              <w:rPr>
+                <w:b w:val="0"/>
+                <w:color w:val="5F6B7A"/>
+                <w:sz w:val="18"/>
+              </w:rPr>
+              <w:t>•</w:t>
+              <w:tab/>
+            </w:r>
+            <w:r>
+              <w:rPr>
+                <w:b w:val="0"/>
+                <w:color w:val="333333"/>
+                <w:sz w:val="18"/>
+              </w:rPr>
+              <w:t>The two Riga CHPs run on natural gas (34% of output in 2025)</w:t>
+            </w:r>
+            <w:hyperlink r:id="rId20">
+              <w:r>
+                <w:rPr>
+                  <w:color w:val="2A78D6"/>
+                  <w:vertAlign w:val="superscript"/>
+                  <w:sz w:val="15"/>
+                </w:rPr>
+                <w:t xml:space="preserve">12</w:t>
+              </w:r>
+            </w:hyperlink>
+            <w:r>
+              <w:rPr>
+                <w:b w:val="0"/>
+                <w:color w:val="333333"/>
+                <w:sz w:val="18"/>
+              </w:rPr>
+              <w:t>.</w:t>
+            </w:r>
+          </w:p>
+          <w:p>
+            <w:pPr>
+              <w:tabs>
+                <w:tab w:pos="198" w:val="left"/>
+              </w:tabs>
+              <w:spacing w:before="0" w:after="20"/>
+              <w:ind w:left="198" w:hanging="198"/>
+            </w:pPr>
+            <w:r>
+              <w:rPr>
+                <w:b w:val="0"/>
+                <w:color w:val="5F6B7A"/>
+                <w:sz w:val="18"/>
+              </w:rPr>
+              <w:t>•</w:t>
+              <w:tab/>
+            </w:r>
+            <w:r>
+              <w:rPr>
+                <w:b w:val="0"/>
+                <w:color w:val="333333"/>
+                <w:sz w:val="18"/>
+              </w:rPr>
+              <w:t>The SEB fossil fuel policy restricts coal and oil &amp; gas extraction, not gas-fired generation</w:t>
+            </w:r>
+            <w:hyperlink r:id="rId37">
+              <w:r>
+                <w:rPr>
+                  <w:color w:val="2A78D6"/>
+                  <w:vertAlign w:val="superscript"/>
+                  <w:sz w:val="15"/>
+                </w:rPr>
+                <w:t xml:space="preserve">29</w:t>
+              </w:r>
+            </w:hyperlink>
+            <w:r>
+              <w:rPr>
+                <w:b w:val="0"/>
+                <w:color w:val="333333"/>
+                <w:sz w:val="18"/>
+              </w:rPr>
+              <w:t>.</w:t>
+            </w:r>
+          </w:p>
+        </w:tc>
+      </w:tr>
+    </w:tbl>
+    <w:tbl>
+      <w:tblPr>
+        <w:tblW w:w="9639" w:type="dxa"/>
+        <w:tblBorders>
+          <w:top w:val="nil"/>
+          <w:left w:val="nil"/>
+          <w:bottom w:val="nil"/>
+          <w:right w:val="nil"/>
+          <w:insideH w:val="nil"/>
+          <w:insideV w:val="nil"/>
+        </w:tblBorders>
+        <w:tblLayout w:type="fixed"/>
+        <w:tblCellMar>
+          <w:top w:w="90" w:type="dxa"/>
+          <w:left w:w="0" w:type="dxa"/>
+          <w:bottom w:w="110" w:type="dxa"/>
+          <w:right w:w="0" w:type="dxa"/>
+        </w:tblCellMar>
+        <w:tblLook w:firstColumn="1" w:firstRow="1" w:lastColumn="0" w:lastRow="0" w:noHBand="0" w:noVBand="1" w:val="04A0"/>
+      </w:tblPr>
+      <w:tblGrid>
+        <w:gridCol w:w="340"/>
+        <w:gridCol w:w="9298"/>
+      </w:tblGrid>
+      <w:tr>
+        <w:tc>
+          <w:tcPr>
+            <w:tcW w:type="dxa" w:w="340"/>
+            <w:tcBorders>
+              <w:top w:val="nil"/>
+              <w:left w:val="nil"/>
+              <w:bottom w:val="single" w:sz="4" w:color="E3E8EE" w:space="0"/>
+              <w:right w:val="nil"/>
+            </w:tcBorders>
+          </w:tcPr>
+          <w:p>
+            <w:pPr>
+              <w:spacing w:before="0" w:after="0"/>
+            </w:pPr>
+            <w:r>
+              <w:rPr>
+                <w:rFonts w:ascii="Segoe UI Symbol" w:hAnsi="Segoe UI Symbol"/>
+                <w:b w:val="0"/>
+                <w:color w:val="1B7F3B"/>
+                <w:sz w:val="24"/>
+              </w:rPr>
+              <w:t>☑</w:t>
+            </w:r>
+          </w:p>
+        </w:tc>
+        <w:tc>
+          <w:tcPr>
+            <w:tcW w:type="dxa" w:w="9298"/>
+            <w:tcBorders>
+              <w:top w:val="nil"/>
+              <w:left w:val="nil"/>
+              <w:bottom w:val="single" w:sz="4" w:color="E3E8EE" w:space="0"/>
+              <w:right w:val="nil"/>
+            </w:tcBorders>
+          </w:tcPr>
+          <w:p>
+            <w:pPr>
+              <w:spacing w:before="0" w:after="40"/>
+            </w:pPr>
+            <w:r>
+              <w:rPr>
+                <w:b/>
+                <w:color w:val="1A1A1A"/>
+                <w:sz w:val="19"/>
+              </w:rPr>
+              <w:t>Yes, the company does not have red flag/signal related to controversies based on UN Global Compact, OECD Guidelines for Multinational Enterprises or any other relevant principles/standards</w:t>
+            </w:r>
+          </w:p>
+          <w:p>
+            <w:pPr>
+              <w:tabs>
+                <w:tab w:pos="198" w:val="left"/>
+              </w:tabs>
+              <w:spacing w:before="0" w:after="20"/>
+              <w:ind w:left="198" w:hanging="198"/>
+            </w:pPr>
+            <w:r>
+              <w:rPr>
+                <w:b w:val="0"/>
+                <w:color w:val="5F6B7A"/>
+                <w:sz w:val="18"/>
+              </w:rPr>
+              <w:t>•</w:t>
+              <w:tab/>
+            </w:r>
+            <w:r>
+              <w:rPr>
+                <w:b w:val="0"/>
+                <w:color w:val="333333"/>
+                <w:sz w:val="18"/>
+              </w:rPr>
+              <w:t>No UN Global Compact or OECD related controversies found.</w:t>
+            </w:r>
+          </w:p>
+          <w:p>
+            <w:pPr>
+              <w:tabs>
+                <w:tab w:pos="198" w:val="left"/>
+              </w:tabs>
+              <w:spacing w:before="0" w:after="20"/>
+              <w:ind w:left="198" w:hanging="198"/>
+            </w:pPr>
+            <w:r>
+              <w:rPr>
+                <w:b w:val="0"/>
+                <w:color w:val="5F6B7A"/>
+                <w:sz w:val="18"/>
+              </w:rPr>
+              <w:t>•</w:t>
+              <w:tab/>
+            </w:r>
+            <w:r>
+              <w:rPr>
+                <w:b w:val="0"/>
+                <w:color w:val="333333"/>
+                <w:sz w:val="18"/>
+              </w:rPr>
+              <w:t>Significant corruption or ethics breaches in 2024-2025: 0</w:t>
+            </w:r>
+            <w:hyperlink r:id="rId38">
+              <w:r>
+                <w:rPr>
+                  <w:color w:val="2A78D6"/>
+                  <w:vertAlign w:val="superscript"/>
+                  <w:sz w:val="15"/>
+                </w:rPr>
+                <w:t xml:space="preserve">30</w:t>
+              </w:r>
+            </w:hyperlink>
+            <w:r>
+              <w:rPr>
+                <w:b w:val="0"/>
+                <w:color w:val="333333"/>
+                <w:sz w:val="18"/>
+              </w:rPr>
+              <w:t>.</w:t>
+            </w:r>
+          </w:p>
+          <w:p>
+            <w:pPr>
+              <w:tabs>
+                <w:tab w:pos="198" w:val="left"/>
+              </w:tabs>
+              <w:spacing w:before="0" w:after="20"/>
+              <w:ind w:left="198" w:hanging="198"/>
+            </w:pPr>
+            <w:r>
+              <w:rPr>
+                <w:b w:val="0"/>
+                <w:color w:val="5F6B7A"/>
+                <w:sz w:val="18"/>
+              </w:rPr>
+              <w:t>•</w:t>
+              <w:tab/>
+            </w:r>
+            <w:r>
+              <w:rPr>
+                <w:b w:val="0"/>
+                <w:color w:val="333333"/>
+                <w:sz w:val="18"/>
+              </w:rPr>
+              <w:t>In a 2020 procurement case the anti-corruption bureau KNAB closed the criminal proceedings with no wrongdoing established</w:t>
+            </w:r>
+            <w:hyperlink r:id="rId39">
+              <w:r>
+                <w:rPr>
+                  <w:color w:val="2A78D6"/>
+                  <w:vertAlign w:val="superscript"/>
+                  <w:sz w:val="15"/>
+                </w:rPr>
+                <w:t xml:space="preserve">31</w:t>
+              </w:r>
+            </w:hyperlink>
+            <w:r>
+              <w:rPr>
+                <w:b w:val="0"/>
+                <w:color w:val="333333"/>
+                <w:sz w:val="18"/>
+              </w:rPr>
+              <w:t>.</w:t>
+            </w:r>
+          </w:p>
+        </w:tc>
+      </w:tr>
+    </w:tbl>
+    <w:tbl>
+      <w:tblPr>
+        <w:tblW w:w="9639" w:type="dxa"/>
+        <w:tblBorders>
+          <w:top w:val="nil"/>
+          <w:left w:val="nil"/>
+          <w:bottom w:val="nil"/>
+          <w:right w:val="nil"/>
+          <w:insideH w:val="nil"/>
+          <w:insideV w:val="nil"/>
+        </w:tblBorders>
+        <w:tblLayout w:type="fixed"/>
+        <w:tblCellMar>
+          <w:top w:w="90" w:type="dxa"/>
+          <w:left w:w="0" w:type="dxa"/>
+          <w:bottom w:w="110" w:type="dxa"/>
+          <w:right w:w="0" w:type="dxa"/>
+        </w:tblCellMar>
+        <w:tblLook w:firstColumn="1" w:firstRow="1" w:lastColumn="0" w:lastRow="0" w:noHBand="0" w:noVBand="1" w:val="04A0"/>
+      </w:tblPr>
+      <w:tblGrid>
+        <w:gridCol w:w="340"/>
+        <w:gridCol w:w="9298"/>
+      </w:tblGrid>
+      <w:tr>
+        <w:tc>
+          <w:tcPr>
+            <w:tcW w:type="dxa" w:w="340"/>
+            <w:tcBorders>
+              <w:top w:val="nil"/>
+              <w:left w:val="nil"/>
+              <w:bottom w:val="single" w:sz="4" w:color="E3E8EE" w:space="0"/>
+              <w:right w:val="nil"/>
+            </w:tcBorders>
+          </w:tcPr>
+          <w:p>
+            <w:pPr>
+              <w:spacing w:before="0" w:after="0"/>
+            </w:pPr>
+            <w:r>
+              <w:rPr>
+                <w:rFonts w:ascii="Segoe UI Symbol" w:hAnsi="Segoe UI Symbol"/>
+                <w:b w:val="0"/>
+                <w:color w:val="1B7F3B"/>
+                <w:sz w:val="24"/>
+              </w:rPr>
+              <w:t>☑</w:t>
+            </w:r>
+          </w:p>
+        </w:tc>
+        <w:tc>
+          <w:tcPr>
+            <w:tcW w:type="dxa" w:w="9298"/>
+            <w:tcBorders>
+              <w:top w:val="nil"/>
+              <w:left w:val="nil"/>
+              <w:bottom w:val="single" w:sz="4" w:color="E3E8EE" w:space="0"/>
+              <w:right w:val="nil"/>
+            </w:tcBorders>
+          </w:tcPr>
+          <w:p>
+            <w:pPr>
+              <w:spacing w:before="0" w:after="40"/>
+            </w:pPr>
+            <w:r>
+              <w:rPr>
+                <w:b/>
+                <w:color w:val="1A1A1A"/>
+                <w:sz w:val="19"/>
+              </w:rPr>
+              <w:t>Yes, the company is not in the list of sanctions (add a screenshot)</w:t>
+            </w:r>
+          </w:p>
+          <w:p>
+            <w:pPr>
+              <w:tabs>
+                <w:tab w:pos="198" w:val="left"/>
+              </w:tabs>
+              <w:spacing w:before="0" w:after="20"/>
+              <w:ind w:left="198" w:hanging="198"/>
+            </w:pPr>
+            <w:r>
+              <w:rPr>
+                <w:b w:val="0"/>
+                <w:color w:val="5F6B7A"/>
+                <w:sz w:val="18"/>
+              </w:rPr>
+              <w:t>•</w:t>
+              <w:tab/>
+            </w:r>
+            <w:r>
+              <w:rPr>
+                <w:b w:val="0"/>
+                <w:color w:val="333333"/>
+                <w:sz w:val="18"/>
+              </w:rPr>
+              <w:t>Not found on the EU, UN, UK, US OFAC consolidated sanctions lists (automatic check 2026-10-22).</w:t>
+            </w:r>
+          </w:p>
+        </w:tc>
+      </w:tr>
+    </w:tbl>
+    <w:tbl>
+      <w:tblPr>
+        <w:tblW w:w="9639" w:type="dxa"/>
+        <w:tblBorders>
+          <w:top w:val="nil"/>
+          <w:left w:val="nil"/>
+          <w:bottom w:val="nil"/>
+          <w:right w:val="nil"/>
+          <w:insideH w:val="nil"/>
+          <w:insideV w:val="nil"/>
+        </w:tblBorders>
+        <w:tblLayout w:type="fixed"/>
+        <w:tblCellMar>
+          <w:top w:w="90" w:type="dxa"/>
+          <w:left w:w="0" w:type="dxa"/>
+          <w:bottom w:w="110" w:type="dxa"/>
+          <w:right w:w="0" w:type="dxa"/>
+        </w:tblCellMar>
+        <w:tblLook w:firstColumn="1" w:firstRow="1" w:lastColumn="0" w:lastRow="0" w:noHBand="0" w:noVBand="1" w:val="04A0"/>
+      </w:tblPr>
+      <w:tblGrid>
+        <w:gridCol w:w="340"/>
+        <w:gridCol w:w="9298"/>
+      </w:tblGrid>
+      <w:tr>
+        <w:tc>
+          <w:tcPr>
+            <w:tcW w:type="dxa" w:w="340"/>
+            <w:tcBorders>
+              <w:top w:val="nil"/>
+              <w:left w:val="nil"/>
+              <w:bottom w:val="single" w:sz="4" w:color="E3E8EE" w:space="0"/>
+              <w:right w:val="nil"/>
+            </w:tcBorders>
+          </w:tcPr>
+          <w:p>
+            <w:pPr>
+              <w:spacing w:before="0" w:after="0"/>
+            </w:pPr>
+            <w:r>
+              <w:rPr>
+                <w:rFonts w:ascii="Segoe UI Symbol" w:hAnsi="Segoe UI Symbol"/>
+                <w:b w:val="0"/>
+                <w:color w:val="1B7F3B"/>
+                <w:sz w:val="24"/>
+              </w:rPr>
+              <w:t>☑</w:t>
+            </w:r>
+          </w:p>
+        </w:tc>
+        <w:tc>
+          <w:tcPr>
+            <w:tcW w:type="dxa" w:w="9298"/>
+            <w:tcBorders>
+              <w:top w:val="nil"/>
+              <w:left w:val="nil"/>
+              <w:bottom w:val="single" w:sz="4" w:color="E3E8EE" w:space="0"/>
+              <w:right w:val="nil"/>
+            </w:tcBorders>
+          </w:tcPr>
+          <w:p>
+            <w:pPr>
+              <w:spacing w:before="0" w:after="40"/>
+            </w:pPr>
+            <w:r>
+              <w:rPr>
+                <w:b/>
+                <w:color w:val="1A1A1A"/>
+                <w:sz w:val="19"/>
+              </w:rPr>
+              <w:t>Yes, issues were not identified from adverse media checks (add a screenshot)</w:t>
+            </w:r>
+          </w:p>
+          <w:p>
+            <w:pPr>
+              <w:tabs>
+                <w:tab w:pos="198" w:val="left"/>
+              </w:tabs>
+              <w:spacing w:before="0" w:after="20"/>
+              <w:ind w:left="198" w:hanging="198"/>
+            </w:pPr>
+            <w:r>
+              <w:rPr>
+                <w:b w:val="0"/>
+                <w:color w:val="5F6B7A"/>
+                <w:sz w:val="18"/>
+              </w:rPr>
+              <w:t>•</w:t>
+              <w:tab/>
+            </w:r>
+            <w:r>
+              <w:rPr>
+                <w:b w:val="0"/>
+                <w:color w:val="333333"/>
+                <w:sz w:val="18"/>
+              </w:rPr>
+              <w:t>No adverse news found (search in Latvian and English, 2026-10-22).</w:t>
+            </w:r>
+          </w:p>
+          <w:p>
+            <w:pPr>
+              <w:tabs>
+                <w:tab w:pos="198" w:val="left"/>
+              </w:tabs>
+              <w:spacing w:before="0" w:after="20"/>
+              <w:ind w:left="198" w:hanging="198"/>
+            </w:pPr>
+            <w:r>
+              <w:rPr>
+                <w:b w:val="0"/>
+                <w:color w:val="5F6B7A"/>
+                <w:sz w:val="18"/>
+              </w:rPr>
+              <w:t>•</w:t>
+              <w:tab/>
+            </w:r>
+            <w:r>
+              <w:rPr>
+                <w:b w:val="0"/>
+                <w:color w:val="333333"/>
+                <w:sz w:val="18"/>
+              </w:rPr>
+              <w:t>News summary 2026-07-24 – 2026-10-22: 6 articles, 0 with an adverse keyword in the headline (details in the section "In the press").</w:t>
+            </w:r>
+          </w:p>
+        </w:tc>
+      </w:tr>
+    </w:tbl>
     <w:p>
       <w:pPr>
-        <w:spacing w:before="80" w:after="20"/>
+        <w:spacing w:before="120" w:after="40"/>
       </w:pPr>
       <w:r>
         <w:rPr>
-          <w:sz w:val="24"/>
-        </w:rPr>
-        <w:t xml:space="preserve">☑ </w:t>
-      </w:r>
-      <w:r>
-        <w:t>Yes, the company is not involved in excluded sectors: controversial and nuclear weapons, tobacco, gambling and restricted sectors in fossil fuel</w:t>
-      </w:r>
-    </w:p>
-    <w:p>
-      <w:pPr>
-        <w:spacing w:after="0"/>
-        <w:ind w:left="510" w:hanging="198"/>
-      </w:pPr>
-      <w:r>
-        <w:rPr>
-          <w:sz w:val="19"/>
-        </w:rPr>
-        <w:t xml:space="preserve">•  </w:t>
-      </w:r>
-      <w:r>
-        <w:rPr>
-          <w:b w:val="0"/>
+          <w:i/>
           <w:color w:val="333333"/>
-          <w:sz w:val="19"/>
-        </w:rPr>
-        <w:t>No weapons, tobacco or gambling</w:t>
-      </w:r>
-    </w:p>
-    <w:p>
-      <w:pPr>
-        <w:spacing w:after="0"/>
-        <w:ind w:left="510" w:hanging="198"/>
-      </w:pPr>
-      <w:r>
-        <w:rPr>
-          <w:sz w:val="19"/>
-        </w:rPr>
-        <w:t xml:space="preserve">•  </w:t>
-      </w:r>
-      <w:r>
-        <w:rPr>
-          <w:b w:val="0"/>
-          <w:color w:val="333333"/>
-          <w:sz w:val="19"/>
-        </w:rPr>
-        <w:t>No coal or oil &amp; gas extraction.</w:t>
-      </w:r>
-    </w:p>
-    <w:p>
-      <w:pPr>
-        <w:spacing w:after="0"/>
-        <w:ind w:left="510" w:hanging="198"/>
-      </w:pPr>
-      <w:r>
-        <w:rPr>
-          <w:sz w:val="19"/>
-        </w:rPr>
-        <w:t xml:space="preserve">•  </w:t>
-      </w:r>
-      <w:r>
-        <w:rPr>
-          <w:b w:val="0"/>
-          <w:color w:val="333333"/>
-          <w:sz w:val="19"/>
-        </w:rPr>
-        <w:t>The two Riga CHPs run on natural gas (34% of output in 2025)</w:t>
-      </w:r>
-      <w:hyperlink r:id="rId18">
-        <w:r>
-          <w:rPr>
-            <w:color w:val="2A78D6"/>
-            <w:vertAlign w:val="superscript"/>
-            <w:sz w:val="16"/>
-          </w:rPr>
-          <w:t xml:space="preserve">12</w:t>
-        </w:r>
-      </w:hyperlink>
-      <w:r>
-        <w:rPr>
-          <w:b w:val="0"/>
-          <w:color w:val="333333"/>
-          <w:sz w:val="19"/>
-        </w:rPr>
-        <w:t>.</w:t>
-      </w:r>
-    </w:p>
-    <w:p>
-      <w:pPr>
-        <w:spacing w:after="120"/>
-        <w:ind w:left="510" w:hanging="198"/>
-      </w:pPr>
-      <w:r>
-        <w:rPr>
-          <w:sz w:val="19"/>
-        </w:rPr>
-        <w:t xml:space="preserve">•  </w:t>
-      </w:r>
-      <w:r>
-        <w:rPr>
-          <w:b w:val="0"/>
-          <w:color w:val="333333"/>
-          <w:sz w:val="19"/>
-        </w:rPr>
-        <w:t>The SEB fossil fuel policy restricts coal and oil &amp; gas extraction, not gas-fired generation</w:t>
-      </w:r>
-      <w:hyperlink r:id="rId29">
-        <w:r>
-          <w:rPr>
-            <w:color w:val="2A78D6"/>
-            <w:vertAlign w:val="superscript"/>
-            <w:sz w:val="16"/>
-          </w:rPr>
-          <w:t xml:space="preserve">26</w:t>
-        </w:r>
-      </w:hyperlink>
-      <w:r>
-        <w:rPr>
-          <w:b w:val="0"/>
-          <w:color w:val="333333"/>
-          <w:sz w:val="19"/>
-        </w:rPr>
-        <w:t>.</w:t>
-      </w:r>
-    </w:p>
-    <w:p>
-      <w:pPr>
-        <w:spacing w:before="80" w:after="20"/>
-      </w:pPr>
-      <w:r>
-        <w:rPr>
-          <w:sz w:val="24"/>
-        </w:rPr>
-        <w:t xml:space="preserve">☑ </w:t>
-      </w:r>
-      <w:r>
-        <w:t>Yes, the company does not have red flag/signal related to controversies based on UN Global Compact, OECD Guidelines for Multinational Enterprises or any other relevant principles/standards</w:t>
-      </w:r>
-    </w:p>
-    <w:p>
-      <w:pPr>
-        <w:spacing w:after="0"/>
-        <w:ind w:left="510" w:hanging="198"/>
-      </w:pPr>
-      <w:r>
-        <w:rPr>
-          <w:sz w:val="19"/>
-        </w:rPr>
-        <w:t xml:space="preserve">•  </w:t>
-      </w:r>
-      <w:r>
-        <w:rPr>
-          <w:b w:val="0"/>
-          <w:color w:val="333333"/>
-          <w:sz w:val="19"/>
-        </w:rPr>
-        <w:t>No UN Global Compact or OECD related controversies found.</w:t>
-      </w:r>
-    </w:p>
-    <w:p>
-      <w:pPr>
-        <w:spacing w:after="0"/>
-        <w:ind w:left="510" w:hanging="198"/>
-      </w:pPr>
-      <w:r>
-        <w:rPr>
-          <w:sz w:val="19"/>
-        </w:rPr>
-        <w:t xml:space="preserve">•  </w:t>
-      </w:r>
-      <w:r>
-        <w:rPr>
-          <w:b w:val="0"/>
-          <w:color w:val="333333"/>
-          <w:sz w:val="19"/>
-        </w:rPr>
-        <w:t>Significant corruption or ethics breaches in 2024-2025: 0</w:t>
-      </w:r>
-      <w:hyperlink r:id="rId30">
-        <w:r>
-          <w:rPr>
-            <w:color w:val="2A78D6"/>
-            <w:vertAlign w:val="superscript"/>
-            <w:sz w:val="16"/>
-          </w:rPr>
-          <w:t xml:space="preserve">27</w:t>
-        </w:r>
-      </w:hyperlink>
-      <w:r>
-        <w:rPr>
-          <w:b w:val="0"/>
-          <w:color w:val="333333"/>
-          <w:sz w:val="19"/>
-        </w:rPr>
-        <w:t>.</w:t>
-      </w:r>
-    </w:p>
-    <w:p>
-      <w:pPr>
-        <w:spacing w:after="120"/>
-        <w:ind w:left="510" w:hanging="198"/>
-      </w:pPr>
-      <w:r>
-        <w:rPr>
-          <w:sz w:val="19"/>
-        </w:rPr>
-        <w:t xml:space="preserve">•  </w:t>
-      </w:r>
-      <w:r>
-        <w:rPr>
-          <w:b w:val="0"/>
-          <w:color w:val="333333"/>
-          <w:sz w:val="19"/>
-        </w:rPr>
-        <w:t>In a 2020 procurement case the anti-corruption bureau KNAB closed the criminal proceedings with no wrongdoing established</w:t>
-      </w:r>
-      <w:hyperlink r:id="rId31">
-        <w:r>
-          <w:rPr>
-            <w:color w:val="2A78D6"/>
-            <w:vertAlign w:val="superscript"/>
-            <w:sz w:val="16"/>
-          </w:rPr>
-          <w:t xml:space="preserve">28</w:t>
-        </w:r>
-      </w:hyperlink>
-      <w:r>
-        <w:rPr>
-          <w:b w:val="0"/>
-          <w:color w:val="333333"/>
-          <w:sz w:val="19"/>
-        </w:rPr>
-        <w:t>.</w:t>
-      </w:r>
-    </w:p>
-    <w:p>
-      <w:pPr>
-        <w:spacing w:before="80" w:after="20"/>
-      </w:pPr>
-      <w:r>
-        <w:rPr>
-          <w:sz w:val="24"/>
-        </w:rPr>
-        <w:t xml:space="preserve">☑ </w:t>
-      </w:r>
-      <w:r>
-        <w:t>Yes, the company is not in the list of sanctions (add a screenshot)</w:t>
-      </w:r>
-    </w:p>
-    <w:p>
-      <w:pPr>
-        <w:spacing w:after="120"/>
-        <w:ind w:left="510" w:hanging="198"/>
-      </w:pPr>
-      <w:r>
-        <w:rPr>
-          <w:sz w:val="19"/>
-        </w:rPr>
-        <w:t xml:space="preserve">•  </w:t>
-      </w:r>
-      <w:r>
-        <w:rPr>
-          <w:b w:val="0"/>
-          <w:color w:val="333333"/>
-          <w:sz w:val="19"/>
-        </w:rPr>
-        <w:t>Not found on the EU, UN, UK, US OFAC consolidated sanctions lists (automatic check 2026-10-22).</w:t>
-      </w:r>
-    </w:p>
-    <w:p>
-      <w:pPr>
-        <w:spacing w:before="80" w:after="20"/>
-      </w:pPr>
-      <w:r>
-        <w:rPr>
-          <w:sz w:val="24"/>
-        </w:rPr>
-        <w:t xml:space="preserve">☑ </w:t>
-      </w:r>
-      <w:r>
-        <w:t>Yes, issues were not identified from adverse media checks (add a screenshot)</w:t>
-      </w:r>
-    </w:p>
-    <w:p>
-      <w:pPr>
-        <w:spacing w:after="120"/>
-        <w:ind w:left="510" w:hanging="198"/>
-      </w:pPr>
-      <w:r>
-        <w:rPr>
-          <w:sz w:val="19"/>
-        </w:rPr>
-        <w:t xml:space="preserve">•  </w:t>
-      </w:r>
-      <w:r>
-        <w:rPr>
-          <w:b w:val="0"/>
-          <w:color w:val="333333"/>
-          <w:sz w:val="19"/>
-        </w:rPr>
-        <w:t>No adverse news found (search in Latvian and English, 2026-10-22).</w:t>
-      </w:r>
-    </w:p>
-    <w:p>
-      <w:r>
-        <w:rPr>
-          <w:i/>
-          <w:sz w:val="19"/>
+          <w:sz w:val="18"/>
         </w:rPr>
         <w:t>In case any red flags, risks, unclarities were identified then additional checks (sanctions screening and adverse media checks) on the company’s Ultimate Beneficial Owners and/or senior management shall be performed.</w:t>
       </w:r>
     </w:p>
     <w:p>
       <w:pPr>
-        <w:spacing w:before="80"/>
+        <w:spacing w:before="120" w:after="40"/>
       </w:pPr>
       <w:r>
         <w:rPr>
           <w:b/>
+          <w:sz w:val="19"/>
         </w:rPr>
         <w:t xml:space="preserve">Additional comments: </w:t>
       </w:r>
     </w:p>
     <w:p>
       <w:pPr>
-        <w:spacing w:before="160"/>
+        <w:keepNext/>
+        <w:shd w:val="clear" w:color="auto" w:fill="EAF1F8"/>
+        <w:spacing w:before="200" w:after="80"/>
+        <w:ind w:left="85"/>
       </w:pPr>
       <w:r>
         <w:rPr>
           <w:b/>
-          <w:sz w:val="22"/>
+          <w:caps/>
+          <w:color w:val="1F4E79"/>
+          <w:sz w:val="19"/>
         </w:rPr>
         <w:t>ESG integration and positive screening (positive answers imply higher allocation)</w:t>
       </w:r>
     </w:p>
+    <w:tbl>
+      <w:tblPr>
+        <w:tblW w:w="9639" w:type="dxa"/>
+        <w:tblBorders>
+          <w:top w:val="nil"/>
+          <w:left w:val="nil"/>
+          <w:bottom w:val="nil"/>
+          <w:right w:val="nil"/>
+          <w:insideH w:val="nil"/>
+          <w:insideV w:val="nil"/>
+        </w:tblBorders>
+        <w:tblLayout w:type="fixed"/>
+        <w:tblCellMar>
+          <w:top w:w="90" w:type="dxa"/>
+          <w:left w:w="0" w:type="dxa"/>
+          <w:bottom w:w="110" w:type="dxa"/>
+          <w:right w:w="0" w:type="dxa"/>
+        </w:tblCellMar>
+        <w:tblLook w:firstColumn="1" w:firstRow="1" w:lastColumn="0" w:lastRow="0" w:noHBand="0" w:noVBand="1" w:val="04A0"/>
+      </w:tblPr>
+      <w:tblGrid>
+        <w:gridCol w:w="340"/>
+        <w:gridCol w:w="9298"/>
+      </w:tblGrid>
+      <w:tr>
+        <w:tc>
+          <w:tcPr>
+            <w:tcW w:type="dxa" w:w="340"/>
+            <w:tcBorders>
+              <w:top w:val="nil"/>
+              <w:left w:val="nil"/>
+              <w:bottom w:val="single" w:sz="4" w:color="E3E8EE" w:space="0"/>
+              <w:right w:val="nil"/>
+            </w:tcBorders>
+          </w:tcPr>
+          <w:p>
+            <w:pPr>
+              <w:spacing w:before="0" w:after="0"/>
+            </w:pPr>
+            <w:r>
+              <w:rPr>
+                <w:rFonts w:ascii="Segoe UI Symbol" w:hAnsi="Segoe UI Symbol"/>
+                <w:b w:val="0"/>
+                <w:color w:val="1B7F3B"/>
+                <w:sz w:val="24"/>
+              </w:rPr>
+              <w:t>☑</w:t>
+            </w:r>
+          </w:p>
+        </w:tc>
+        <w:tc>
+          <w:tcPr>
+            <w:tcW w:type="dxa" w:w="9298"/>
+            <w:tcBorders>
+              <w:top w:val="nil"/>
+              <w:left w:val="nil"/>
+              <w:bottom w:val="single" w:sz="4" w:color="E3E8EE" w:space="0"/>
+              <w:right w:val="nil"/>
+            </w:tcBorders>
+          </w:tcPr>
+          <w:p>
+            <w:pPr>
+              <w:spacing w:before="0" w:after="40"/>
+            </w:pPr>
+            <w:r>
+              <w:rPr>
+                <w:b/>
+                <w:color w:val="1A1A1A"/>
+                <w:sz w:val="19"/>
+              </w:rPr>
+              <w:t>Yes, the company is promoting environmental or social characteristics (activities, ESG policy, good ESG rating, etc)</w:t>
+            </w:r>
+          </w:p>
+          <w:p>
+            <w:pPr>
+              <w:tabs>
+                <w:tab w:pos="198" w:val="left"/>
+              </w:tabs>
+              <w:spacing w:before="0" w:after="20"/>
+              <w:ind w:left="198" w:hanging="198"/>
+            </w:pPr>
+            <w:r>
+              <w:rPr>
+                <w:b w:val="0"/>
+                <w:color w:val="5F6B7A"/>
+                <w:sz w:val="18"/>
+              </w:rPr>
+              <w:t>•</w:t>
+              <w:tab/>
+            </w:r>
+            <w:r>
+              <w:rPr>
+                <w:b w:val="0"/>
+                <w:color w:val="333333"/>
+                <w:sz w:val="18"/>
+              </w:rPr>
+              <w:t>66% of electricity from renewable sources</w:t>
+            </w:r>
+            <w:hyperlink r:id="rId16">
+              <w:r>
+                <w:rPr>
+                  <w:color w:val="2A78D6"/>
+                  <w:vertAlign w:val="superscript"/>
+                  <w:sz w:val="15"/>
+                </w:rPr>
+                <w:t xml:space="preserve">6</w:t>
+              </w:r>
+            </w:hyperlink>
+          </w:p>
+          <w:p>
+            <w:pPr>
+              <w:tabs>
+                <w:tab w:pos="198" w:val="left"/>
+              </w:tabs>
+              <w:spacing w:before="0" w:after="20"/>
+              <w:ind w:left="198" w:hanging="198"/>
+            </w:pPr>
+            <w:r>
+              <w:rPr>
+                <w:b w:val="0"/>
+                <w:color w:val="5F6B7A"/>
+                <w:sz w:val="18"/>
+              </w:rPr>
+              <w:t>•</w:t>
+              <w:tab/>
+            </w:r>
+            <w:r>
+              <w:rPr>
+                <w:b w:val="0"/>
+                <w:color w:val="333333"/>
+                <w:sz w:val="18"/>
+              </w:rPr>
+              <w:t>S&amp;P Global CSA score 54, in the top 30% of electric utilities worldwide</w:t>
+            </w:r>
+            <w:hyperlink r:id="rId40">
+              <w:r>
+                <w:rPr>
+                  <w:color w:val="2A78D6"/>
+                  <w:vertAlign w:val="superscript"/>
+                  <w:sz w:val="15"/>
+                </w:rPr>
+                <w:t xml:space="preserve">32</w:t>
+              </w:r>
+            </w:hyperlink>
+          </w:p>
+          <w:p>
+            <w:pPr>
+              <w:tabs>
+                <w:tab w:pos="198" w:val="left"/>
+              </w:tabs>
+              <w:spacing w:before="0" w:after="20"/>
+              <w:ind w:left="198" w:hanging="198"/>
+            </w:pPr>
+            <w:r>
+              <w:rPr>
+                <w:b w:val="0"/>
+                <w:color w:val="5F6B7A"/>
+                <w:sz w:val="18"/>
+              </w:rPr>
+              <w:t>•</w:t>
+              <w:tab/>
+            </w:r>
+            <w:r>
+              <w:rPr>
+                <w:b w:val="0"/>
+                <w:color w:val="333333"/>
+                <w:sz w:val="18"/>
+              </w:rPr>
+              <w:t>Moody's ESG credit impact score CIS-2</w:t>
+            </w:r>
+            <w:hyperlink r:id="rId17">
+              <w:r>
+                <w:rPr>
+                  <w:color w:val="2A78D6"/>
+                  <w:vertAlign w:val="superscript"/>
+                  <w:sz w:val="15"/>
+                </w:rPr>
+                <w:t xml:space="preserve">7</w:t>
+              </w:r>
+            </w:hyperlink>
+            <w:r>
+              <w:rPr>
+                <w:b w:val="0"/>
+                <w:color w:val="333333"/>
+                <w:sz w:val="18"/>
+              </w:rPr>
+              <w:t>.</w:t>
+            </w:r>
+          </w:p>
+          <w:p>
+            <w:pPr>
+              <w:tabs>
+                <w:tab w:pos="198" w:val="left"/>
+              </w:tabs>
+              <w:spacing w:before="0" w:after="20"/>
+              <w:ind w:left="198" w:hanging="198"/>
+            </w:pPr>
+            <w:r>
+              <w:rPr>
+                <w:b w:val="0"/>
+                <w:color w:val="5F6B7A"/>
+                <w:sz w:val="18"/>
+              </w:rPr>
+              <w:t>•</w:t>
+              <w:tab/>
+            </w:r>
+            <w:r>
+              <w:rPr>
+                <w:b w:val="0"/>
+                <w:color w:val="333333"/>
+                <w:sz w:val="18"/>
+              </w:rPr>
+              <w:t>All bonds are green</w:t>
+            </w:r>
+            <w:hyperlink r:id="rId26">
+              <w:r>
+                <w:rPr>
+                  <w:color w:val="2A78D6"/>
+                  <w:vertAlign w:val="superscript"/>
+                  <w:sz w:val="15"/>
+                </w:rPr>
+                <w:t xml:space="preserve">20</w:t>
+              </w:r>
+            </w:hyperlink>
+            <w:r>
+              <w:rPr>
+                <w:color w:val="2A78D6"/>
+                <w:vertAlign w:val="superscript"/>
+              </w:rPr>
+              <w:t>,</w:t>
+            </w:r>
+            <w:hyperlink r:id="rId27">
+              <w:r>
+                <w:rPr>
+                  <w:color w:val="2A78D6"/>
+                  <w:vertAlign w:val="superscript"/>
+                  <w:sz w:val="15"/>
+                </w:rPr>
+                <w:t xml:space="preserve">21</w:t>
+              </w:r>
+            </w:hyperlink>
+            <w:r>
+              <w:rPr>
+                <w:color w:val="2A78D6"/>
+                <w:vertAlign w:val="superscript"/>
+              </w:rPr>
+              <w:t>,</w:t>
+            </w:r>
+            <w:hyperlink r:id="rId28">
+              <w:r>
+                <w:rPr>
+                  <w:color w:val="2A78D6"/>
+                  <w:vertAlign w:val="superscript"/>
+                  <w:sz w:val="15"/>
+                </w:rPr>
+                <w:t xml:space="preserve">22</w:t>
+              </w:r>
+            </w:hyperlink>
+            <w:r>
+              <w:rPr>
+                <w:color w:val="2A78D6"/>
+                <w:vertAlign w:val="superscript"/>
+              </w:rPr>
+              <w:t>,</w:t>
+            </w:r>
+            <w:hyperlink r:id="rId29">
+              <w:r>
+                <w:rPr>
+                  <w:color w:val="2A78D6"/>
+                  <w:vertAlign w:val="superscript"/>
+                  <w:sz w:val="15"/>
+                </w:rPr>
+                <w:t xml:space="preserve">23</w:t>
+              </w:r>
+            </w:hyperlink>
+            <w:r>
+              <w:rPr>
+                <w:b w:val="0"/>
+                <w:color w:val="333333"/>
+                <w:sz w:val="18"/>
+              </w:rPr>
+              <w:t>.</w:t>
+            </w:r>
+          </w:p>
+        </w:tc>
+      </w:tr>
+    </w:tbl>
+    <w:tbl>
+      <w:tblPr>
+        <w:tblW w:w="9639" w:type="dxa"/>
+        <w:tblBorders>
+          <w:top w:val="nil"/>
+          <w:left w:val="nil"/>
+          <w:bottom w:val="nil"/>
+          <w:right w:val="nil"/>
+          <w:insideH w:val="nil"/>
+          <w:insideV w:val="nil"/>
+        </w:tblBorders>
+        <w:tblLayout w:type="fixed"/>
+        <w:tblCellMar>
+          <w:top w:w="90" w:type="dxa"/>
+          <w:left w:w="0" w:type="dxa"/>
+          <w:bottom w:w="110" w:type="dxa"/>
+          <w:right w:w="0" w:type="dxa"/>
+        </w:tblCellMar>
+        <w:tblLook w:firstColumn="1" w:firstRow="1" w:lastColumn="0" w:lastRow="0" w:noHBand="0" w:noVBand="1" w:val="04A0"/>
+      </w:tblPr>
+      <w:tblGrid>
+        <w:gridCol w:w="340"/>
+        <w:gridCol w:w="9298"/>
+      </w:tblGrid>
+      <w:tr>
+        <w:tc>
+          <w:tcPr>
+            <w:tcW w:type="dxa" w:w="340"/>
+            <w:tcBorders>
+              <w:top w:val="nil"/>
+              <w:left w:val="nil"/>
+              <w:bottom w:val="single" w:sz="4" w:color="E3E8EE" w:space="0"/>
+              <w:right w:val="nil"/>
+            </w:tcBorders>
+          </w:tcPr>
+          <w:p>
+            <w:pPr>
+              <w:spacing w:before="0" w:after="0"/>
+            </w:pPr>
+            <w:r>
+              <w:rPr>
+                <w:rFonts w:ascii="Segoe UI Symbol" w:hAnsi="Segoe UI Symbol"/>
+                <w:b w:val="0"/>
+                <w:color w:val="1B7F3B"/>
+                <w:sz w:val="24"/>
+              </w:rPr>
+              <w:t>☑</w:t>
+            </w:r>
+          </w:p>
+        </w:tc>
+        <w:tc>
+          <w:tcPr>
+            <w:tcW w:type="dxa" w:w="9298"/>
+            <w:tcBorders>
+              <w:top w:val="nil"/>
+              <w:left w:val="nil"/>
+              <w:bottom w:val="single" w:sz="4" w:color="E3E8EE" w:space="0"/>
+              <w:right w:val="nil"/>
+            </w:tcBorders>
+          </w:tcPr>
+          <w:p>
+            <w:pPr>
+              <w:spacing w:before="0" w:after="40"/>
+            </w:pPr>
+            <w:r>
+              <w:rPr>
+                <w:b/>
+                <w:color w:val="1A1A1A"/>
+                <w:sz w:val="19"/>
+              </w:rPr>
+              <w:t>Yes, the activities of the company or it’s strategy is aligned with the taxonomy and/or Paris agreement targets (e.g. net zero commitment)</w:t>
+            </w:r>
+          </w:p>
+          <w:p>
+            <w:pPr>
+              <w:tabs>
+                <w:tab w:pos="198" w:val="left"/>
+              </w:tabs>
+              <w:spacing w:before="0" w:after="20"/>
+              <w:ind w:left="198" w:hanging="198"/>
+            </w:pPr>
+            <w:r>
+              <w:rPr>
+                <w:b w:val="0"/>
+                <w:color w:val="5F6B7A"/>
+                <w:sz w:val="18"/>
+              </w:rPr>
+              <w:t>•</w:t>
+              <w:tab/>
+            </w:r>
+            <w:r>
+              <w:rPr>
+                <w:b w:val="0"/>
+                <w:color w:val="333333"/>
+                <w:sz w:val="18"/>
+              </w:rPr>
+              <w:t>Target of climate neutrality by 2050 and climate-neutral generation by 2040</w:t>
+            </w:r>
+            <w:hyperlink r:id="rId41">
+              <w:r>
+                <w:rPr>
+                  <w:color w:val="2A78D6"/>
+                  <w:vertAlign w:val="superscript"/>
+                  <w:sz w:val="15"/>
+                </w:rPr>
+                <w:t xml:space="preserve">33</w:t>
+              </w:r>
+            </w:hyperlink>
+            <w:r>
+              <w:rPr>
+                <w:b w:val="0"/>
+                <w:color w:val="333333"/>
+                <w:sz w:val="18"/>
+              </w:rPr>
+              <w:t>.</w:t>
+            </w:r>
+          </w:p>
+          <w:p>
+            <w:pPr>
+              <w:tabs>
+                <w:tab w:pos="198" w:val="left"/>
+              </w:tabs>
+              <w:spacing w:before="0" w:after="20"/>
+              <w:ind w:left="198" w:hanging="198"/>
+            </w:pPr>
+            <w:r>
+              <w:rPr>
+                <w:b w:val="0"/>
+                <w:color w:val="5F6B7A"/>
+                <w:sz w:val="18"/>
+              </w:rPr>
+              <w:t>•</w:t>
+              <w:tab/>
+            </w:r>
+            <w:r>
+              <w:rPr>
+                <w:b w:val="0"/>
+                <w:color w:val="333333"/>
+                <w:sz w:val="18"/>
+              </w:rPr>
+              <w:t>EU taxonomy-aligned investments 97% (target ≥80%)</w:t>
+            </w:r>
+            <w:hyperlink r:id="rId38">
+              <w:r>
+                <w:rPr>
+                  <w:color w:val="2A78D6"/>
+                  <w:vertAlign w:val="superscript"/>
+                  <w:sz w:val="15"/>
+                </w:rPr>
+                <w:t xml:space="preserve">34</w:t>
+              </w:r>
+            </w:hyperlink>
+            <w:r>
+              <w:rPr>
+                <w:b w:val="0"/>
+                <w:color w:val="333333"/>
+                <w:sz w:val="18"/>
+              </w:rPr>
+              <w:t>.</w:t>
+            </w:r>
+          </w:p>
+        </w:tc>
+      </w:tr>
+    </w:tbl>
+    <w:tbl>
+      <w:tblPr>
+        <w:tblW w:w="9639" w:type="dxa"/>
+        <w:tblBorders>
+          <w:top w:val="nil"/>
+          <w:left w:val="nil"/>
+          <w:bottom w:val="nil"/>
+          <w:right w:val="nil"/>
+          <w:insideH w:val="nil"/>
+          <w:insideV w:val="nil"/>
+        </w:tblBorders>
+        <w:tblLayout w:type="fixed"/>
+        <w:tblCellMar>
+          <w:top w:w="90" w:type="dxa"/>
+          <w:left w:w="0" w:type="dxa"/>
+          <w:bottom w:w="110" w:type="dxa"/>
+          <w:right w:w="0" w:type="dxa"/>
+        </w:tblCellMar>
+        <w:tblLook w:firstColumn="1" w:firstRow="1" w:lastColumn="0" w:lastRow="0" w:noHBand="0" w:noVBand="1" w:val="04A0"/>
+      </w:tblPr>
+      <w:tblGrid>
+        <w:gridCol w:w="340"/>
+        <w:gridCol w:w="9298"/>
+      </w:tblGrid>
+      <w:tr>
+        <w:tc>
+          <w:tcPr>
+            <w:tcW w:type="dxa" w:w="340"/>
+            <w:tcBorders>
+              <w:top w:val="nil"/>
+              <w:left w:val="nil"/>
+              <w:bottom w:val="single" w:sz="4" w:color="E3E8EE" w:space="0"/>
+              <w:right w:val="nil"/>
+            </w:tcBorders>
+          </w:tcPr>
+          <w:p>
+            <w:pPr>
+              <w:spacing w:before="0" w:after="0"/>
+            </w:pPr>
+            <w:r>
+              <w:rPr>
+                <w:rFonts w:ascii="Segoe UI Symbol" w:hAnsi="Segoe UI Symbol"/>
+                <w:b w:val="0"/>
+                <w:color w:val="1B7F3B"/>
+                <w:sz w:val="24"/>
+              </w:rPr>
+              <w:t>☑</w:t>
+            </w:r>
+          </w:p>
+        </w:tc>
+        <w:tc>
+          <w:tcPr>
+            <w:tcW w:type="dxa" w:w="9298"/>
+            <w:tcBorders>
+              <w:top w:val="nil"/>
+              <w:left w:val="nil"/>
+              <w:bottom w:val="single" w:sz="4" w:color="E3E8EE" w:space="0"/>
+              <w:right w:val="nil"/>
+            </w:tcBorders>
+          </w:tcPr>
+          <w:p>
+            <w:pPr>
+              <w:spacing w:before="0" w:after="40"/>
+            </w:pPr>
+            <w:r>
+              <w:rPr>
+                <w:b/>
+                <w:color w:val="1A1A1A"/>
+                <w:sz w:val="19"/>
+              </w:rPr>
+              <w:t>Yes, the company does not have yellow flag/signal related to controversies based on UN Global Compact or any other relevant principles/standards</w:t>
+            </w:r>
+          </w:p>
+          <w:p>
+            <w:pPr>
+              <w:tabs>
+                <w:tab w:pos="198" w:val="left"/>
+              </w:tabs>
+              <w:spacing w:before="0" w:after="20"/>
+              <w:ind w:left="198" w:hanging="198"/>
+            </w:pPr>
+            <w:r>
+              <w:rPr>
+                <w:b w:val="0"/>
+                <w:color w:val="5F6B7A"/>
+                <w:sz w:val="18"/>
+              </w:rPr>
+              <w:t>•</w:t>
+              <w:tab/>
+            </w:r>
+            <w:r>
+              <w:rPr>
+                <w:b w:val="0"/>
+                <w:color w:val="333333"/>
+                <w:sz w:val="18"/>
+              </w:rPr>
+              <w:t>No yellow flags found.</w:t>
+            </w:r>
+          </w:p>
+          <w:p>
+            <w:pPr>
+              <w:tabs>
+                <w:tab w:pos="198" w:val="left"/>
+              </w:tabs>
+              <w:spacing w:before="0" w:after="20"/>
+              <w:ind w:left="198" w:hanging="198"/>
+            </w:pPr>
+            <w:r>
+              <w:rPr>
+                <w:b w:val="0"/>
+                <w:color w:val="5F6B7A"/>
+                <w:sz w:val="18"/>
+              </w:rPr>
+              <w:t>•</w:t>
+              <w:tab/>
+            </w:r>
+            <w:r>
+              <w:rPr>
+                <w:b w:val="0"/>
+                <w:color w:val="333333"/>
+                <w:sz w:val="18"/>
+              </w:rPr>
+              <w:t>Serious accidents and major pollution cases in 2024-2025: 0</w:t>
+            </w:r>
+            <w:hyperlink r:id="rId42">
+              <w:r>
+                <w:rPr>
+                  <w:color w:val="2A78D6"/>
+                  <w:vertAlign w:val="superscript"/>
+                  <w:sz w:val="15"/>
+                </w:rPr>
+                <w:t xml:space="preserve">35</w:t>
+              </w:r>
+            </w:hyperlink>
+            <w:r>
+              <w:rPr>
+                <w:b w:val="0"/>
+                <w:color w:val="333333"/>
+                <w:sz w:val="18"/>
+              </w:rPr>
+              <w:t>.</w:t>
+            </w:r>
+          </w:p>
+        </w:tc>
+      </w:tr>
+    </w:tbl>
+    <w:tbl>
+      <w:tblPr>
+        <w:tblW w:w="9639" w:type="dxa"/>
+        <w:tblBorders>
+          <w:top w:val="nil"/>
+          <w:left w:val="nil"/>
+          <w:bottom w:val="nil"/>
+          <w:right w:val="nil"/>
+          <w:insideH w:val="nil"/>
+          <w:insideV w:val="nil"/>
+        </w:tblBorders>
+        <w:tblLayout w:type="fixed"/>
+        <w:tblCellMar>
+          <w:top w:w="90" w:type="dxa"/>
+          <w:left w:w="0" w:type="dxa"/>
+          <w:bottom w:w="110" w:type="dxa"/>
+          <w:right w:w="0" w:type="dxa"/>
+        </w:tblCellMar>
+        <w:tblLook w:firstColumn="1" w:firstRow="1" w:lastColumn="0" w:lastRow="0" w:noHBand="0" w:noVBand="1" w:val="04A0"/>
+      </w:tblPr>
+      <w:tblGrid>
+        <w:gridCol w:w="340"/>
+        <w:gridCol w:w="9298"/>
+      </w:tblGrid>
+      <w:tr>
+        <w:tc>
+          <w:tcPr>
+            <w:tcW w:type="dxa" w:w="340"/>
+            <w:tcBorders>
+              <w:top w:val="nil"/>
+              <w:left w:val="nil"/>
+              <w:bottom w:val="single" w:sz="4" w:color="E3E8EE" w:space="0"/>
+              <w:right w:val="nil"/>
+            </w:tcBorders>
+          </w:tcPr>
+          <w:p>
+            <w:pPr>
+              <w:spacing w:before="0" w:after="0"/>
+            </w:pPr>
+            <w:r>
+              <w:rPr>
+                <w:rFonts w:ascii="Segoe UI Symbol" w:hAnsi="Segoe UI Symbol"/>
+                <w:b w:val="0"/>
+                <w:color w:val="1B7F3B"/>
+                <w:sz w:val="24"/>
+              </w:rPr>
+              <w:t>☑</w:t>
+            </w:r>
+          </w:p>
+        </w:tc>
+        <w:tc>
+          <w:tcPr>
+            <w:tcW w:type="dxa" w:w="9298"/>
+            <w:tcBorders>
+              <w:top w:val="nil"/>
+              <w:left w:val="nil"/>
+              <w:bottom w:val="single" w:sz="4" w:color="E3E8EE" w:space="0"/>
+              <w:right w:val="nil"/>
+            </w:tcBorders>
+          </w:tcPr>
+          <w:p>
+            <w:pPr>
+              <w:spacing w:before="0" w:after="40"/>
+            </w:pPr>
+            <w:r>
+              <w:rPr>
+                <w:b/>
+                <w:color w:val="1A1A1A"/>
+                <w:sz w:val="19"/>
+              </w:rPr>
+              <w:t>Yes, the company fulfills the expectations from SEB thematic and sector policies</w:t>
+            </w:r>
+          </w:p>
+          <w:p>
+            <w:pPr>
+              <w:spacing w:before="40" w:after="0"/>
+            </w:pPr>
+            <w:r>
+              <w:rPr>
+                <w:b/>
+                <w:color w:val="333333"/>
+                <w:sz w:val="18"/>
+              </w:rPr>
+              <w:t>Applicable</w:t>
+            </w:r>
+          </w:p>
+          <w:p>
+            <w:pPr>
+              <w:tabs>
+                <w:tab w:pos="198" w:val="left"/>
+              </w:tabs>
+              <w:spacing w:before="0" w:after="20"/>
+              <w:ind w:left="198" w:hanging="198"/>
+            </w:pPr>
+            <w:r>
+              <w:rPr>
+                <w:b w:val="0"/>
+                <w:color w:val="5F6B7A"/>
+                <w:sz w:val="18"/>
+              </w:rPr>
+              <w:t>•</w:t>
+              <w:tab/>
+            </w:r>
+            <w:r>
+              <w:rPr>
+                <w:b w:val="0"/>
+                <w:color w:val="333333"/>
+                <w:sz w:val="18"/>
+              </w:rPr>
+              <w:t>The Investments policy</w:t>
+            </w:r>
+            <w:hyperlink r:id="rId43">
+              <w:r>
+                <w:rPr>
+                  <w:color w:val="2A78D6"/>
+                  <w:vertAlign w:val="superscript"/>
+                  <w:sz w:val="15"/>
+                </w:rPr>
+                <w:t xml:space="preserve">36</w:t>
+              </w:r>
+            </w:hyperlink>
+            <w:r>
+              <w:rPr>
+                <w:b w:val="0"/>
+                <w:color w:val="333333"/>
+                <w:sz w:val="18"/>
+              </w:rPr>
+              <w:t>, the Electricity &amp; Renewable Energy policy</w:t>
+            </w:r>
+            <w:hyperlink r:id="rId43">
+              <w:r>
+                <w:rPr>
+                  <w:color w:val="2A78D6"/>
+                  <w:vertAlign w:val="superscript"/>
+                  <w:sz w:val="15"/>
+                </w:rPr>
+                <w:t xml:space="preserve">37</w:t>
+              </w:r>
+            </w:hyperlink>
+            <w:r>
+              <w:rPr>
+                <w:b w:val="0"/>
+                <w:color w:val="333333"/>
+                <w:sz w:val="18"/>
+              </w:rPr>
+              <w:t xml:space="preserve"> and the Fossil Fuels policy for the gas plants</w:t>
+            </w:r>
+            <w:hyperlink r:id="rId37">
+              <w:r>
+                <w:rPr>
+                  <w:color w:val="2A78D6"/>
+                  <w:vertAlign w:val="superscript"/>
+                  <w:sz w:val="15"/>
+                </w:rPr>
+                <w:t xml:space="preserve">38</w:t>
+              </w:r>
+            </w:hyperlink>
+            <w:r>
+              <w:rPr>
+                <w:b w:val="0"/>
+                <w:color w:val="333333"/>
+                <w:sz w:val="18"/>
+              </w:rPr>
+              <w:t>.</w:t>
+            </w:r>
+          </w:p>
+          <w:p>
+            <w:pPr>
+              <w:spacing w:before="40" w:after="0"/>
+            </w:pPr>
+            <w:r>
+              <w:rPr>
+                <w:b/>
+                <w:color w:val="333333"/>
+                <w:sz w:val="18"/>
+              </w:rPr>
+              <w:t>Met</w:t>
+            </w:r>
+          </w:p>
+          <w:p>
+            <w:pPr>
+              <w:tabs>
+                <w:tab w:pos="198" w:val="left"/>
+              </w:tabs>
+              <w:spacing w:before="0" w:after="20"/>
+              <w:ind w:left="198" w:hanging="198"/>
+            </w:pPr>
+            <w:r>
+              <w:rPr>
+                <w:b w:val="0"/>
+                <w:color w:val="5F6B7A"/>
+                <w:sz w:val="18"/>
+              </w:rPr>
+              <w:t>•</w:t>
+              <w:tab/>
+            </w:r>
+            <w:r>
+              <w:rPr>
+                <w:b w:val="0"/>
+                <w:color w:val="333333"/>
+                <w:sz w:val="18"/>
+              </w:rPr>
+              <w:t>Emission reduction targets for 2030 and 2040</w:t>
+            </w:r>
+            <w:hyperlink r:id="rId25">
+              <w:r>
+                <w:rPr>
+                  <w:color w:val="2A78D6"/>
+                  <w:vertAlign w:val="superscript"/>
+                  <w:sz w:val="15"/>
+                </w:rPr>
+                <w:t xml:space="preserve">19</w:t>
+              </w:r>
+            </w:hyperlink>
+          </w:p>
+          <w:p>
+            <w:pPr>
+              <w:tabs>
+                <w:tab w:pos="198" w:val="left"/>
+              </w:tabs>
+              <w:spacing w:before="0" w:after="20"/>
+              <w:ind w:left="198" w:hanging="198"/>
+            </w:pPr>
+            <w:r>
+              <w:rPr>
+                <w:b w:val="0"/>
+                <w:color w:val="5F6B7A"/>
+                <w:sz w:val="18"/>
+              </w:rPr>
+              <w:t>•</w:t>
+              <w:tab/>
+            </w:r>
+            <w:r>
+              <w:rPr>
+                <w:b w:val="0"/>
+                <w:color w:val="333333"/>
+                <w:sz w:val="18"/>
+              </w:rPr>
+              <w:t>2024 emissions across all scopes independently verified</w:t>
+            </w:r>
+            <w:hyperlink r:id="rId44">
+              <w:r>
+                <w:rPr>
+                  <w:color w:val="2A78D6"/>
+                  <w:vertAlign w:val="superscript"/>
+                  <w:sz w:val="15"/>
+                </w:rPr>
+                <w:t xml:space="preserve">39</w:t>
+              </w:r>
+            </w:hyperlink>
+          </w:p>
+          <w:p>
+            <w:pPr>
+              <w:tabs>
+                <w:tab w:pos="198" w:val="left"/>
+              </w:tabs>
+              <w:spacing w:before="0" w:after="20"/>
+              <w:ind w:left="198" w:hanging="198"/>
+            </w:pPr>
+            <w:r>
+              <w:rPr>
+                <w:b w:val="0"/>
+                <w:color w:val="5F6B7A"/>
+                <w:sz w:val="18"/>
+              </w:rPr>
+              <w:t>•</w:t>
+              <w:tab/>
+            </w:r>
+            <w:r>
+              <w:rPr>
+                <w:b w:val="0"/>
+                <w:color w:val="333333"/>
+                <w:sz w:val="18"/>
+              </w:rPr>
+              <w:t>ISO 50001 energy management</w:t>
+            </w:r>
+            <w:hyperlink r:id="rId45">
+              <w:r>
+                <w:rPr>
+                  <w:color w:val="2A78D6"/>
+                  <w:vertAlign w:val="superscript"/>
+                  <w:sz w:val="15"/>
+                </w:rPr>
+                <w:t xml:space="preserve">40</w:t>
+              </w:r>
+            </w:hyperlink>
+          </w:p>
+          <w:p>
+            <w:pPr>
+              <w:tabs>
+                <w:tab w:pos="198" w:val="left"/>
+              </w:tabs>
+              <w:spacing w:before="0" w:after="20"/>
+              <w:ind w:left="198" w:hanging="198"/>
+            </w:pPr>
+            <w:r>
+              <w:rPr>
+                <w:b w:val="0"/>
+                <w:color w:val="5F6B7A"/>
+                <w:sz w:val="18"/>
+              </w:rPr>
+              <w:t>•</w:t>
+              <w:tab/>
+            </w:r>
+            <w:r>
+              <w:rPr>
+                <w:b w:val="0"/>
+                <w:color w:val="333333"/>
+                <w:sz w:val="18"/>
+              </w:rPr>
+              <w:t>Zero corruption cases and a fraud risk management plan</w:t>
+            </w:r>
+            <w:hyperlink r:id="rId38">
+              <w:r>
+                <w:rPr>
+                  <w:color w:val="2A78D6"/>
+                  <w:vertAlign w:val="superscript"/>
+                  <w:sz w:val="15"/>
+                </w:rPr>
+                <w:t xml:space="preserve">41</w:t>
+              </w:r>
+            </w:hyperlink>
+          </w:p>
+          <w:p>
+            <w:pPr>
+              <w:tabs>
+                <w:tab w:pos="198" w:val="left"/>
+              </w:tabs>
+              <w:spacing w:before="0" w:after="20"/>
+              <w:ind w:left="198" w:hanging="198"/>
+            </w:pPr>
+            <w:r>
+              <w:rPr>
+                <w:b w:val="0"/>
+                <w:color w:val="5F6B7A"/>
+                <w:sz w:val="18"/>
+              </w:rPr>
+              <w:t>•</w:t>
+              <w:tab/>
+            </w:r>
+            <w:r>
+              <w:rPr>
+                <w:b w:val="0"/>
+                <w:color w:val="333333"/>
+                <w:sz w:val="18"/>
+              </w:rPr>
+              <w:t>No coal.</w:t>
+            </w:r>
+          </w:p>
+          <w:p>
+            <w:pPr>
+              <w:spacing w:before="40" w:after="0"/>
+            </w:pPr>
+            <w:r>
+              <w:rPr>
+                <w:b/>
+                <w:color w:val="333333"/>
+                <w:sz w:val="18"/>
+              </w:rPr>
+              <w:t>Could be improved</w:t>
+            </w:r>
+          </w:p>
+          <w:p>
+            <w:pPr>
+              <w:tabs>
+                <w:tab w:pos="198" w:val="left"/>
+              </w:tabs>
+              <w:spacing w:before="0" w:after="20"/>
+              <w:ind w:left="198" w:hanging="198"/>
+            </w:pPr>
+            <w:r>
+              <w:rPr>
+                <w:b w:val="0"/>
+                <w:color w:val="5F6B7A"/>
+                <w:sz w:val="18"/>
+              </w:rPr>
+              <w:t>•</w:t>
+              <w:tab/>
+            </w:r>
+            <w:r>
+              <w:rPr>
+                <w:b w:val="0"/>
+                <w:color w:val="333333"/>
+                <w:sz w:val="18"/>
+              </w:rPr>
+              <w:t>Absolute Scope 1-3 totals not found in the report text.</w:t>
+            </w:r>
+          </w:p>
+        </w:tc>
+      </w:tr>
+    </w:tbl>
     <w:p>
       <w:pPr>
-        <w:spacing w:before="80" w:after="20"/>
-      </w:pPr>
-      <w:r>
-        <w:rPr>
-          <w:sz w:val="24"/>
-        </w:rPr>
-        <w:t xml:space="preserve">☑ </w:t>
-      </w:r>
-      <w:r>
-        <w:t>Yes, the company is promoting environmental or social characteristics (activities, ESG policy, good ESG rating, etc)</w:t>
-      </w:r>
-    </w:p>
-    <w:p>
-      <w:pPr>
-        <w:spacing w:after="0"/>
-        <w:ind w:left="510" w:hanging="198"/>
-      </w:pPr>
-      <w:r>
-        <w:rPr>
-          <w:sz w:val="19"/>
-        </w:rPr>
-        <w:t xml:space="preserve">•  </w:t>
-      </w:r>
-      <w:r>
-        <w:rPr>
-          <w:b w:val="0"/>
-          <w:color w:val="333333"/>
-          <w:sz w:val="19"/>
-        </w:rPr>
-        <w:t>66% of electricity from renewable sources</w:t>
-      </w:r>
-      <w:hyperlink r:id="rId14">
-        <w:r>
-          <w:rPr>
-            <w:color w:val="2A78D6"/>
-            <w:vertAlign w:val="superscript"/>
-            <w:sz w:val="16"/>
-          </w:rPr>
-          <w:t xml:space="preserve">6</w:t>
-        </w:r>
-      </w:hyperlink>
-    </w:p>
-    <w:p>
-      <w:pPr>
-        <w:spacing w:after="0"/>
-        <w:ind w:left="510" w:hanging="198"/>
-      </w:pPr>
-      <w:r>
-        <w:rPr>
-          <w:sz w:val="19"/>
-        </w:rPr>
-        <w:t xml:space="preserve">•  </w:t>
-      </w:r>
-      <w:r>
-        <w:rPr>
-          <w:b w:val="0"/>
-          <w:color w:val="333333"/>
-          <w:sz w:val="19"/>
-        </w:rPr>
-        <w:t>S&amp;P Global CSA score 54, in the top 30% of electric utilities worldwide</w:t>
-      </w:r>
-      <w:hyperlink r:id="rId32">
-        <w:r>
-          <w:rPr>
-            <w:color w:val="2A78D6"/>
-            <w:vertAlign w:val="superscript"/>
-            <w:sz w:val="16"/>
-          </w:rPr>
-          <w:t xml:space="preserve">29</w:t>
-        </w:r>
-      </w:hyperlink>
-    </w:p>
-    <w:p>
-      <w:pPr>
-        <w:spacing w:after="0"/>
-        <w:ind w:left="510" w:hanging="198"/>
-      </w:pPr>
-      <w:r>
-        <w:rPr>
-          <w:sz w:val="19"/>
-        </w:rPr>
-        <w:t xml:space="preserve">•  </w:t>
-      </w:r>
-      <w:r>
-        <w:rPr>
-          <w:b w:val="0"/>
-          <w:color w:val="333333"/>
-          <w:sz w:val="19"/>
-        </w:rPr>
-        <w:t>Moody's ESG credit impact score CIS-2</w:t>
-      </w:r>
-      <w:hyperlink r:id="rId15">
-        <w:r>
-          <w:rPr>
-            <w:color w:val="2A78D6"/>
-            <w:vertAlign w:val="superscript"/>
-            <w:sz w:val="16"/>
-          </w:rPr>
-          <w:t xml:space="preserve">7</w:t>
-        </w:r>
-      </w:hyperlink>
-      <w:r>
-        <w:rPr>
-          <w:b w:val="0"/>
-          <w:color w:val="333333"/>
-          <w:sz w:val="19"/>
-        </w:rPr>
-        <w:t>.</w:t>
-      </w:r>
-    </w:p>
-    <w:p>
-      <w:pPr>
-        <w:spacing w:after="120"/>
-        <w:ind w:left="510" w:hanging="198"/>
-      </w:pPr>
-      <w:r>
-        <w:rPr>
-          <w:sz w:val="19"/>
-        </w:rPr>
-        <w:t xml:space="preserve">•  </w:t>
-      </w:r>
-      <w:r>
-        <w:rPr>
-          <w:b w:val="0"/>
-          <w:color w:val="333333"/>
-          <w:sz w:val="19"/>
-        </w:rPr>
-        <w:t>All bonds are green</w:t>
-      </w:r>
-      <w:hyperlink r:id="rId24">
-        <w:r>
-          <w:rPr>
-            <w:color w:val="2A78D6"/>
-            <w:vertAlign w:val="superscript"/>
-            <w:sz w:val="16"/>
-          </w:rPr>
-          <w:t xml:space="preserve">20</w:t>
-        </w:r>
-      </w:hyperlink>
-      <w:r>
-        <w:rPr>
-          <w:color w:val="2A78D6"/>
-          <w:vertAlign w:val="superscript"/>
-        </w:rPr>
-        <w:t>,</w:t>
-      </w:r>
-      <w:hyperlink r:id="rId25">
-        <w:r>
-          <w:rPr>
-            <w:color w:val="2A78D6"/>
-            <w:vertAlign w:val="superscript"/>
-            <w:sz w:val="16"/>
-          </w:rPr>
-          <w:t xml:space="preserve">21</w:t>
-        </w:r>
-      </w:hyperlink>
-      <w:r>
-        <w:rPr>
-          <w:color w:val="2A78D6"/>
-          <w:vertAlign w:val="superscript"/>
-        </w:rPr>
-        <w:t>,</w:t>
-      </w:r>
-      <w:hyperlink r:id="rId26">
-        <w:r>
-          <w:rPr>
-            <w:color w:val="2A78D6"/>
-            <w:vertAlign w:val="superscript"/>
-            <w:sz w:val="16"/>
-          </w:rPr>
-          <w:t xml:space="preserve">22</w:t>
-        </w:r>
-      </w:hyperlink>
-      <w:r>
-        <w:rPr>
-          <w:color w:val="2A78D6"/>
-          <w:vertAlign w:val="superscript"/>
-        </w:rPr>
-        <w:t>,</w:t>
-      </w:r>
-      <w:hyperlink r:id="rId27">
-        <w:r>
-          <w:rPr>
-            <w:color w:val="2A78D6"/>
-            <w:vertAlign w:val="superscript"/>
-            <w:sz w:val="16"/>
-          </w:rPr>
-          <w:t xml:space="preserve">23</w:t>
-        </w:r>
-      </w:hyperlink>
-      <w:r>
-        <w:rPr>
-          <w:b w:val="0"/>
-          <w:color w:val="333333"/>
-          <w:sz w:val="19"/>
-        </w:rPr>
-        <w:t>.</w:t>
-      </w:r>
-    </w:p>
-    <w:p>
-      <w:pPr>
-        <w:spacing w:before="80" w:after="20"/>
-      </w:pPr>
-      <w:r>
-        <w:rPr>
-          <w:sz w:val="24"/>
-        </w:rPr>
-        <w:t xml:space="preserve">☑ </w:t>
-      </w:r>
-      <w:r>
-        <w:t>Yes, the activities of the company or it’s strategy is aligned with the taxonomy and/or Paris agreement targets (e.g. net zero commitment)</w:t>
-      </w:r>
-    </w:p>
-    <w:p>
-      <w:pPr>
-        <w:spacing w:after="0"/>
-        <w:ind w:left="510" w:hanging="198"/>
-      </w:pPr>
-      <w:r>
-        <w:rPr>
-          <w:sz w:val="19"/>
-        </w:rPr>
-        <w:t xml:space="preserve">•  </w:t>
-      </w:r>
-      <w:r>
-        <w:rPr>
-          <w:b w:val="0"/>
-          <w:color w:val="333333"/>
-          <w:sz w:val="19"/>
-        </w:rPr>
-        <w:t>Target of climate neutrality by 2050 and climate-neutral generation by 2040</w:t>
-      </w:r>
-      <w:hyperlink r:id="rId33">
-        <w:r>
-          <w:rPr>
-            <w:color w:val="2A78D6"/>
-            <w:vertAlign w:val="superscript"/>
-            <w:sz w:val="16"/>
-          </w:rPr>
-          <w:t xml:space="preserve">30</w:t>
-        </w:r>
-      </w:hyperlink>
-      <w:r>
-        <w:rPr>
-          <w:b w:val="0"/>
-          <w:color w:val="333333"/>
-          <w:sz w:val="19"/>
-        </w:rPr>
-        <w:t>.</w:t>
-      </w:r>
-    </w:p>
-    <w:p>
-      <w:pPr>
-        <w:spacing w:after="120"/>
-        <w:ind w:left="510" w:hanging="198"/>
-      </w:pPr>
-      <w:r>
-        <w:rPr>
-          <w:sz w:val="19"/>
-        </w:rPr>
-        <w:t xml:space="preserve">•  </w:t>
-      </w:r>
-      <w:r>
-        <w:rPr>
-          <w:b w:val="0"/>
-          <w:color w:val="333333"/>
-          <w:sz w:val="19"/>
-        </w:rPr>
-        <w:t>EU taxonomy-aligned investments 97% (target ≥80%)</w:t>
-      </w:r>
-      <w:hyperlink r:id="rId30">
-        <w:r>
-          <w:rPr>
-            <w:color w:val="2A78D6"/>
-            <w:vertAlign w:val="superscript"/>
-            <w:sz w:val="16"/>
-          </w:rPr>
-          <w:t xml:space="preserve">31</w:t>
-        </w:r>
-      </w:hyperlink>
-      <w:r>
-        <w:rPr>
-          <w:b w:val="0"/>
-          <w:color w:val="333333"/>
-          <w:sz w:val="19"/>
-        </w:rPr>
-        <w:t>.</w:t>
-      </w:r>
-    </w:p>
-    <w:p>
-      <w:pPr>
-        <w:spacing w:before="80" w:after="20"/>
-      </w:pPr>
-      <w:r>
-        <w:rPr>
-          <w:sz w:val="24"/>
-        </w:rPr>
-        <w:t xml:space="preserve">☑ </w:t>
-      </w:r>
-      <w:r>
-        <w:t>Yes, the company does not have yellow flag/signal related to controversies based on UN Global Compact or any other relevant principles/standards</w:t>
-      </w:r>
-    </w:p>
-    <w:p>
-      <w:pPr>
-        <w:spacing w:after="0"/>
-        <w:ind w:left="510" w:hanging="198"/>
-      </w:pPr>
-      <w:r>
-        <w:rPr>
-          <w:sz w:val="19"/>
-        </w:rPr>
-        <w:t xml:space="preserve">•  </w:t>
-      </w:r>
-      <w:r>
-        <w:rPr>
-          <w:b w:val="0"/>
-          <w:color w:val="333333"/>
-          <w:sz w:val="19"/>
-        </w:rPr>
-        <w:t>No yellow flags found.</w:t>
-      </w:r>
-    </w:p>
-    <w:p>
-      <w:pPr>
-        <w:spacing w:after="120"/>
-        <w:ind w:left="510" w:hanging="198"/>
-      </w:pPr>
-      <w:r>
-        <w:rPr>
-          <w:sz w:val="19"/>
-        </w:rPr>
-        <w:t xml:space="preserve">•  </w:t>
-      </w:r>
-      <w:r>
-        <w:rPr>
-          <w:b w:val="0"/>
-          <w:color w:val="333333"/>
-          <w:sz w:val="19"/>
-        </w:rPr>
-        <w:t>Serious accidents and major pollution cases in 2024-2025: 0</w:t>
-      </w:r>
-      <w:hyperlink r:id="rId34">
-        <w:r>
-          <w:rPr>
-            <w:color w:val="2A78D6"/>
-            <w:vertAlign w:val="superscript"/>
-            <w:sz w:val="16"/>
-          </w:rPr>
-          <w:t xml:space="preserve">32</w:t>
-        </w:r>
-      </w:hyperlink>
-      <w:r>
-        <w:rPr>
-          <w:b w:val="0"/>
-          <w:color w:val="333333"/>
-          <w:sz w:val="19"/>
-        </w:rPr>
-        <w:t>.</w:t>
-      </w:r>
-    </w:p>
-    <w:p>
-      <w:pPr>
-        <w:spacing w:before="80" w:after="20"/>
-      </w:pPr>
-      <w:r>
-        <w:rPr>
-          <w:sz w:val="24"/>
-        </w:rPr>
-        <w:t xml:space="preserve">☑ </w:t>
-      </w:r>
-      <w:r>
-        <w:t>Yes, the company fulfills the expectations from SEB thematic and sector policies</w:t>
-      </w:r>
-    </w:p>
-    <w:p>
-      <w:pPr>
-        <w:spacing w:after="0"/>
-        <w:ind w:left="397"/>
+        <w:spacing w:before="120" w:after="40"/>
       </w:pPr>
       <w:r>
         <w:rPr>
           <w:b/>
-          <w:color w:val="333333"/>
           <w:sz w:val="19"/>
-        </w:rPr>
-        <w:t>Applicable</w:t>
-      </w:r>
-    </w:p>
-    <w:p>
-      <w:pPr>
-        <w:spacing w:after="0"/>
-        <w:ind w:left="737" w:hanging="198"/>
-      </w:pPr>
-      <w:r>
-        <w:rPr>
-          <w:sz w:val="19"/>
-        </w:rPr>
-        <w:t xml:space="preserve">•  </w:t>
-      </w:r>
-      <w:r>
-        <w:rPr>
-          <w:b w:val="0"/>
-          <w:color w:val="333333"/>
-          <w:sz w:val="19"/>
-        </w:rPr>
-        <w:t>The Investments policy</w:t>
-      </w:r>
-      <w:hyperlink r:id="rId35">
-        <w:r>
-          <w:rPr>
-            <w:color w:val="2A78D6"/>
-            <w:vertAlign w:val="superscript"/>
-            <w:sz w:val="16"/>
-          </w:rPr>
-          <w:t xml:space="preserve">33</w:t>
-        </w:r>
-      </w:hyperlink>
-      <w:r>
-        <w:rPr>
-          <w:b w:val="0"/>
-          <w:color w:val="333333"/>
-          <w:sz w:val="19"/>
-        </w:rPr>
-        <w:t>, the Electricity &amp; Renewable Energy policy</w:t>
-      </w:r>
-      <w:hyperlink r:id="rId35">
-        <w:r>
-          <w:rPr>
-            <w:color w:val="2A78D6"/>
-            <w:vertAlign w:val="superscript"/>
-            <w:sz w:val="16"/>
-          </w:rPr>
-          <w:t xml:space="preserve">34</w:t>
-        </w:r>
-      </w:hyperlink>
-      <w:r>
-        <w:rPr>
-          <w:b w:val="0"/>
-          <w:color w:val="333333"/>
-          <w:sz w:val="19"/>
-        </w:rPr>
-        <w:t xml:space="preserve"> and the Fossil Fuels policy for the gas plants</w:t>
-      </w:r>
-      <w:hyperlink r:id="rId29">
-        <w:r>
-          <w:rPr>
-            <w:color w:val="2A78D6"/>
-            <w:vertAlign w:val="superscript"/>
-            <w:sz w:val="16"/>
-          </w:rPr>
-          <w:t xml:space="preserve">35</w:t>
-        </w:r>
-      </w:hyperlink>
-      <w:r>
-        <w:rPr>
-          <w:b w:val="0"/>
-          <w:color w:val="333333"/>
-          <w:sz w:val="19"/>
-        </w:rPr>
-        <w:t>.</w:t>
-      </w:r>
-    </w:p>
-    <w:p>
-      <w:pPr>
-        <w:spacing w:after="0"/>
-        <w:ind w:left="397"/>
-      </w:pPr>
-      <w:r>
-        <w:rPr>
-          <w:b/>
-          <w:color w:val="333333"/>
-          <w:sz w:val="19"/>
-        </w:rPr>
-        <w:t>Met</w:t>
-      </w:r>
-    </w:p>
-    <w:p>
-      <w:pPr>
-        <w:spacing w:after="0"/>
-        <w:ind w:left="737" w:hanging="198"/>
-      </w:pPr>
-      <w:r>
-        <w:rPr>
-          <w:sz w:val="19"/>
-        </w:rPr>
-        <w:t xml:space="preserve">•  </w:t>
-      </w:r>
-      <w:r>
-        <w:rPr>
-          <w:b w:val="0"/>
-          <w:color w:val="333333"/>
-          <w:sz w:val="19"/>
-        </w:rPr>
-        <w:t>Emission reduction targets for 2030 and 2040</w:t>
-      </w:r>
-      <w:hyperlink r:id="rId23">
-        <w:r>
-          <w:rPr>
-            <w:color w:val="2A78D6"/>
-            <w:vertAlign w:val="superscript"/>
-            <w:sz w:val="16"/>
-          </w:rPr>
-          <w:t xml:space="preserve">19</w:t>
-        </w:r>
-      </w:hyperlink>
-    </w:p>
-    <w:p>
-      <w:pPr>
-        <w:spacing w:after="0"/>
-        <w:ind w:left="737" w:hanging="198"/>
-      </w:pPr>
-      <w:r>
-        <w:rPr>
-          <w:sz w:val="19"/>
-        </w:rPr>
-        <w:t xml:space="preserve">•  </w:t>
-      </w:r>
-      <w:r>
-        <w:rPr>
-          <w:b w:val="0"/>
-          <w:color w:val="333333"/>
-          <w:sz w:val="19"/>
-        </w:rPr>
-        <w:t>2024 emissions across all scopes independently verified</w:t>
-      </w:r>
-      <w:hyperlink r:id="rId36">
-        <w:r>
-          <w:rPr>
-            <w:color w:val="2A78D6"/>
-            <w:vertAlign w:val="superscript"/>
-            <w:sz w:val="16"/>
-          </w:rPr>
-          <w:t xml:space="preserve">36</w:t>
-        </w:r>
-      </w:hyperlink>
-    </w:p>
-    <w:p>
-      <w:pPr>
-        <w:spacing w:after="0"/>
-        <w:ind w:left="737" w:hanging="198"/>
-      </w:pPr>
-      <w:r>
-        <w:rPr>
-          <w:sz w:val="19"/>
-        </w:rPr>
-        <w:t xml:space="preserve">•  </w:t>
-      </w:r>
-      <w:r>
-        <w:rPr>
-          <w:b w:val="0"/>
-          <w:color w:val="333333"/>
-          <w:sz w:val="19"/>
-        </w:rPr>
-        <w:t>ISO 50001 energy management</w:t>
-      </w:r>
-      <w:hyperlink r:id="rId37">
-        <w:r>
-          <w:rPr>
-            <w:color w:val="2A78D6"/>
-            <w:vertAlign w:val="superscript"/>
-            <w:sz w:val="16"/>
-          </w:rPr>
-          <w:t xml:space="preserve">37</w:t>
-        </w:r>
-      </w:hyperlink>
-    </w:p>
-    <w:p>
-      <w:pPr>
-        <w:spacing w:after="0"/>
-        <w:ind w:left="737" w:hanging="198"/>
-      </w:pPr>
-      <w:r>
-        <w:rPr>
-          <w:sz w:val="19"/>
-        </w:rPr>
-        <w:t xml:space="preserve">•  </w:t>
-      </w:r>
-      <w:r>
-        <w:rPr>
-          <w:b w:val="0"/>
-          <w:color w:val="333333"/>
-          <w:sz w:val="19"/>
-        </w:rPr>
-        <w:t>Zero corruption cases and a fraud risk management plan</w:t>
-      </w:r>
-      <w:hyperlink r:id="rId30">
-        <w:r>
-          <w:rPr>
-            <w:color w:val="2A78D6"/>
-            <w:vertAlign w:val="superscript"/>
-            <w:sz w:val="16"/>
-          </w:rPr>
-          <w:t xml:space="preserve">38</w:t>
-        </w:r>
-      </w:hyperlink>
-    </w:p>
-    <w:p>
-      <w:pPr>
-        <w:spacing w:after="0"/>
-        <w:ind w:left="737" w:hanging="198"/>
-      </w:pPr>
-      <w:r>
-        <w:rPr>
-          <w:sz w:val="19"/>
-        </w:rPr>
-        <w:t xml:space="preserve">•  </w:t>
-      </w:r>
-      <w:r>
-        <w:rPr>
-          <w:b w:val="0"/>
-          <w:color w:val="333333"/>
-          <w:sz w:val="19"/>
-        </w:rPr>
-        <w:t>No coal.</w:t>
-      </w:r>
-    </w:p>
-    <w:p>
-      <w:pPr>
-        <w:spacing w:after="0"/>
-        <w:ind w:left="397"/>
-      </w:pPr>
-      <w:r>
-        <w:rPr>
-          <w:b/>
-          <w:color w:val="333333"/>
-          <w:sz w:val="19"/>
-        </w:rPr>
-        <w:t>Could be improved</w:t>
-      </w:r>
-    </w:p>
-    <w:p>
-      <w:pPr>
-        <w:spacing w:after="120"/>
-        <w:ind w:left="737" w:hanging="198"/>
-      </w:pPr>
-      <w:r>
-        <w:rPr>
-          <w:sz w:val="19"/>
-        </w:rPr>
-        <w:t xml:space="preserve">•  </w:t>
-      </w:r>
-      <w:r>
-        <w:rPr>
-          <w:b w:val="0"/>
-          <w:color w:val="333333"/>
-          <w:sz w:val="19"/>
-        </w:rPr>
-        <w:t>Absolute Scope 1-3 totals not found in the report text.</w:t>
-      </w:r>
-    </w:p>
-    <w:p>
-      <w:pPr>
-        <w:spacing w:before="80"/>
-      </w:pPr>
-      <w:r>
-        <w:rPr>
-          <w:b/>
         </w:rPr>
         <w:t xml:space="preserve">Additional comments: </w:t>
       </w:r>
     </w:p>
     <w:p>
       <w:pPr>
-        <w:spacing w:before="160"/>
+        <w:keepNext/>
+        <w:shd w:val="clear" w:color="auto" w:fill="EAF1F8"/>
+        <w:spacing w:before="200" w:after="80"/>
+        <w:ind w:left="85"/>
       </w:pPr>
       <w:r>
         <w:rPr>
           <w:b/>
-          <w:sz w:val="22"/>
+          <w:caps/>
+          <w:color w:val="1F4E79"/>
+          <w:sz w:val="19"/>
         </w:rPr>
         <w:t>Engagement</w:t>
       </w:r>
     </w:p>
+    <w:tbl>
+      <w:tblPr>
+        <w:tblW w:w="9639" w:type="dxa"/>
+        <w:tblBorders>
+          <w:top w:val="nil"/>
+          <w:left w:val="nil"/>
+          <w:bottom w:val="nil"/>
+          <w:right w:val="nil"/>
+          <w:insideH w:val="nil"/>
+          <w:insideV w:val="nil"/>
+        </w:tblBorders>
+        <w:tblLayout w:type="fixed"/>
+        <w:tblCellMar>
+          <w:top w:w="90" w:type="dxa"/>
+          <w:left w:w="0" w:type="dxa"/>
+          <w:bottom w:w="110" w:type="dxa"/>
+          <w:right w:w="0" w:type="dxa"/>
+        </w:tblCellMar>
+        <w:tblLook w:firstColumn="1" w:firstRow="1" w:lastColumn="0" w:lastRow="0" w:noHBand="0" w:noVBand="1" w:val="04A0"/>
+      </w:tblPr>
+      <w:tblGrid>
+        <w:gridCol w:w="340"/>
+        <w:gridCol w:w="9298"/>
+      </w:tblGrid>
+      <w:tr>
+        <w:tc>
+          <w:tcPr>
+            <w:tcW w:type="dxa" w:w="340"/>
+            <w:tcBorders>
+              <w:top w:val="nil"/>
+              <w:left w:val="nil"/>
+              <w:bottom w:val="single" w:sz="4" w:color="E3E8EE" w:space="0"/>
+              <w:right w:val="nil"/>
+            </w:tcBorders>
+          </w:tcPr>
+          <w:p>
+            <w:pPr>
+              <w:spacing w:before="0" w:after="0"/>
+            </w:pPr>
+            <w:r>
+              <w:rPr>
+                <w:rFonts w:ascii="Segoe UI Symbol" w:hAnsi="Segoe UI Symbol"/>
+                <w:b w:val="0"/>
+                <w:color w:val="9AA5B1"/>
+                <w:sz w:val="24"/>
+              </w:rPr>
+              <w:t>☐</w:t>
+            </w:r>
+          </w:p>
+        </w:tc>
+        <w:tc>
+          <w:tcPr>
+            <w:tcW w:type="dxa" w:w="9298"/>
+            <w:tcBorders>
+              <w:top w:val="nil"/>
+              <w:left w:val="nil"/>
+              <w:bottom w:val="single" w:sz="4" w:color="E3E8EE" w:space="0"/>
+              <w:right w:val="nil"/>
+            </w:tcBorders>
+          </w:tcPr>
+          <w:p>
+            <w:pPr>
+              <w:spacing w:before="0" w:after="40"/>
+            </w:pPr>
+            <w:r>
+              <w:rPr>
+                <w:b/>
+                <w:color w:val="1A1A1A"/>
+                <w:sz w:val="19"/>
+              </w:rPr>
+              <w:t>Is there a need for pro-active engagement with the company?</w:t>
+            </w:r>
+          </w:p>
+          <w:p>
+            <w:pPr>
+              <w:tabs>
+                <w:tab w:pos="198" w:val="left"/>
+              </w:tabs>
+              <w:spacing w:before="0" w:after="20"/>
+              <w:ind w:left="198" w:hanging="198"/>
+            </w:pPr>
+            <w:r>
+              <w:rPr>
+                <w:b w:val="0"/>
+                <w:color w:val="5F6B7A"/>
+                <w:sz w:val="18"/>
+              </w:rPr>
+              <w:t>•</w:t>
+              <w:tab/>
+            </w:r>
+            <w:r>
+              <w:rPr>
+                <w:b w:val="0"/>
+                <w:color w:val="333333"/>
+                <w:sz w:val="18"/>
+              </w:rPr>
+              <w:t>No need: a clear renewable transition strategy and sound ESG practice.</w:t>
+            </w:r>
+          </w:p>
+        </w:tc>
+      </w:tr>
+    </w:tbl>
     <w:p>
       <w:pPr>
-        <w:spacing w:before="80" w:after="20"/>
-      </w:pPr>
-      <w:r>
-        <w:rPr>
-          <w:sz w:val="24"/>
-        </w:rPr>
-        <w:t xml:space="preserve">☐ </w:t>
-      </w:r>
-      <w:r>
-        <w:t>Is there a need for pro-active engagement with the company?</w:t>
-      </w:r>
-    </w:p>
-    <w:p>
-      <w:pPr>
-        <w:spacing w:after="120"/>
-        <w:ind w:left="510" w:hanging="198"/>
-      </w:pPr>
-      <w:r>
-        <w:rPr>
-          <w:sz w:val="19"/>
-        </w:rPr>
-        <w:t xml:space="preserve">•  </w:t>
-      </w:r>
-      <w:r>
-        <w:rPr>
-          <w:b w:val="0"/>
-          <w:color w:val="333333"/>
-          <w:sz w:val="19"/>
-        </w:rPr>
-        <w:t>No need: a clear renewable transition strategy and sound ESG practice.</w:t>
-      </w:r>
-    </w:p>
-    <w:p>
-      <w:pPr>
-        <w:spacing w:before="80"/>
+        <w:spacing w:before="120" w:after="40"/>
       </w:pPr>
       <w:r>
         <w:rPr>
           <w:b/>
+          <w:sz w:val="19"/>
         </w:rPr>
         <w:t xml:space="preserve">Additional comments: </w:t>
       </w:r>
     </w:p>
     <w:p>
       <w:pPr>
-        <w:spacing w:before="160"/>
+        <w:keepNext/>
+        <w:shd w:val="clear" w:color="auto" w:fill="EAF1F8"/>
+        <w:spacing w:before="200" w:after="80"/>
+        <w:ind w:left="85"/>
       </w:pPr>
       <w:r>
         <w:rPr>
           <w:b/>
-          <w:sz w:val="22"/>
+          <w:caps/>
+          <w:color w:val="1F4E79"/>
+          <w:sz w:val="19"/>
         </w:rPr>
         <w:t>Indicators</w:t>
       </w:r>
     </w:p>
+    <w:tbl>
+      <w:tblPr>
+        <w:tblW w:w="9639" w:type="dxa"/>
+        <w:tblBorders>
+          <w:top w:val="nil"/>
+          <w:left w:val="nil"/>
+          <w:bottom w:val="nil"/>
+          <w:right w:val="nil"/>
+          <w:insideH w:val="nil"/>
+          <w:insideV w:val="nil"/>
+        </w:tblBorders>
+        <w:tblLayout w:type="fixed"/>
+        <w:tblCellMar>
+          <w:top w:w="90" w:type="dxa"/>
+          <w:left w:w="0" w:type="dxa"/>
+          <w:bottom w:w="110" w:type="dxa"/>
+          <w:right w:w="0" w:type="dxa"/>
+        </w:tblCellMar>
+        <w:tblLook w:firstColumn="1" w:firstRow="1" w:lastColumn="0" w:lastRow="0" w:noHBand="0" w:noVBand="1" w:val="04A0"/>
+      </w:tblPr>
+      <w:tblGrid>
+        <w:gridCol w:w="340"/>
+        <w:gridCol w:w="9298"/>
+      </w:tblGrid>
+      <w:tr>
+        <w:tc>
+          <w:tcPr>
+            <w:tcW w:type="dxa" w:w="340"/>
+            <w:tcBorders>
+              <w:top w:val="nil"/>
+              <w:left w:val="nil"/>
+              <w:bottom w:val="single" w:sz="4" w:color="E3E8EE" w:space="0"/>
+              <w:right w:val="nil"/>
+            </w:tcBorders>
+          </w:tcPr>
+          <w:p>
+            <w:pPr>
+              <w:spacing w:before="0" w:after="0"/>
+            </w:pPr>
+            <w:r>
+              <w:rPr>
+                <w:rFonts w:ascii="Segoe UI Symbol" w:hAnsi="Segoe UI Symbol"/>
+                <w:b w:val="0"/>
+                <w:color w:val="1B7F3B"/>
+                <w:sz w:val="24"/>
+              </w:rPr>
+              <w:t>☑</w:t>
+            </w:r>
+          </w:p>
+        </w:tc>
+        <w:tc>
+          <w:tcPr>
+            <w:tcW w:type="dxa" w:w="9298"/>
+            <w:tcBorders>
+              <w:top w:val="nil"/>
+              <w:left w:val="nil"/>
+              <w:bottom w:val="single" w:sz="4" w:color="E3E8EE" w:space="0"/>
+              <w:right w:val="nil"/>
+            </w:tcBorders>
+          </w:tcPr>
+          <w:p>
+            <w:pPr>
+              <w:spacing w:before="0" w:after="40"/>
+            </w:pPr>
+            <w:r>
+              <w:rPr>
+                <w:b/>
+                <w:color w:val="1A1A1A"/>
+                <w:sz w:val="19"/>
+              </w:rPr>
+              <w:t>Yes, the indicators of the company support the targets of sustainability and PAI indicators followed by the Fund</w:t>
+            </w:r>
+          </w:p>
+          <w:p>
+            <w:pPr>
+              <w:tabs>
+                <w:tab w:pos="198" w:val="left"/>
+              </w:tabs>
+              <w:spacing w:before="0" w:after="20"/>
+              <w:ind w:left="198" w:hanging="198"/>
+            </w:pPr>
+            <w:r>
+              <w:rPr>
+                <w:b w:val="0"/>
+                <w:color w:val="5F6B7A"/>
+                <w:sz w:val="18"/>
+              </w:rPr>
+              <w:t>•</w:t>
+              <w:tab/>
+            </w:r>
+            <w:r>
+              <w:rPr>
+                <w:b w:val="0"/>
+                <w:color w:val="333333"/>
+                <w:sz w:val="18"/>
+              </w:rPr>
+              <w:t>Generation emission intensity 0.100 t CO2/MWh in 2025 (target 0.06 by 2030)</w:t>
+            </w:r>
+          </w:p>
+          <w:p>
+            <w:pPr>
+              <w:tabs>
+                <w:tab w:pos="198" w:val="left"/>
+              </w:tabs>
+              <w:spacing w:before="0" w:after="20"/>
+              <w:ind w:left="198" w:hanging="198"/>
+            </w:pPr>
+            <w:r>
+              <w:rPr>
+                <w:b w:val="0"/>
+                <w:color w:val="5F6B7A"/>
+                <w:sz w:val="18"/>
+              </w:rPr>
+              <w:t>•</w:t>
+              <w:tab/>
+            </w:r>
+            <w:r>
+              <w:rPr>
+                <w:b w:val="0"/>
+                <w:color w:val="333333"/>
+                <w:sz w:val="18"/>
+              </w:rPr>
+              <w:t>Scope 1 emissions −17% vs 2021</w:t>
+            </w:r>
+            <w:hyperlink r:id="rId25">
+              <w:r>
+                <w:rPr>
+                  <w:color w:val="2A78D6"/>
+                  <w:vertAlign w:val="superscript"/>
+                  <w:sz w:val="15"/>
+                </w:rPr>
+                <w:t xml:space="preserve">19</w:t>
+              </w:r>
+            </w:hyperlink>
+          </w:p>
+          <w:p>
+            <w:pPr>
+              <w:tabs>
+                <w:tab w:pos="198" w:val="left"/>
+              </w:tabs>
+              <w:spacing w:before="0" w:after="20"/>
+              <w:ind w:left="198" w:hanging="198"/>
+            </w:pPr>
+            <w:r>
+              <w:rPr>
+                <w:b w:val="0"/>
+                <w:color w:val="5F6B7A"/>
+                <w:sz w:val="18"/>
+              </w:rPr>
+              <w:t>•</w:t>
+              <w:tab/>
+            </w:r>
+            <w:r>
+              <w:rPr>
+                <w:b w:val="0"/>
+                <w:color w:val="333333"/>
+                <w:sz w:val="18"/>
+              </w:rPr>
+              <w:t>Taxonomy-aligned investments 97%</w:t>
+            </w:r>
+            <w:hyperlink r:id="rId38">
+              <w:r>
+                <w:rPr>
+                  <w:color w:val="2A78D6"/>
+                  <w:vertAlign w:val="superscript"/>
+                  <w:sz w:val="15"/>
+                </w:rPr>
+                <w:t xml:space="preserve">34</w:t>
+              </w:r>
+            </w:hyperlink>
+          </w:p>
+          <w:p>
+            <w:pPr>
+              <w:tabs>
+                <w:tab w:pos="198" w:val="left"/>
+              </w:tabs>
+              <w:spacing w:before="0" w:after="20"/>
+              <w:ind w:left="198" w:hanging="198"/>
+            </w:pPr>
+            <w:r>
+              <w:rPr>
+                <w:b w:val="0"/>
+                <w:color w:val="5F6B7A"/>
+                <w:sz w:val="18"/>
+              </w:rPr>
+              <w:t>•</w:t>
+              <w:tab/>
+            </w:r>
+            <w:r>
+              <w:rPr>
+                <w:b w:val="0"/>
+                <w:color w:val="333333"/>
+                <w:sz w:val="18"/>
+              </w:rPr>
+              <w:t>Renewable share 66%</w:t>
+            </w:r>
+            <w:hyperlink r:id="rId25">
+              <w:r>
+                <w:rPr>
+                  <w:color w:val="2A78D6"/>
+                  <w:vertAlign w:val="superscript"/>
+                  <w:sz w:val="15"/>
+                </w:rPr>
+                <w:t xml:space="preserve">19</w:t>
+              </w:r>
+            </w:hyperlink>
+            <w:r>
+              <w:rPr>
+                <w:b w:val="0"/>
+                <w:color w:val="333333"/>
+                <w:sz w:val="18"/>
+              </w:rPr>
+              <w:t>.</w:t>
+            </w:r>
+          </w:p>
+        </w:tc>
+      </w:tr>
+    </w:tbl>
     <w:p>
       <w:pPr>
-        <w:spacing w:before="80" w:after="20"/>
-      </w:pPr>
-      <w:r>
-        <w:rPr>
-          <w:sz w:val="24"/>
-        </w:rPr>
-        <w:t xml:space="preserve">☑ </w:t>
-      </w:r>
-      <w:r>
-        <w:t>Yes, the indicators of the company support the targets of sustainability and PAI indicators followed by the Fund</w:t>
-      </w:r>
-    </w:p>
-    <w:p>
-      <w:pPr>
-        <w:spacing w:after="0"/>
-        <w:ind w:left="510" w:hanging="198"/>
-      </w:pPr>
-      <w:r>
-        <w:rPr>
-          <w:sz w:val="19"/>
-        </w:rPr>
-        <w:t xml:space="preserve">•  </w:t>
-      </w:r>
-      <w:r>
-        <w:rPr>
-          <w:b w:val="0"/>
-          <w:color w:val="333333"/>
-          <w:sz w:val="19"/>
-        </w:rPr>
-        <w:t>Generation emission intensity 0.100 t CO2/MWh in 2025 (target 0.06 by 2030)</w:t>
-      </w:r>
-    </w:p>
-    <w:p>
-      <w:pPr>
-        <w:spacing w:after="0"/>
-        <w:ind w:left="510" w:hanging="198"/>
-      </w:pPr>
-      <w:r>
-        <w:rPr>
-          <w:sz w:val="19"/>
-        </w:rPr>
-        <w:t xml:space="preserve">•  </w:t>
-      </w:r>
-      <w:r>
-        <w:rPr>
-          <w:b w:val="0"/>
-          <w:color w:val="333333"/>
-          <w:sz w:val="19"/>
-        </w:rPr>
-        <w:t>Scope 1 emissions −17% vs 2021</w:t>
-      </w:r>
-      <w:hyperlink r:id="rId23">
-        <w:r>
-          <w:rPr>
-            <w:color w:val="2A78D6"/>
-            <w:vertAlign w:val="superscript"/>
-            <w:sz w:val="16"/>
-          </w:rPr>
-          <w:t xml:space="preserve">19</w:t>
-        </w:r>
-      </w:hyperlink>
-    </w:p>
-    <w:p>
-      <w:pPr>
-        <w:spacing w:after="0"/>
-        <w:ind w:left="510" w:hanging="198"/>
-      </w:pPr>
-      <w:r>
-        <w:rPr>
-          <w:sz w:val="19"/>
-        </w:rPr>
-        <w:t xml:space="preserve">•  </w:t>
-      </w:r>
-      <w:r>
-        <w:rPr>
-          <w:b w:val="0"/>
-          <w:color w:val="333333"/>
-          <w:sz w:val="19"/>
-        </w:rPr>
-        <w:t>Taxonomy-aligned investments 97%</w:t>
-      </w:r>
-      <w:hyperlink r:id="rId30">
-        <w:r>
-          <w:rPr>
-            <w:color w:val="2A78D6"/>
-            <w:vertAlign w:val="superscript"/>
-            <w:sz w:val="16"/>
-          </w:rPr>
-          <w:t xml:space="preserve">31</w:t>
-        </w:r>
-      </w:hyperlink>
-    </w:p>
-    <w:p>
-      <w:pPr>
-        <w:spacing w:after="120"/>
-        <w:ind w:left="510" w:hanging="198"/>
-      </w:pPr>
-      <w:r>
-        <w:rPr>
-          <w:sz w:val="19"/>
-        </w:rPr>
-        <w:t xml:space="preserve">•  </w:t>
-      </w:r>
-      <w:r>
-        <w:rPr>
-          <w:b w:val="0"/>
-          <w:color w:val="333333"/>
-          <w:sz w:val="19"/>
-        </w:rPr>
-        <w:t>Renewable share 66%</w:t>
-      </w:r>
-      <w:hyperlink r:id="rId23">
-        <w:r>
-          <w:rPr>
-            <w:color w:val="2A78D6"/>
-            <w:vertAlign w:val="superscript"/>
-            <w:sz w:val="16"/>
-          </w:rPr>
-          <w:t xml:space="preserve">19</w:t>
-        </w:r>
-      </w:hyperlink>
-      <w:r>
-        <w:rPr>
-          <w:b w:val="0"/>
-          <w:color w:val="333333"/>
-          <w:sz w:val="19"/>
-        </w:rPr>
-        <w:t>.</w:t>
-      </w:r>
-    </w:p>
-    <w:p>
-      <w:pPr>
-        <w:spacing w:before="80"/>
+        <w:spacing w:before="120" w:after="40"/>
       </w:pPr>
       <w:r>
         <w:rPr>
           <w:b/>
+          <w:sz w:val="19"/>
         </w:rPr>
         <w:t xml:space="preserve">Additional comments: </w:t>
       </w:r>
     </w:p>
     <w:p>
       <w:pPr>
-        <w:spacing w:before="80"/>
+        <w:spacing w:before="120" w:after="40"/>
       </w:pPr>
       <w:r>
         <w:rPr>
           <w:b/>
+          <w:sz w:val="19"/>
         </w:rPr>
         <w:t xml:space="preserve">Conclusion: </w:t>
       </w:r>
       <w:r>
         <w:rPr>
           <w:b w:val="0"/>
+          <w:sz w:val="19"/>
         </w:rPr>
         <w:t>No exclusions or red flags. Mostly hydro, with fast-growing wind and solar and clear climate targets; the gas plants remain as backup capacity.</w:t>
       </w:r>
     </w:p>
     <w:p>
+      <w:pPr>
+        <w:spacing w:before="40" w:after="60"/>
+      </w:pPr>
       <w:r>
         <w:rPr>
-          <w:i/>
+          <w:b w:val="0"/>
           <w:color w:val="5F6B7A"/>
           <w:sz w:val="16"/>
         </w:rPr>
@@ -4931,11 +7685,24 @@
     </w:p>
     <w:p>
       <w:pPr>
-        <w:spacing w:before="280" w:after="80"/>
+        <w:keepNext/>
         <w:pBdr>
-          <w:bottom w:val="single" w:sz="6" w:color="C9D3DE" w:space="2"/>
+          <w:bottom w:val="single" w:sz="8" w:color="1F4E79" w:space="4"/>
         </w:pBdr>
+        <w:tabs>
+          <w:tab w:pos="482" w:val="left"/>
+        </w:tabs>
+        <w:spacing w:before="360" w:after="160"/>
       </w:pPr>
+      <w:r>
+        <w:rPr>
+          <w:b/>
+          <w:color w:val="2A78D6"/>
+          <w:sz w:val="18"/>
+        </w:rPr>
+        <w:t>10</w:t>
+        <w:tab/>
+      </w:r>
       <w:r>
         <w:rPr>
           <w:b/>
@@ -4947,16 +7714,22 @@
     </w:p>
     <w:p>
       <w:pPr>
-        <w:spacing w:after="20"/>
-        <w:ind w:left="340" w:hanging="340"/>
+        <w:tabs>
+          <w:tab w:pos="397" w:val="left"/>
+        </w:tabs>
+        <w:spacing w:before="0" w:after="30"/>
+        <w:ind w:left="397" w:hanging="397"/>
       </w:pPr>
       <w:r>
         <w:rPr>
+          <w:b w:val="0"/>
+          <w:color w:val="5F6B7A"/>
           <w:sz w:val="17"/>
         </w:rPr>
-        <w:t xml:space="preserve">1. </w:t>
+        <w:t>1.</w:t>
+        <w:tab/>
       </w:r>
-      <w:hyperlink r:id="rId10">
+      <w:hyperlink r:id="rId12">
         <w:r>
           <w:rPr>
             <w:color w:val="2A78D6"/>
@@ -4968,16 +7741,22 @@
     </w:p>
     <w:p>
       <w:pPr>
-        <w:spacing w:after="20"/>
-        <w:ind w:left="340" w:hanging="340"/>
+        <w:tabs>
+          <w:tab w:pos="397" w:val="left"/>
+        </w:tabs>
+        <w:spacing w:before="0" w:after="30"/>
+        <w:ind w:left="397" w:hanging="397"/>
       </w:pPr>
       <w:r>
         <w:rPr>
+          <w:b w:val="0"/>
+          <w:color w:val="5F6B7A"/>
           <w:sz w:val="17"/>
         </w:rPr>
-        <w:t xml:space="preserve">2. </w:t>
+        <w:t>2.</w:t>
+        <w:tab/>
       </w:r>
-      <w:hyperlink r:id="rId11">
+      <w:hyperlink r:id="rId13">
         <w:r>
           <w:rPr>
             <w:color w:val="2A78D6"/>
@@ -4989,16 +7768,22 @@
     </w:p>
     <w:p>
       <w:pPr>
-        <w:spacing w:after="20"/>
-        <w:ind w:left="340" w:hanging="340"/>
+        <w:tabs>
+          <w:tab w:pos="397" w:val="left"/>
+        </w:tabs>
+        <w:spacing w:before="0" w:after="30"/>
+        <w:ind w:left="397" w:hanging="397"/>
       </w:pPr>
       <w:r>
         <w:rPr>
+          <w:b w:val="0"/>
+          <w:color w:val="5F6B7A"/>
           <w:sz w:val="17"/>
         </w:rPr>
-        <w:t xml:space="preserve">3. </w:t>
+        <w:t>3.</w:t>
+        <w:tab/>
       </w:r>
-      <w:hyperlink r:id="rId12">
+      <w:hyperlink r:id="rId14">
         <w:r>
           <w:rPr>
             <w:color w:val="2A78D6"/>
@@ -5010,16 +7795,22 @@
     </w:p>
     <w:p>
       <w:pPr>
-        <w:spacing w:after="20"/>
-        <w:ind w:left="340" w:hanging="340"/>
+        <w:tabs>
+          <w:tab w:pos="397" w:val="left"/>
+        </w:tabs>
+        <w:spacing w:before="0" w:after="30"/>
+        <w:ind w:left="397" w:hanging="397"/>
       </w:pPr>
       <w:r>
         <w:rPr>
+          <w:b w:val="0"/>
+          <w:color w:val="5F6B7A"/>
           <w:sz w:val="17"/>
         </w:rPr>
-        <w:t xml:space="preserve">4. </w:t>
+        <w:t>4.</w:t>
+        <w:tab/>
       </w:r>
-      <w:hyperlink r:id="rId13">
+      <w:hyperlink r:id="rId15">
         <w:r>
           <w:rPr>
             <w:color w:val="2A78D6"/>
@@ -5031,16 +7822,22 @@
     </w:p>
     <w:p>
       <w:pPr>
-        <w:spacing w:after="20"/>
-        <w:ind w:left="340" w:hanging="340"/>
+        <w:tabs>
+          <w:tab w:pos="397" w:val="left"/>
+        </w:tabs>
+        <w:spacing w:before="0" w:after="30"/>
+        <w:ind w:left="397" w:hanging="397"/>
       </w:pPr>
       <w:r>
         <w:rPr>
+          <w:b w:val="0"/>
+          <w:color w:val="5F6B7A"/>
           <w:sz w:val="17"/>
         </w:rPr>
-        <w:t xml:space="preserve">5. </w:t>
+        <w:t>5.</w:t>
+        <w:tab/>
       </w:r>
-      <w:hyperlink r:id="rId11">
+      <w:hyperlink r:id="rId13">
         <w:r>
           <w:rPr>
             <w:color w:val="2A78D6"/>
@@ -5052,16 +7849,22 @@
     </w:p>
     <w:p>
       <w:pPr>
-        <w:spacing w:after="20"/>
-        <w:ind w:left="340" w:hanging="340"/>
+        <w:tabs>
+          <w:tab w:pos="397" w:val="left"/>
+        </w:tabs>
+        <w:spacing w:before="0" w:after="30"/>
+        <w:ind w:left="397" w:hanging="397"/>
       </w:pPr>
       <w:r>
         <w:rPr>
+          <w:b w:val="0"/>
+          <w:color w:val="5F6B7A"/>
           <w:sz w:val="17"/>
         </w:rPr>
-        <w:t xml:space="preserve">6. </w:t>
+        <w:t>6.</w:t>
+        <w:tab/>
       </w:r>
-      <w:hyperlink r:id="rId14">
+      <w:hyperlink r:id="rId16">
         <w:r>
           <w:rPr>
             <w:color w:val="2A78D6"/>
@@ -5073,16 +7876,22 @@
     </w:p>
     <w:p>
       <w:pPr>
-        <w:spacing w:after="20"/>
-        <w:ind w:left="340" w:hanging="340"/>
+        <w:tabs>
+          <w:tab w:pos="397" w:val="left"/>
+        </w:tabs>
+        <w:spacing w:before="0" w:after="30"/>
+        <w:ind w:left="397" w:hanging="397"/>
       </w:pPr>
       <w:r>
         <w:rPr>
+          <w:b w:val="0"/>
+          <w:color w:val="5F6B7A"/>
           <w:sz w:val="17"/>
         </w:rPr>
-        <w:t xml:space="preserve">7. </w:t>
+        <w:t>7.</w:t>
+        <w:tab/>
       </w:r>
-      <w:hyperlink r:id="rId15">
+      <w:hyperlink r:id="rId17">
         <w:r>
           <w:rPr>
             <w:color w:val="2A78D6"/>
@@ -5094,16 +7903,22 @@
     </w:p>
     <w:p>
       <w:pPr>
-        <w:spacing w:after="20"/>
-        <w:ind w:left="340" w:hanging="340"/>
+        <w:tabs>
+          <w:tab w:pos="397" w:val="left"/>
+        </w:tabs>
+        <w:spacing w:before="0" w:after="30"/>
+        <w:ind w:left="397" w:hanging="397"/>
       </w:pPr>
       <w:r>
         <w:rPr>
+          <w:b w:val="0"/>
+          <w:color w:val="5F6B7A"/>
           <w:sz w:val="17"/>
         </w:rPr>
-        <w:t xml:space="preserve">8. </w:t>
+        <w:t>8.</w:t>
+        <w:tab/>
       </w:r>
-      <w:hyperlink r:id="rId16">
+      <w:hyperlink r:id="rId18">
         <w:r>
           <w:rPr>
             <w:color w:val="2A78D6"/>
@@ -5115,16 +7930,22 @@
     </w:p>
     <w:p>
       <w:pPr>
-        <w:spacing w:after="20"/>
-        <w:ind w:left="340" w:hanging="340"/>
+        <w:tabs>
+          <w:tab w:pos="397" w:val="left"/>
+        </w:tabs>
+        <w:spacing w:before="0" w:after="30"/>
+        <w:ind w:left="397" w:hanging="397"/>
       </w:pPr>
       <w:r>
         <w:rPr>
+          <w:b w:val="0"/>
+          <w:color w:val="5F6B7A"/>
           <w:sz w:val="17"/>
         </w:rPr>
-        <w:t xml:space="preserve">9. </w:t>
+        <w:t>9.</w:t>
+        <w:tab/>
       </w:r>
-      <w:hyperlink r:id="rId17">
+      <w:hyperlink r:id="rId19">
         <w:r>
           <w:rPr>
             <w:color w:val="2A78D6"/>
@@ -5136,16 +7957,22 @@
     </w:p>
     <w:p>
       <w:pPr>
-        <w:spacing w:after="20"/>
-        <w:ind w:left="340" w:hanging="340"/>
+        <w:tabs>
+          <w:tab w:pos="397" w:val="left"/>
+        </w:tabs>
+        <w:spacing w:before="0" w:after="30"/>
+        <w:ind w:left="397" w:hanging="397"/>
       </w:pPr>
       <w:r>
         <w:rPr>
+          <w:b w:val="0"/>
+          <w:color w:val="5F6B7A"/>
           <w:sz w:val="17"/>
         </w:rPr>
-        <w:t xml:space="preserve">10. </w:t>
+        <w:t>10.</w:t>
+        <w:tab/>
       </w:r>
-      <w:hyperlink r:id="rId18">
+      <w:hyperlink r:id="rId20">
         <w:r>
           <w:rPr>
             <w:color w:val="2A78D6"/>
@@ -5157,16 +7984,22 @@
     </w:p>
     <w:p>
       <w:pPr>
-        <w:spacing w:after="20"/>
-        <w:ind w:left="340" w:hanging="340"/>
+        <w:tabs>
+          <w:tab w:pos="397" w:val="left"/>
+        </w:tabs>
+        <w:spacing w:before="0" w:after="30"/>
+        <w:ind w:left="397" w:hanging="397"/>
       </w:pPr>
       <w:r>
         <w:rPr>
+          <w:b w:val="0"/>
+          <w:color w:val="5F6B7A"/>
           <w:sz w:val="17"/>
         </w:rPr>
-        <w:t xml:space="preserve">11. </w:t>
+        <w:t>11.</w:t>
+        <w:tab/>
       </w:r>
-      <w:hyperlink r:id="rId20">
+      <w:hyperlink r:id="rId22">
         <w:r>
           <w:rPr>
             <w:color w:val="2A78D6"/>
@@ -5178,16 +8011,22 @@
     </w:p>
     <w:p>
       <w:pPr>
-        <w:spacing w:after="20"/>
-        <w:ind w:left="340" w:hanging="340"/>
+        <w:tabs>
+          <w:tab w:pos="397" w:val="left"/>
+        </w:tabs>
+        <w:spacing w:before="0" w:after="30"/>
+        <w:ind w:left="397" w:hanging="397"/>
       </w:pPr>
       <w:r>
         <w:rPr>
+          <w:b w:val="0"/>
+          <w:color w:val="5F6B7A"/>
           <w:sz w:val="17"/>
         </w:rPr>
-        <w:t xml:space="preserve">12. </w:t>
+        <w:t>12.</w:t>
+        <w:tab/>
       </w:r>
-      <w:hyperlink r:id="rId18">
+      <w:hyperlink r:id="rId20">
         <w:r>
           <w:rPr>
             <w:color w:val="2A78D6"/>
@@ -5199,16 +8038,22 @@
     </w:p>
     <w:p>
       <w:pPr>
-        <w:spacing w:after="20"/>
-        <w:ind w:left="340" w:hanging="340"/>
+        <w:tabs>
+          <w:tab w:pos="397" w:val="left"/>
+        </w:tabs>
+        <w:spacing w:before="0" w:after="30"/>
+        <w:ind w:left="397" w:hanging="397"/>
       </w:pPr>
       <w:r>
         <w:rPr>
+          <w:b w:val="0"/>
+          <w:color w:val="5F6B7A"/>
           <w:sz w:val="17"/>
         </w:rPr>
-        <w:t xml:space="preserve">13. </w:t>
+        <w:t>13.</w:t>
+        <w:tab/>
       </w:r>
-      <w:hyperlink r:id="rId15">
+      <w:hyperlink r:id="rId17">
         <w:r>
           <w:rPr>
             <w:color w:val="2A78D6"/>
@@ -5220,16 +8065,22 @@
     </w:p>
     <w:p>
       <w:pPr>
-        <w:spacing w:after="20"/>
-        <w:ind w:left="340" w:hanging="340"/>
+        <w:tabs>
+          <w:tab w:pos="397" w:val="left"/>
+        </w:tabs>
+        <w:spacing w:before="0" w:after="30"/>
+        <w:ind w:left="397" w:hanging="397"/>
       </w:pPr>
       <w:r>
         <w:rPr>
+          <w:b w:val="0"/>
+          <w:color w:val="5F6B7A"/>
           <w:sz w:val="17"/>
         </w:rPr>
-        <w:t xml:space="preserve">14. </w:t>
+        <w:t>14.</w:t>
+        <w:tab/>
       </w:r>
-      <w:hyperlink r:id="rId21">
+      <w:hyperlink r:id="rId23">
         <w:r>
           <w:rPr>
             <w:color w:val="2A78D6"/>
@@ -5241,16 +8092,22 @@
     </w:p>
     <w:p>
       <w:pPr>
-        <w:spacing w:after="20"/>
-        <w:ind w:left="340" w:hanging="340"/>
+        <w:tabs>
+          <w:tab w:pos="397" w:val="left"/>
+        </w:tabs>
+        <w:spacing w:before="0" w:after="30"/>
+        <w:ind w:left="397" w:hanging="397"/>
       </w:pPr>
       <w:r>
         <w:rPr>
+          <w:b w:val="0"/>
+          <w:color w:val="5F6B7A"/>
           <w:sz w:val="17"/>
         </w:rPr>
-        <w:t xml:space="preserve">15. </w:t>
+        <w:t>15.</w:t>
+        <w:tab/>
       </w:r>
-      <w:hyperlink r:id="rId13">
+      <w:hyperlink r:id="rId15">
         <w:r>
           <w:rPr>
             <w:color w:val="2A78D6"/>
@@ -5262,16 +8119,22 @@
     </w:p>
     <w:p>
       <w:pPr>
-        <w:spacing w:after="20"/>
-        <w:ind w:left="340" w:hanging="340"/>
+        <w:tabs>
+          <w:tab w:pos="397" w:val="left"/>
+        </w:tabs>
+        <w:spacing w:before="0" w:after="30"/>
+        <w:ind w:left="397" w:hanging="397"/>
       </w:pPr>
       <w:r>
         <w:rPr>
+          <w:b w:val="0"/>
+          <w:color w:val="5F6B7A"/>
           <w:sz w:val="17"/>
         </w:rPr>
-        <w:t xml:space="preserve">16. </w:t>
+        <w:t>16.</w:t>
+        <w:tab/>
       </w:r>
-      <w:hyperlink r:id="rId20">
+      <w:hyperlink r:id="rId22">
         <w:r>
           <w:rPr>
             <w:color w:val="2A78D6"/>
@@ -5283,16 +8146,22 @@
     </w:p>
     <w:p>
       <w:pPr>
-        <w:spacing w:after="20"/>
-        <w:ind w:left="340" w:hanging="340"/>
+        <w:tabs>
+          <w:tab w:pos="397" w:val="left"/>
+        </w:tabs>
+        <w:spacing w:before="0" w:after="30"/>
+        <w:ind w:left="397" w:hanging="397"/>
       </w:pPr>
       <w:r>
         <w:rPr>
+          <w:b w:val="0"/>
+          <w:color w:val="5F6B7A"/>
           <w:sz w:val="17"/>
         </w:rPr>
-        <w:t xml:space="preserve">17. </w:t>
+        <w:t>17.</w:t>
+        <w:tab/>
       </w:r>
-      <w:hyperlink r:id="rId20">
+      <w:hyperlink r:id="rId22">
         <w:r>
           <w:rPr>
             <w:color w:val="2A78D6"/>
@@ -5304,16 +8173,22 @@
     </w:p>
     <w:p>
       <w:pPr>
-        <w:spacing w:after="20"/>
-        <w:ind w:left="340" w:hanging="340"/>
+        <w:tabs>
+          <w:tab w:pos="397" w:val="left"/>
+        </w:tabs>
+        <w:spacing w:before="0" w:after="30"/>
+        <w:ind w:left="397" w:hanging="397"/>
       </w:pPr>
       <w:r>
         <w:rPr>
+          <w:b w:val="0"/>
+          <w:color w:val="5F6B7A"/>
           <w:sz w:val="17"/>
         </w:rPr>
-        <w:t xml:space="preserve">18. </w:t>
+        <w:t>18.</w:t>
+        <w:tab/>
       </w:r>
-      <w:hyperlink r:id="rId22">
+      <w:hyperlink r:id="rId24">
         <w:r>
           <w:rPr>
             <w:color w:val="2A78D6"/>
@@ -5325,16 +8200,22 @@
     </w:p>
     <w:p>
       <w:pPr>
-        <w:spacing w:after="20"/>
-        <w:ind w:left="340" w:hanging="340"/>
+        <w:tabs>
+          <w:tab w:pos="397" w:val="left"/>
+        </w:tabs>
+        <w:spacing w:before="0" w:after="30"/>
+        <w:ind w:left="397" w:hanging="397"/>
       </w:pPr>
       <w:r>
         <w:rPr>
+          <w:b w:val="0"/>
+          <w:color w:val="5F6B7A"/>
           <w:sz w:val="17"/>
         </w:rPr>
-        <w:t xml:space="preserve">19. </w:t>
+        <w:t>19.</w:t>
+        <w:tab/>
       </w:r>
-      <w:hyperlink r:id="rId23">
+      <w:hyperlink r:id="rId25">
         <w:r>
           <w:rPr>
             <w:color w:val="2A78D6"/>
@@ -5346,16 +8227,22 @@
     </w:p>
     <w:p>
       <w:pPr>
-        <w:spacing w:after="20"/>
-        <w:ind w:left="340" w:hanging="340"/>
+        <w:tabs>
+          <w:tab w:pos="397" w:val="left"/>
+        </w:tabs>
+        <w:spacing w:before="0" w:after="30"/>
+        <w:ind w:left="397" w:hanging="397"/>
       </w:pPr>
       <w:r>
         <w:rPr>
+          <w:b w:val="0"/>
+          <w:color w:val="5F6B7A"/>
           <w:sz w:val="17"/>
         </w:rPr>
-        <w:t xml:space="preserve">20. </w:t>
+        <w:t>20.</w:t>
+        <w:tab/>
       </w:r>
-      <w:hyperlink r:id="rId24">
+      <w:hyperlink r:id="rId26">
         <w:r>
           <w:rPr>
             <w:color w:val="2A78D6"/>
@@ -5367,16 +8254,22 @@
     </w:p>
     <w:p>
       <w:pPr>
-        <w:spacing w:after="20"/>
-        <w:ind w:left="340" w:hanging="340"/>
+        <w:tabs>
+          <w:tab w:pos="397" w:val="left"/>
+        </w:tabs>
+        <w:spacing w:before="0" w:after="30"/>
+        <w:ind w:left="397" w:hanging="397"/>
       </w:pPr>
       <w:r>
         <w:rPr>
+          <w:b w:val="0"/>
+          <w:color w:val="5F6B7A"/>
           <w:sz w:val="17"/>
         </w:rPr>
-        <w:t xml:space="preserve">21. </w:t>
+        <w:t>21.</w:t>
+        <w:tab/>
       </w:r>
-      <w:hyperlink r:id="rId25">
+      <w:hyperlink r:id="rId27">
         <w:r>
           <w:rPr>
             <w:color w:val="2A78D6"/>
@@ -5388,16 +8281,22 @@
     </w:p>
     <w:p>
       <w:pPr>
-        <w:spacing w:after="20"/>
-        <w:ind w:left="340" w:hanging="340"/>
+        <w:tabs>
+          <w:tab w:pos="397" w:val="left"/>
+        </w:tabs>
+        <w:spacing w:before="0" w:after="30"/>
+        <w:ind w:left="397" w:hanging="397"/>
       </w:pPr>
       <w:r>
         <w:rPr>
+          <w:b w:val="0"/>
+          <w:color w:val="5F6B7A"/>
           <w:sz w:val="17"/>
         </w:rPr>
-        <w:t xml:space="preserve">22. </w:t>
+        <w:t>22.</w:t>
+        <w:tab/>
       </w:r>
-      <w:hyperlink r:id="rId26">
+      <w:hyperlink r:id="rId28">
         <w:r>
           <w:rPr>
             <w:color w:val="2A78D6"/>
@@ -5409,16 +8308,22 @@
     </w:p>
     <w:p>
       <w:pPr>
-        <w:spacing w:after="20"/>
-        <w:ind w:left="340" w:hanging="340"/>
+        <w:tabs>
+          <w:tab w:pos="397" w:val="left"/>
+        </w:tabs>
+        <w:spacing w:before="0" w:after="30"/>
+        <w:ind w:left="397" w:hanging="397"/>
       </w:pPr>
       <w:r>
         <w:rPr>
+          <w:b w:val="0"/>
+          <w:color w:val="5F6B7A"/>
           <w:sz w:val="17"/>
         </w:rPr>
-        <w:t xml:space="preserve">23. </w:t>
+        <w:t>23.</w:t>
+        <w:tab/>
       </w:r>
-      <w:hyperlink r:id="rId27">
+      <w:hyperlink r:id="rId29">
         <w:r>
           <w:rPr>
             <w:color w:val="2A78D6"/>
@@ -5430,16 +8335,22 @@
     </w:p>
     <w:p>
       <w:pPr>
-        <w:spacing w:after="20"/>
-        <w:ind w:left="340" w:hanging="340"/>
+        <w:tabs>
+          <w:tab w:pos="397" w:val="left"/>
+        </w:tabs>
+        <w:spacing w:before="0" w:after="30"/>
+        <w:ind w:left="397" w:hanging="397"/>
       </w:pPr>
       <w:r>
         <w:rPr>
+          <w:b w:val="0"/>
+          <w:color w:val="5F6B7A"/>
           <w:sz w:val="17"/>
         </w:rPr>
-        <w:t xml:space="preserve">24. </w:t>
+        <w:t>24.</w:t>
+        <w:tab/>
       </w:r>
-      <w:hyperlink r:id="rId28">
+      <w:hyperlink r:id="rId30">
         <w:r>
           <w:rPr>
             <w:color w:val="2A78D6"/>
@@ -5451,16 +8362,22 @@
     </w:p>
     <w:p>
       <w:pPr>
-        <w:spacing w:after="20"/>
-        <w:ind w:left="340" w:hanging="340"/>
+        <w:tabs>
+          <w:tab w:pos="397" w:val="left"/>
+        </w:tabs>
+        <w:spacing w:before="0" w:after="30"/>
+        <w:ind w:left="397" w:hanging="397"/>
       </w:pPr>
       <w:r>
         <w:rPr>
+          <w:b w:val="0"/>
+          <w:color w:val="5F6B7A"/>
           <w:sz w:val="17"/>
         </w:rPr>
-        <w:t xml:space="preserve">25. </w:t>
+        <w:t>25.</w:t>
+        <w:tab/>
       </w:r>
-      <w:hyperlink r:id="rId13">
+      <w:hyperlink r:id="rId15">
         <w:r>
           <w:rPr>
             <w:color w:val="2A78D6"/>
@@ -5472,16 +8389,103 @@
     </w:p>
     <w:p>
       <w:pPr>
-        <w:spacing w:after="20"/>
-        <w:ind w:left="340" w:hanging="340"/>
+        <w:tabs>
+          <w:tab w:pos="397" w:val="left"/>
+        </w:tabs>
+        <w:spacing w:before="0" w:after="30"/>
+        <w:ind w:left="397" w:hanging="397"/>
       </w:pPr>
       <w:r>
         <w:rPr>
+          <w:b w:val="0"/>
+          <w:color w:val="5F6B7A"/>
           <w:sz w:val="17"/>
         </w:rPr>
-        <w:t xml:space="preserve">26. </w:t>
+        <w:t>26.</w:t>
+        <w:tab/>
       </w:r>
-      <w:hyperlink r:id="rId29">
+      <w:hyperlink r:id="rId31">
+        <w:r>
+          <w:rPr>
+            <w:color w:val="2A78D6"/>
+            <w:sz w:val="17"/>
+          </w:rPr>
+          <w:t xml:space="preserve">Jauns.lv – "Latvenergo" valdes loceklis Māris Kuņickis atstāj darbu uzņēmumā, 2026-10-05</w:t>
+        </w:r>
+      </w:hyperlink>
+    </w:p>
+    <w:p>
+      <w:pPr>
+        <w:tabs>
+          <w:tab w:pos="397" w:val="left"/>
+        </w:tabs>
+        <w:spacing w:before="0" w:after="30"/>
+        <w:ind w:left="397" w:hanging="397"/>
+      </w:pPr>
+      <w:r>
+        <w:rPr>
+          <w:b w:val="0"/>
+          <w:color w:val="5F6B7A"/>
+          <w:sz w:val="17"/>
+        </w:rPr>
+        <w:t>27.</w:t>
+        <w:tab/>
+      </w:r>
+      <w:hyperlink r:id="rId32">
+        <w:r>
+          <w:rPr>
+            <w:color w:val="2A78D6"/>
+            <w:sz w:val="17"/>
+          </w:rPr>
+          <w:t xml:space="preserve">TVNET – "Latvenergo" gatava turpināt sadarbību "Tet" un LMT daļu izpirkšanas procesā, 2026-10-22</w:t>
+        </w:r>
+      </w:hyperlink>
+    </w:p>
+    <w:p>
+      <w:pPr>
+        <w:tabs>
+          <w:tab w:pos="397" w:val="left"/>
+        </w:tabs>
+        <w:spacing w:before="0" w:after="30"/>
+        <w:ind w:left="397" w:hanging="397"/>
+      </w:pPr>
+      <w:r>
+        <w:rPr>
+          <w:b w:val="0"/>
+          <w:color w:val="5F6B7A"/>
+          <w:sz w:val="17"/>
+        </w:rPr>
+        <w:t>28.</w:t>
+        <w:tab/>
+      </w:r>
+      <w:hyperlink r:id="rId33">
+        <w:r>
+          <w:rPr>
+            <w:color w:val="2A78D6"/>
+            <w:sz w:val="17"/>
+          </w:rPr>
+          <w:t xml:space="preserve">NRA – "Latvenergo": tik dārga dabasgāze nav bijusi gadiem ilgi, 2026-10-14</w:t>
+        </w:r>
+      </w:hyperlink>
+    </w:p>
+    <w:p>
+      <w:pPr>
+        <w:tabs>
+          <w:tab w:pos="397" w:val="left"/>
+        </w:tabs>
+        <w:spacing w:before="0" w:after="30"/>
+        <w:ind w:left="397" w:hanging="397"/>
+      </w:pPr>
+      <w:r>
+        <w:rPr>
+          <w:b w:val="0"/>
+          <w:color w:val="5F6B7A"/>
+          <w:sz w:val="17"/>
+        </w:rPr>
+        <w:t>29.</w:t>
+        <w:tab/>
+      </w:r>
+      <w:hyperlink r:id="rId37">
         <w:r>
           <w:rPr>
             <w:color w:val="2A78D6"/>
@@ -5493,16 +8497,22 @@
     </w:p>
     <w:p>
       <w:pPr>
-        <w:spacing w:after="20"/>
-        <w:ind w:left="340" w:hanging="340"/>
+        <w:tabs>
+          <w:tab w:pos="397" w:val="left"/>
+        </w:tabs>
+        <w:spacing w:before="0" w:after="30"/>
+        <w:ind w:left="397" w:hanging="397"/>
       </w:pPr>
       <w:r>
         <w:rPr>
+          <w:b w:val="0"/>
+          <w:color w:val="5F6B7A"/>
           <w:sz w:val="17"/>
         </w:rPr>
-        <w:t xml:space="preserve">27. </w:t>
+        <w:t>30.</w:t>
+        <w:tab/>
       </w:r>
-      <w:hyperlink r:id="rId30">
+      <w:hyperlink r:id="rId38">
         <w:r>
           <w:rPr>
             <w:color w:val="2A78D6"/>
@@ -5514,16 +8524,22 @@
     </w:p>
     <w:p>
       <w:pPr>
-        <w:spacing w:after="20"/>
-        <w:ind w:left="340" w:hanging="340"/>
+        <w:tabs>
+          <w:tab w:pos="397" w:val="left"/>
+        </w:tabs>
+        <w:spacing w:before="0" w:after="30"/>
+        <w:ind w:left="397" w:hanging="397"/>
       </w:pPr>
       <w:r>
         <w:rPr>
+          <w:b w:val="0"/>
+          <w:color w:val="5F6B7A"/>
           <w:sz w:val="17"/>
         </w:rPr>
-        <w:t xml:space="preserve">28. </w:t>
+        <w:t>31.</w:t>
+        <w:tab/>
       </w:r>
-      <w:hyperlink r:id="rId31">
+      <w:hyperlink r:id="rId39">
         <w:r>
           <w:rPr>
             <w:color w:val="2A78D6"/>
@@ -5535,16 +8551,22 @@
     </w:p>
     <w:p>
       <w:pPr>
-        <w:spacing w:after="20"/>
-        <w:ind w:left="340" w:hanging="340"/>
+        <w:tabs>
+          <w:tab w:pos="397" w:val="left"/>
+        </w:tabs>
+        <w:spacing w:before="0" w:after="30"/>
+        <w:ind w:left="397" w:hanging="397"/>
       </w:pPr>
       <w:r>
         <w:rPr>
+          <w:b w:val="0"/>
+          <w:color w:val="5F6B7A"/>
           <w:sz w:val="17"/>
         </w:rPr>
-        <w:t xml:space="preserve">29. </w:t>
+        <w:t>32.</w:t>
+        <w:tab/>
       </w:r>
-      <w:hyperlink r:id="rId32">
+      <w:hyperlink r:id="rId40">
         <w:r>
           <w:rPr>
             <w:color w:val="2A78D6"/>
@@ -5556,16 +8578,22 @@
     </w:p>
     <w:p>
       <w:pPr>
-        <w:spacing w:after="20"/>
-        <w:ind w:left="340" w:hanging="340"/>
+        <w:tabs>
+          <w:tab w:pos="397" w:val="left"/>
+        </w:tabs>
+        <w:spacing w:before="0" w:after="30"/>
+        <w:ind w:left="397" w:hanging="397"/>
       </w:pPr>
       <w:r>
         <w:rPr>
+          <w:b w:val="0"/>
+          <w:color w:val="5F6B7A"/>
           <w:sz w:val="17"/>
         </w:rPr>
-        <w:t xml:space="preserve">30. </w:t>
+        <w:t>33.</w:t>
+        <w:tab/>
       </w:r>
-      <w:hyperlink r:id="rId33">
+      <w:hyperlink r:id="rId41">
         <w:r>
           <w:rPr>
             <w:color w:val="2A78D6"/>
@@ -5577,16 +8605,22 @@
     </w:p>
     <w:p>
       <w:pPr>
-        <w:spacing w:after="20"/>
-        <w:ind w:left="340" w:hanging="340"/>
+        <w:tabs>
+          <w:tab w:pos="397" w:val="left"/>
+        </w:tabs>
+        <w:spacing w:before="0" w:after="30"/>
+        <w:ind w:left="397" w:hanging="397"/>
       </w:pPr>
       <w:r>
         <w:rPr>
+          <w:b w:val="0"/>
+          <w:color w:val="5F6B7A"/>
           <w:sz w:val="17"/>
         </w:rPr>
-        <w:t xml:space="preserve">31. </w:t>
+        <w:t>34.</w:t>
+        <w:tab/>
       </w:r>
-      <w:hyperlink r:id="rId30">
+      <w:hyperlink r:id="rId38">
         <w:r>
           <w:rPr>
             <w:color w:val="2A78D6"/>
@@ -5598,16 +8632,22 @@
     </w:p>
     <w:p>
       <w:pPr>
-        <w:spacing w:after="20"/>
-        <w:ind w:left="340" w:hanging="340"/>
+        <w:tabs>
+          <w:tab w:pos="397" w:val="left"/>
+        </w:tabs>
+        <w:spacing w:before="0" w:after="30"/>
+        <w:ind w:left="397" w:hanging="397"/>
       </w:pPr>
       <w:r>
         <w:rPr>
+          <w:b w:val="0"/>
+          <w:color w:val="5F6B7A"/>
           <w:sz w:val="17"/>
         </w:rPr>
-        <w:t xml:space="preserve">32. </w:t>
+        <w:t>35.</w:t>
+        <w:tab/>
       </w:r>
-      <w:hyperlink r:id="rId34">
+      <w:hyperlink r:id="rId42">
         <w:r>
           <w:rPr>
             <w:color w:val="2A78D6"/>
@@ -5619,16 +8659,22 @@
     </w:p>
     <w:p>
       <w:pPr>
-        <w:spacing w:after="20"/>
-        <w:ind w:left="340" w:hanging="340"/>
+        <w:tabs>
+          <w:tab w:pos="397" w:val="left"/>
+        </w:tabs>
+        <w:spacing w:before="0" w:after="30"/>
+        <w:ind w:left="397" w:hanging="397"/>
       </w:pPr>
       <w:r>
         <w:rPr>
+          <w:b w:val="0"/>
+          <w:color w:val="5F6B7A"/>
           <w:sz w:val="17"/>
         </w:rPr>
-        <w:t xml:space="preserve">33. </w:t>
+        <w:t>36.</w:t>
+        <w:tab/>
       </w:r>
-      <w:hyperlink r:id="rId35">
+      <w:hyperlink r:id="rId43">
         <w:r>
           <w:rPr>
             <w:color w:val="2A78D6"/>
@@ -5640,16 +8686,22 @@
     </w:p>
     <w:p>
       <w:pPr>
-        <w:spacing w:after="20"/>
-        <w:ind w:left="340" w:hanging="340"/>
+        <w:tabs>
+          <w:tab w:pos="397" w:val="left"/>
+        </w:tabs>
+        <w:spacing w:before="0" w:after="30"/>
+        <w:ind w:left="397" w:hanging="397"/>
       </w:pPr>
       <w:r>
         <w:rPr>
+          <w:b w:val="0"/>
+          <w:color w:val="5F6B7A"/>
           <w:sz w:val="17"/>
         </w:rPr>
-        <w:t xml:space="preserve">34. </w:t>
+        <w:t>37.</w:t>
+        <w:tab/>
       </w:r>
-      <w:hyperlink r:id="rId35">
+      <w:hyperlink r:id="rId43">
         <w:r>
           <w:rPr>
             <w:color w:val="2A78D6"/>
@@ -5661,16 +8713,22 @@
     </w:p>
     <w:p>
       <w:pPr>
-        <w:spacing w:after="20"/>
-        <w:ind w:left="340" w:hanging="340"/>
+        <w:tabs>
+          <w:tab w:pos="397" w:val="left"/>
+        </w:tabs>
+        <w:spacing w:before="0" w:after="30"/>
+        <w:ind w:left="397" w:hanging="397"/>
       </w:pPr>
       <w:r>
         <w:rPr>
+          <w:b w:val="0"/>
+          <w:color w:val="5F6B7A"/>
           <w:sz w:val="17"/>
         </w:rPr>
-        <w:t xml:space="preserve">35. </w:t>
+        <w:t>38.</w:t>
+        <w:tab/>
       </w:r>
-      <w:hyperlink r:id="rId29">
+      <w:hyperlink r:id="rId37">
         <w:r>
           <w:rPr>
             <w:color w:val="2A78D6"/>
@@ -5682,16 +8740,22 @@
     </w:p>
     <w:p>
       <w:pPr>
-        <w:spacing w:after="20"/>
-        <w:ind w:left="340" w:hanging="340"/>
+        <w:tabs>
+          <w:tab w:pos="397" w:val="left"/>
+        </w:tabs>
+        <w:spacing w:before="0" w:after="30"/>
+        <w:ind w:left="397" w:hanging="397"/>
       </w:pPr>
       <w:r>
         <w:rPr>
+          <w:b w:val="0"/>
+          <w:color w:val="5F6B7A"/>
           <w:sz w:val="17"/>
         </w:rPr>
-        <w:t xml:space="preserve">36. </w:t>
+        <w:t>39.</w:t>
+        <w:tab/>
       </w:r>
-      <w:hyperlink r:id="rId36">
+      <w:hyperlink r:id="rId44">
         <w:r>
           <w:rPr>
             <w:color w:val="2A78D6"/>
@@ -5703,16 +8767,22 @@
     </w:p>
     <w:p>
       <w:pPr>
-        <w:spacing w:after="20"/>
-        <w:ind w:left="340" w:hanging="340"/>
+        <w:tabs>
+          <w:tab w:pos="397" w:val="left"/>
+        </w:tabs>
+        <w:spacing w:before="0" w:after="30"/>
+        <w:ind w:left="397" w:hanging="397"/>
       </w:pPr>
       <w:r>
         <w:rPr>
+          <w:b w:val="0"/>
+          <w:color w:val="5F6B7A"/>
           <w:sz w:val="17"/>
         </w:rPr>
-        <w:t xml:space="preserve">37. </w:t>
+        <w:t>40.</w:t>
+        <w:tab/>
       </w:r>
-      <w:hyperlink r:id="rId37">
+      <w:hyperlink r:id="rId45">
         <w:r>
           <w:rPr>
             <w:color w:val="2A78D6"/>
@@ -5724,16 +8794,22 @@
     </w:p>
     <w:p>
       <w:pPr>
-        <w:spacing w:after="20"/>
-        <w:ind w:left="340" w:hanging="340"/>
+        <w:tabs>
+          <w:tab w:pos="397" w:val="left"/>
+        </w:tabs>
+        <w:spacing w:before="0" w:after="30"/>
+        <w:ind w:left="397" w:hanging="397"/>
       </w:pPr>
       <w:r>
         <w:rPr>
+          <w:b w:val="0"/>
+          <w:color w:val="5F6B7A"/>
           <w:sz w:val="17"/>
         </w:rPr>
-        <w:t xml:space="preserve">38. </w:t>
+        <w:t>41.</w:t>
+        <w:tab/>
       </w:r>
-      <w:hyperlink r:id="rId30">
+      <w:hyperlink r:id="rId38">
         <w:r>
           <w:rPr>
             <w:color w:val="2A78D6"/>
@@ -5744,20 +8820,26 @@
       </w:hyperlink>
     </w:p>
     <w:p>
+      <w:pPr>
+        <w:spacing w:before="40" w:after="60"/>
+      </w:pPr>
       <w:r>
         <w:rPr>
-          <w:i/>
+          <w:b w:val="0"/>
           <w:color w:val="5F6B7A"/>
           <w:sz w:val="16"/>
         </w:rPr>
-        <w:t>Report prepared automatically from public sources. Figures are as published by the issuer; references [S#] point to the source list. Items marked for review must be checked by the analyst before use.</w:t>
+        <w:t>Report prepared from public sources. Figures are as published by the issuer; small numbers next to the text point to the source list.</w:t>
       </w:r>
     </w:p>
     <w:sectPr>
-      <w:footerReference w:type="default" r:id="rId9"/>
-      <w:pgSz w:w="12240" w:h="15840"/>
-      <w:pgMar w:top="907" w:right="1134" w:bottom="907" w:left="1134" w:header="720" w:footer="720" w:gutter="0"/>
+      <w:headerReference w:type="default" r:id="rId9"/>
+      <w:footerReference w:type="default" r:id="rId10"/>
+      <w:footerReference w:type="first" r:id="rId11"/>
+      <w:pgSz w:w="11906" w:h="16838"/>
+      <w:pgMar w:top="1020" w:right="1134" w:bottom="1020" w:left="1134" w:header="510" w:footer="454" w:gutter="0"/>
       <w:cols w:space="720"/>
+      <w:titlePg/>
       <w:docGrid w:linePitch="360"/>
     </w:sectPr>
   </w:body>
@@ -5768,19 +8850,100 @@
 <w:ftr xmlns:m="http://schemas.openxmlformats.org/officeDocument/2006/math" xmlns:mc="http://schemas.openxmlformats.org/markup-compatibility/2006" xmlns:mo="http://schemas.microsoft.com/office/mac/office/2008/main" xmlns:mv="urn:schemas-microsoft-com:mac:vml" xmlns:o="urn:schemas-microsoft-com:office:office" xmlns:r="http://schemas.openxmlformats.org/officeDocument/2006/relationships" xmlns:v="urn:schemas-microsoft-com:vml" xmlns:w10="urn:schemas-microsoft-com:office:word" xmlns:w14="http://schemas.microsoft.com/office/word/2010/wordml" xmlns:w="http://schemas.openxmlformats.org/wordprocessingml/2006/main" xmlns:wne="http://schemas.microsoft.com/office/word/2006/wordml" xmlns:wp14="http://schemas.microsoft.com/office/word/2010/wordprocessingDrawing" xmlns:wp="http://schemas.openxmlformats.org/drawingml/2006/wordprocessingDrawing" xmlns:wpc="http://schemas.microsoft.com/office/word/2010/wordprocessingCanvas" xmlns:wpg="http://schemas.microsoft.com/office/word/2010/wordprocessingGroup" xmlns:wpi="http://schemas.microsoft.com/office/word/2010/wordprocessingInk" xmlns:wps="http://schemas.microsoft.com/office/word/2010/wordprocessingShape" mc:Ignorable="w14 wp14">
   <w:p>
     <w:pPr>
-      <w:pStyle w:val="Footer"/>
-      <w:jc w:val="right"/>
+      <w:pBdr>
+        <w:top w:val="single" w:sz="4" w:color="C9D3DE" w:space="4"/>
+      </w:pBdr>
+      <w:tabs>
+        <w:tab w:pos="9638" w:val="right"/>
+      </w:tabs>
     </w:pPr>
     <w:r>
       <w:rPr>
+        <w:b w:val="0"/>
         <w:color w:val="5F6B7A"/>
         <w:sz w:val="16"/>
       </w:rPr>
-      <w:t xml:space="preserve">Latvenergo · 6M2026 · 2026-10-22   ·   </w:t>
+      <w:t>Latvenergo · 6M2026 · 2026-10-22</w:t>
+      <w:tab/>
     </w:r>
-    <w:fldSimple w:instr="PAGE"/>
+    <w:r>
+      <w:rPr>
+        <w:b/>
+        <w:color w:val="1F4E79"/>
+        <w:sz w:val="16"/>
+      </w:rPr>
+      <w:fldChar w:fldCharType="begin"/>
+      <w:instrText xml:space="preserve"> PAGE </w:instrText>
+      <w:fldChar w:fldCharType="end"/>
+    </w:r>
   </w:p>
 </w:ftr>
+</file>
+
+<file path=word/footer2.xml><?xml version="1.0" encoding="utf-8"?>
+<w:ftr xmlns:m="http://schemas.openxmlformats.org/officeDocument/2006/math" xmlns:mc="http://schemas.openxmlformats.org/markup-compatibility/2006" xmlns:mo="http://schemas.microsoft.com/office/mac/office/2008/main" xmlns:mv="urn:schemas-microsoft-com:mac:vml" xmlns:o="urn:schemas-microsoft-com:office:office" xmlns:r="http://schemas.openxmlformats.org/officeDocument/2006/relationships" xmlns:v="urn:schemas-microsoft-com:vml" xmlns:w10="urn:schemas-microsoft-com:office:word" xmlns:w14="http://schemas.microsoft.com/office/word/2010/wordml" xmlns:w="http://schemas.openxmlformats.org/wordprocessingml/2006/main" xmlns:wne="http://schemas.microsoft.com/office/word/2006/wordml" xmlns:wp14="http://schemas.microsoft.com/office/word/2010/wordprocessingDrawing" xmlns:wp="http://schemas.openxmlformats.org/drawingml/2006/wordprocessingDrawing" xmlns:wpc="http://schemas.microsoft.com/office/word/2010/wordprocessingCanvas" xmlns:wpg="http://schemas.microsoft.com/office/word/2010/wordprocessingGroup" xmlns:wpi="http://schemas.microsoft.com/office/word/2010/wordprocessingInk" xmlns:wps="http://schemas.microsoft.com/office/word/2010/wordprocessingShape" mc:Ignorable="w14 wp14">
+  <w:p>
+    <w:pPr>
+      <w:pBdr>
+        <w:top w:val="single" w:sz="4" w:color="C9D3DE" w:space="4"/>
+      </w:pBdr>
+      <w:tabs>
+        <w:tab w:pos="9638" w:val="right"/>
+      </w:tabs>
+    </w:pPr>
+    <w:r>
+      <w:rPr>
+        <w:b w:val="0"/>
+        <w:color w:val="5F6B7A"/>
+        <w:sz w:val="16"/>
+      </w:rPr>
+      <w:t>Latvenergo · 6M2026 · 2026-10-22</w:t>
+      <w:tab/>
+    </w:r>
+    <w:r>
+      <w:rPr>
+        <w:b/>
+        <w:color w:val="1F4E79"/>
+        <w:sz w:val="16"/>
+      </w:rPr>
+      <w:fldChar w:fldCharType="begin"/>
+      <w:instrText xml:space="preserve"> PAGE </w:instrText>
+      <w:fldChar w:fldCharType="end"/>
+    </w:r>
+  </w:p>
+</w:ftr>
+</file>
+
+<file path=word/header1.xml><?xml version="1.0" encoding="utf-8"?>
+<w:hdr xmlns:m="http://schemas.openxmlformats.org/officeDocument/2006/math" xmlns:mc="http://schemas.openxmlformats.org/markup-compatibility/2006" xmlns:mo="http://schemas.microsoft.com/office/mac/office/2008/main" xmlns:mv="urn:schemas-microsoft-com:mac:vml" xmlns:o="urn:schemas-microsoft-com:office:office" xmlns:r="http://schemas.openxmlformats.org/officeDocument/2006/relationships" xmlns:v="urn:schemas-microsoft-com:vml" xmlns:w10="urn:schemas-microsoft-com:office:word" xmlns:w14="http://schemas.microsoft.com/office/word/2010/wordml" xmlns:w="http://schemas.openxmlformats.org/wordprocessingml/2006/main" xmlns:wne="http://schemas.microsoft.com/office/word/2006/wordml" xmlns:wp14="http://schemas.microsoft.com/office/word/2010/wordprocessingDrawing" xmlns:wp="http://schemas.openxmlformats.org/drawingml/2006/wordprocessingDrawing" xmlns:wpc="http://schemas.microsoft.com/office/word/2010/wordprocessingCanvas" xmlns:wpg="http://schemas.microsoft.com/office/word/2010/wordprocessingGroup" xmlns:wpi="http://schemas.microsoft.com/office/word/2010/wordprocessingInk" xmlns:wps="http://schemas.microsoft.com/office/word/2010/wordprocessingShape" mc:Ignorable="w14 wp14">
+  <w:p>
+    <w:pPr>
+      <w:pBdr>
+        <w:bottom w:val="single" w:sz="4" w:color="C9D3DE" w:space="4"/>
+      </w:pBdr>
+      <w:tabs>
+        <w:tab w:pos="9638" w:val="right"/>
+      </w:tabs>
+    </w:pPr>
+    <w:r>
+      <w:rPr>
+        <w:b/>
+        <w:color w:val="1F4E79"/>
+        <w:sz w:val="16"/>
+      </w:rPr>
+      <w:t>Latvenergo</w:t>
+    </w:r>
+    <w:r>
+      <w:rPr>
+        <w:b w:val="0"/>
+        <w:color w:val="5F6B7A"/>
+        <w:sz w:val="16"/>
+      </w:rPr>
+      <w:tab/>
+      <w:t>Issuer review · 6M2026</w:t>
+    </w:r>
+  </w:p>
+</w:hdr>
 </file>
 
 <file path=word/numbering.xml><?xml version="1.0" encoding="utf-8"?>
@@ -6147,10 +9310,10 @@
     <w:qFormat/>
     <w:rsid w:val="00FC693F"/>
     <w:pPr>
-      <w:spacing w:after="80"/>
+      <w:spacing w:after="80" w:line="264" w:lineRule="auto"/>
     </w:pPr>
     <w:rPr>
-      <w:rFonts w:ascii="Calibri" w:hAnsi="Calibri"/>
+      <w:rFonts w:ascii="Calibri" w:hAnsi="Calibri" w:eastAsia="Calibri"/>
       <w:color w:val="1A1A1A"/>
       <w:sz w:val="21"/>
     </w:rPr>

--- a/docs/files/latvenergo/latvenergo_6M2026_en.docx
+++ b/docs/files/latvenergo/latvenergo_6M2026_en.docx
@@ -175,7 +175,7 @@
                 <w:color w:val="5F6B7A"/>
                 <w:sz w:val="15"/>
               </w:rPr>
-              <w:t>Rating</w:t>
+              <w:t>Issuer rating</w:t>
             </w:r>
           </w:p>
           <w:p>
@@ -992,16 +992,17 @@
         <w:tblLook w:firstColumn="1" w:firstRow="1" w:lastColumn="0" w:lastRow="0" w:noHBand="0" w:noVBand="1" w:val="04A0"/>
       </w:tblPr>
       <w:tblGrid>
-        <w:gridCol w:w="1701"/>
-        <w:gridCol w:w="2608"/>
-        <w:gridCol w:w="963"/>
-        <w:gridCol w:w="1304"/>
-        <w:gridCol w:w="3061"/>
+        <w:gridCol w:w="1513"/>
+        <w:gridCol w:w="2241"/>
+        <w:gridCol w:w="840"/>
+        <w:gridCol w:w="1120"/>
+        <w:gridCol w:w="1569"/>
+        <w:gridCol w:w="2353"/>
       </w:tblGrid>
       <w:tr>
         <w:tc>
           <w:tcPr>
-            <w:tcW w:type="dxa" w:w="1701"/>
+            <w:tcW w:type="dxa" w:w="1513"/>
             <w:tcBorders>
               <w:top w:val="single" w:sz="12" w:color="1F4E79" w:space="0"/>
               <w:left w:val="nil"/>
@@ -1027,7 +1028,7 @@
         </w:tc>
         <w:tc>
           <w:tcPr>
-            <w:tcW w:type="dxa" w:w="2608"/>
+            <w:tcW w:type="dxa" w:w="2241"/>
             <w:tcBorders>
               <w:top w:val="single" w:sz="12" w:color="1F4E79" w:space="0"/>
               <w:left w:val="nil"/>
@@ -1053,7 +1054,7 @@
         </w:tc>
         <w:tc>
           <w:tcPr>
-            <w:tcW w:type="dxa" w:w="964"/>
+            <w:tcW w:type="dxa" w:w="841"/>
             <w:tcBorders>
               <w:top w:val="single" w:sz="12" w:color="1F4E79" w:space="0"/>
               <w:left w:val="nil"/>
@@ -1080,7 +1081,7 @@
         </w:tc>
         <w:tc>
           <w:tcPr>
-            <w:tcW w:type="dxa" w:w="1304"/>
+            <w:tcW w:type="dxa" w:w="1121"/>
             <w:tcBorders>
               <w:top w:val="single" w:sz="12" w:color="1F4E79" w:space="0"/>
               <w:left w:val="nil"/>
@@ -1106,7 +1107,33 @@
         </w:tc>
         <w:tc>
           <w:tcPr>
-            <w:tcW w:type="dxa" w:w="3061"/>
+            <w:tcW w:type="dxa" w:w="1569"/>
+            <w:tcBorders>
+              <w:top w:val="single" w:sz="12" w:color="1F4E79" w:space="0"/>
+              <w:left w:val="nil"/>
+              <w:bottom w:val="single" w:sz="4" w:color="C9D3DE" w:space="0"/>
+              <w:right w:val="nil"/>
+            </w:tcBorders>
+            <w:shd w:val="clear" w:color="auto" w:fill="EAF1F8"/>
+          </w:tcPr>
+          <w:p>
+            <w:pPr>
+              <w:spacing w:before="0" w:after="0"/>
+            </w:pPr>
+            <w:r>
+              <w:rPr>
+                <w:b/>
+                <w:caps/>
+                <w:color w:val="1F4E79"/>
+                <w:sz w:val="16"/>
+              </w:rPr>
+              <w:t>Issue rating</w:t>
+            </w:r>
+          </w:p>
+        </w:tc>
+        <w:tc>
+          <w:tcPr>
+            <w:tcW w:type="dxa" w:w="2353"/>
             <w:tcBorders>
               <w:top w:val="single" w:sz="12" w:color="1F4E79" w:space="0"/>
               <w:left w:val="nil"/>
@@ -1134,7 +1161,7 @@
       <w:tr>
         <w:tc>
           <w:tcPr>
-            <w:tcW w:type="dxa" w:w="1701"/>
+            <w:tcW w:type="dxa" w:w="1513"/>
             <w:tcBorders>
               <w:top w:val="nil"/>
               <w:left w:val="nil"/>
@@ -1157,7 +1184,7 @@
         </w:tc>
         <w:tc>
           <w:tcPr>
-            <w:tcW w:type="dxa" w:w="2608"/>
+            <w:tcW w:type="dxa" w:w="2241"/>
             <w:tcBorders>
               <w:top w:val="nil"/>
               <w:left w:val="nil"/>
@@ -1180,7 +1207,7 @@
         </w:tc>
         <w:tc>
           <w:tcPr>
-            <w:tcW w:type="dxa" w:w="964"/>
+            <w:tcW w:type="dxa" w:w="841"/>
             <w:tcBorders>
               <w:top w:val="nil"/>
               <w:left w:val="nil"/>
@@ -1204,7 +1231,7 @@
         </w:tc>
         <w:tc>
           <w:tcPr>
-            <w:tcW w:type="dxa" w:w="1304"/>
+            <w:tcW w:type="dxa" w:w="1121"/>
             <w:tcBorders>
               <w:top w:val="nil"/>
               <w:left w:val="nil"/>
@@ -1227,7 +1254,30 @@
         </w:tc>
         <w:tc>
           <w:tcPr>
-            <w:tcW w:type="dxa" w:w="3061"/>
+            <w:tcW w:type="dxa" w:w="1569"/>
+            <w:tcBorders>
+              <w:top w:val="nil"/>
+              <w:left w:val="nil"/>
+              <w:bottom w:val="single" w:sz="4" w:color="DDE3EA" w:space="0"/>
+              <w:right w:val="nil"/>
+            </w:tcBorders>
+          </w:tcPr>
+          <w:p>
+            <w:pPr>
+              <w:spacing w:before="0" w:after="0"/>
+            </w:pPr>
+            <w:r>
+              <w:rPr>
+                <w:b w:val="0"/>
+                <w:sz w:val="17"/>
+              </w:rPr>
+              <w:t>no separate rating found</w:t>
+            </w:r>
+          </w:p>
+        </w:tc>
+        <w:tc>
+          <w:tcPr>
+            <w:tcW w:type="dxa" w:w="2353"/>
             <w:tcBorders>
               <w:top w:val="nil"/>
               <w:left w:val="nil"/>
@@ -1252,7 +1302,7 @@
       <w:tr>
         <w:tc>
           <w:tcPr>
-            <w:tcW w:type="dxa" w:w="1701"/>
+            <w:tcW w:type="dxa" w:w="1513"/>
             <w:tcBorders>
               <w:top w:val="nil"/>
               <w:left w:val="nil"/>
@@ -1275,7 +1325,7 @@
         </w:tc>
         <w:tc>
           <w:tcPr>
-            <w:tcW w:type="dxa" w:w="2608"/>
+            <w:tcW w:type="dxa" w:w="2241"/>
             <w:tcBorders>
               <w:top w:val="nil"/>
               <w:left w:val="nil"/>
@@ -1298,7 +1348,7 @@
         </w:tc>
         <w:tc>
           <w:tcPr>
-            <w:tcW w:type="dxa" w:w="964"/>
+            <w:tcW w:type="dxa" w:w="841"/>
             <w:tcBorders>
               <w:top w:val="nil"/>
               <w:left w:val="nil"/>
@@ -1322,7 +1372,7 @@
         </w:tc>
         <w:tc>
           <w:tcPr>
-            <w:tcW w:type="dxa" w:w="1304"/>
+            <w:tcW w:type="dxa" w:w="1121"/>
             <w:tcBorders>
               <w:top w:val="nil"/>
               <w:left w:val="nil"/>
@@ -1345,7 +1395,30 @@
         </w:tc>
         <w:tc>
           <w:tcPr>
-            <w:tcW w:type="dxa" w:w="3061"/>
+            <w:tcW w:type="dxa" w:w="1569"/>
+            <w:tcBorders>
+              <w:top w:val="nil"/>
+              <w:left w:val="nil"/>
+              <w:bottom w:val="single" w:sz="4" w:color="DDE3EA" w:space="0"/>
+              <w:right w:val="nil"/>
+            </w:tcBorders>
+          </w:tcPr>
+          <w:p>
+            <w:pPr>
+              <w:spacing w:before="0" w:after="0"/>
+            </w:pPr>
+            <w:r>
+              <w:rPr>
+                <w:b w:val="0"/>
+                <w:sz w:val="17"/>
+              </w:rPr>
+              <w:t>no separate rating found</w:t>
+            </w:r>
+          </w:p>
+        </w:tc>
+        <w:tc>
+          <w:tcPr>
+            <w:tcW w:type="dxa" w:w="2353"/>
             <w:tcBorders>
               <w:top w:val="nil"/>
               <w:left w:val="nil"/>
@@ -1370,7 +1443,7 @@
       <w:tr>
         <w:tc>
           <w:tcPr>
-            <w:tcW w:type="dxa" w:w="1701"/>
+            <w:tcW w:type="dxa" w:w="1513"/>
             <w:tcBorders>
               <w:top w:val="nil"/>
               <w:left w:val="nil"/>
@@ -1393,7 +1466,7 @@
         </w:tc>
         <w:tc>
           <w:tcPr>
-            <w:tcW w:type="dxa" w:w="2608"/>
+            <w:tcW w:type="dxa" w:w="2241"/>
             <w:tcBorders>
               <w:top w:val="nil"/>
               <w:left w:val="nil"/>
@@ -1416,7 +1489,7 @@
         </w:tc>
         <w:tc>
           <w:tcPr>
-            <w:tcW w:type="dxa" w:w="964"/>
+            <w:tcW w:type="dxa" w:w="841"/>
             <w:tcBorders>
               <w:top w:val="nil"/>
               <w:left w:val="nil"/>
@@ -1440,7 +1513,7 @@
         </w:tc>
         <w:tc>
           <w:tcPr>
-            <w:tcW w:type="dxa" w:w="1304"/>
+            <w:tcW w:type="dxa" w:w="1121"/>
             <w:tcBorders>
               <w:top w:val="nil"/>
               <w:left w:val="nil"/>
@@ -1463,7 +1536,30 @@
         </w:tc>
         <w:tc>
           <w:tcPr>
-            <w:tcW w:type="dxa" w:w="3061"/>
+            <w:tcW w:type="dxa" w:w="1569"/>
+            <w:tcBorders>
+              <w:top w:val="nil"/>
+              <w:left w:val="nil"/>
+              <w:bottom w:val="single" w:sz="4" w:color="DDE3EA" w:space="0"/>
+              <w:right w:val="nil"/>
+            </w:tcBorders>
+          </w:tcPr>
+          <w:p>
+            <w:pPr>
+              <w:spacing w:before="0" w:after="0"/>
+            </w:pPr>
+            <w:r>
+              <w:rPr>
+                <w:b w:val="0"/>
+                <w:sz w:val="17"/>
+              </w:rPr>
+              <w:t>no separate rating found</w:t>
+            </w:r>
+          </w:p>
+        </w:tc>
+        <w:tc>
+          <w:tcPr>
+            <w:tcW w:type="dxa" w:w="2353"/>
             <w:tcBorders>
               <w:top w:val="nil"/>
               <w:left w:val="nil"/>
@@ -1488,7 +1584,7 @@
       <w:tr>
         <w:tc>
           <w:tcPr>
-            <w:tcW w:type="dxa" w:w="1701"/>
+            <w:tcW w:type="dxa" w:w="1513"/>
             <w:tcBorders>
               <w:top w:val="nil"/>
               <w:left w:val="nil"/>
@@ -1511,7 +1607,7 @@
         </w:tc>
         <w:tc>
           <w:tcPr>
-            <w:tcW w:type="dxa" w:w="2608"/>
+            <w:tcW w:type="dxa" w:w="2241"/>
             <w:tcBorders>
               <w:top w:val="nil"/>
               <w:left w:val="nil"/>
@@ -1534,7 +1630,7 @@
         </w:tc>
         <w:tc>
           <w:tcPr>
-            <w:tcW w:type="dxa" w:w="964"/>
+            <w:tcW w:type="dxa" w:w="841"/>
             <w:tcBorders>
               <w:top w:val="nil"/>
               <w:left w:val="nil"/>
@@ -1558,7 +1654,7 @@
         </w:tc>
         <w:tc>
           <w:tcPr>
-            <w:tcW w:type="dxa" w:w="1304"/>
+            <w:tcW w:type="dxa" w:w="1121"/>
             <w:tcBorders>
               <w:top w:val="nil"/>
               <w:left w:val="nil"/>
@@ -1581,7 +1677,30 @@
         </w:tc>
         <w:tc>
           <w:tcPr>
-            <w:tcW w:type="dxa" w:w="3061"/>
+            <w:tcW w:type="dxa" w:w="1569"/>
+            <w:tcBorders>
+              <w:top w:val="nil"/>
+              <w:left w:val="nil"/>
+              <w:bottom w:val="single" w:sz="4" w:color="DDE3EA" w:space="0"/>
+              <w:right w:val="nil"/>
+            </w:tcBorders>
+          </w:tcPr>
+          <w:p>
+            <w:pPr>
+              <w:spacing w:before="0" w:after="0"/>
+            </w:pPr>
+            <w:r>
+              <w:rPr>
+                <w:b w:val="0"/>
+                <w:sz w:val="17"/>
+              </w:rPr>
+              <w:t>no separate rating found</w:t>
+            </w:r>
+          </w:p>
+        </w:tc>
+        <w:tc>
+          <w:tcPr>
+            <w:tcW w:type="dxa" w:w="2353"/>
             <w:tcBorders>
               <w:top w:val="nil"/>
               <w:left w:val="nil"/>

--- a/docs/files/latvenergo/latvenergo_6M2026_en.docx
+++ b/docs/files/latvenergo/latvenergo_6M2026_en.docx
@@ -2,6 +2,14 @@
 <file path=word/document.xml><?xml version="1.0" encoding="utf-8"?>
 <w:document xmlns:wpc="http://schemas.microsoft.com/office/word/2010/wordprocessingCanvas" xmlns:mo="http://schemas.microsoft.com/office/mac/office/2008/main" xmlns:mc="http://schemas.openxmlformats.org/markup-compatibility/2006" xmlns:mv="urn:schemas-microsoft-com:mac:vml" xmlns:o="urn:schemas-microsoft-com:office:office" xmlns:r="http://schemas.openxmlformats.org/officeDocument/2006/relationships" xmlns:m="http://schemas.openxmlformats.org/officeDocument/2006/math" xmlns:v="urn:schemas-microsoft-com:vml" xmlns:wp14="http://schemas.microsoft.com/office/word/2010/wordprocessingDrawing" xmlns:wp="http://schemas.openxmlformats.org/drawingml/2006/wordprocessingDrawing" xmlns:w10="urn:schemas-microsoft-com:office:word" xmlns:w="http://schemas.openxmlformats.org/wordprocessingml/2006/main" xmlns:w14="http://schemas.microsoft.com/office/word/2010/wordml" xmlns:wpg="http://schemas.microsoft.com/office/word/2010/wordprocessingGroup" xmlns:wpi="http://schemas.microsoft.com/office/word/2010/wordprocessingInk" xmlns:wne="http://schemas.microsoft.com/office/word/2006/wordml" xmlns:wps="http://schemas.microsoft.com/office/word/2010/wordprocessingShape" mc:Ignorable="w14 wp14">
   <w:body>
+    <w:p>
+      <w:pPr>
+        <w:pBdr>
+          <w:top w:val="single" w:sz="24" w:color="12355B" w:space="0"/>
+        </w:pBdr>
+        <w:spacing w:before="0" w:after="200" w:line="120" w:lineRule="auto"/>
+      </w:pPr>
+    </w:p>
     <w:tbl>
       <w:tblPr>
         <w:tblW w:w="9639" w:type="dxa"/>
@@ -15,10 +23,10 @@
         </w:tblBorders>
         <w:tblLayout w:type="fixed"/>
         <w:tblCellMar>
-          <w:top w:w="260" w:type="dxa"/>
-          <w:left w:w="280" w:type="dxa"/>
-          <w:bottom w:w="260" w:type="dxa"/>
-          <w:right w:w="280" w:type="dxa"/>
+          <w:top w:w="0" w:type="dxa"/>
+          <w:left w:w="0" w:type="dxa"/>
+          <w:bottom w:w="0" w:type="dxa"/>
+          <w:right w:w="0" w:type="dxa"/>
         </w:tblCellMar>
         <w:tblLook w:firstColumn="1" w:firstRow="1" w:lastColumn="0" w:lastRow="0" w:noHBand="0" w:noVBand="1" w:val="04A0"/>
       </w:tblPr>
@@ -30,7 +38,6 @@
         <w:tc>
           <w:tcPr>
             <w:tcW w:type="dxa" w:w="7030"/>
-            <w:shd w:val="clear" w:color="auto" w:fill="1F4E79"/>
           </w:tcPr>
           <w:p>
             <w:pPr>
@@ -40,8 +47,8 @@
               <w:rPr>
                 <w:b/>
                 <w:caps/>
-                <w:color w:val="AFC6DD"/>
-                <w:sz w:val="17"/>
+                <w:color w:val="2A78D6"/>
+                <w:sz w:val="16"/>
               </w:rPr>
               <w:t>Issuer review · 6M2026</w:t>
             </w:r>
@@ -53,28 +60,40 @@
             <w:r>
               <w:rPr>
                 <w:b/>
-                <w:color w:val="FFFFFF"/>
+                <w:color w:val="12355B"/>
                 <w:sz w:val="52"/>
               </w:rPr>
               <w:t>Latvenergo</w:t>
+            </w:r>
+          </w:p>
+          <w:p>
+            <w:pPr>
+              <w:spacing w:before="40" w:after="0"/>
+            </w:pPr>
+            <w:r>
+              <w:rPr>
+                <w:b w:val="0"/>
+                <w:color w:val="667085"/>
+                <w:sz w:val="18"/>
+              </w:rPr>
+              <w:t>Latvia · Energy utility (hydro and gas CHP generation, distribution and transmission assets, retail supply)</w:t>
             </w:r>
           </w:p>
         </w:tc>
         <w:tc>
           <w:tcPr>
             <w:tcW w:type="dxa" w:w="2608"/>
-            <w:shd w:val="clear" w:color="auto" w:fill="1F4E79"/>
           </w:tcPr>
           <w:p>
             <w:pPr>
-              <w:spacing w:before="280" w:after="0"/>
+              <w:spacing w:before="440" w:after="0"/>
               <w:jc w:val="right"/>
             </w:pPr>
             <w:r>
               <w:rPr>
                 <w:b/>
                 <w:color w:val="1B7F3B"/>
-                <w:sz w:val="19"/>
+                <w:sz w:val="18"/>
                 <w:shd w:val="clear" w:color="auto" w:fill="E3F3E8"/>
               </w:rPr>
               <w:t xml:space="preserve">  ●  OK  </w:t>
@@ -86,9 +105,9 @@
     <w:p>
       <w:pPr>
         <w:pBdr>
-          <w:top w:val="single" w:sz="12" w:color="2A78D6" w:space="0"/>
+          <w:top w:val="single" w:sz="4" w:color="D5DCE4" w:space="0"/>
         </w:pBdr>
-        <w:spacing w:before="0" w:after="200" w:line="120" w:lineRule="auto"/>
+        <w:spacing w:before="120" w:after="200" w:line="120" w:lineRule="auto"/>
       </w:pPr>
     </w:p>
     <w:tbl>
@@ -104,76 +123,52 @@
         </w:tblBorders>
         <w:tblLayout w:type="fixed"/>
         <w:tblCellMar>
-          <w:top w:w="0" w:type="dxa"/>
-          <w:left w:w="0" w:type="dxa"/>
-          <w:bottom w:w="120" w:type="dxa"/>
-          <w:right w:w="160" w:type="dxa"/>
+          <w:top w:w="160" w:type="dxa"/>
+          <w:left w:w="220" w:type="dxa"/>
+          <w:bottom w:w="160" w:type="dxa"/>
+          <w:right w:w="220" w:type="dxa"/>
         </w:tblCellMar>
         <w:tblLook w:firstColumn="1" w:firstRow="1" w:lastColumn="0" w:lastRow="0" w:noHBand="0" w:noVBand="1" w:val="04A0"/>
       </w:tblPr>
       <w:tblGrid>
-        <w:gridCol w:w="3213"/>
-        <w:gridCol w:w="3213"/>
-        <w:gridCol w:w="3213"/>
+        <w:gridCol w:w="4819"/>
+        <w:gridCol w:w="4819"/>
       </w:tblGrid>
       <w:tr>
         <w:tc>
           <w:tcPr>
-            <w:tcW w:type="dxa" w:w="3213"/>
+            <w:tcW w:type="dxa" w:w="4819"/>
             <w:tcBorders>
-              <w:top w:val="nil"/>
+              <w:top w:val="single" w:sz="12" w:color="12355B" w:space="0"/>
               <w:left w:val="nil"/>
-              <w:bottom w:val="single" w:sz="4" w:color="C9D3DE" w:space="0"/>
+              <w:bottom w:val="nil"/>
               <w:right w:val="nil"/>
             </w:tcBorders>
+            <w:shd w:val="clear" w:color="auto" w:fill="F4F6F9"/>
           </w:tcPr>
           <w:p>
             <w:pPr>
-              <w:spacing w:before="0" w:after="20"/>
+              <w:spacing w:before="0" w:after="40"/>
+            </w:pPr>
+            <w:r>
+              <w:rPr>
+                <w:b/>
+                <w:color w:val="12355B"/>
+                <w:sz w:val="18"/>
+              </w:rPr>
+              <w:t>Key facts</w:t>
+            </w:r>
+          </w:p>
+          <w:p>
+            <w:pPr>
+              <w:spacing w:before="80" w:after="0"/>
             </w:pPr>
             <w:r>
               <w:rPr>
                 <w:b/>
                 <w:caps/>
-                <w:color w:val="5F6B7A"/>
-                <w:sz w:val="15"/>
-              </w:rPr>
-              <w:t>Analysis date</w:t>
-            </w:r>
-          </w:p>
-          <w:p>
-            <w:pPr>
-              <w:spacing w:before="0" w:after="0"/>
-            </w:pPr>
-            <w:r>
-              <w:rPr>
-                <w:b w:val="0"/>
-                <w:sz w:val="19"/>
-              </w:rPr>
-              <w:t>2026-10-22</w:t>
-            </w:r>
-          </w:p>
-        </w:tc>
-        <w:tc>
-          <w:tcPr>
-            <w:tcW w:type="dxa" w:w="3213"/>
-            <w:tcBorders>
-              <w:top w:val="nil"/>
-              <w:left w:val="nil"/>
-              <w:bottom w:val="single" w:sz="4" w:color="C9D3DE" w:space="0"/>
-              <w:right w:val="nil"/>
-            </w:tcBorders>
-          </w:tcPr>
-          <w:p>
-            <w:pPr>
-              <w:spacing w:before="0" w:after="20"/>
-            </w:pPr>
-            <w:r>
-              <w:rPr>
-                <w:b/>
-                <w:caps/>
-                <w:color w:val="5F6B7A"/>
-                <w:sz w:val="15"/>
+                <w:color w:val="667085"/>
+                <w:sz w:val="14"/>
               </w:rPr>
               <w:t>Issuer rating</w:t>
             </w:r>
@@ -185,7 +180,7 @@
             <w:r>
               <w:rPr>
                 <w:b w:val="0"/>
-                <w:sz w:val="19"/>
+                <w:sz w:val="18"/>
               </w:rPr>
               <w:t>Moody's Baa2, stable outlook (affirmed October 2025)</w:t>
             </w:r>
@@ -194,7 +189,7 @@
                 <w:rPr>
                   <w:color w:val="2A78D6"/>
                   <w:vertAlign w:val="superscript"/>
-                  <w:sz w:val="16"/>
+                  <w:sz w:val="15"/>
                 </w:rPr>
                 <w:t xml:space="preserve">1</w:t>
               </w:r>
@@ -211,33 +206,48 @@
                 <w:rPr>
                   <w:color w:val="2A78D6"/>
                   <w:vertAlign w:val="superscript"/>
-                  <w:sz w:val="16"/>
+                  <w:sz w:val="15"/>
                 </w:rPr>
                 <w:t xml:space="preserve">2</w:t>
               </w:r>
             </w:hyperlink>
           </w:p>
-        </w:tc>
-        <w:tc>
-          <w:tcPr>
-            <w:tcW w:type="dxa" w:w="3213"/>
-            <w:tcBorders>
-              <w:top w:val="nil"/>
-              <w:left w:val="nil"/>
-              <w:bottom w:val="single" w:sz="4" w:color="C9D3DE" w:space="0"/>
-              <w:right w:val="nil"/>
-            </w:tcBorders>
-          </w:tcPr>
           <w:p>
             <w:pPr>
-              <w:spacing w:before="0" w:after="20"/>
+              <w:spacing w:before="80" w:after="0"/>
             </w:pPr>
             <w:r>
               <w:rPr>
                 <w:b/>
                 <w:caps/>
-                <w:color w:val="5F6B7A"/>
-                <w:sz w:val="15"/>
+                <w:color w:val="667085"/>
+                <w:sz w:val="14"/>
+              </w:rPr>
+              <w:t>Analysis date</w:t>
+            </w:r>
+          </w:p>
+          <w:p>
+            <w:pPr>
+              <w:spacing w:before="0" w:after="0"/>
+            </w:pPr>
+            <w:r>
+              <w:rPr>
+                <w:b w:val="0"/>
+                <w:sz w:val="18"/>
+              </w:rPr>
+              <w:t>2026-10-22</w:t>
+            </w:r>
+          </w:p>
+          <w:p>
+            <w:pPr>
+              <w:spacing w:before="80" w:after="0"/>
+            </w:pPr>
+            <w:r>
+              <w:rPr>
+                <w:b/>
+                <w:caps/>
+                <w:color w:val="667085"/>
+                <w:sz w:val="14"/>
               </w:rPr>
               <w:t>Next report</w:t>
             </w:r>
@@ -249,7 +259,7 @@
             <w:r>
               <w:rPr>
                 <w:b w:val="0"/>
-                <w:sz w:val="19"/>
+                <w:sz w:val="18"/>
               </w:rPr>
               <w:t>9M 2026 interim report - 2026-11-30</w:t>
             </w:r>
@@ -258,18 +268,225 @@
                 <w:rPr>
                   <w:color w:val="2A78D6"/>
                   <w:vertAlign w:val="superscript"/>
-                  <w:sz w:val="16"/>
+                  <w:sz w:val="15"/>
                 </w:rPr>
                 <w:t xml:space="preserve">3</w:t>
               </w:r>
             </w:hyperlink>
+          </w:p>
+          <w:p>
+            <w:pPr>
+              <w:spacing w:before="80" w:after="0"/>
+            </w:pPr>
+            <w:r>
+              <w:rPr>
+                <w:b/>
+                <w:caps/>
+                <w:color w:val="667085"/>
+                <w:sz w:val="14"/>
+              </w:rPr>
+              <w:t>Country</w:t>
+            </w:r>
+          </w:p>
+          <w:p>
+            <w:pPr>
+              <w:spacing w:before="0" w:after="0"/>
+            </w:pPr>
+            <w:r>
+              <w:rPr>
+                <w:b w:val="0"/>
+                <w:sz w:val="18"/>
+              </w:rPr>
+              <w:t>Latvia</w:t>
+            </w:r>
+          </w:p>
+        </w:tc>
+        <w:tc>
+          <w:tcPr>
+            <w:tcW w:type="dxa" w:w="4819"/>
+            <w:tcBorders>
+              <w:top w:val="single" w:sz="12" w:color="12355B" w:space="0"/>
+              <w:left w:val="nil"/>
+              <w:bottom w:val="nil"/>
+              <w:right w:val="nil"/>
+            </w:tcBorders>
+            <w:shd w:val="clear" w:color="auto" w:fill="F4F6F9"/>
+          </w:tcPr>
+          <w:p>
+            <w:pPr>
+              <w:spacing w:before="0" w:after="40"/>
+            </w:pPr>
+            <w:r>
+              <w:rPr>
+                <w:b/>
+                <w:color w:val="12355B"/>
+                <w:sz w:val="18"/>
+              </w:rPr>
+              <w:t>Securities held</w:t>
+            </w:r>
+          </w:p>
+          <w:p>
+            <w:pPr>
+              <w:spacing w:before="80" w:after="0"/>
+            </w:pPr>
+            <w:r>
+              <w:rPr>
+                <w:b/>
+                <w:color w:val="1B2430"/>
+                <w:sz w:val="17"/>
+              </w:rPr>
+              <w:t>Latvenergo 4.952% 6Y green bond</w:t>
+            </w:r>
+          </w:p>
+          <w:p>
+            <w:pPr>
+              <w:spacing w:before="0" w:after="0"/>
+            </w:pPr>
+            <w:r>
+              <w:rPr>
+                <w:b w:val="0"/>
+                <w:color w:val="667085"/>
+                <w:sz w:val="15"/>
+              </w:rPr>
+              <w:t>LV0000802684  ·  4.952% · 2029-02-22</w:t>
+            </w:r>
+          </w:p>
+          <w:p>
+            <w:pPr>
+              <w:spacing w:before="0" w:after="0"/>
+            </w:pPr>
+            <w:r>
+              <w:rPr>
+                <w:b w:val="0"/>
+                <w:color w:val="12355B"/>
+                <w:sz w:val="15"/>
+              </w:rPr>
+              <w:t>no separate rating found</w:t>
+            </w:r>
+          </w:p>
+          <w:p>
+            <w:pPr>
+              <w:spacing w:before="80" w:after="0"/>
+            </w:pPr>
+            <w:r>
+              <w:rPr>
+                <w:b/>
+                <w:color w:val="1B2430"/>
+                <w:sz w:val="17"/>
+              </w:rPr>
+              <w:t>Latvenergo 2.42% 5Y green bond</w:t>
+            </w:r>
+          </w:p>
+          <w:p>
+            <w:pPr>
+              <w:spacing w:before="0" w:after="0"/>
+            </w:pPr>
+            <w:r>
+              <w:rPr>
+                <w:b w:val="0"/>
+                <w:color w:val="667085"/>
+                <w:sz w:val="15"/>
+              </w:rPr>
+              <w:t>LV0000870129  ·  2.42% · 2027-05-05</w:t>
+            </w:r>
+          </w:p>
+          <w:p>
+            <w:pPr>
+              <w:spacing w:before="0" w:after="0"/>
+            </w:pPr>
+            <w:r>
+              <w:rPr>
+                <w:b w:val="0"/>
+                <w:color w:val="12355B"/>
+                <w:sz w:val="15"/>
+              </w:rPr>
+              <w:t>no separate rating found</w:t>
+            </w:r>
+          </w:p>
+          <w:p>
+            <w:pPr>
+              <w:spacing w:before="80" w:after="0"/>
+            </w:pPr>
+            <w:r>
+              <w:rPr>
+                <w:b/>
+                <w:color w:val="1B2430"/>
+                <w:sz w:val="17"/>
+              </w:rPr>
+              <w:t>Latvenergo 0.5% 7Y green bond</w:t>
+            </w:r>
+          </w:p>
+          <w:p>
+            <w:pPr>
+              <w:spacing w:before="0" w:after="0"/>
+            </w:pPr>
+            <w:r>
+              <w:rPr>
+                <w:b w:val="0"/>
+                <w:color w:val="667085"/>
+                <w:sz w:val="15"/>
+              </w:rPr>
+              <w:t>LV0000802460  ·  0.5% · 2028-05-17</w:t>
+            </w:r>
+          </w:p>
+          <w:p>
+            <w:pPr>
+              <w:spacing w:before="0" w:after="0"/>
+            </w:pPr>
+            <w:r>
+              <w:rPr>
+                <w:b w:val="0"/>
+                <w:color w:val="12355B"/>
+                <w:sz w:val="15"/>
+              </w:rPr>
+              <w:t>no separate rating found</w:t>
+            </w:r>
+          </w:p>
+          <w:p>
+            <w:pPr>
+              <w:spacing w:before="80" w:after="0"/>
+            </w:pPr>
+            <w:r>
+              <w:rPr>
+                <w:b/>
+                <w:color w:val="1B2430"/>
+                <w:sz w:val="17"/>
+              </w:rPr>
+              <w:t>Latvenergo 3.612% 5Y green bond</w:t>
+            </w:r>
+          </w:p>
+          <w:p>
+            <w:pPr>
+              <w:spacing w:before="0" w:after="0"/>
+            </w:pPr>
+            <w:r>
+              <w:rPr>
+                <w:b w:val="0"/>
+                <w:color w:val="667085"/>
+                <w:sz w:val="15"/>
+              </w:rPr>
+              <w:t>XS3227294132  ·  3.612% · 2030-11-13</w:t>
+            </w:r>
+          </w:p>
+          <w:p>
+            <w:pPr>
+              <w:spacing w:before="0" w:after="0"/>
+            </w:pPr>
+            <w:r>
+              <w:rPr>
+                <w:b w:val="0"/>
+                <w:color w:val="12355B"/>
+                <w:sz w:val="15"/>
+              </w:rPr>
+              <w:t>no separate rating found</w:t>
+            </w:r>
           </w:p>
         </w:tc>
       </w:tr>
     </w:tbl>
     <w:p>
       <w:pPr>
-        <w:spacing w:before="0" w:after="80"/>
+        <w:spacing w:before="0" w:after="120"/>
       </w:pPr>
     </w:p>
     <w:tbl>
@@ -314,7 +531,7 @@
             <w:r>
               <w:rPr>
                 <w:b/>
-                <w:color w:val="1A1A1A"/>
+                <w:color w:val="1B2430"/>
                 <w:sz w:val="21"/>
               </w:rPr>
               <w:t>Position OK.</w:t>
@@ -322,7 +539,7 @@
             <w:r>
               <w:rPr>
                 <w:b w:val="0"/>
-                <w:color w:val="1A1A1A"/>
+                <w:color w:val="1B2430"/>
                 <w:sz w:val="21"/>
               </w:rPr>
               <w:t xml:space="preserve"> 1H profit EUR 144.6m (+7%), rating Baa2 stable</w:t>
@@ -340,7 +557,7 @@
             <w:r>
               <w:rPr>
                 <w:b w:val="0"/>
-                <w:color w:val="1A1A1A"/>
+                <w:color w:val="1B2430"/>
                 <w:sz w:val="21"/>
               </w:rPr>
               <w:t>. Debt is rising because of large renewable investments: net debt / EBITDA 2.4x (1.5x a year ago), but FFO / net debt of 35% is still above the strategy target of &gt;25%</w:t>
@@ -358,7 +575,7 @@
             <w:r>
               <w:rPr>
                 <w:b w:val="0"/>
-                <w:color w:val="1A1A1A"/>
+                <w:color w:val="1B2430"/>
                 <w:sz w:val="21"/>
               </w:rPr>
               <w:t>.</w:t>
@@ -407,9 +624,9 @@
             <w:tcW w:type="dxa" w:w="2261"/>
             <w:tcBorders>
               <w:top w:val="single" w:sz="18" w:color="2A78D6" w:space="0"/>
-              <w:left w:val="single" w:sz="4" w:color="C9D3DE" w:space="0"/>
-              <w:bottom w:val="single" w:sz="4" w:color="C9D3DE" w:space="0"/>
-              <w:right w:val="single" w:sz="4" w:color="C9D3DE" w:space="0"/>
+              <w:left w:val="single" w:sz="4" w:color="D5DCE4" w:space="0"/>
+              <w:bottom w:val="single" w:sz="4" w:color="D5DCE4" w:space="0"/>
+              <w:right w:val="single" w:sz="4" w:color="D5DCE4" w:space="0"/>
             </w:tcBorders>
           </w:tcPr>
           <w:p>
@@ -420,7 +637,7 @@
               <w:rPr>
                 <w:b/>
                 <w:caps/>
-                <w:color w:val="5F6B7A"/>
+                <w:color w:val="667085"/>
                 <w:sz w:val="14"/>
               </w:rPr>
               <w:t>EBITDA</w:t>
@@ -428,7 +645,7 @@
             <w:r>
               <w:rPr>
                 <w:b w:val="0"/>
-                <w:color w:val="5F6B7A"/>
+                <w:color w:val="667085"/>
                 <w:sz w:val="14"/>
               </w:rPr>
               <w:t xml:space="preserve">  ·  6M2026</w:t>
@@ -441,7 +658,7 @@
             <w:r>
               <w:rPr>
                 <w:b/>
-                <w:color w:val="1F4E79"/>
+                <w:color w:val="12355B"/>
                 <w:sz w:val="34"/>
               </w:rPr>
               <w:t>284.6</w:t>
@@ -449,7 +666,7 @@
             <w:r>
               <w:rPr>
                 <w:b w:val="0"/>
-                <w:color w:val="5F6B7A"/>
+                <w:color w:val="667085"/>
                 <w:sz w:val="18"/>
               </w:rPr>
               <w:t xml:space="preserve"> EUR m</w:t>
@@ -462,7 +679,7 @@
             <w:r>
               <w:rPr>
                 <w:b w:val="0"/>
-                <w:color w:val="5F6B7A"/>
+                <w:color w:val="667085"/>
                 <w:sz w:val="15"/>
               </w:rPr>
               <w:t>▲ 4.7 % vs 6M2025</w:t>
@@ -480,9 +697,9 @@
             <w:tcW w:type="dxa" w:w="2261"/>
             <w:tcBorders>
               <w:top w:val="single" w:sz="18" w:color="2A78D6" w:space="0"/>
-              <w:left w:val="single" w:sz="4" w:color="C9D3DE" w:space="0"/>
-              <w:bottom w:val="single" w:sz="4" w:color="C9D3DE" w:space="0"/>
-              <w:right w:val="single" w:sz="4" w:color="C9D3DE" w:space="0"/>
+              <w:left w:val="single" w:sz="4" w:color="D5DCE4" w:space="0"/>
+              <w:bottom w:val="single" w:sz="4" w:color="D5DCE4" w:space="0"/>
+              <w:right w:val="single" w:sz="4" w:color="D5DCE4" w:space="0"/>
             </w:tcBorders>
           </w:tcPr>
           <w:p>
@@ -493,7 +710,7 @@
               <w:rPr>
                 <w:b/>
                 <w:caps/>
-                <w:color w:val="5F6B7A"/>
+                <w:color w:val="667085"/>
                 <w:sz w:val="14"/>
               </w:rPr>
               <w:t>Net profit</w:t>
@@ -501,7 +718,7 @@
             <w:r>
               <w:rPr>
                 <w:b w:val="0"/>
-                <w:color w:val="5F6B7A"/>
+                <w:color w:val="667085"/>
                 <w:sz w:val="14"/>
               </w:rPr>
               <w:t xml:space="preserve">  ·  6M2026</w:t>
@@ -514,7 +731,7 @@
             <w:r>
               <w:rPr>
                 <w:b/>
-                <w:color w:val="1F4E79"/>
+                <w:color w:val="12355B"/>
                 <w:sz w:val="34"/>
               </w:rPr>
               <w:t>144.6</w:t>
@@ -522,7 +739,7 @@
             <w:r>
               <w:rPr>
                 <w:b w:val="0"/>
-                <w:color w:val="5F6B7A"/>
+                <w:color w:val="667085"/>
                 <w:sz w:val="18"/>
               </w:rPr>
               <w:t xml:space="preserve"> EUR m</w:t>
@@ -535,7 +752,7 @@
             <w:r>
               <w:rPr>
                 <w:b w:val="0"/>
-                <w:color w:val="5F6B7A"/>
+                <w:color w:val="667085"/>
                 <w:sz w:val="15"/>
               </w:rPr>
               <w:t>▲ 6.9 % vs 6M2025</w:t>
@@ -553,9 +770,9 @@
             <w:tcW w:type="dxa" w:w="2261"/>
             <w:tcBorders>
               <w:top w:val="single" w:sz="18" w:color="2A78D6" w:space="0"/>
-              <w:left w:val="single" w:sz="4" w:color="C9D3DE" w:space="0"/>
-              <w:bottom w:val="single" w:sz="4" w:color="C9D3DE" w:space="0"/>
-              <w:right w:val="single" w:sz="4" w:color="C9D3DE" w:space="0"/>
+              <w:left w:val="single" w:sz="4" w:color="D5DCE4" w:space="0"/>
+              <w:bottom w:val="single" w:sz="4" w:color="D5DCE4" w:space="0"/>
+              <w:right w:val="single" w:sz="4" w:color="D5DCE4" w:space="0"/>
             </w:tcBorders>
           </w:tcPr>
           <w:p>
@@ -566,7 +783,7 @@
               <w:rPr>
                 <w:b/>
                 <w:caps/>
-                <w:color w:val="5F6B7A"/>
+                <w:color w:val="667085"/>
                 <w:sz w:val="14"/>
               </w:rPr>
               <w:t>Net debt / EBITDA</w:t>
@@ -574,7 +791,7 @@
             <w:r>
               <w:rPr>
                 <w:b w:val="0"/>
-                <w:color w:val="5F6B7A"/>
+                <w:color w:val="667085"/>
                 <w:sz w:val="14"/>
               </w:rPr>
               <w:t xml:space="preserve">  ·  6M2026</w:t>
@@ -587,7 +804,7 @@
             <w:r>
               <w:rPr>
                 <w:b/>
-                <w:color w:val="1F4E79"/>
+                <w:color w:val="12355B"/>
                 <w:sz w:val="34"/>
               </w:rPr>
               <w:t>2.4</w:t>
@@ -595,7 +812,7 @@
             <w:r>
               <w:rPr>
                 <w:b w:val="0"/>
-                <w:color w:val="5F6B7A"/>
+                <w:color w:val="667085"/>
                 <w:sz w:val="18"/>
               </w:rPr>
               <w:t xml:space="preserve"> x</w:t>
@@ -608,7 +825,7 @@
             <w:r>
               <w:rPr>
                 <w:b w:val="0"/>
-                <w:color w:val="5F6B7A"/>
+                <w:color w:val="667085"/>
                 <w:sz w:val="15"/>
               </w:rPr>
               <w:t>▲ 0.9x vs 6M2025</w:t>
@@ -626,9 +843,9 @@
             <w:tcW w:type="dxa" w:w="2261"/>
             <w:tcBorders>
               <w:top w:val="single" w:sz="18" w:color="2A78D6" w:space="0"/>
-              <w:left w:val="single" w:sz="4" w:color="C9D3DE" w:space="0"/>
-              <w:bottom w:val="single" w:sz="4" w:color="C9D3DE" w:space="0"/>
-              <w:right w:val="single" w:sz="4" w:color="C9D3DE" w:space="0"/>
+              <w:left w:val="single" w:sz="4" w:color="D5DCE4" w:space="0"/>
+              <w:bottom w:val="single" w:sz="4" w:color="D5DCE4" w:space="0"/>
+              <w:right w:val="single" w:sz="4" w:color="D5DCE4" w:space="0"/>
             </w:tcBorders>
           </w:tcPr>
           <w:p>
@@ -639,7 +856,7 @@
               <w:rPr>
                 <w:b/>
                 <w:caps/>
-                <w:color w:val="5F6B7A"/>
+                <w:color w:val="667085"/>
                 <w:sz w:val="14"/>
               </w:rPr>
               <w:t>FFO / net debt</w:t>
@@ -647,7 +864,7 @@
             <w:r>
               <w:rPr>
                 <w:b w:val="0"/>
-                <w:color w:val="5F6B7A"/>
+                <w:color w:val="667085"/>
                 <w:sz w:val="14"/>
               </w:rPr>
               <w:t xml:space="preserve">  ·  6M2026</w:t>
@@ -660,7 +877,7 @@
             <w:r>
               <w:rPr>
                 <w:b/>
-                <w:color w:val="1F4E79"/>
+                <w:color w:val="12355B"/>
                 <w:sz w:val="34"/>
               </w:rPr>
               <w:t>35</w:t>
@@ -668,7 +885,7 @@
             <w:r>
               <w:rPr>
                 <w:b w:val="0"/>
-                <w:color w:val="5F6B7A"/>
+                <w:color w:val="667085"/>
                 <w:sz w:val="18"/>
               </w:rPr>
               <w:t xml:space="preserve"> %</w:t>
@@ -681,7 +898,7 @@
             <w:r>
               <w:rPr>
                 <w:b w:val="0"/>
-                <w:color w:val="5F6B7A"/>
+                <w:color w:val="667085"/>
                 <w:sz w:val="15"/>
               </w:rPr>
               <w:t>▼ 22 p. p. vs 6M2025</w:t>
@@ -698,28 +915,13 @@
     <w:p>
       <w:pPr>
         <w:keepNext/>
-        <w:pBdr>
-          <w:bottom w:val="single" w:sz="8" w:color="1F4E79" w:space="4"/>
-        </w:pBdr>
-        <w:tabs>
-          <w:tab w:pos="482" w:val="left"/>
-        </w:tabs>
-        <w:spacing w:before="360" w:after="160"/>
+        <w:spacing w:before="200" w:after="100"/>
       </w:pPr>
       <w:r>
         <w:rPr>
           <w:b/>
-          <w:color w:val="2A78D6"/>
-          <w:sz w:val="18"/>
-        </w:rPr>
-        <w:t>01</w:t>
-        <w:tab/>
-      </w:r>
-      <w:r>
-        <w:rPr>
-          <w:b/>
-          <w:color w:val="1F4E79"/>
-          <w:sz w:val="28"/>
+          <w:color w:val="12355B"/>
+          <w:sz w:val="26"/>
         </w:rPr>
         <w:t>Quick summary</w:t>
       </w:r>
@@ -946,7 +1148,7 @@
       <w:pPr>
         <w:keepNext/>
         <w:pBdr>
-          <w:bottom w:val="single" w:sz="8" w:color="1F4E79" w:space="4"/>
+          <w:bottom w:val="single" w:sz="8" w:color="12355B" w:space="4"/>
         </w:pBdr>
         <w:tabs>
           <w:tab w:pos="482" w:val="left"/>
@@ -959,13 +1161,13 @@
           <w:color w:val="2A78D6"/>
           <w:sz w:val="18"/>
         </w:rPr>
-        <w:t>02</w:t>
+        <w:t>01</w:t>
         <w:tab/>
       </w:r>
       <w:r>
         <w:rPr>
           <w:b/>
-          <w:color w:val="1F4E79"/>
+          <w:color w:val="12355B"/>
           <w:sz w:val="28"/>
         </w:rPr>
         <w:t>Instruments held and ISINs</w:t>
@@ -992,24 +1194,23 @@
         <w:tblLook w:firstColumn="1" w:firstRow="1" w:lastColumn="0" w:lastRow="0" w:noHBand="0" w:noVBand="1" w:val="04A0"/>
       </w:tblPr>
       <w:tblGrid>
-        <w:gridCol w:w="1513"/>
+        <w:gridCol w:w="1457"/>
         <w:gridCol w:w="2241"/>
-        <w:gridCol w:w="840"/>
+        <w:gridCol w:w="1064"/>
         <w:gridCol w:w="1120"/>
         <w:gridCol w:w="1569"/>
-        <w:gridCol w:w="2353"/>
+        <w:gridCol w:w="2185"/>
       </w:tblGrid>
       <w:tr>
         <w:tc>
           <w:tcPr>
-            <w:tcW w:type="dxa" w:w="1513"/>
+            <w:tcW w:type="dxa" w:w="1457"/>
             <w:tcBorders>
-              <w:top w:val="single" w:sz="12" w:color="1F4E79" w:space="0"/>
+              <w:top w:val="nil"/>
               <w:left w:val="nil"/>
-              <w:bottom w:val="single" w:sz="4" w:color="C9D3DE" w:space="0"/>
+              <w:bottom w:val="single" w:sz="8" w:color="12355B" w:space="0"/>
               <w:right w:val="nil"/>
             </w:tcBorders>
-            <w:shd w:val="clear" w:color="auto" w:fill="EAF1F8"/>
           </w:tcPr>
           <w:p>
             <w:pPr>
@@ -1019,8 +1220,8 @@
               <w:rPr>
                 <w:b/>
                 <w:caps/>
-                <w:color w:val="1F4E79"/>
-                <w:sz w:val="16"/>
+                <w:color w:val="667085"/>
+                <w:sz w:val="14"/>
               </w:rPr>
               <w:t>ISIN</w:t>
             </w:r>
@@ -1030,12 +1231,11 @@
           <w:tcPr>
             <w:tcW w:type="dxa" w:w="2241"/>
             <w:tcBorders>
-              <w:top w:val="single" w:sz="12" w:color="1F4E79" w:space="0"/>
+              <w:top w:val="nil"/>
               <w:left w:val="nil"/>
-              <w:bottom w:val="single" w:sz="4" w:color="C9D3DE" w:space="0"/>
+              <w:bottom w:val="single" w:sz="8" w:color="12355B" w:space="0"/>
               <w:right w:val="nil"/>
             </w:tcBorders>
-            <w:shd w:val="clear" w:color="auto" w:fill="EAF1F8"/>
           </w:tcPr>
           <w:p>
             <w:pPr>
@@ -1045,8 +1245,8 @@
               <w:rPr>
                 <w:b/>
                 <w:caps/>
-                <w:color w:val="1F4E79"/>
-                <w:sz w:val="16"/>
+                <w:color w:val="667085"/>
+                <w:sz w:val="14"/>
               </w:rPr>
               <w:t>Instrument</w:t>
             </w:r>
@@ -1054,14 +1254,13 @@
         </w:tc>
         <w:tc>
           <w:tcPr>
-            <w:tcW w:type="dxa" w:w="841"/>
+            <w:tcW w:type="dxa" w:w="1065"/>
             <w:tcBorders>
-              <w:top w:val="single" w:sz="12" w:color="1F4E79" w:space="0"/>
+              <w:top w:val="nil"/>
               <w:left w:val="nil"/>
-              <w:bottom w:val="single" w:sz="4" w:color="C9D3DE" w:space="0"/>
+              <w:bottom w:val="single" w:sz="8" w:color="12355B" w:space="0"/>
               <w:right w:val="nil"/>
             </w:tcBorders>
-            <w:shd w:val="clear" w:color="auto" w:fill="EAF1F8"/>
           </w:tcPr>
           <w:p>
             <w:pPr>
@@ -1072,8 +1271,8 @@
               <w:rPr>
                 <w:b/>
                 <w:caps/>
-                <w:color w:val="1F4E79"/>
-                <w:sz w:val="16"/>
+                <w:color w:val="667085"/>
+                <w:sz w:val="14"/>
               </w:rPr>
               <w:t>Coupon</w:t>
             </w:r>
@@ -1083,12 +1282,11 @@
           <w:tcPr>
             <w:tcW w:type="dxa" w:w="1121"/>
             <w:tcBorders>
-              <w:top w:val="single" w:sz="12" w:color="1F4E79" w:space="0"/>
+              <w:top w:val="nil"/>
               <w:left w:val="nil"/>
-              <w:bottom w:val="single" w:sz="4" w:color="C9D3DE" w:space="0"/>
+              <w:bottom w:val="single" w:sz="8" w:color="12355B" w:space="0"/>
               <w:right w:val="nil"/>
             </w:tcBorders>
-            <w:shd w:val="clear" w:color="auto" w:fill="EAF1F8"/>
           </w:tcPr>
           <w:p>
             <w:pPr>
@@ -1098,8 +1296,8 @@
               <w:rPr>
                 <w:b/>
                 <w:caps/>
-                <w:color w:val="1F4E79"/>
-                <w:sz w:val="16"/>
+                <w:color w:val="667085"/>
+                <w:sz w:val="14"/>
               </w:rPr>
               <w:t>Maturity</w:t>
             </w:r>
@@ -1109,12 +1307,11 @@
           <w:tcPr>
             <w:tcW w:type="dxa" w:w="1569"/>
             <w:tcBorders>
-              <w:top w:val="single" w:sz="12" w:color="1F4E79" w:space="0"/>
+              <w:top w:val="nil"/>
               <w:left w:val="nil"/>
-              <w:bottom w:val="single" w:sz="4" w:color="C9D3DE" w:space="0"/>
+              <w:bottom w:val="single" w:sz="8" w:color="12355B" w:space="0"/>
               <w:right w:val="nil"/>
             </w:tcBorders>
-            <w:shd w:val="clear" w:color="auto" w:fill="EAF1F8"/>
           </w:tcPr>
           <w:p>
             <w:pPr>
@@ -1124,8 +1321,8 @@
               <w:rPr>
                 <w:b/>
                 <w:caps/>
-                <w:color w:val="1F4E79"/>
-                <w:sz w:val="16"/>
+                <w:color w:val="667085"/>
+                <w:sz w:val="14"/>
               </w:rPr>
               <w:t>Issue rating</w:t>
             </w:r>
@@ -1133,14 +1330,13 @@
         </w:tc>
         <w:tc>
           <w:tcPr>
-            <w:tcW w:type="dxa" w:w="2353"/>
+            <w:tcW w:type="dxa" w:w="2185"/>
             <w:tcBorders>
-              <w:top w:val="single" w:sz="12" w:color="1F4E79" w:space="0"/>
+              <w:top w:val="nil"/>
               <w:left w:val="nil"/>
-              <w:bottom w:val="single" w:sz="4" w:color="C9D3DE" w:space="0"/>
+              <w:bottom w:val="single" w:sz="8" w:color="12355B" w:space="0"/>
               <w:right w:val="nil"/>
             </w:tcBorders>
-            <w:shd w:val="clear" w:color="auto" w:fill="EAF1F8"/>
           </w:tcPr>
           <w:p>
             <w:pPr>
@@ -1150,8 +1346,8 @@
               <w:rPr>
                 <w:b/>
                 <w:caps/>
-                <w:color w:val="1F4E79"/>
-                <w:sz w:val="16"/>
+                <w:color w:val="667085"/>
+                <w:sz w:val="14"/>
               </w:rPr>
               <w:t>Note</w:t>
             </w:r>
@@ -1161,11 +1357,11 @@
       <w:tr>
         <w:tc>
           <w:tcPr>
-            <w:tcW w:type="dxa" w:w="1513"/>
+            <w:tcW w:type="dxa" w:w="1457"/>
             <w:tcBorders>
               <w:top w:val="nil"/>
               <w:left w:val="nil"/>
-              <w:bottom w:val="single" w:sz="4" w:color="DDE3EA" w:space="0"/>
+              <w:bottom w:val="single" w:sz="4" w:color="E6EAF0" w:space="0"/>
               <w:right w:val="nil"/>
             </w:tcBorders>
           </w:tcPr>
@@ -1188,7 +1384,7 @@
             <w:tcBorders>
               <w:top w:val="nil"/>
               <w:left w:val="nil"/>
-              <w:bottom w:val="single" w:sz="4" w:color="DDE3EA" w:space="0"/>
+              <w:bottom w:val="single" w:sz="4" w:color="E6EAF0" w:space="0"/>
               <w:right w:val="nil"/>
             </w:tcBorders>
           </w:tcPr>
@@ -1207,11 +1403,11 @@
         </w:tc>
         <w:tc>
           <w:tcPr>
-            <w:tcW w:type="dxa" w:w="841"/>
+            <w:tcW w:type="dxa" w:w="1065"/>
             <w:tcBorders>
               <w:top w:val="nil"/>
               <w:left w:val="nil"/>
-              <w:bottom w:val="single" w:sz="4" w:color="DDE3EA" w:space="0"/>
+              <w:bottom w:val="single" w:sz="4" w:color="E6EAF0" w:space="0"/>
               <w:right w:val="nil"/>
             </w:tcBorders>
           </w:tcPr>
@@ -1235,7 +1431,7 @@
             <w:tcBorders>
               <w:top w:val="nil"/>
               <w:left w:val="nil"/>
-              <w:bottom w:val="single" w:sz="4" w:color="DDE3EA" w:space="0"/>
+              <w:bottom w:val="single" w:sz="4" w:color="E6EAF0" w:space="0"/>
               <w:right w:val="nil"/>
             </w:tcBorders>
           </w:tcPr>
@@ -1258,7 +1454,7 @@
             <w:tcBorders>
               <w:top w:val="nil"/>
               <w:left w:val="nil"/>
-              <w:bottom w:val="single" w:sz="4" w:color="DDE3EA" w:space="0"/>
+              <w:bottom w:val="single" w:sz="4" w:color="E6EAF0" w:space="0"/>
               <w:right w:val="nil"/>
             </w:tcBorders>
           </w:tcPr>
@@ -1277,11 +1473,11 @@
         </w:tc>
         <w:tc>
           <w:tcPr>
-            <w:tcW w:type="dxa" w:w="2353"/>
+            <w:tcW w:type="dxa" w:w="2185"/>
             <w:tcBorders>
               <w:top w:val="nil"/>
               <w:left w:val="nil"/>
-              <w:bottom w:val="single" w:sz="4" w:color="DDE3EA" w:space="0"/>
+              <w:bottom w:val="single" w:sz="4" w:color="E6EAF0" w:space="0"/>
               <w:right w:val="nil"/>
             </w:tcBorders>
           </w:tcPr>
@@ -1302,11 +1498,11 @@
       <w:tr>
         <w:tc>
           <w:tcPr>
-            <w:tcW w:type="dxa" w:w="1513"/>
+            <w:tcW w:type="dxa" w:w="1457"/>
             <w:tcBorders>
               <w:top w:val="nil"/>
               <w:left w:val="nil"/>
-              <w:bottom w:val="single" w:sz="4" w:color="DDE3EA" w:space="0"/>
+              <w:bottom w:val="single" w:sz="4" w:color="E6EAF0" w:space="0"/>
               <w:right w:val="nil"/>
             </w:tcBorders>
           </w:tcPr>
@@ -1329,7 +1525,7 @@
             <w:tcBorders>
               <w:top w:val="nil"/>
               <w:left w:val="nil"/>
-              <w:bottom w:val="single" w:sz="4" w:color="DDE3EA" w:space="0"/>
+              <w:bottom w:val="single" w:sz="4" w:color="E6EAF0" w:space="0"/>
               <w:right w:val="nil"/>
             </w:tcBorders>
           </w:tcPr>
@@ -1348,11 +1544,11 @@
         </w:tc>
         <w:tc>
           <w:tcPr>
-            <w:tcW w:type="dxa" w:w="841"/>
+            <w:tcW w:type="dxa" w:w="1065"/>
             <w:tcBorders>
               <w:top w:val="nil"/>
               <w:left w:val="nil"/>
-              <w:bottom w:val="single" w:sz="4" w:color="DDE3EA" w:space="0"/>
+              <w:bottom w:val="single" w:sz="4" w:color="E6EAF0" w:space="0"/>
               <w:right w:val="nil"/>
             </w:tcBorders>
           </w:tcPr>
@@ -1376,7 +1572,7 @@
             <w:tcBorders>
               <w:top w:val="nil"/>
               <w:left w:val="nil"/>
-              <w:bottom w:val="single" w:sz="4" w:color="DDE3EA" w:space="0"/>
+              <w:bottom w:val="single" w:sz="4" w:color="E6EAF0" w:space="0"/>
               <w:right w:val="nil"/>
             </w:tcBorders>
           </w:tcPr>
@@ -1399,7 +1595,7 @@
             <w:tcBorders>
               <w:top w:val="nil"/>
               <w:left w:val="nil"/>
-              <w:bottom w:val="single" w:sz="4" w:color="DDE3EA" w:space="0"/>
+              <w:bottom w:val="single" w:sz="4" w:color="E6EAF0" w:space="0"/>
               <w:right w:val="nil"/>
             </w:tcBorders>
           </w:tcPr>
@@ -1418,11 +1614,11 @@
         </w:tc>
         <w:tc>
           <w:tcPr>
-            <w:tcW w:type="dxa" w:w="2353"/>
+            <w:tcW w:type="dxa" w:w="2185"/>
             <w:tcBorders>
               <w:top w:val="nil"/>
               <w:left w:val="nil"/>
-              <w:bottom w:val="single" w:sz="4" w:color="DDE3EA" w:space="0"/>
+              <w:bottom w:val="single" w:sz="4" w:color="E6EAF0" w:space="0"/>
               <w:right w:val="nil"/>
             </w:tcBorders>
           </w:tcPr>
@@ -1443,11 +1639,11 @@
       <w:tr>
         <w:tc>
           <w:tcPr>
-            <w:tcW w:type="dxa" w:w="1513"/>
+            <w:tcW w:type="dxa" w:w="1457"/>
             <w:tcBorders>
               <w:top w:val="nil"/>
               <w:left w:val="nil"/>
-              <w:bottom w:val="single" w:sz="4" w:color="DDE3EA" w:space="0"/>
+              <w:bottom w:val="single" w:sz="4" w:color="E6EAF0" w:space="0"/>
               <w:right w:val="nil"/>
             </w:tcBorders>
           </w:tcPr>
@@ -1470,7 +1666,7 @@
             <w:tcBorders>
               <w:top w:val="nil"/>
               <w:left w:val="nil"/>
-              <w:bottom w:val="single" w:sz="4" w:color="DDE3EA" w:space="0"/>
+              <w:bottom w:val="single" w:sz="4" w:color="E6EAF0" w:space="0"/>
               <w:right w:val="nil"/>
             </w:tcBorders>
           </w:tcPr>
@@ -1489,11 +1685,11 @@
         </w:tc>
         <w:tc>
           <w:tcPr>
-            <w:tcW w:type="dxa" w:w="841"/>
+            <w:tcW w:type="dxa" w:w="1065"/>
             <w:tcBorders>
               <w:top w:val="nil"/>
               <w:left w:val="nil"/>
-              <w:bottom w:val="single" w:sz="4" w:color="DDE3EA" w:space="0"/>
+              <w:bottom w:val="single" w:sz="4" w:color="E6EAF0" w:space="0"/>
               <w:right w:val="nil"/>
             </w:tcBorders>
           </w:tcPr>
@@ -1517,7 +1713,7 @@
             <w:tcBorders>
               <w:top w:val="nil"/>
               <w:left w:val="nil"/>
-              <w:bottom w:val="single" w:sz="4" w:color="DDE3EA" w:space="0"/>
+              <w:bottom w:val="single" w:sz="4" w:color="E6EAF0" w:space="0"/>
               <w:right w:val="nil"/>
             </w:tcBorders>
           </w:tcPr>
@@ -1540,7 +1736,7 @@
             <w:tcBorders>
               <w:top w:val="nil"/>
               <w:left w:val="nil"/>
-              <w:bottom w:val="single" w:sz="4" w:color="DDE3EA" w:space="0"/>
+              <w:bottom w:val="single" w:sz="4" w:color="E6EAF0" w:space="0"/>
               <w:right w:val="nil"/>
             </w:tcBorders>
           </w:tcPr>
@@ -1559,11 +1755,11 @@
         </w:tc>
         <w:tc>
           <w:tcPr>
-            <w:tcW w:type="dxa" w:w="2353"/>
+            <w:tcW w:type="dxa" w:w="2185"/>
             <w:tcBorders>
               <w:top w:val="nil"/>
               <w:left w:val="nil"/>
-              <w:bottom w:val="single" w:sz="4" w:color="DDE3EA" w:space="0"/>
+              <w:bottom w:val="single" w:sz="4" w:color="E6EAF0" w:space="0"/>
               <w:right w:val="nil"/>
             </w:tcBorders>
           </w:tcPr>
@@ -1584,11 +1780,11 @@
       <w:tr>
         <w:tc>
           <w:tcPr>
-            <w:tcW w:type="dxa" w:w="1513"/>
+            <w:tcW w:type="dxa" w:w="1457"/>
             <w:tcBorders>
               <w:top w:val="nil"/>
               <w:left w:val="nil"/>
-              <w:bottom w:val="single" w:sz="4" w:color="DDE3EA" w:space="0"/>
+              <w:bottom w:val="single" w:sz="4" w:color="E6EAF0" w:space="0"/>
               <w:right w:val="nil"/>
             </w:tcBorders>
           </w:tcPr>
@@ -1611,7 +1807,7 @@
             <w:tcBorders>
               <w:top w:val="nil"/>
               <w:left w:val="nil"/>
-              <w:bottom w:val="single" w:sz="4" w:color="DDE3EA" w:space="0"/>
+              <w:bottom w:val="single" w:sz="4" w:color="E6EAF0" w:space="0"/>
               <w:right w:val="nil"/>
             </w:tcBorders>
           </w:tcPr>
@@ -1630,11 +1826,11 @@
         </w:tc>
         <w:tc>
           <w:tcPr>
-            <w:tcW w:type="dxa" w:w="841"/>
+            <w:tcW w:type="dxa" w:w="1065"/>
             <w:tcBorders>
               <w:top w:val="nil"/>
               <w:left w:val="nil"/>
-              <w:bottom w:val="single" w:sz="4" w:color="DDE3EA" w:space="0"/>
+              <w:bottom w:val="single" w:sz="4" w:color="E6EAF0" w:space="0"/>
               <w:right w:val="nil"/>
             </w:tcBorders>
           </w:tcPr>
@@ -1658,7 +1854,7 @@
             <w:tcBorders>
               <w:top w:val="nil"/>
               <w:left w:val="nil"/>
-              <w:bottom w:val="single" w:sz="4" w:color="DDE3EA" w:space="0"/>
+              <w:bottom w:val="single" w:sz="4" w:color="E6EAF0" w:space="0"/>
               <w:right w:val="nil"/>
             </w:tcBorders>
           </w:tcPr>
@@ -1681,7 +1877,7 @@
             <w:tcBorders>
               <w:top w:val="nil"/>
               <w:left w:val="nil"/>
-              <w:bottom w:val="single" w:sz="4" w:color="DDE3EA" w:space="0"/>
+              <w:bottom w:val="single" w:sz="4" w:color="E6EAF0" w:space="0"/>
               <w:right w:val="nil"/>
             </w:tcBorders>
           </w:tcPr>
@@ -1700,11 +1896,11 @@
         </w:tc>
         <w:tc>
           <w:tcPr>
-            <w:tcW w:type="dxa" w:w="2353"/>
+            <w:tcW w:type="dxa" w:w="2185"/>
             <w:tcBorders>
               <w:top w:val="nil"/>
               <w:left w:val="nil"/>
-              <w:bottom w:val="single" w:sz="4" w:color="DDE3EA" w:space="0"/>
+              <w:bottom w:val="single" w:sz="4" w:color="E6EAF0" w:space="0"/>
               <w:right w:val="nil"/>
             </w:tcBorders>
           </w:tcPr>
@@ -1732,7 +1928,7 @@
       <w:pPr>
         <w:keepNext/>
         <w:pBdr>
-          <w:bottom w:val="single" w:sz="8" w:color="1F4E79" w:space="4"/>
+          <w:bottom w:val="single" w:sz="8" w:color="12355B" w:space="4"/>
         </w:pBdr>
         <w:tabs>
           <w:tab w:pos="482" w:val="left"/>
@@ -1745,13 +1941,13 @@
           <w:color w:val="2A78D6"/>
           <w:sz w:val="18"/>
         </w:rPr>
-        <w:t>03</w:t>
+        <w:t>02</w:t>
         <w:tab/>
       </w:r>
       <w:r>
         <w:rPr>
           <w:b/>
-          <w:color w:val="1F4E79"/>
+          <w:color w:val="12355B"/>
           <w:sz w:val="28"/>
         </w:rPr>
         <w:t>Key ratios</w:t>
@@ -1789,12 +1985,11 @@
           <w:tcPr>
             <w:tcW w:type="dxa" w:w="3254"/>
             <w:tcBorders>
-              <w:top w:val="single" w:sz="12" w:color="1F4E79" w:space="0"/>
+              <w:top w:val="nil"/>
               <w:left w:val="nil"/>
-              <w:bottom w:val="single" w:sz="4" w:color="C9D3DE" w:space="0"/>
+              <w:bottom w:val="single" w:sz="8" w:color="12355B" w:space="0"/>
               <w:right w:val="nil"/>
             </w:tcBorders>
-            <w:shd w:val="clear" w:color="auto" w:fill="EAF1F8"/>
           </w:tcPr>
           <w:p>
             <w:pPr>
@@ -1804,8 +1999,8 @@
               <w:rPr>
                 <w:b/>
                 <w:caps/>
-                <w:color w:val="1F4E79"/>
-                <w:sz w:val="16"/>
+                <w:color w:val="667085"/>
+                <w:sz w:val="14"/>
               </w:rPr>
               <w:t>Metric</w:t>
             </w:r>
@@ -1815,12 +2010,11 @@
           <w:tcPr>
             <w:tcW w:type="dxa" w:w="1314"/>
             <w:tcBorders>
-              <w:top w:val="single" w:sz="12" w:color="1F4E79" w:space="0"/>
+              <w:top w:val="nil"/>
               <w:left w:val="nil"/>
-              <w:bottom w:val="single" w:sz="4" w:color="C9D3DE" w:space="0"/>
+              <w:bottom w:val="single" w:sz="8" w:color="12355B" w:space="0"/>
               <w:right w:val="nil"/>
             </w:tcBorders>
-            <w:shd w:val="clear" w:color="auto" w:fill="EAF1F8"/>
           </w:tcPr>
           <w:p>
             <w:pPr>
@@ -1831,8 +2025,8 @@
               <w:rPr>
                 <w:b/>
                 <w:caps/>
-                <w:color w:val="1F4E79"/>
-                <w:sz w:val="16"/>
+                <w:color w:val="667085"/>
+                <w:sz w:val="14"/>
               </w:rPr>
               <w:t>FY2025</w:t>
             </w:r>
@@ -1842,12 +2036,11 @@
           <w:tcPr>
             <w:tcW w:type="dxa" w:w="1314"/>
             <w:tcBorders>
-              <w:top w:val="single" w:sz="12" w:color="1F4E79" w:space="0"/>
+              <w:top w:val="nil"/>
               <w:left w:val="nil"/>
-              <w:bottom w:val="single" w:sz="4" w:color="C9D3DE" w:space="0"/>
+              <w:bottom w:val="single" w:sz="8" w:color="12355B" w:space="0"/>
               <w:right w:val="nil"/>
             </w:tcBorders>
-            <w:shd w:val="clear" w:color="auto" w:fill="EAF1F8"/>
           </w:tcPr>
           <w:p>
             <w:pPr>
@@ -1858,8 +2051,8 @@
               <w:rPr>
                 <w:b/>
                 <w:caps/>
-                <w:color w:val="1F4E79"/>
-                <w:sz w:val="16"/>
+                <w:color w:val="667085"/>
+                <w:sz w:val="14"/>
               </w:rPr>
               <w:t>6M2025</w:t>
             </w:r>
@@ -1869,12 +2062,11 @@
           <w:tcPr>
             <w:tcW w:type="dxa" w:w="1314"/>
             <w:tcBorders>
-              <w:top w:val="single" w:sz="12" w:color="1F4E79" w:space="0"/>
+              <w:top w:val="nil"/>
               <w:left w:val="nil"/>
-              <w:bottom w:val="single" w:sz="4" w:color="C9D3DE" w:space="0"/>
+              <w:bottom w:val="single" w:sz="8" w:color="12355B" w:space="0"/>
               <w:right w:val="nil"/>
             </w:tcBorders>
-            <w:shd w:val="clear" w:color="auto" w:fill="EAF1F8"/>
           </w:tcPr>
           <w:p>
             <w:pPr>
@@ -1885,8 +2077,8 @@
               <w:rPr>
                 <w:b/>
                 <w:caps/>
-                <w:color w:val="1F4E79"/>
-                <w:sz w:val="16"/>
+                <w:color w:val="667085"/>
+                <w:sz w:val="14"/>
               </w:rPr>
               <w:t>6M2026</w:t>
             </w:r>
@@ -1896,12 +2088,11 @@
           <w:tcPr>
             <w:tcW w:type="dxa" w:w="2441"/>
             <w:tcBorders>
-              <w:top w:val="single" w:sz="12" w:color="1F4E79" w:space="0"/>
+              <w:top w:val="nil"/>
               <w:left w:val="nil"/>
-              <w:bottom w:val="single" w:sz="4" w:color="C9D3DE" w:space="0"/>
+              <w:bottom w:val="single" w:sz="8" w:color="12355B" w:space="0"/>
               <w:right w:val="nil"/>
             </w:tcBorders>
-            <w:shd w:val="clear" w:color="auto" w:fill="EAF1F8"/>
           </w:tcPr>
           <w:p>
             <w:pPr>
@@ -1912,8 +2103,8 @@
               <w:rPr>
                 <w:b/>
                 <w:caps/>
-                <w:color w:val="1F4E79"/>
-                <w:sz w:val="16"/>
+                <w:color w:val="667085"/>
+                <w:sz w:val="14"/>
               </w:rPr>
               <w:t>Change</w:t>
             </w:r>
@@ -1927,7 +2118,7 @@
             <w:tcBorders>
               <w:top w:val="nil"/>
               <w:left w:val="nil"/>
-              <w:bottom w:val="single" w:sz="4" w:color="DDE3EA" w:space="0"/>
+              <w:bottom w:val="single" w:sz="4" w:color="E6EAF0" w:space="0"/>
               <w:right w:val="nil"/>
             </w:tcBorders>
           </w:tcPr>
@@ -1977,7 +2168,7 @@
             <w:tcBorders>
               <w:top w:val="nil"/>
               <w:left w:val="nil"/>
-              <w:bottom w:val="single" w:sz="4" w:color="DDE3EA" w:space="0"/>
+              <w:bottom w:val="single" w:sz="4" w:color="E6EAF0" w:space="0"/>
               <w:right w:val="nil"/>
             </w:tcBorders>
           </w:tcPr>
@@ -2001,7 +2192,7 @@
             <w:tcBorders>
               <w:top w:val="nil"/>
               <w:left w:val="nil"/>
-              <w:bottom w:val="single" w:sz="4" w:color="DDE3EA" w:space="0"/>
+              <w:bottom w:val="single" w:sz="4" w:color="E6EAF0" w:space="0"/>
               <w:right w:val="nil"/>
             </w:tcBorders>
           </w:tcPr>
@@ -2025,7 +2216,7 @@
             <w:tcBorders>
               <w:top w:val="nil"/>
               <w:left w:val="nil"/>
-              <w:bottom w:val="single" w:sz="4" w:color="DDE3EA" w:space="0"/>
+              <w:bottom w:val="single" w:sz="4" w:color="E6EAF0" w:space="0"/>
               <w:right w:val="nil"/>
             </w:tcBorders>
           </w:tcPr>
@@ -2049,7 +2240,7 @@
             <w:tcBorders>
               <w:top w:val="nil"/>
               <w:left w:val="nil"/>
-              <w:bottom w:val="single" w:sz="4" w:color="DDE3EA" w:space="0"/>
+              <w:bottom w:val="single" w:sz="4" w:color="E6EAF0" w:space="0"/>
               <w:right w:val="nil"/>
             </w:tcBorders>
           </w:tcPr>
@@ -2076,7 +2267,7 @@
             <w:tcBorders>
               <w:top w:val="nil"/>
               <w:left w:val="nil"/>
-              <w:bottom w:val="single" w:sz="4" w:color="DDE3EA" w:space="0"/>
+              <w:bottom w:val="single" w:sz="4" w:color="E6EAF0" w:space="0"/>
               <w:right w:val="nil"/>
             </w:tcBorders>
           </w:tcPr>
@@ -2109,7 +2300,7 @@
             <w:tcBorders>
               <w:top w:val="nil"/>
               <w:left w:val="nil"/>
-              <w:bottom w:val="single" w:sz="4" w:color="DDE3EA" w:space="0"/>
+              <w:bottom w:val="single" w:sz="4" w:color="E6EAF0" w:space="0"/>
               <w:right w:val="nil"/>
             </w:tcBorders>
           </w:tcPr>
@@ -2133,7 +2324,7 @@
             <w:tcBorders>
               <w:top w:val="nil"/>
               <w:left w:val="nil"/>
-              <w:bottom w:val="single" w:sz="4" w:color="DDE3EA" w:space="0"/>
+              <w:bottom w:val="single" w:sz="4" w:color="E6EAF0" w:space="0"/>
               <w:right w:val="nil"/>
             </w:tcBorders>
           </w:tcPr>
@@ -2157,7 +2348,7 @@
             <w:tcBorders>
               <w:top w:val="nil"/>
               <w:left w:val="nil"/>
-              <w:bottom w:val="single" w:sz="4" w:color="DDE3EA" w:space="0"/>
+              <w:bottom w:val="single" w:sz="4" w:color="E6EAF0" w:space="0"/>
               <w:right w:val="nil"/>
             </w:tcBorders>
           </w:tcPr>
@@ -2181,7 +2372,7 @@
             <w:tcBorders>
               <w:top w:val="nil"/>
               <w:left w:val="nil"/>
-              <w:bottom w:val="single" w:sz="4" w:color="DDE3EA" w:space="0"/>
+              <w:bottom w:val="single" w:sz="4" w:color="E6EAF0" w:space="0"/>
               <w:right w:val="nil"/>
             </w:tcBorders>
           </w:tcPr>
@@ -2208,7 +2399,7 @@
             <w:tcBorders>
               <w:top w:val="nil"/>
               <w:left w:val="nil"/>
-              <w:bottom w:val="single" w:sz="4" w:color="DDE3EA" w:space="0"/>
+              <w:bottom w:val="single" w:sz="4" w:color="E6EAF0" w:space="0"/>
               <w:right w:val="nil"/>
             </w:tcBorders>
           </w:tcPr>
@@ -2258,7 +2449,7 @@
             <w:tcBorders>
               <w:top w:val="nil"/>
               <w:left w:val="nil"/>
-              <w:bottom w:val="single" w:sz="4" w:color="DDE3EA" w:space="0"/>
+              <w:bottom w:val="single" w:sz="4" w:color="E6EAF0" w:space="0"/>
               <w:right w:val="nil"/>
             </w:tcBorders>
           </w:tcPr>
@@ -2282,7 +2473,7 @@
             <w:tcBorders>
               <w:top w:val="nil"/>
               <w:left w:val="nil"/>
-              <w:bottom w:val="single" w:sz="4" w:color="DDE3EA" w:space="0"/>
+              <w:bottom w:val="single" w:sz="4" w:color="E6EAF0" w:space="0"/>
               <w:right w:val="nil"/>
             </w:tcBorders>
           </w:tcPr>
@@ -2306,7 +2497,7 @@
             <w:tcBorders>
               <w:top w:val="nil"/>
               <w:left w:val="nil"/>
-              <w:bottom w:val="single" w:sz="4" w:color="DDE3EA" w:space="0"/>
+              <w:bottom w:val="single" w:sz="4" w:color="E6EAF0" w:space="0"/>
               <w:right w:val="nil"/>
             </w:tcBorders>
           </w:tcPr>
@@ -2330,7 +2521,7 @@
             <w:tcBorders>
               <w:top w:val="nil"/>
               <w:left w:val="nil"/>
-              <w:bottom w:val="single" w:sz="4" w:color="DDE3EA" w:space="0"/>
+              <w:bottom w:val="single" w:sz="4" w:color="E6EAF0" w:space="0"/>
               <w:right w:val="nil"/>
             </w:tcBorders>
           </w:tcPr>
@@ -2357,7 +2548,7 @@
             <w:tcBorders>
               <w:top w:val="nil"/>
               <w:left w:val="nil"/>
-              <w:bottom w:val="single" w:sz="4" w:color="DDE3EA" w:space="0"/>
+              <w:bottom w:val="single" w:sz="4" w:color="E6EAF0" w:space="0"/>
               <w:right w:val="nil"/>
             </w:tcBorders>
           </w:tcPr>
@@ -2407,7 +2598,7 @@
             <w:tcBorders>
               <w:top w:val="nil"/>
               <w:left w:val="nil"/>
-              <w:bottom w:val="single" w:sz="4" w:color="DDE3EA" w:space="0"/>
+              <w:bottom w:val="single" w:sz="4" w:color="E6EAF0" w:space="0"/>
               <w:right w:val="nil"/>
             </w:tcBorders>
           </w:tcPr>
@@ -2431,7 +2622,7 @@
             <w:tcBorders>
               <w:top w:val="nil"/>
               <w:left w:val="nil"/>
-              <w:bottom w:val="single" w:sz="4" w:color="DDE3EA" w:space="0"/>
+              <w:bottom w:val="single" w:sz="4" w:color="E6EAF0" w:space="0"/>
               <w:right w:val="nil"/>
             </w:tcBorders>
           </w:tcPr>
@@ -2455,7 +2646,7 @@
             <w:tcBorders>
               <w:top w:val="nil"/>
               <w:left w:val="nil"/>
-              <w:bottom w:val="single" w:sz="4" w:color="DDE3EA" w:space="0"/>
+              <w:bottom w:val="single" w:sz="4" w:color="E6EAF0" w:space="0"/>
               <w:right w:val="nil"/>
             </w:tcBorders>
           </w:tcPr>
@@ -2479,7 +2670,7 @@
             <w:tcBorders>
               <w:top w:val="nil"/>
               <w:left w:val="nil"/>
-              <w:bottom w:val="single" w:sz="4" w:color="DDE3EA" w:space="0"/>
+              <w:bottom w:val="single" w:sz="4" w:color="E6EAF0" w:space="0"/>
               <w:right w:val="nil"/>
             </w:tcBorders>
           </w:tcPr>
@@ -2506,7 +2697,7 @@
             <w:tcBorders>
               <w:top w:val="nil"/>
               <w:left w:val="nil"/>
-              <w:bottom w:val="single" w:sz="4" w:color="DDE3EA" w:space="0"/>
+              <w:bottom w:val="single" w:sz="4" w:color="E6EAF0" w:space="0"/>
               <w:right w:val="nil"/>
             </w:tcBorders>
           </w:tcPr>
@@ -2539,7 +2730,7 @@
             <w:tcBorders>
               <w:top w:val="nil"/>
               <w:left w:val="nil"/>
-              <w:bottom w:val="single" w:sz="4" w:color="DDE3EA" w:space="0"/>
+              <w:bottom w:val="single" w:sz="4" w:color="E6EAF0" w:space="0"/>
               <w:right w:val="nil"/>
             </w:tcBorders>
           </w:tcPr>
@@ -2563,7 +2754,7 @@
             <w:tcBorders>
               <w:top w:val="nil"/>
               <w:left w:val="nil"/>
-              <w:bottom w:val="single" w:sz="4" w:color="DDE3EA" w:space="0"/>
+              <w:bottom w:val="single" w:sz="4" w:color="E6EAF0" w:space="0"/>
               <w:right w:val="nil"/>
             </w:tcBorders>
           </w:tcPr>
@@ -2587,7 +2778,7 @@
             <w:tcBorders>
               <w:top w:val="nil"/>
               <w:left w:val="nil"/>
-              <w:bottom w:val="single" w:sz="4" w:color="DDE3EA" w:space="0"/>
+              <w:bottom w:val="single" w:sz="4" w:color="E6EAF0" w:space="0"/>
               <w:right w:val="nil"/>
             </w:tcBorders>
           </w:tcPr>
@@ -2611,7 +2802,7 @@
             <w:tcBorders>
               <w:top w:val="nil"/>
               <w:left w:val="nil"/>
-              <w:bottom w:val="single" w:sz="4" w:color="DDE3EA" w:space="0"/>
+              <w:bottom w:val="single" w:sz="4" w:color="E6EAF0" w:space="0"/>
               <w:right w:val="nil"/>
             </w:tcBorders>
           </w:tcPr>
@@ -2638,7 +2829,7 @@
             <w:tcBorders>
               <w:top w:val="nil"/>
               <w:left w:val="nil"/>
-              <w:bottom w:val="single" w:sz="4" w:color="DDE3EA" w:space="0"/>
+              <w:bottom w:val="single" w:sz="4" w:color="E6EAF0" w:space="0"/>
               <w:right w:val="nil"/>
             </w:tcBorders>
           </w:tcPr>
@@ -2671,7 +2862,7 @@
             <w:tcBorders>
               <w:top w:val="nil"/>
               <w:left w:val="nil"/>
-              <w:bottom w:val="single" w:sz="4" w:color="DDE3EA" w:space="0"/>
+              <w:bottom w:val="single" w:sz="4" w:color="E6EAF0" w:space="0"/>
               <w:right w:val="nil"/>
             </w:tcBorders>
           </w:tcPr>
@@ -2695,7 +2886,7 @@
             <w:tcBorders>
               <w:top w:val="nil"/>
               <w:left w:val="nil"/>
-              <w:bottom w:val="single" w:sz="4" w:color="DDE3EA" w:space="0"/>
+              <w:bottom w:val="single" w:sz="4" w:color="E6EAF0" w:space="0"/>
               <w:right w:val="nil"/>
             </w:tcBorders>
           </w:tcPr>
@@ -2719,7 +2910,7 @@
             <w:tcBorders>
               <w:top w:val="nil"/>
               <w:left w:val="nil"/>
-              <w:bottom w:val="single" w:sz="4" w:color="DDE3EA" w:space="0"/>
+              <w:bottom w:val="single" w:sz="4" w:color="E6EAF0" w:space="0"/>
               <w:right w:val="nil"/>
             </w:tcBorders>
             <w:shd w:val="clear" w:color="auto" w:fill="E3F3E8"/>
@@ -2744,7 +2935,7 @@
             <w:tcBorders>
               <w:top w:val="nil"/>
               <w:left w:val="nil"/>
-              <w:bottom w:val="single" w:sz="4" w:color="DDE3EA" w:space="0"/>
+              <w:bottom w:val="single" w:sz="4" w:color="E6EAF0" w:space="0"/>
               <w:right w:val="nil"/>
             </w:tcBorders>
           </w:tcPr>
@@ -2771,7 +2962,7 @@
             <w:tcBorders>
               <w:top w:val="nil"/>
               <w:left w:val="nil"/>
-              <w:bottom w:val="single" w:sz="4" w:color="DDE3EA" w:space="0"/>
+              <w:bottom w:val="single" w:sz="4" w:color="E6EAF0" w:space="0"/>
               <w:right w:val="nil"/>
             </w:tcBorders>
           </w:tcPr>
@@ -2821,7 +3012,7 @@
             <w:tcBorders>
               <w:top w:val="nil"/>
               <w:left w:val="nil"/>
-              <w:bottom w:val="single" w:sz="4" w:color="DDE3EA" w:space="0"/>
+              <w:bottom w:val="single" w:sz="4" w:color="E6EAF0" w:space="0"/>
               <w:right w:val="nil"/>
             </w:tcBorders>
           </w:tcPr>
@@ -2845,7 +3036,7 @@
             <w:tcBorders>
               <w:top w:val="nil"/>
               <w:left w:val="nil"/>
-              <w:bottom w:val="single" w:sz="4" w:color="DDE3EA" w:space="0"/>
+              <w:bottom w:val="single" w:sz="4" w:color="E6EAF0" w:space="0"/>
               <w:right w:val="nil"/>
             </w:tcBorders>
           </w:tcPr>
@@ -2869,7 +3060,7 @@
             <w:tcBorders>
               <w:top w:val="nil"/>
               <w:left w:val="nil"/>
-              <w:bottom w:val="single" w:sz="4" w:color="DDE3EA" w:space="0"/>
+              <w:bottom w:val="single" w:sz="4" w:color="E6EAF0" w:space="0"/>
               <w:right w:val="nil"/>
             </w:tcBorders>
             <w:shd w:val="clear" w:color="auto" w:fill="E3F3E8"/>
@@ -2894,7 +3085,7 @@
             <w:tcBorders>
               <w:top w:val="nil"/>
               <w:left w:val="nil"/>
-              <w:bottom w:val="single" w:sz="4" w:color="DDE3EA" w:space="0"/>
+              <w:bottom w:val="single" w:sz="4" w:color="E6EAF0" w:space="0"/>
               <w:right w:val="nil"/>
             </w:tcBorders>
           </w:tcPr>
@@ -2921,7 +3112,7 @@
             <w:tcBorders>
               <w:top w:val="nil"/>
               <w:left w:val="nil"/>
-              <w:bottom w:val="single" w:sz="4" w:color="DDE3EA" w:space="0"/>
+              <w:bottom w:val="single" w:sz="4" w:color="E6EAF0" w:space="0"/>
               <w:right w:val="nil"/>
             </w:tcBorders>
           </w:tcPr>
@@ -2954,7 +3145,7 @@
             <w:tcBorders>
               <w:top w:val="nil"/>
               <w:left w:val="nil"/>
-              <w:bottom w:val="single" w:sz="4" w:color="DDE3EA" w:space="0"/>
+              <w:bottom w:val="single" w:sz="4" w:color="E6EAF0" w:space="0"/>
               <w:right w:val="nil"/>
             </w:tcBorders>
           </w:tcPr>
@@ -2978,7 +3169,7 @@
             <w:tcBorders>
               <w:top w:val="nil"/>
               <w:left w:val="nil"/>
-              <w:bottom w:val="single" w:sz="4" w:color="DDE3EA" w:space="0"/>
+              <w:bottom w:val="single" w:sz="4" w:color="E6EAF0" w:space="0"/>
               <w:right w:val="nil"/>
             </w:tcBorders>
           </w:tcPr>
@@ -3002,7 +3193,7 @@
             <w:tcBorders>
               <w:top w:val="nil"/>
               <w:left w:val="nil"/>
-              <w:bottom w:val="single" w:sz="4" w:color="DDE3EA" w:space="0"/>
+              <w:bottom w:val="single" w:sz="4" w:color="E6EAF0" w:space="0"/>
               <w:right w:val="nil"/>
             </w:tcBorders>
             <w:shd w:val="clear" w:color="auto" w:fill="FDE7E5"/>
@@ -3027,7 +3218,7 @@
             <w:tcBorders>
               <w:top w:val="nil"/>
               <w:left w:val="nil"/>
-              <w:bottom w:val="single" w:sz="4" w:color="DDE3EA" w:space="0"/>
+              <w:bottom w:val="single" w:sz="4" w:color="E6EAF0" w:space="0"/>
               <w:right w:val="nil"/>
             </w:tcBorders>
           </w:tcPr>
@@ -3054,7 +3245,7 @@
             <w:tcBorders>
               <w:top w:val="nil"/>
               <w:left w:val="nil"/>
-              <w:bottom w:val="single" w:sz="4" w:color="DDE3EA" w:space="0"/>
+              <w:bottom w:val="single" w:sz="4" w:color="E6EAF0" w:space="0"/>
               <w:right w:val="nil"/>
             </w:tcBorders>
           </w:tcPr>
@@ -3087,7 +3278,7 @@
             <w:tcBorders>
               <w:top w:val="nil"/>
               <w:left w:val="nil"/>
-              <w:bottom w:val="single" w:sz="4" w:color="DDE3EA" w:space="0"/>
+              <w:bottom w:val="single" w:sz="4" w:color="E6EAF0" w:space="0"/>
               <w:right w:val="nil"/>
             </w:tcBorders>
           </w:tcPr>
@@ -3111,7 +3302,7 @@
             <w:tcBorders>
               <w:top w:val="nil"/>
               <w:left w:val="nil"/>
-              <w:bottom w:val="single" w:sz="4" w:color="DDE3EA" w:space="0"/>
+              <w:bottom w:val="single" w:sz="4" w:color="E6EAF0" w:space="0"/>
               <w:right w:val="nil"/>
             </w:tcBorders>
           </w:tcPr>
@@ -3135,7 +3326,7 @@
             <w:tcBorders>
               <w:top w:val="nil"/>
               <w:left w:val="nil"/>
-              <w:bottom w:val="single" w:sz="4" w:color="DDE3EA" w:space="0"/>
+              <w:bottom w:val="single" w:sz="4" w:color="E6EAF0" w:space="0"/>
               <w:right w:val="nil"/>
             </w:tcBorders>
           </w:tcPr>
@@ -3159,7 +3350,7 @@
             <w:tcBorders>
               <w:top w:val="nil"/>
               <w:left w:val="nil"/>
-              <w:bottom w:val="single" w:sz="4" w:color="DDE3EA" w:space="0"/>
+              <w:bottom w:val="single" w:sz="4" w:color="E6EAF0" w:space="0"/>
               <w:right w:val="nil"/>
             </w:tcBorders>
           </w:tcPr>
@@ -3186,7 +3377,7 @@
             <w:tcBorders>
               <w:top w:val="nil"/>
               <w:left w:val="nil"/>
-              <w:bottom w:val="single" w:sz="4" w:color="DDE3EA" w:space="0"/>
+              <w:bottom w:val="single" w:sz="4" w:color="E6EAF0" w:space="0"/>
               <w:right w:val="nil"/>
             </w:tcBorders>
           </w:tcPr>
@@ -3236,7 +3427,7 @@
             <w:tcBorders>
               <w:top w:val="nil"/>
               <w:left w:val="nil"/>
-              <w:bottom w:val="single" w:sz="4" w:color="DDE3EA" w:space="0"/>
+              <w:bottom w:val="single" w:sz="4" w:color="E6EAF0" w:space="0"/>
               <w:right w:val="nil"/>
             </w:tcBorders>
           </w:tcPr>
@@ -3260,7 +3451,7 @@
             <w:tcBorders>
               <w:top w:val="nil"/>
               <w:left w:val="nil"/>
-              <w:bottom w:val="single" w:sz="4" w:color="DDE3EA" w:space="0"/>
+              <w:bottom w:val="single" w:sz="4" w:color="E6EAF0" w:space="0"/>
               <w:right w:val="nil"/>
             </w:tcBorders>
           </w:tcPr>
@@ -3284,7 +3475,7 @@
             <w:tcBorders>
               <w:top w:val="nil"/>
               <w:left w:val="nil"/>
-              <w:bottom w:val="single" w:sz="4" w:color="DDE3EA" w:space="0"/>
+              <w:bottom w:val="single" w:sz="4" w:color="E6EAF0" w:space="0"/>
               <w:right w:val="nil"/>
             </w:tcBorders>
           </w:tcPr>
@@ -3308,7 +3499,7 @@
             <w:tcBorders>
               <w:top w:val="nil"/>
               <w:left w:val="nil"/>
-              <w:bottom w:val="single" w:sz="4" w:color="DDE3EA" w:space="0"/>
+              <w:bottom w:val="single" w:sz="4" w:color="E6EAF0" w:space="0"/>
               <w:right w:val="nil"/>
             </w:tcBorders>
           </w:tcPr>
@@ -3335,7 +3526,7 @@
             <w:tcBorders>
               <w:top w:val="nil"/>
               <w:left w:val="nil"/>
-              <w:bottom w:val="single" w:sz="4" w:color="DDE3EA" w:space="0"/>
+              <w:bottom w:val="single" w:sz="4" w:color="E6EAF0" w:space="0"/>
               <w:right w:val="nil"/>
             </w:tcBorders>
           </w:tcPr>
@@ -3368,7 +3559,7 @@
             <w:tcBorders>
               <w:top w:val="nil"/>
               <w:left w:val="nil"/>
-              <w:bottom w:val="single" w:sz="4" w:color="DDE3EA" w:space="0"/>
+              <w:bottom w:val="single" w:sz="4" w:color="E6EAF0" w:space="0"/>
               <w:right w:val="nil"/>
             </w:tcBorders>
           </w:tcPr>
@@ -3392,7 +3583,7 @@
             <w:tcBorders>
               <w:top w:val="nil"/>
               <w:left w:val="nil"/>
-              <w:bottom w:val="single" w:sz="4" w:color="DDE3EA" w:space="0"/>
+              <w:bottom w:val="single" w:sz="4" w:color="E6EAF0" w:space="0"/>
               <w:right w:val="nil"/>
             </w:tcBorders>
           </w:tcPr>
@@ -3416,7 +3607,7 @@
             <w:tcBorders>
               <w:top w:val="nil"/>
               <w:left w:val="nil"/>
-              <w:bottom w:val="single" w:sz="4" w:color="DDE3EA" w:space="0"/>
+              <w:bottom w:val="single" w:sz="4" w:color="E6EAF0" w:space="0"/>
               <w:right w:val="nil"/>
             </w:tcBorders>
             <w:shd w:val="clear" w:color="auto" w:fill="E3F3E8"/>
@@ -3441,7 +3632,7 @@
             <w:tcBorders>
               <w:top w:val="nil"/>
               <w:left w:val="nil"/>
-              <w:bottom w:val="single" w:sz="4" w:color="DDE3EA" w:space="0"/>
+              <w:bottom w:val="single" w:sz="4" w:color="E6EAF0" w:space="0"/>
               <w:right w:val="nil"/>
             </w:tcBorders>
           </w:tcPr>
@@ -3468,7 +3659,7 @@
             <w:tcBorders>
               <w:top w:val="nil"/>
               <w:left w:val="nil"/>
-              <w:bottom w:val="single" w:sz="4" w:color="DDE3EA" w:space="0"/>
+              <w:bottom w:val="single" w:sz="4" w:color="E6EAF0" w:space="0"/>
               <w:right w:val="nil"/>
             </w:tcBorders>
           </w:tcPr>
@@ -3518,7 +3709,7 @@
             <w:tcBorders>
               <w:top w:val="nil"/>
               <w:left w:val="nil"/>
-              <w:bottom w:val="single" w:sz="4" w:color="DDE3EA" w:space="0"/>
+              <w:bottom w:val="single" w:sz="4" w:color="E6EAF0" w:space="0"/>
               <w:right w:val="nil"/>
             </w:tcBorders>
           </w:tcPr>
@@ -3542,7 +3733,7 @@
             <w:tcBorders>
               <w:top w:val="nil"/>
               <w:left w:val="nil"/>
-              <w:bottom w:val="single" w:sz="4" w:color="DDE3EA" w:space="0"/>
+              <w:bottom w:val="single" w:sz="4" w:color="E6EAF0" w:space="0"/>
               <w:right w:val="nil"/>
             </w:tcBorders>
           </w:tcPr>
@@ -3566,7 +3757,7 @@
             <w:tcBorders>
               <w:top w:val="nil"/>
               <w:left w:val="nil"/>
-              <w:bottom w:val="single" w:sz="4" w:color="DDE3EA" w:space="0"/>
+              <w:bottom w:val="single" w:sz="4" w:color="E6EAF0" w:space="0"/>
               <w:right w:val="nil"/>
             </w:tcBorders>
           </w:tcPr>
@@ -3590,7 +3781,7 @@
             <w:tcBorders>
               <w:top w:val="nil"/>
               <w:left w:val="nil"/>
-              <w:bottom w:val="single" w:sz="4" w:color="DDE3EA" w:space="0"/>
+              <w:bottom w:val="single" w:sz="4" w:color="E6EAF0" w:space="0"/>
               <w:right w:val="nil"/>
             </w:tcBorders>
           </w:tcPr>
@@ -3623,7 +3814,7 @@
       <w:r>
         <w:rPr>
           <w:b w:val="0"/>
-          <w:color w:val="5F6B7A"/>
+          <w:color w:val="667085"/>
           <w:sz w:val="16"/>
         </w:rPr>
         <w:t>Colours: green change – the metric is improving, red – worsening. Latest-period cell background: green – good level, amber – average, red – weak (tool benchmarks, config/metric_rules.yaml).</w:t>
@@ -3636,7 +3827,7 @@
       <w:r>
         <w:rPr>
           <w:b w:val="0"/>
-          <w:color w:val="5F6B7A"/>
+          <w:color w:val="667085"/>
           <w:sz w:val="16"/>
         </w:rPr>
         <w:t>* – taken from the report summary;  ᶜ – calculated by the tool. Small numbers next to text link to the source (opens the document at the cited page).</w:t>
@@ -3682,7 +3873,7 @@
       <w:pPr>
         <w:keepNext/>
         <w:pBdr>
-          <w:bottom w:val="single" w:sz="8" w:color="1F4E79" w:space="4"/>
+          <w:bottom w:val="single" w:sz="8" w:color="12355B" w:space="4"/>
         </w:pBdr>
         <w:tabs>
           <w:tab w:pos="482" w:val="left"/>
@@ -3695,13 +3886,13 @@
           <w:color w:val="2A78D6"/>
           <w:sz w:val="18"/>
         </w:rPr>
-        <w:t>04</w:t>
+        <w:t>03</w:t>
         <w:tab/>
       </w:r>
       <w:r>
         <w:rPr>
           <w:b/>
-          <w:color w:val="1F4E79"/>
+          <w:color w:val="12355B"/>
           <w:sz w:val="28"/>
         </w:rPr>
         <w:t>Business performance review</w:t>
@@ -3843,7 +4034,7 @@
       <w:pPr>
         <w:keepNext/>
         <w:pBdr>
-          <w:bottom w:val="single" w:sz="8" w:color="1F4E79" w:space="4"/>
+          <w:bottom w:val="single" w:sz="8" w:color="12355B" w:space="4"/>
         </w:pBdr>
         <w:tabs>
           <w:tab w:pos="482" w:val="left"/>
@@ -3856,13 +4047,13 @@
           <w:color w:val="2A78D6"/>
           <w:sz w:val="18"/>
         </w:rPr>
-        <w:t>05</w:t>
+        <w:t>04</w:t>
         <w:tab/>
       </w:r>
       <w:r>
         <w:rPr>
           <w:b/>
-          <w:color w:val="1F4E79"/>
+          <w:color w:val="12355B"/>
           <w:sz w:val="28"/>
         </w:rPr>
         <w:t>Financials</w:t>
@@ -4004,7 +4195,7 @@
       <w:pPr>
         <w:keepNext/>
         <w:pBdr>
-          <w:bottom w:val="single" w:sz="8" w:color="1F4E79" w:space="4"/>
+          <w:bottom w:val="single" w:sz="8" w:color="12355B" w:space="4"/>
         </w:pBdr>
         <w:tabs>
           <w:tab w:pos="482" w:val="left"/>
@@ -4017,13 +4208,13 @@
           <w:color w:val="2A78D6"/>
           <w:sz w:val="18"/>
         </w:rPr>
-        <w:t>06</w:t>
+        <w:t>05</w:t>
         <w:tab/>
       </w:r>
       <w:r>
         <w:rPr>
           <w:b/>
-          <w:color w:val="1F4E79"/>
+          <w:color w:val="12355B"/>
           <w:sz w:val="28"/>
         </w:rPr>
         <w:t>Past plans vs outcomes</w:t>
@@ -4060,12 +4251,11 @@
           <w:tcPr>
             <w:tcW w:type="dxa" w:w="2578"/>
             <w:tcBorders>
-              <w:top w:val="single" w:sz="12" w:color="1F4E79" w:space="0"/>
+              <w:top w:val="nil"/>
               <w:left w:val="nil"/>
-              <w:bottom w:val="single" w:sz="4" w:color="C9D3DE" w:space="0"/>
+              <w:bottom w:val="single" w:sz="8" w:color="12355B" w:space="0"/>
               <w:right w:val="nil"/>
             </w:tcBorders>
-            <w:shd w:val="clear" w:color="auto" w:fill="EAF1F8"/>
           </w:tcPr>
           <w:p>
             <w:pPr>
@@ -4075,8 +4265,8 @@
               <w:rPr>
                 <w:b/>
                 <w:caps/>
-                <w:color w:val="1F4E79"/>
-                <w:sz w:val="16"/>
+                <w:color w:val="667085"/>
+                <w:sz w:val="14"/>
               </w:rPr>
               <w:t>Plan / target</w:t>
             </w:r>
@@ -4086,12 +4276,11 @@
           <w:tcPr>
             <w:tcW w:type="dxa" w:w="2578"/>
             <w:tcBorders>
-              <w:top w:val="single" w:sz="12" w:color="1F4E79" w:space="0"/>
+              <w:top w:val="nil"/>
               <w:left w:val="nil"/>
-              <w:bottom w:val="single" w:sz="4" w:color="C9D3DE" w:space="0"/>
+              <w:bottom w:val="single" w:sz="8" w:color="12355B" w:space="0"/>
               <w:right w:val="nil"/>
             </w:tcBorders>
-            <w:shd w:val="clear" w:color="auto" w:fill="EAF1F8"/>
           </w:tcPr>
           <w:p>
             <w:pPr>
@@ -4101,8 +4290,8 @@
               <w:rPr>
                 <w:b/>
                 <w:caps/>
-                <w:color w:val="1F4E79"/>
-                <w:sz w:val="16"/>
+                <w:color w:val="667085"/>
+                <w:sz w:val="14"/>
               </w:rPr>
               <w:t>Outcome</w:t>
             </w:r>
@@ -4112,12 +4301,11 @@
           <w:tcPr>
             <w:tcW w:type="dxa" w:w="3138"/>
             <w:tcBorders>
-              <w:top w:val="single" w:sz="12" w:color="1F4E79" w:space="0"/>
+              <w:top w:val="nil"/>
               <w:left w:val="nil"/>
-              <w:bottom w:val="single" w:sz="4" w:color="C9D3DE" w:space="0"/>
+              <w:bottom w:val="single" w:sz="8" w:color="12355B" w:space="0"/>
               <w:right w:val="nil"/>
             </w:tcBorders>
-            <w:shd w:val="clear" w:color="auto" w:fill="EAF1F8"/>
           </w:tcPr>
           <w:p>
             <w:pPr>
@@ -4127,8 +4315,8 @@
               <w:rPr>
                 <w:b/>
                 <w:caps/>
-                <w:color w:val="1F4E79"/>
-                <w:sz w:val="16"/>
+                <w:color w:val="667085"/>
+                <w:sz w:val="14"/>
               </w:rPr>
               <w:t>What changed and why</w:t>
             </w:r>
@@ -4138,12 +4326,11 @@
           <w:tcPr>
             <w:tcW w:type="dxa" w:w="1345"/>
             <w:tcBorders>
-              <w:top w:val="single" w:sz="12" w:color="1F4E79" w:space="0"/>
+              <w:top w:val="nil"/>
               <w:left w:val="nil"/>
-              <w:bottom w:val="single" w:sz="4" w:color="C9D3DE" w:space="0"/>
+              <w:bottom w:val="single" w:sz="8" w:color="12355B" w:space="0"/>
               <w:right w:val="nil"/>
             </w:tcBorders>
-            <w:shd w:val="clear" w:color="auto" w:fill="EAF1F8"/>
           </w:tcPr>
           <w:p>
             <w:pPr>
@@ -4153,8 +4340,8 @@
               <w:rPr>
                 <w:b/>
                 <w:caps/>
-                <w:color w:val="1F4E79"/>
-                <w:sz w:val="16"/>
+                <w:color w:val="667085"/>
+                <w:sz w:val="14"/>
               </w:rPr>
               <w:t>Status</w:t>
             </w:r>
@@ -4168,7 +4355,7 @@
             <w:tcBorders>
               <w:top w:val="nil"/>
               <w:left w:val="nil"/>
-              <w:bottom w:val="single" w:sz="4" w:color="DDE3EA" w:space="0"/>
+              <w:bottom w:val="single" w:sz="4" w:color="E6EAF0" w:space="0"/>
               <w:right w:val="nil"/>
             </w:tcBorders>
           </w:tcPr>
@@ -4191,7 +4378,7 @@
             <w:tcBorders>
               <w:top w:val="nil"/>
               <w:left w:val="nil"/>
-              <w:bottom w:val="single" w:sz="4" w:color="DDE3EA" w:space="0"/>
+              <w:bottom w:val="single" w:sz="4" w:color="E6EAF0" w:space="0"/>
               <w:right w:val="nil"/>
             </w:tcBorders>
           </w:tcPr>
@@ -4224,7 +4411,7 @@
             <w:tcBorders>
               <w:top w:val="nil"/>
               <w:left w:val="nil"/>
-              <w:bottom w:val="single" w:sz="4" w:color="DDE3EA" w:space="0"/>
+              <w:bottom w:val="single" w:sz="4" w:color="E6EAF0" w:space="0"/>
               <w:right w:val="nil"/>
             </w:tcBorders>
           </w:tcPr>
@@ -4264,7 +4451,7 @@
             <w:tcBorders>
               <w:top w:val="nil"/>
               <w:left w:val="nil"/>
-              <w:bottom w:val="single" w:sz="4" w:color="DDE3EA" w:space="0"/>
+              <w:bottom w:val="single" w:sz="4" w:color="E6EAF0" w:space="0"/>
               <w:right w:val="nil"/>
             </w:tcBorders>
             <w:shd w:val="clear" w:color="auto" w:fill="FDF1D8"/>
@@ -4290,7 +4477,7 @@
             <w:tcBorders>
               <w:top w:val="nil"/>
               <w:left w:val="nil"/>
-              <w:bottom w:val="single" w:sz="4" w:color="DDE3EA" w:space="0"/>
+              <w:bottom w:val="single" w:sz="4" w:color="E6EAF0" w:space="0"/>
               <w:right w:val="nil"/>
             </w:tcBorders>
           </w:tcPr>
@@ -4313,7 +4500,7 @@
             <w:tcBorders>
               <w:top w:val="nil"/>
               <w:left w:val="nil"/>
-              <w:bottom w:val="single" w:sz="4" w:color="DDE3EA" w:space="0"/>
+              <w:bottom w:val="single" w:sz="4" w:color="E6EAF0" w:space="0"/>
               <w:right w:val="nil"/>
             </w:tcBorders>
           </w:tcPr>
@@ -4346,7 +4533,7 @@
             <w:tcBorders>
               <w:top w:val="nil"/>
               <w:left w:val="nil"/>
-              <w:bottom w:val="single" w:sz="4" w:color="DDE3EA" w:space="0"/>
+              <w:bottom w:val="single" w:sz="4" w:color="E6EAF0" w:space="0"/>
               <w:right w:val="nil"/>
             </w:tcBorders>
           </w:tcPr>
@@ -4386,7 +4573,7 @@
             <w:tcBorders>
               <w:top w:val="nil"/>
               <w:left w:val="nil"/>
-              <w:bottom w:val="single" w:sz="4" w:color="DDE3EA" w:space="0"/>
+              <w:bottom w:val="single" w:sz="4" w:color="E6EAF0" w:space="0"/>
               <w:right w:val="nil"/>
             </w:tcBorders>
             <w:shd w:val="clear" w:color="auto" w:fill="E3F3E8"/>
@@ -4412,7 +4599,7 @@
             <w:tcBorders>
               <w:top w:val="nil"/>
               <w:left w:val="nil"/>
-              <w:bottom w:val="single" w:sz="4" w:color="DDE3EA" w:space="0"/>
+              <w:bottom w:val="single" w:sz="4" w:color="E6EAF0" w:space="0"/>
               <w:right w:val="nil"/>
             </w:tcBorders>
           </w:tcPr>
@@ -4435,7 +4622,7 @@
             <w:tcBorders>
               <w:top w:val="nil"/>
               <w:left w:val="nil"/>
-              <w:bottom w:val="single" w:sz="4" w:color="DDE3EA" w:space="0"/>
+              <w:bottom w:val="single" w:sz="4" w:color="E6EAF0" w:space="0"/>
               <w:right w:val="nil"/>
             </w:tcBorders>
           </w:tcPr>
@@ -4485,7 +4672,7 @@
             <w:tcBorders>
               <w:top w:val="nil"/>
               <w:left w:val="nil"/>
-              <w:bottom w:val="single" w:sz="4" w:color="DDE3EA" w:space="0"/>
+              <w:bottom w:val="single" w:sz="4" w:color="E6EAF0" w:space="0"/>
               <w:right w:val="nil"/>
             </w:tcBorders>
           </w:tcPr>
@@ -4525,7 +4712,7 @@
             <w:tcBorders>
               <w:top w:val="nil"/>
               <w:left w:val="nil"/>
-              <w:bottom w:val="single" w:sz="4" w:color="DDE3EA" w:space="0"/>
+              <w:bottom w:val="single" w:sz="4" w:color="E6EAF0" w:space="0"/>
               <w:right w:val="nil"/>
             </w:tcBorders>
             <w:shd w:val="clear" w:color="auto" w:fill="EAF1F8"/>
@@ -4551,7 +4738,7 @@
             <w:tcBorders>
               <w:top w:val="nil"/>
               <w:left w:val="nil"/>
-              <w:bottom w:val="single" w:sz="4" w:color="DDE3EA" w:space="0"/>
+              <w:bottom w:val="single" w:sz="4" w:color="E6EAF0" w:space="0"/>
               <w:right w:val="nil"/>
             </w:tcBorders>
           </w:tcPr>
@@ -4574,7 +4761,7 @@
             <w:tcBorders>
               <w:top w:val="nil"/>
               <w:left w:val="nil"/>
-              <w:bottom w:val="single" w:sz="4" w:color="DDE3EA" w:space="0"/>
+              <w:bottom w:val="single" w:sz="4" w:color="E6EAF0" w:space="0"/>
               <w:right w:val="nil"/>
             </w:tcBorders>
           </w:tcPr>
@@ -4607,7 +4794,7 @@
             <w:tcBorders>
               <w:top w:val="nil"/>
               <w:left w:val="nil"/>
-              <w:bottom w:val="single" w:sz="4" w:color="DDE3EA" w:space="0"/>
+              <w:bottom w:val="single" w:sz="4" w:color="E6EAF0" w:space="0"/>
               <w:right w:val="nil"/>
             </w:tcBorders>
           </w:tcPr>
@@ -4647,7 +4834,7 @@
             <w:tcBorders>
               <w:top w:val="nil"/>
               <w:left w:val="nil"/>
-              <w:bottom w:val="single" w:sz="4" w:color="DDE3EA" w:space="0"/>
+              <w:bottom w:val="single" w:sz="4" w:color="E6EAF0" w:space="0"/>
               <w:right w:val="nil"/>
             </w:tcBorders>
             <w:shd w:val="clear" w:color="auto" w:fill="EAF1F8"/>
@@ -4676,7 +4863,7 @@
       <w:pPr>
         <w:keepNext/>
         <w:pBdr>
-          <w:bottom w:val="single" w:sz="8" w:color="1F4E79" w:space="4"/>
+          <w:bottom w:val="single" w:sz="8" w:color="12355B" w:space="4"/>
         </w:pBdr>
         <w:tabs>
           <w:tab w:pos="482" w:val="left"/>
@@ -4689,13 +4876,13 @@
           <w:color w:val="2A78D6"/>
           <w:sz w:val="18"/>
         </w:rPr>
-        <w:t>07</w:t>
+        <w:t>06</w:t>
         <w:tab/>
       </w:r>
       <w:r>
         <w:rPr>
           <w:b/>
-          <w:color w:val="1F4E79"/>
+          <w:color w:val="12355B"/>
           <w:sz w:val="28"/>
         </w:rPr>
         <w:t>Investor information &amp; conclusions</w:t>
@@ -4957,7 +5144,7 @@
       <w:pPr>
         <w:keepNext/>
         <w:pBdr>
-          <w:bottom w:val="single" w:sz="8" w:color="1F4E79" w:space="4"/>
+          <w:bottom w:val="single" w:sz="8" w:color="12355B" w:space="4"/>
         </w:pBdr>
         <w:tabs>
           <w:tab w:pos="482" w:val="left"/>
@@ -4970,16 +5157,16 @@
           <w:color w:val="2A78D6"/>
           <w:sz w:val="18"/>
         </w:rPr>
-        <w:t>08</w:t>
+        <w:t>07</w:t>
         <w:tab/>
       </w:r>
       <w:r>
         <w:rPr>
           <w:b/>
-          <w:color w:val="1F4E79"/>
+          <w:color w:val="12355B"/>
           <w:sz w:val="28"/>
         </w:rPr>
-        <w:t>In the press</w:t>
+        <w:t>Market and environment</w:t>
       </w:r>
     </w:p>
     <w:p>
@@ -5003,13 +5190,59 @@
         <w:rPr>
           <w:b/>
         </w:rPr>
-        <w:t>Management:</w:t>
+        <w:t>Cold weather lifted sales:</w:t>
       </w:r>
       <w:r>
         <w:rPr>
           <w:b w:val="0"/>
         </w:rPr>
-        <w:t xml:space="preserve"> on 2026-10-05 board member Māris Kuņickis left the company</w:t>
+        <w:t xml:space="preserve"> revenue +11% to EUR 941.8m on higher gas, power and heat sales in a cold start to the year; EBITDA +5% to EUR 284.6m on new solar and wind output and higher CHP output</w:t>
+      </w:r>
+      <w:hyperlink r:id="rId22">
+        <w:r>
+          <w:rPr>
+            <w:color w:val="2A78D6"/>
+            <w:vertAlign w:val="superscript"/>
+            <w:sz w:val="17"/>
+          </w:rPr>
+          <w:t xml:space="preserve">17</w:t>
+        </w:r>
+      </w:hyperlink>
+      <w:r>
+        <w:rPr>
+          <w:b w:val="0"/>
+        </w:rPr>
+        <w:t>.</w:t>
+      </w:r>
+    </w:p>
+    <w:p>
+      <w:pPr>
+        <w:tabs>
+          <w:tab w:pos="255" w:val="left"/>
+        </w:tabs>
+        <w:spacing w:before="0" w:after="80"/>
+        <w:ind w:left="255" w:hanging="255"/>
+      </w:pPr>
+      <w:r>
+        <w:rPr>
+          <w:b/>
+          <w:color w:val="2A78D6"/>
+          <w:sz w:val="20"/>
+        </w:rPr>
+        <w:t>▪</w:t>
+        <w:tab/>
+      </w:r>
+      <w:r>
+        <w:rPr>
+          <w:b/>
+        </w:rPr>
+        <w:t>Power prices:</w:t>
+      </w:r>
+      <w:r>
+        <w:rPr>
+          <w:b w:val="0"/>
+        </w:rPr>
+        <w:t xml:space="preserve"> the Latvian average price was EUR 102.6/MWh (87.3 a year earlier); the Nord Pool system price more than doubled on cold weather, higher demand and low Nordic hydro (22 TWh below the long-term average)</w:t>
       </w:r>
       <w:hyperlink r:id="rId31">
         <w:r>
@@ -5049,13 +5282,13 @@
         <w:rPr>
           <w:b/>
         </w:rPr>
-        <w:t>Tet and LMT:</w:t>
+        <w:t>Daugava and gas:</w:t>
       </w:r>
       <w:r>
         <w:rPr>
           <w:b w:val="0"/>
         </w:rPr>
-        <w:t xml:space="preserve"> on 2026-10-22 it was reported that Latvenergo is ready to continue cooperating in the buy-out process of Tet and LMT stakes</w:t>
+        <w:t xml:space="preserve"> Daugava HPP output fell 4% to 1.6 TWh as river inflow was 24% below the long-term average</w:t>
       </w:r>
       <w:hyperlink r:id="rId32">
         <w:r>
@@ -5065,6 +5298,1091 @@
             <w:sz w:val="17"/>
           </w:rPr>
           <w:t xml:space="preserve">27</w:t>
+        </w:r>
+      </w:hyperlink>
+      <w:r>
+        <w:rPr>
+          <w:b w:val="0"/>
+        </w:rPr>
+        <w:t>; TTF gas averaged EUR 40/MWh (-7%), EU storage was 38% full (46% a year earlier)</w:t>
+      </w:r>
+      <w:hyperlink r:id="rId23">
+        <w:r>
+          <w:rPr>
+            <w:color w:val="2A78D6"/>
+            <w:vertAlign w:val="superscript"/>
+            <w:sz w:val="17"/>
+          </w:rPr>
+          <w:t xml:space="preserve">14</w:t>
+        </w:r>
+      </w:hyperlink>
+      <w:r>
+        <w:rPr>
+          <w:b w:val="0"/>
+        </w:rPr>
+        <w:t>.</w:t>
+      </w:r>
+    </w:p>
+    <w:p>
+      <w:pPr>
+        <w:tabs>
+          <w:tab w:pos="255" w:val="left"/>
+        </w:tabs>
+        <w:spacing w:before="0" w:after="80"/>
+        <w:ind w:left="255" w:hanging="255"/>
+      </w:pPr>
+      <w:r>
+        <w:rPr>
+          <w:b/>
+          <w:color w:val="2A78D6"/>
+          <w:sz w:val="20"/>
+        </w:rPr>
+        <w:t>▪</w:t>
+        <w:tab/>
+      </w:r>
+      <w:r>
+        <w:rPr>
+          <w:b/>
+        </w:rPr>
+        <w:t>Outlook:</w:t>
+      </w:r>
+      <w:r>
+        <w:rPr>
+          <w:b w:val="0"/>
+        </w:rPr>
+        <w:t xml:space="preserve"> new wind and solar parks will be commissioned in 2026-2027, adding about 2.2 TWh of annual generation</w:t>
+      </w:r>
+      <w:hyperlink r:id="rId33">
+        <w:r>
+          <w:rPr>
+            <w:color w:val="2A78D6"/>
+            <w:vertAlign w:val="superscript"/>
+            <w:sz w:val="17"/>
+          </w:rPr>
+          <w:t xml:space="preserve">28</w:t>
+        </w:r>
+      </w:hyperlink>
+      <w:r>
+        <w:rPr>
+          <w:b w:val="0"/>
+        </w:rPr>
+        <w:t>.</w:t>
+      </w:r>
+    </w:p>
+    <w:tbl>
+      <w:tblPr>
+        <w:tblW w:w="9639" w:type="dxa"/>
+        <w:tblBorders>
+          <w:top w:val="nil"/>
+          <w:left w:val="nil"/>
+          <w:bottom w:val="nil"/>
+          <w:right w:val="nil"/>
+          <w:insideH w:val="nil"/>
+          <w:insideV w:val="nil"/>
+        </w:tblBorders>
+        <w:tblLayout w:type="fixed"/>
+        <w:tblCellMar>
+          <w:top w:w="70" w:type="dxa"/>
+          <w:left w:w="100" w:type="dxa"/>
+          <w:bottom w:w="70" w:type="dxa"/>
+          <w:right w:w="100" w:type="dxa"/>
+        </w:tblCellMar>
+        <w:tblLook w:firstColumn="1" w:firstRow="1" w:lastColumn="0" w:lastRow="0" w:noHBand="0" w:noVBand="1" w:val="04A0"/>
+      </w:tblPr>
+      <w:tblGrid>
+        <w:gridCol w:w="3515"/>
+        <w:gridCol w:w="1814"/>
+        <w:gridCol w:w="1360"/>
+        <w:gridCol w:w="1360"/>
+        <w:gridCol w:w="1587"/>
+      </w:tblGrid>
+      <w:tr>
+        <w:tc>
+          <w:tcPr>
+            <w:tcW w:type="dxa" w:w="3515"/>
+            <w:tcBorders>
+              <w:top w:val="nil"/>
+              <w:left w:val="nil"/>
+              <w:bottom w:val="single" w:sz="8" w:color="12355B" w:space="0"/>
+              <w:right w:val="nil"/>
+            </w:tcBorders>
+          </w:tcPr>
+          <w:p>
+            <w:pPr>
+              <w:spacing w:before="0" w:after="0"/>
+            </w:pPr>
+            <w:r>
+              <w:rPr>
+                <w:b/>
+                <w:caps/>
+                <w:color w:val="667085"/>
+                <w:sz w:val="14"/>
+              </w:rPr>
+            </w:r>
+          </w:p>
+        </w:tc>
+        <w:tc>
+          <w:tcPr>
+            <w:tcW w:type="dxa" w:w="1814"/>
+            <w:tcBorders>
+              <w:top w:val="nil"/>
+              <w:left w:val="nil"/>
+              <w:bottom w:val="single" w:sz="8" w:color="12355B" w:space="0"/>
+              <w:right w:val="nil"/>
+            </w:tcBorders>
+          </w:tcPr>
+          <w:p>
+            <w:pPr>
+              <w:spacing w:before="0" w:after="0"/>
+              <w:jc w:val="right"/>
+            </w:pPr>
+            <w:r>
+              <w:rPr>
+                <w:b/>
+                <w:caps/>
+                <w:color w:val="667085"/>
+                <w:sz w:val="14"/>
+              </w:rPr>
+              <w:t>Now</w:t>
+            </w:r>
+          </w:p>
+        </w:tc>
+        <w:tc>
+          <w:tcPr>
+            <w:tcW w:type="dxa" w:w="1361"/>
+            <w:tcBorders>
+              <w:top w:val="nil"/>
+              <w:left w:val="nil"/>
+              <w:bottom w:val="single" w:sz="8" w:color="12355B" w:space="0"/>
+              <w:right w:val="nil"/>
+            </w:tcBorders>
+          </w:tcPr>
+          <w:p>
+            <w:pPr>
+              <w:spacing w:before="0" w:after="0"/>
+              <w:jc w:val="right"/>
+            </w:pPr>
+            <w:r>
+              <w:rPr>
+                <w:b/>
+                <w:caps/>
+                <w:color w:val="667085"/>
+                <w:sz w:val="14"/>
+              </w:rPr>
+              <w:t>3 months ago</w:t>
+            </w:r>
+          </w:p>
+        </w:tc>
+        <w:tc>
+          <w:tcPr>
+            <w:tcW w:type="dxa" w:w="1361"/>
+            <w:tcBorders>
+              <w:top w:val="nil"/>
+              <w:left w:val="nil"/>
+              <w:bottom w:val="single" w:sz="8" w:color="12355B" w:space="0"/>
+              <w:right w:val="nil"/>
+            </w:tcBorders>
+          </w:tcPr>
+          <w:p>
+            <w:pPr>
+              <w:spacing w:before="0" w:after="0"/>
+              <w:jc w:val="right"/>
+            </w:pPr>
+            <w:r>
+              <w:rPr>
+                <w:b/>
+                <w:caps/>
+                <w:color w:val="667085"/>
+                <w:sz w:val="14"/>
+              </w:rPr>
+              <w:t>12 months ago</w:t>
+            </w:r>
+          </w:p>
+        </w:tc>
+        <w:tc>
+          <w:tcPr>
+            <w:tcW w:type="dxa" w:w="1587"/>
+            <w:tcBorders>
+              <w:top w:val="nil"/>
+              <w:left w:val="nil"/>
+              <w:bottom w:val="single" w:sz="8" w:color="12355B" w:space="0"/>
+              <w:right w:val="nil"/>
+            </w:tcBorders>
+          </w:tcPr>
+          <w:p>
+            <w:pPr>
+              <w:spacing w:before="0" w:after="0"/>
+              <w:jc w:val="right"/>
+            </w:pPr>
+            <w:r>
+              <w:rPr>
+                <w:b/>
+                <w:caps/>
+                <w:color w:val="667085"/>
+                <w:sz w:val="14"/>
+              </w:rPr>
+              <w:t>12-month change</w:t>
+            </w:r>
+          </w:p>
+        </w:tc>
+      </w:tr>
+      <w:tr>
+        <w:tc>
+          <w:tcPr>
+            <w:tcW w:type="dxa" w:w="3515"/>
+            <w:tcBorders>
+              <w:top w:val="nil"/>
+              <w:left w:val="nil"/>
+              <w:bottom w:val="single" w:sz="4" w:color="E6EAF0" w:space="0"/>
+              <w:right w:val="nil"/>
+            </w:tcBorders>
+          </w:tcPr>
+          <w:p>
+            <w:pPr>
+              <w:spacing w:before="0" w:after="0"/>
+            </w:pPr>
+            <w:r>
+              <w:rPr>
+                <w:b w:val="0"/>
+                <w:sz w:val="17"/>
+              </w:rPr>
+              <w:t>ECB deposit facility rate</w:t>
+            </w:r>
+          </w:p>
+        </w:tc>
+        <w:tc>
+          <w:tcPr>
+            <w:tcW w:type="dxa" w:w="1814"/>
+            <w:tcBorders>
+              <w:top w:val="nil"/>
+              <w:left w:val="nil"/>
+              <w:bottom w:val="single" w:sz="4" w:color="E6EAF0" w:space="0"/>
+              <w:right w:val="nil"/>
+            </w:tcBorders>
+          </w:tcPr>
+          <w:p>
+            <w:pPr>
+              <w:spacing w:before="0" w:after="0"/>
+              <w:jc w:val="right"/>
+            </w:pPr>
+            <w:r>
+              <w:rPr>
+                <w:b w:val="0"/>
+                <w:sz w:val="17"/>
+              </w:rPr>
+              <w:t>2.50% (2026-09)</w:t>
+            </w:r>
+          </w:p>
+        </w:tc>
+        <w:tc>
+          <w:tcPr>
+            <w:tcW w:type="dxa" w:w="1361"/>
+            <w:tcBorders>
+              <w:top w:val="nil"/>
+              <w:left w:val="nil"/>
+              <w:bottom w:val="single" w:sz="4" w:color="E6EAF0" w:space="0"/>
+              <w:right w:val="nil"/>
+            </w:tcBorders>
+          </w:tcPr>
+          <w:p>
+            <w:pPr>
+              <w:spacing w:before="0" w:after="0"/>
+              <w:jc w:val="right"/>
+            </w:pPr>
+            <w:r>
+              <w:rPr>
+                <w:b w:val="0"/>
+                <w:sz w:val="17"/>
+              </w:rPr>
+              <w:t>2.25%</w:t>
+            </w:r>
+          </w:p>
+        </w:tc>
+        <w:tc>
+          <w:tcPr>
+            <w:tcW w:type="dxa" w:w="1361"/>
+            <w:tcBorders>
+              <w:top w:val="nil"/>
+              <w:left w:val="nil"/>
+              <w:bottom w:val="single" w:sz="4" w:color="E6EAF0" w:space="0"/>
+              <w:right w:val="nil"/>
+            </w:tcBorders>
+          </w:tcPr>
+          <w:p>
+            <w:pPr>
+              <w:spacing w:before="0" w:after="0"/>
+              <w:jc w:val="right"/>
+            </w:pPr>
+            <w:r>
+              <w:rPr>
+                <w:b w:val="0"/>
+                <w:sz w:val="17"/>
+              </w:rPr>
+              <w:t>–</w:t>
+            </w:r>
+          </w:p>
+        </w:tc>
+        <w:tc>
+          <w:tcPr>
+            <w:tcW w:type="dxa" w:w="1587"/>
+            <w:tcBorders>
+              <w:top w:val="nil"/>
+              <w:left w:val="nil"/>
+              <w:bottom w:val="single" w:sz="4" w:color="E6EAF0" w:space="0"/>
+              <w:right w:val="nil"/>
+            </w:tcBorders>
+          </w:tcPr>
+          <w:p>
+            <w:pPr>
+              <w:spacing w:before="0" w:after="0"/>
+              <w:jc w:val="right"/>
+            </w:pPr>
+            <w:r>
+              <w:rPr>
+                <w:b w:val="0"/>
+                <w:sz w:val="17"/>
+              </w:rPr>
+              <w:t>–</w:t>
+            </w:r>
+          </w:p>
+        </w:tc>
+      </w:tr>
+      <w:tr>
+        <w:tc>
+          <w:tcPr>
+            <w:tcW w:type="dxa" w:w="3515"/>
+            <w:tcBorders>
+              <w:top w:val="nil"/>
+              <w:left w:val="nil"/>
+              <w:bottom w:val="single" w:sz="4" w:color="E6EAF0" w:space="0"/>
+              <w:right w:val="nil"/>
+            </w:tcBorders>
+          </w:tcPr>
+          <w:p>
+            <w:pPr>
+              <w:spacing w:before="0" w:after="0"/>
+            </w:pPr>
+            <w:r>
+              <w:rPr>
+                <w:b w:val="0"/>
+                <w:sz w:val="17"/>
+              </w:rPr>
+              <w:t>3-month Euribor</w:t>
+            </w:r>
+          </w:p>
+        </w:tc>
+        <w:tc>
+          <w:tcPr>
+            <w:tcW w:type="dxa" w:w="1814"/>
+            <w:tcBorders>
+              <w:top w:val="nil"/>
+              <w:left w:val="nil"/>
+              <w:bottom w:val="single" w:sz="4" w:color="E6EAF0" w:space="0"/>
+              <w:right w:val="nil"/>
+            </w:tcBorders>
+          </w:tcPr>
+          <w:p>
+            <w:pPr>
+              <w:spacing w:before="0" w:after="0"/>
+              <w:jc w:val="right"/>
+            </w:pPr>
+            <w:r>
+              <w:rPr>
+                <w:b w:val="0"/>
+                <w:sz w:val="17"/>
+              </w:rPr>
+              <w:t>2.64% (2026-09)</w:t>
+            </w:r>
+          </w:p>
+        </w:tc>
+        <w:tc>
+          <w:tcPr>
+            <w:tcW w:type="dxa" w:w="1361"/>
+            <w:tcBorders>
+              <w:top w:val="nil"/>
+              <w:left w:val="nil"/>
+              <w:bottom w:val="single" w:sz="4" w:color="E6EAF0" w:space="0"/>
+              <w:right w:val="nil"/>
+            </w:tcBorders>
+          </w:tcPr>
+          <w:p>
+            <w:pPr>
+              <w:spacing w:before="0" w:after="0"/>
+              <w:jc w:val="right"/>
+            </w:pPr>
+            <w:r>
+              <w:rPr>
+                <w:b w:val="0"/>
+                <w:sz w:val="17"/>
+              </w:rPr>
+              <w:t>2.34%</w:t>
+            </w:r>
+          </w:p>
+        </w:tc>
+        <w:tc>
+          <w:tcPr>
+            <w:tcW w:type="dxa" w:w="1361"/>
+            <w:tcBorders>
+              <w:top w:val="nil"/>
+              <w:left w:val="nil"/>
+              <w:bottom w:val="single" w:sz="4" w:color="E6EAF0" w:space="0"/>
+              <w:right w:val="nil"/>
+            </w:tcBorders>
+          </w:tcPr>
+          <w:p>
+            <w:pPr>
+              <w:spacing w:before="0" w:after="0"/>
+              <w:jc w:val="right"/>
+            </w:pPr>
+            <w:r>
+              <w:rPr>
+                <w:b w:val="0"/>
+                <w:sz w:val="17"/>
+              </w:rPr>
+              <w:t>2.03%</w:t>
+            </w:r>
+          </w:p>
+        </w:tc>
+        <w:tc>
+          <w:tcPr>
+            <w:tcW w:type="dxa" w:w="1587"/>
+            <w:tcBorders>
+              <w:top w:val="nil"/>
+              <w:left w:val="nil"/>
+              <w:bottom w:val="single" w:sz="4" w:color="E6EAF0" w:space="0"/>
+              <w:right w:val="nil"/>
+            </w:tcBorders>
+          </w:tcPr>
+          <w:p>
+            <w:pPr>
+              <w:spacing w:before="0" w:after="0"/>
+              <w:jc w:val="right"/>
+            </w:pPr>
+            <w:r>
+              <w:rPr>
+                <w:b w:val="0"/>
+                <w:sz w:val="17"/>
+              </w:rPr>
+              <w:t>▲ 0.61 p. p.</w:t>
+            </w:r>
+          </w:p>
+        </w:tc>
+      </w:tr>
+      <w:tr>
+        <w:tc>
+          <w:tcPr>
+            <w:tcW w:type="dxa" w:w="3515"/>
+            <w:tcBorders>
+              <w:top w:val="nil"/>
+              <w:left w:val="nil"/>
+              <w:bottom w:val="single" w:sz="4" w:color="E6EAF0" w:space="0"/>
+              <w:right w:val="nil"/>
+            </w:tcBorders>
+          </w:tcPr>
+          <w:p>
+            <w:pPr>
+              <w:spacing w:before="0" w:after="0"/>
+            </w:pPr>
+            <w:r>
+              <w:rPr>
+                <w:b w:val="0"/>
+                <w:sz w:val="17"/>
+              </w:rPr>
+              <w:t>6-month Euribor</w:t>
+            </w:r>
+          </w:p>
+        </w:tc>
+        <w:tc>
+          <w:tcPr>
+            <w:tcW w:type="dxa" w:w="1814"/>
+            <w:tcBorders>
+              <w:top w:val="nil"/>
+              <w:left w:val="nil"/>
+              <w:bottom w:val="single" w:sz="4" w:color="E6EAF0" w:space="0"/>
+              <w:right w:val="nil"/>
+            </w:tcBorders>
+          </w:tcPr>
+          <w:p>
+            <w:pPr>
+              <w:spacing w:before="0" w:after="0"/>
+              <w:jc w:val="right"/>
+            </w:pPr>
+            <w:r>
+              <w:rPr>
+                <w:b w:val="0"/>
+                <w:sz w:val="17"/>
+              </w:rPr>
+              <w:t>2.92% (2026-09)</w:t>
+            </w:r>
+          </w:p>
+        </w:tc>
+        <w:tc>
+          <w:tcPr>
+            <w:tcW w:type="dxa" w:w="1361"/>
+            <w:tcBorders>
+              <w:top w:val="nil"/>
+              <w:left w:val="nil"/>
+              <w:bottom w:val="single" w:sz="4" w:color="E6EAF0" w:space="0"/>
+              <w:right w:val="nil"/>
+            </w:tcBorders>
+          </w:tcPr>
+          <w:p>
+            <w:pPr>
+              <w:spacing w:before="0" w:after="0"/>
+              <w:jc w:val="right"/>
+            </w:pPr>
+            <w:r>
+              <w:rPr>
+                <w:b w:val="0"/>
+                <w:sz w:val="17"/>
+              </w:rPr>
+              <w:t>2.60%</w:t>
+            </w:r>
+          </w:p>
+        </w:tc>
+        <w:tc>
+          <w:tcPr>
+            <w:tcW w:type="dxa" w:w="1361"/>
+            <w:tcBorders>
+              <w:top w:val="nil"/>
+              <w:left w:val="nil"/>
+              <w:bottom w:val="single" w:sz="4" w:color="E6EAF0" w:space="0"/>
+              <w:right w:val="nil"/>
+            </w:tcBorders>
+          </w:tcPr>
+          <w:p>
+            <w:pPr>
+              <w:spacing w:before="0" w:after="0"/>
+              <w:jc w:val="right"/>
+            </w:pPr>
+            <w:r>
+              <w:rPr>
+                <w:b w:val="0"/>
+                <w:sz w:val="17"/>
+              </w:rPr>
+              <w:t>2.10%</w:t>
+            </w:r>
+          </w:p>
+        </w:tc>
+        <w:tc>
+          <w:tcPr>
+            <w:tcW w:type="dxa" w:w="1587"/>
+            <w:tcBorders>
+              <w:top w:val="nil"/>
+              <w:left w:val="nil"/>
+              <w:bottom w:val="single" w:sz="4" w:color="E6EAF0" w:space="0"/>
+              <w:right w:val="nil"/>
+            </w:tcBorders>
+          </w:tcPr>
+          <w:p>
+            <w:pPr>
+              <w:spacing w:before="0" w:after="0"/>
+              <w:jc w:val="right"/>
+            </w:pPr>
+            <w:r>
+              <w:rPr>
+                <w:b w:val="0"/>
+                <w:sz w:val="17"/>
+              </w:rPr>
+              <w:t>▲ 0.82 p. p.</w:t>
+            </w:r>
+          </w:p>
+        </w:tc>
+      </w:tr>
+      <w:tr>
+        <w:tc>
+          <w:tcPr>
+            <w:tcW w:type="dxa" w:w="3515"/>
+            <w:tcBorders>
+              <w:top w:val="nil"/>
+              <w:left w:val="nil"/>
+              <w:bottom w:val="single" w:sz="4" w:color="E6EAF0" w:space="0"/>
+              <w:right w:val="nil"/>
+            </w:tcBorders>
+          </w:tcPr>
+          <w:p>
+            <w:pPr>
+              <w:spacing w:before="0" w:after="0"/>
+            </w:pPr>
+            <w:r>
+              <w:rPr>
+                <w:b w:val="0"/>
+                <w:sz w:val="17"/>
+              </w:rPr>
+              <w:t>12-month Euribor</w:t>
+            </w:r>
+          </w:p>
+        </w:tc>
+        <w:tc>
+          <w:tcPr>
+            <w:tcW w:type="dxa" w:w="1814"/>
+            <w:tcBorders>
+              <w:top w:val="nil"/>
+              <w:left w:val="nil"/>
+              <w:bottom w:val="single" w:sz="4" w:color="E6EAF0" w:space="0"/>
+              <w:right w:val="nil"/>
+            </w:tcBorders>
+          </w:tcPr>
+          <w:p>
+            <w:pPr>
+              <w:spacing w:before="0" w:after="0"/>
+              <w:jc w:val="right"/>
+            </w:pPr>
+            <w:r>
+              <w:rPr>
+                <w:b w:val="0"/>
+                <w:sz w:val="17"/>
+              </w:rPr>
+              <w:t>3.25% (2026-09)</w:t>
+            </w:r>
+          </w:p>
+        </w:tc>
+        <w:tc>
+          <w:tcPr>
+            <w:tcW w:type="dxa" w:w="1361"/>
+            <w:tcBorders>
+              <w:top w:val="nil"/>
+              <w:left w:val="nil"/>
+              <w:bottom w:val="single" w:sz="4" w:color="E6EAF0" w:space="0"/>
+              <w:right w:val="nil"/>
+            </w:tcBorders>
+          </w:tcPr>
+          <w:p>
+            <w:pPr>
+              <w:spacing w:before="0" w:after="0"/>
+              <w:jc w:val="right"/>
+            </w:pPr>
+            <w:r>
+              <w:rPr>
+                <w:b w:val="0"/>
+                <w:sz w:val="17"/>
+              </w:rPr>
+              <w:t>2.80%</w:t>
+            </w:r>
+          </w:p>
+        </w:tc>
+        <w:tc>
+          <w:tcPr>
+            <w:tcW w:type="dxa" w:w="1361"/>
+            <w:tcBorders>
+              <w:top w:val="nil"/>
+              <w:left w:val="nil"/>
+              <w:bottom w:val="single" w:sz="4" w:color="E6EAF0" w:space="0"/>
+              <w:right w:val="nil"/>
+            </w:tcBorders>
+          </w:tcPr>
+          <w:p>
+            <w:pPr>
+              <w:spacing w:before="0" w:after="0"/>
+              <w:jc w:val="right"/>
+            </w:pPr>
+            <w:r>
+              <w:rPr>
+                <w:b w:val="0"/>
+                <w:sz w:val="17"/>
+              </w:rPr>
+              <w:t>2.17%</w:t>
+            </w:r>
+          </w:p>
+        </w:tc>
+        <w:tc>
+          <w:tcPr>
+            <w:tcW w:type="dxa" w:w="1587"/>
+            <w:tcBorders>
+              <w:top w:val="nil"/>
+              <w:left w:val="nil"/>
+              <w:bottom w:val="single" w:sz="4" w:color="E6EAF0" w:space="0"/>
+              <w:right w:val="nil"/>
+            </w:tcBorders>
+          </w:tcPr>
+          <w:p>
+            <w:pPr>
+              <w:spacing w:before="0" w:after="0"/>
+              <w:jc w:val="right"/>
+            </w:pPr>
+            <w:r>
+              <w:rPr>
+                <w:b w:val="0"/>
+                <w:sz w:val="17"/>
+              </w:rPr>
+              <w:t>▲ 1.08 p. p.</w:t>
+            </w:r>
+          </w:p>
+        </w:tc>
+      </w:tr>
+      <w:tr>
+        <w:tc>
+          <w:tcPr>
+            <w:tcW w:type="dxa" w:w="3515"/>
+            <w:tcBorders>
+              <w:top w:val="nil"/>
+              <w:left w:val="nil"/>
+              <w:bottom w:val="single" w:sz="4" w:color="E6EAF0" w:space="0"/>
+              <w:right w:val="nil"/>
+            </w:tcBorders>
+          </w:tcPr>
+          <w:p>
+            <w:pPr>
+              <w:spacing w:before="0" w:after="0"/>
+            </w:pPr>
+            <w:r>
+              <w:rPr>
+                <w:b w:val="0"/>
+                <w:sz w:val="17"/>
+              </w:rPr>
+              <w:t>Euro area AAA government 10-year yield</w:t>
+            </w:r>
+          </w:p>
+        </w:tc>
+        <w:tc>
+          <w:tcPr>
+            <w:tcW w:type="dxa" w:w="1814"/>
+            <w:tcBorders>
+              <w:top w:val="nil"/>
+              <w:left w:val="nil"/>
+              <w:bottom w:val="single" w:sz="4" w:color="E6EAF0" w:space="0"/>
+              <w:right w:val="nil"/>
+            </w:tcBorders>
+          </w:tcPr>
+          <w:p>
+            <w:pPr>
+              <w:spacing w:before="0" w:after="0"/>
+              <w:jc w:val="right"/>
+            </w:pPr>
+            <w:r>
+              <w:rPr>
+                <w:b w:val="0"/>
+                <w:sz w:val="17"/>
+              </w:rPr>
+              <w:t>3.43% (2026-10)</w:t>
+            </w:r>
+          </w:p>
+        </w:tc>
+        <w:tc>
+          <w:tcPr>
+            <w:tcW w:type="dxa" w:w="1361"/>
+            <w:tcBorders>
+              <w:top w:val="nil"/>
+              <w:left w:val="nil"/>
+              <w:bottom w:val="single" w:sz="4" w:color="E6EAF0" w:space="0"/>
+              <w:right w:val="nil"/>
+            </w:tcBorders>
+          </w:tcPr>
+          <w:p>
+            <w:pPr>
+              <w:spacing w:before="0" w:after="0"/>
+              <w:jc w:val="right"/>
+            </w:pPr>
+            <w:r>
+              <w:rPr>
+                <w:b w:val="0"/>
+                <w:sz w:val="17"/>
+              </w:rPr>
+              <w:t>3.23%</w:t>
+            </w:r>
+          </w:p>
+        </w:tc>
+        <w:tc>
+          <w:tcPr>
+            <w:tcW w:type="dxa" w:w="1361"/>
+            <w:tcBorders>
+              <w:top w:val="nil"/>
+              <w:left w:val="nil"/>
+              <w:bottom w:val="single" w:sz="4" w:color="E6EAF0" w:space="0"/>
+              <w:right w:val="nil"/>
+            </w:tcBorders>
+          </w:tcPr>
+          <w:p>
+            <w:pPr>
+              <w:spacing w:before="0" w:after="0"/>
+              <w:jc w:val="right"/>
+            </w:pPr>
+            <w:r>
+              <w:rPr>
+                <w:b w:val="0"/>
+                <w:sz w:val="17"/>
+              </w:rPr>
+              <w:t>2.72%</w:t>
+            </w:r>
+          </w:p>
+        </w:tc>
+        <w:tc>
+          <w:tcPr>
+            <w:tcW w:type="dxa" w:w="1587"/>
+            <w:tcBorders>
+              <w:top w:val="nil"/>
+              <w:left w:val="nil"/>
+              <w:bottom w:val="single" w:sz="4" w:color="E6EAF0" w:space="0"/>
+              <w:right w:val="nil"/>
+            </w:tcBorders>
+          </w:tcPr>
+          <w:p>
+            <w:pPr>
+              <w:spacing w:before="0" w:after="0"/>
+              <w:jc w:val="right"/>
+            </w:pPr>
+            <w:r>
+              <w:rPr>
+                <w:b w:val="0"/>
+                <w:sz w:val="17"/>
+              </w:rPr>
+              <w:t>▲ 0.71 p. p.</w:t>
+            </w:r>
+          </w:p>
+        </w:tc>
+      </w:tr>
+      <w:tr>
+        <w:tc>
+          <w:tcPr>
+            <w:tcW w:type="dxa" w:w="3515"/>
+            <w:tcBorders>
+              <w:top w:val="nil"/>
+              <w:left w:val="nil"/>
+              <w:bottom w:val="single" w:sz="4" w:color="E6EAF0" w:space="0"/>
+              <w:right w:val="nil"/>
+            </w:tcBorders>
+          </w:tcPr>
+          <w:p>
+            <w:pPr>
+              <w:spacing w:before="0" w:after="0"/>
+            </w:pPr>
+            <w:r>
+              <w:rPr>
+                <w:b w:val="0"/>
+                <w:sz w:val="17"/>
+              </w:rPr>
+              <w:t>Euro area inflation (HICP, annual)</w:t>
+            </w:r>
+          </w:p>
+        </w:tc>
+        <w:tc>
+          <w:tcPr>
+            <w:tcW w:type="dxa" w:w="1814"/>
+            <w:tcBorders>
+              <w:top w:val="nil"/>
+              <w:left w:val="nil"/>
+              <w:bottom w:val="single" w:sz="4" w:color="E6EAF0" w:space="0"/>
+              <w:right w:val="nil"/>
+            </w:tcBorders>
+          </w:tcPr>
+          <w:p>
+            <w:pPr>
+              <w:spacing w:before="0" w:after="0"/>
+              <w:jc w:val="right"/>
+            </w:pPr>
+            <w:r>
+              <w:rPr>
+                <w:b w:val="0"/>
+                <w:sz w:val="17"/>
+              </w:rPr>
+              <w:t>1.90% (2025-12)</w:t>
+            </w:r>
+          </w:p>
+        </w:tc>
+        <w:tc>
+          <w:tcPr>
+            <w:tcW w:type="dxa" w:w="1361"/>
+            <w:tcBorders>
+              <w:top w:val="nil"/>
+              <w:left w:val="nil"/>
+              <w:bottom w:val="single" w:sz="4" w:color="E6EAF0" w:space="0"/>
+              <w:right w:val="nil"/>
+            </w:tcBorders>
+          </w:tcPr>
+          <w:p>
+            <w:pPr>
+              <w:spacing w:before="0" w:after="0"/>
+              <w:jc w:val="right"/>
+            </w:pPr>
+            <w:r>
+              <w:rPr>
+                <w:b w:val="0"/>
+                <w:sz w:val="17"/>
+              </w:rPr>
+              <w:t>2.20%</w:t>
+            </w:r>
+          </w:p>
+        </w:tc>
+        <w:tc>
+          <w:tcPr>
+            <w:tcW w:type="dxa" w:w="1361"/>
+            <w:tcBorders>
+              <w:top w:val="nil"/>
+              <w:left w:val="nil"/>
+              <w:bottom w:val="single" w:sz="4" w:color="E6EAF0" w:space="0"/>
+              <w:right w:val="nil"/>
+            </w:tcBorders>
+          </w:tcPr>
+          <w:p>
+            <w:pPr>
+              <w:spacing w:before="0" w:after="0"/>
+              <w:jc w:val="right"/>
+            </w:pPr>
+            <w:r>
+              <w:rPr>
+                <w:b w:val="0"/>
+                <w:sz w:val="17"/>
+              </w:rPr>
+              <w:t>2.40%</w:t>
+            </w:r>
+          </w:p>
+        </w:tc>
+        <w:tc>
+          <w:tcPr>
+            <w:tcW w:type="dxa" w:w="1587"/>
+            <w:tcBorders>
+              <w:top w:val="nil"/>
+              <w:left w:val="nil"/>
+              <w:bottom w:val="single" w:sz="4" w:color="E6EAF0" w:space="0"/>
+              <w:right w:val="nil"/>
+            </w:tcBorders>
+          </w:tcPr>
+          <w:p>
+            <w:pPr>
+              <w:spacing w:before="0" w:after="0"/>
+              <w:jc w:val="right"/>
+            </w:pPr>
+            <w:r>
+              <w:rPr>
+                <w:b w:val="0"/>
+                <w:sz w:val="17"/>
+              </w:rPr>
+              <w:t>▼ 0.50 p. p.</w:t>
+            </w:r>
+          </w:p>
+        </w:tc>
+      </w:tr>
+    </w:tbl>
+    <w:p>
+      <w:pPr>
+        <w:spacing w:before="0" w:after="40"/>
+      </w:pPr>
+    </w:p>
+    <w:p>
+      <w:pPr>
+        <w:spacing w:before="40" w:after="60"/>
+      </w:pPr>
+      <w:r>
+        <w:rPr>
+          <w:b w:val="0"/>
+          <w:color w:val="667085"/>
+          <w:sz w:val="16"/>
+        </w:rPr>
+        <w:t>Euro area rates and inflation (ECB data, end-of-month value; Euribor and inflation – monthly average). Relevant for floating-rate and reset bonds and refinancing costs.</w:t>
+      </w:r>
+    </w:p>
+    <w:p>
+      <w:pPr>
+        <w:keepNext/>
+        <w:pBdr>
+          <w:bottom w:val="single" w:sz="8" w:color="12355B" w:space="4"/>
+        </w:pBdr>
+        <w:tabs>
+          <w:tab w:pos="482" w:val="left"/>
+        </w:tabs>
+        <w:spacing w:before="360" w:after="160"/>
+      </w:pPr>
+      <w:r>
+        <w:rPr>
+          <w:b/>
+          <w:color w:val="2A78D6"/>
+          <w:sz w:val="18"/>
+        </w:rPr>
+        <w:t>08</w:t>
+        <w:tab/>
+      </w:r>
+      <w:r>
+        <w:rPr>
+          <w:b/>
+          <w:color w:val="12355B"/>
+          <w:sz w:val="28"/>
+        </w:rPr>
+        <w:t>In the press</w:t>
+      </w:r>
+    </w:p>
+    <w:p>
+      <w:pPr>
+        <w:tabs>
+          <w:tab w:pos="255" w:val="left"/>
+        </w:tabs>
+        <w:spacing w:before="0" w:after="80"/>
+        <w:ind w:left="255" w:hanging="255"/>
+      </w:pPr>
+      <w:r>
+        <w:rPr>
+          <w:b/>
+          <w:color w:val="2A78D6"/>
+          <w:sz w:val="20"/>
+        </w:rPr>
+        <w:t>▪</w:t>
+        <w:tab/>
+      </w:r>
+      <w:r>
+        <w:rPr>
+          <w:b/>
+        </w:rPr>
+        <w:t>Management:</w:t>
+      </w:r>
+      <w:r>
+        <w:rPr>
+          <w:b w:val="0"/>
+        </w:rPr>
+        <w:t xml:space="preserve"> on 2026-10-05 board member Māris Kuņickis left the company</w:t>
+      </w:r>
+      <w:hyperlink r:id="rId34">
+        <w:r>
+          <w:rPr>
+            <w:color w:val="2A78D6"/>
+            <w:vertAlign w:val="superscript"/>
+            <w:sz w:val="17"/>
+          </w:rPr>
+          <w:t xml:space="preserve">29</w:t>
+        </w:r>
+      </w:hyperlink>
+      <w:r>
+        <w:rPr>
+          <w:b w:val="0"/>
+        </w:rPr>
+        <w:t>.</w:t>
+      </w:r>
+    </w:p>
+    <w:p>
+      <w:pPr>
+        <w:tabs>
+          <w:tab w:pos="255" w:val="left"/>
+        </w:tabs>
+        <w:spacing w:before="0" w:after="80"/>
+        <w:ind w:left="255" w:hanging="255"/>
+      </w:pPr>
+      <w:r>
+        <w:rPr>
+          <w:b/>
+          <w:color w:val="2A78D6"/>
+          <w:sz w:val="20"/>
+        </w:rPr>
+        <w:t>▪</w:t>
+        <w:tab/>
+      </w:r>
+      <w:r>
+        <w:rPr>
+          <w:b/>
+        </w:rPr>
+        <w:t>Tet and LMT:</w:t>
+      </w:r>
+      <w:r>
+        <w:rPr>
+          <w:b w:val="0"/>
+        </w:rPr>
+        <w:t xml:space="preserve"> on 2026-10-22 it was reported that Latvenergo is ready to continue cooperating in the buy-out process of Tet and LMT stakes</w:t>
+      </w:r>
+      <w:hyperlink r:id="rId35">
+        <w:r>
+          <w:rPr>
+            <w:color w:val="2A78D6"/>
+            <w:vertAlign w:val="superscript"/>
+            <w:sz w:val="17"/>
+          </w:rPr>
+          <w:t xml:space="preserve">30</w:t>
         </w:r>
       </w:hyperlink>
       <w:r>
@@ -5103,14 +6421,14 @@
         </w:rPr>
         <w:t xml:space="preserve"> on 2026-10-14 the company's analyst warned that natural gas has not been this expensive for years</w:t>
       </w:r>
-      <w:hyperlink r:id="rId33">
+      <w:hyperlink r:id="rId36">
         <w:r>
           <w:rPr>
             <w:color w:val="2A78D6"/>
             <w:vertAlign w:val="superscript"/>
             <w:sz w:val="17"/>
           </w:rPr>
-          <w:t xml:space="preserve">28</w:t>
+          <w:t xml:space="preserve">31</w:t>
         </w:r>
       </w:hyperlink>
       <w:r>
@@ -5127,7 +6445,7 @@
       <w:r>
         <w:rPr>
           <w:b w:val="0"/>
-          <w:color w:val="5F6B7A"/>
+          <w:color w:val="667085"/>
           <w:sz w:val="18"/>
         </w:rPr>
         <w:t>Automatic news scan (Google News, LV), 2026-07-24 – 2026-10-22: 6 articles.</w:t>
@@ -5176,7 +6494,7 @@
             <w:r>
               <w:rPr>
                 <w:b w:val="0"/>
-                <w:color w:val="1A1A1A"/>
+                <w:color w:val="1B2430"/>
                 <w:sz w:val="17"/>
               </w:rPr>
               <w:t>2026-10-05</w:t>
@@ -5222,10 +6540,10 @@
             <w:pPr>
               <w:spacing w:before="0" w:after="0"/>
             </w:pPr>
-            <w:hyperlink r:id="rId31">
+            <w:hyperlink r:id="rId34">
               <w:r>
                 <w:rPr>
-                  <w:color w:val="1A1A1A"/>
+                  <w:color w:val="1B2430"/>
                   <w:sz w:val="18"/>
                 </w:rPr>
                 <w:t xml:space="preserve">"Latvenergo" valdes loceklis Māris Kuņickis atstāj darbu uzņēmumā</w:t>
@@ -5234,7 +6552,7 @@
             <w:r>
               <w:rPr>
                 <w:b w:val="0"/>
-                <w:color w:val="5F6B7A"/>
+                <w:color w:val="667085"/>
                 <w:sz w:val="15"/>
               </w:rPr>
               <w:t xml:space="preserve">   Jauns.lv</w:t>
@@ -5260,7 +6578,7 @@
             <w:r>
               <w:rPr>
                 <w:b w:val="0"/>
-                <w:color w:val="1A1A1A"/>
+                <w:color w:val="1B2430"/>
                 <w:sz w:val="17"/>
               </w:rPr>
               <w:t>2026-10-22</w:t>
@@ -5306,10 +6624,10 @@
             <w:pPr>
               <w:spacing w:before="0" w:after="0"/>
             </w:pPr>
-            <w:hyperlink r:id="rId32">
+            <w:hyperlink r:id="rId35">
               <w:r>
                 <w:rPr>
-                  <w:color w:val="1A1A1A"/>
+                  <w:color w:val="1B2430"/>
                   <w:sz w:val="18"/>
                 </w:rPr>
                 <w:t xml:space="preserve">"Latvenergo" gatava turpināt sadarbību "Tet" un LMT daļu izpirkšanas procesā</w:t>
@@ -5318,7 +6636,7 @@
             <w:r>
               <w:rPr>
                 <w:b w:val="0"/>
-                <w:color w:val="5F6B7A"/>
+                <w:color w:val="667085"/>
                 <w:sz w:val="15"/>
               </w:rPr>
               <w:t xml:space="preserve">   TVNET</w:t>
@@ -5344,7 +6662,7 @@
             <w:r>
               <w:rPr>
                 <w:b w:val="0"/>
-                <w:color w:val="1A1A1A"/>
+                <w:color w:val="1B2430"/>
                 <w:sz w:val="17"/>
               </w:rPr>
               <w:t>2026-10-21</w:t>
@@ -5390,10 +6708,10 @@
             <w:pPr>
               <w:spacing w:before="0" w:after="0"/>
             </w:pPr>
-            <w:hyperlink r:id="rId34">
+            <w:hyperlink r:id="rId37">
               <w:r>
                 <w:rPr>
-                  <w:color w:val="1A1A1A"/>
+                  <w:color w:val="1B2430"/>
                   <w:sz w:val="18"/>
                 </w:rPr>
                 <w:t xml:space="preserve">Vai ziemā pietiks gāzes un kas notiks ar cenām? «Latvenergo» skaidro situāciju pirms apkures sezonas</w:t>
@@ -5402,7 +6720,7 @@
             <w:r>
               <w:rPr>
                 <w:b w:val="0"/>
-                <w:color w:val="5F6B7A"/>
+                <w:color w:val="667085"/>
                 <w:sz w:val="15"/>
               </w:rPr>
               <w:t xml:space="preserve">   bb.lv</w:t>
@@ -5428,7 +6746,7 @@
             <w:r>
               <w:rPr>
                 <w:b w:val="0"/>
-                <w:color w:val="1A1A1A"/>
+                <w:color w:val="1B2430"/>
                 <w:sz w:val="17"/>
               </w:rPr>
               <w:t>2026-10-14</w:t>
@@ -5474,10 +6792,10 @@
             <w:pPr>
               <w:spacing w:before="0" w:after="0"/>
             </w:pPr>
-            <w:hyperlink r:id="rId35">
+            <w:hyperlink r:id="rId38">
               <w:r>
                 <w:rPr>
-                  <w:color w:val="1A1A1A"/>
+                  <w:color w:val="1B2430"/>
                   <w:sz w:val="18"/>
                 </w:rPr>
                 <w:t xml:space="preserve">Tik dārga gāze nav bijusi gadiem: "Latvenergo" analītiķe brīdina par saspringtu situāciju pirms apkures sezonas</w:t>
@@ -5486,7 +6804,7 @@
             <w:r>
               <w:rPr>
                 <w:b w:val="0"/>
-                <w:color w:val="5F6B7A"/>
+                <w:color w:val="667085"/>
                 <w:sz w:val="15"/>
               </w:rPr>
               <w:t xml:space="preserve">   Dzentlmenis.lv</w:t>
@@ -5512,7 +6830,7 @@
             <w:r>
               <w:rPr>
                 <w:b w:val="0"/>
-                <w:color w:val="1A1A1A"/>
+                <w:color w:val="1B2430"/>
                 <w:sz w:val="17"/>
               </w:rPr>
               <w:t>2026-10-14</w:t>
@@ -5558,10 +6876,10 @@
             <w:pPr>
               <w:spacing w:before="0" w:after="0"/>
             </w:pPr>
-            <w:hyperlink r:id="rId33">
+            <w:hyperlink r:id="rId36">
               <w:r>
                 <w:rPr>
-                  <w:color w:val="1A1A1A"/>
+                  <w:color w:val="1B2430"/>
                   <w:sz w:val="18"/>
                 </w:rPr>
                 <w:t xml:space="preserve">"Latvenergo": tik dārga dabasgāze nav bijusi gadiem ilgi</w:t>
@@ -5570,7 +6888,7 @@
             <w:r>
               <w:rPr>
                 <w:b w:val="0"/>
-                <w:color w:val="5F6B7A"/>
+                <w:color w:val="667085"/>
                 <w:sz w:val="15"/>
               </w:rPr>
               <w:t xml:space="preserve">   NRA</w:t>
@@ -5596,7 +6914,7 @@
             <w:r>
               <w:rPr>
                 <w:b w:val="0"/>
-                <w:color w:val="1A1A1A"/>
+                <w:color w:val="1B2430"/>
                 <w:sz w:val="17"/>
               </w:rPr>
               <w:t>2026-10-13</w:t>
@@ -5642,10 +6960,10 @@
             <w:pPr>
               <w:spacing w:before="0" w:after="0"/>
             </w:pPr>
-            <w:hyperlink r:id="rId36">
+            <w:hyperlink r:id="rId39">
               <w:r>
                 <w:rPr>
-                  <w:color w:val="1A1A1A"/>
+                  <w:color w:val="1B2430"/>
                   <w:sz w:val="18"/>
                 </w:rPr>
                 <w:t xml:space="preserve">"Latvenergo" elektroauto uzlādes tīkla attīstībā sper nākamo soli</w:t>
@@ -5654,7 +6972,7 @@
             <w:r>
               <w:rPr>
                 <w:b w:val="0"/>
-                <w:color w:val="5F6B7A"/>
+                <w:color w:val="667085"/>
                 <w:sz w:val="15"/>
               </w:rPr>
               <w:t xml:space="preserve">   DELFI</w:t>
@@ -5672,7 +6990,7 @@
       <w:pPr>
         <w:keepNext/>
         <w:pBdr>
-          <w:bottom w:val="single" w:sz="8" w:color="1F4E79" w:space="4"/>
+          <w:bottom w:val="single" w:sz="8" w:color="12355B" w:space="4"/>
         </w:pBdr>
         <w:tabs>
           <w:tab w:pos="482" w:val="left"/>
@@ -5691,7 +7009,7 @@
       <w:r>
         <w:rPr>
           <w:b/>
-          <w:color w:val="1F4E79"/>
+          <w:color w:val="12355B"/>
           <w:sz w:val="28"/>
         </w:rPr>
         <w:t>ESG report</w:t>
@@ -5700,7 +7018,7 @@
     <w:p>
       <w:pPr>
         <w:keepNext/>
-        <w:shd w:val="clear" w:color="auto" w:fill="EAF1F8"/>
+        <w:shd w:val="clear" w:color="auto" w:fill="EEF3F8"/>
         <w:spacing w:before="200" w:after="80"/>
         <w:ind w:left="85"/>
       </w:pPr>
@@ -5708,7 +7026,7 @@
         <w:rPr>
           <w:b/>
           <w:caps/>
-          <w:color w:val="1F4E79"/>
+          <w:color w:val="12355B"/>
           <w:sz w:val="19"/>
         </w:rPr>
         <w:t>Exclusionary screening (companies)</w:t>
@@ -5781,7 +7099,7 @@
             <w:r>
               <w:rPr>
                 <w:b/>
-                <w:color w:val="1A1A1A"/>
+                <w:color w:val="1B2430"/>
                 <w:sz w:val="19"/>
               </w:rPr>
               <w:t>Yes, the company is not involved in excluded sectors: controversial and nuclear weapons, tobacco, gambling and restricted sectors in fossil fuel</w:t>
@@ -5798,7 +7116,7 @@
             <w:r>
               <w:rPr>
                 <w:b w:val="0"/>
-                <w:color w:val="5F6B7A"/>
+                <w:color w:val="667085"/>
                 <w:sz w:val="18"/>
               </w:rPr>
               <w:t>•</w:t>
@@ -5824,7 +7142,7 @@
             <w:r>
               <w:rPr>
                 <w:b w:val="0"/>
-                <w:color w:val="5F6B7A"/>
+                <w:color w:val="667085"/>
                 <w:sz w:val="18"/>
               </w:rPr>
               <w:t>•</w:t>
@@ -5850,7 +7168,7 @@
             <w:r>
               <w:rPr>
                 <w:b w:val="0"/>
-                <w:color w:val="5F6B7A"/>
+                <w:color w:val="667085"/>
                 <w:sz w:val="18"/>
               </w:rPr>
               <w:t>•</w:t>
@@ -5894,7 +7212,7 @@
             <w:r>
               <w:rPr>
                 <w:b w:val="0"/>
-                <w:color w:val="5F6B7A"/>
+                <w:color w:val="667085"/>
                 <w:sz w:val="18"/>
               </w:rPr>
               <w:t>•</w:t>
@@ -5908,14 +7226,14 @@
               </w:rPr>
               <w:t>The SEB fossil fuel policy restricts coal and oil &amp; gas extraction, not gas-fired generation</w:t>
             </w:r>
-            <w:hyperlink r:id="rId37">
+            <w:hyperlink r:id="rId40">
               <w:r>
                 <w:rPr>
                   <w:color w:val="2A78D6"/>
                   <w:vertAlign w:val="superscript"/>
                   <w:sz w:val="15"/>
                 </w:rPr>
-                <w:t xml:space="preserve">29</w:t>
+                <w:t xml:space="preserve">32</w:t>
               </w:r>
             </w:hyperlink>
             <w:r>
@@ -5997,7 +7315,7 @@
             <w:r>
               <w:rPr>
                 <w:b/>
-                <w:color w:val="1A1A1A"/>
+                <w:color w:val="1B2430"/>
                 <w:sz w:val="19"/>
               </w:rPr>
               <w:t>Yes, the company does not have red flag/signal related to controversies based on UN Global Compact, OECD Guidelines for Multinational Enterprises or any other relevant principles/standards</w:t>
@@ -6014,7 +7332,7 @@
             <w:r>
               <w:rPr>
                 <w:b w:val="0"/>
-                <w:color w:val="5F6B7A"/>
+                <w:color w:val="667085"/>
                 <w:sz w:val="18"/>
               </w:rPr>
               <w:t>•</w:t>
@@ -6040,7 +7358,7 @@
             <w:r>
               <w:rPr>
                 <w:b w:val="0"/>
-                <w:color w:val="5F6B7A"/>
+                <w:color w:val="667085"/>
                 <w:sz w:val="18"/>
               </w:rPr>
               <w:t>•</w:t>
@@ -6054,14 +7372,14 @@
               </w:rPr>
               <w:t>Significant corruption or ethics breaches in 2024-2025: 0</w:t>
             </w:r>
-            <w:hyperlink r:id="rId38">
+            <w:hyperlink r:id="rId41">
               <w:r>
                 <w:rPr>
                   <w:color w:val="2A78D6"/>
                   <w:vertAlign w:val="superscript"/>
                   <w:sz w:val="15"/>
                 </w:rPr>
-                <w:t xml:space="preserve">30</w:t>
+                <w:t xml:space="preserve">33</w:t>
               </w:r>
             </w:hyperlink>
             <w:r>
@@ -6084,7 +7402,7 @@
             <w:r>
               <w:rPr>
                 <w:b w:val="0"/>
-                <w:color w:val="5F6B7A"/>
+                <w:color w:val="667085"/>
                 <w:sz w:val="18"/>
               </w:rPr>
               <w:t>•</w:t>
@@ -6098,14 +7416,14 @@
               </w:rPr>
               <w:t>In a 2020 procurement case the anti-corruption bureau KNAB closed the criminal proceedings with no wrongdoing established</w:t>
             </w:r>
-            <w:hyperlink r:id="rId39">
+            <w:hyperlink r:id="rId42">
               <w:r>
                 <w:rPr>
                   <w:color w:val="2A78D6"/>
                   <w:vertAlign w:val="superscript"/>
                   <w:sz w:val="15"/>
                 </w:rPr>
-                <w:t xml:space="preserve">31</w:t>
+                <w:t xml:space="preserve">34</w:t>
               </w:r>
             </w:hyperlink>
             <w:r>
@@ -6187,7 +7505,7 @@
             <w:r>
               <w:rPr>
                 <w:b/>
-                <w:color w:val="1A1A1A"/>
+                <w:color w:val="1B2430"/>
                 <w:sz w:val="19"/>
               </w:rPr>
               <w:t>Yes, the company is not in the list of sanctions (add a screenshot)</w:t>
@@ -6204,7 +7522,7 @@
             <w:r>
               <w:rPr>
                 <w:b w:val="0"/>
-                <w:color w:val="5F6B7A"/>
+                <w:color w:val="667085"/>
                 <w:sz w:val="18"/>
               </w:rPr>
               <w:t>•</w:t>
@@ -6289,7 +7607,7 @@
             <w:r>
               <w:rPr>
                 <w:b/>
-                <w:color w:val="1A1A1A"/>
+                <w:color w:val="1B2430"/>
                 <w:sz w:val="19"/>
               </w:rPr>
               <w:t>Yes, issues were not identified from adverse media checks (add a screenshot)</w:t>
@@ -6306,7 +7624,7 @@
             <w:r>
               <w:rPr>
                 <w:b w:val="0"/>
-                <w:color w:val="5F6B7A"/>
+                <w:color w:val="667085"/>
                 <w:sz w:val="18"/>
               </w:rPr>
               <w:t>•</w:t>
@@ -6332,7 +7650,7 @@
             <w:r>
               <w:rPr>
                 <w:b w:val="0"/>
-                <w:color w:val="5F6B7A"/>
+                <w:color w:val="667085"/>
                 <w:sz w:val="18"/>
               </w:rPr>
               <w:t>•</w:t>
@@ -6378,7 +7696,7 @@
     <w:p>
       <w:pPr>
         <w:keepNext/>
-        <w:shd w:val="clear" w:color="auto" w:fill="EAF1F8"/>
+        <w:shd w:val="clear" w:color="auto" w:fill="EEF3F8"/>
         <w:spacing w:before="200" w:after="80"/>
         <w:ind w:left="85"/>
       </w:pPr>
@@ -6386,7 +7704,7 @@
         <w:rPr>
           <w:b/>
           <w:caps/>
-          <w:color w:val="1F4E79"/>
+          <w:color w:val="12355B"/>
           <w:sz w:val="19"/>
         </w:rPr>
         <w:t>ESG integration and positive screening (positive answers imply higher allocation)</w:t>
@@ -6459,7 +7777,7 @@
             <w:r>
               <w:rPr>
                 <w:b/>
-                <w:color w:val="1A1A1A"/>
+                <w:color w:val="1B2430"/>
                 <w:sz w:val="19"/>
               </w:rPr>
               <w:t>Yes, the company is promoting environmental or social characteristics (activities, ESG policy, good ESG rating, etc)</w:t>
@@ -6476,7 +7794,7 @@
             <w:r>
               <w:rPr>
                 <w:b w:val="0"/>
-                <w:color w:val="5F6B7A"/>
+                <w:color w:val="667085"/>
                 <w:sz w:val="18"/>
               </w:rPr>
               <w:t>•</w:t>
@@ -6512,7 +7830,7 @@
             <w:r>
               <w:rPr>
                 <w:b w:val="0"/>
-                <w:color w:val="5F6B7A"/>
+                <w:color w:val="667085"/>
                 <w:sz w:val="18"/>
               </w:rPr>
               <w:t>•</w:t>
@@ -6526,14 +7844,14 @@
               </w:rPr>
               <w:t>S&amp;P Global CSA score 54, in the top 30% of electric utilities worldwide</w:t>
             </w:r>
-            <w:hyperlink r:id="rId40">
+            <w:hyperlink r:id="rId43">
               <w:r>
                 <w:rPr>
                   <w:color w:val="2A78D6"/>
                   <w:vertAlign w:val="superscript"/>
                   <w:sz w:val="15"/>
                 </w:rPr>
-                <w:t xml:space="preserve">32</w:t>
+                <w:t xml:space="preserve">35</w:t>
               </w:r>
             </w:hyperlink>
           </w:p>
@@ -6548,7 +7866,7 @@
             <w:r>
               <w:rPr>
                 <w:b w:val="0"/>
-                <w:color w:val="5F6B7A"/>
+                <w:color w:val="667085"/>
                 <w:sz w:val="18"/>
               </w:rPr>
               <w:t>•</w:t>
@@ -6592,7 +7910,7 @@
             <w:r>
               <w:rPr>
                 <w:b w:val="0"/>
-                <w:color w:val="5F6B7A"/>
+                <w:color w:val="667085"/>
                 <w:sz w:val="18"/>
               </w:rPr>
               <w:t>•</w:t>
@@ -6746,7 +8064,7 @@
             <w:r>
               <w:rPr>
                 <w:b/>
-                <w:color w:val="1A1A1A"/>
+                <w:color w:val="1B2430"/>
                 <w:sz w:val="19"/>
               </w:rPr>
               <w:t>Yes, the activities of the company or it’s strategy is aligned with the taxonomy and/or Paris agreement targets (e.g. net zero commitment)</w:t>
@@ -6763,7 +8081,7 @@
             <w:r>
               <w:rPr>
                 <w:b w:val="0"/>
-                <w:color w:val="5F6B7A"/>
+                <w:color w:val="667085"/>
                 <w:sz w:val="18"/>
               </w:rPr>
               <w:t>•</w:t>
@@ -6777,14 +8095,14 @@
               </w:rPr>
               <w:t>Target of climate neutrality by 2050 and climate-neutral generation by 2040</w:t>
             </w:r>
-            <w:hyperlink r:id="rId41">
+            <w:hyperlink r:id="rId44">
               <w:r>
                 <w:rPr>
                   <w:color w:val="2A78D6"/>
                   <w:vertAlign w:val="superscript"/>
                   <w:sz w:val="15"/>
                 </w:rPr>
-                <w:t xml:space="preserve">33</w:t>
+                <w:t xml:space="preserve">36</w:t>
               </w:r>
             </w:hyperlink>
             <w:r>
@@ -6807,7 +8125,7 @@
             <w:r>
               <w:rPr>
                 <w:b w:val="0"/>
-                <w:color w:val="5F6B7A"/>
+                <w:color w:val="667085"/>
                 <w:sz w:val="18"/>
               </w:rPr>
               <w:t>•</w:t>
@@ -6821,14 +8139,14 @@
               </w:rPr>
               <w:t>EU taxonomy-aligned investments 97% (target ≥80%)</w:t>
             </w:r>
-            <w:hyperlink r:id="rId38">
+            <w:hyperlink r:id="rId41">
               <w:r>
                 <w:rPr>
                   <w:color w:val="2A78D6"/>
                   <w:vertAlign w:val="superscript"/>
                   <w:sz w:val="15"/>
                 </w:rPr>
-                <w:t xml:space="preserve">34</w:t>
+                <w:t xml:space="preserve">37</w:t>
               </w:r>
             </w:hyperlink>
             <w:r>
@@ -6910,7 +8228,7 @@
             <w:r>
               <w:rPr>
                 <w:b/>
-                <w:color w:val="1A1A1A"/>
+                <w:color w:val="1B2430"/>
                 <w:sz w:val="19"/>
               </w:rPr>
               <w:t>Yes, the company does not have yellow flag/signal related to controversies based on UN Global Compact or any other relevant principles/standards</w:t>
@@ -6927,7 +8245,7 @@
             <w:r>
               <w:rPr>
                 <w:b w:val="0"/>
-                <w:color w:val="5F6B7A"/>
+                <w:color w:val="667085"/>
                 <w:sz w:val="18"/>
               </w:rPr>
               <w:t>•</w:t>
@@ -6953,7 +8271,7 @@
             <w:r>
               <w:rPr>
                 <w:b w:val="0"/>
-                <w:color w:val="5F6B7A"/>
+                <w:color w:val="667085"/>
                 <w:sz w:val="18"/>
               </w:rPr>
               <w:t>•</w:t>
@@ -6967,14 +8285,14 @@
               </w:rPr>
               <w:t>Serious accidents and major pollution cases in 2024-2025: 0</w:t>
             </w:r>
-            <w:hyperlink r:id="rId42">
+            <w:hyperlink r:id="rId45">
               <w:r>
                 <w:rPr>
                   <w:color w:val="2A78D6"/>
                   <w:vertAlign w:val="superscript"/>
                   <w:sz w:val="15"/>
                 </w:rPr>
-                <w:t xml:space="preserve">35</w:t>
+                <w:t xml:space="preserve">38</w:t>
               </w:r>
             </w:hyperlink>
             <w:r>
@@ -7056,7 +8374,7 @@
             <w:r>
               <w:rPr>
                 <w:b/>
-                <w:color w:val="1A1A1A"/>
+                <w:color w:val="1B2430"/>
                 <w:sz w:val="19"/>
               </w:rPr>
               <w:t>Yes, the company fulfills the expectations from SEB thematic and sector policies</w:t>
@@ -7086,7 +8404,7 @@
             <w:r>
               <w:rPr>
                 <w:b w:val="0"/>
-                <w:color w:val="5F6B7A"/>
+                <w:color w:val="667085"/>
                 <w:sz w:val="18"/>
               </w:rPr>
               <w:t>•</w:t>
@@ -7100,14 +8418,14 @@
               </w:rPr>
               <w:t>The Investments policy</w:t>
             </w:r>
-            <w:hyperlink r:id="rId43">
+            <w:hyperlink r:id="rId46">
               <w:r>
                 <w:rPr>
                   <w:color w:val="2A78D6"/>
                   <w:vertAlign w:val="superscript"/>
                   <w:sz w:val="15"/>
                 </w:rPr>
-                <w:t xml:space="preserve">36</w:t>
+                <w:t xml:space="preserve">39</w:t>
               </w:r>
             </w:hyperlink>
             <w:r>
@@ -7118,14 +8436,14 @@
               </w:rPr>
               <w:t>, the Electricity &amp; Renewable Energy policy</w:t>
             </w:r>
-            <w:hyperlink r:id="rId43">
+            <w:hyperlink r:id="rId46">
               <w:r>
                 <w:rPr>
                   <w:color w:val="2A78D6"/>
                   <w:vertAlign w:val="superscript"/>
                   <w:sz w:val="15"/>
                 </w:rPr>
-                <w:t xml:space="preserve">37</w:t>
+                <w:t xml:space="preserve">40</w:t>
               </w:r>
             </w:hyperlink>
             <w:r>
@@ -7136,14 +8454,14 @@
               </w:rPr>
               <w:t xml:space="preserve"> and the Fossil Fuels policy for the gas plants</w:t>
             </w:r>
-            <w:hyperlink r:id="rId37">
+            <w:hyperlink r:id="rId40">
               <w:r>
                 <w:rPr>
                   <w:color w:val="2A78D6"/>
                   <w:vertAlign w:val="superscript"/>
                   <w:sz w:val="15"/>
                 </w:rPr>
-                <w:t xml:space="preserve">38</w:t>
+                <w:t xml:space="preserve">41</w:t>
               </w:r>
             </w:hyperlink>
             <w:r>
@@ -7179,7 +8497,7 @@
             <w:r>
               <w:rPr>
                 <w:b w:val="0"/>
-                <w:color w:val="5F6B7A"/>
+                <w:color w:val="667085"/>
                 <w:sz w:val="18"/>
               </w:rPr>
               <w:t>•</w:t>
@@ -7215,7 +8533,7 @@
             <w:r>
               <w:rPr>
                 <w:b w:val="0"/>
-                <w:color w:val="5F6B7A"/>
+                <w:color w:val="667085"/>
                 <w:sz w:val="18"/>
               </w:rPr>
               <w:t>•</w:t>
@@ -7229,14 +8547,14 @@
               </w:rPr>
               <w:t>2024 emissions across all scopes independently verified</w:t>
             </w:r>
-            <w:hyperlink r:id="rId44">
+            <w:hyperlink r:id="rId47">
               <w:r>
                 <w:rPr>
                   <w:color w:val="2A78D6"/>
                   <w:vertAlign w:val="superscript"/>
                   <w:sz w:val="15"/>
                 </w:rPr>
-                <w:t xml:space="preserve">39</w:t>
+                <w:t xml:space="preserve">42</w:t>
               </w:r>
             </w:hyperlink>
           </w:p>
@@ -7251,7 +8569,7 @@
             <w:r>
               <w:rPr>
                 <w:b w:val="0"/>
-                <w:color w:val="5F6B7A"/>
+                <w:color w:val="667085"/>
                 <w:sz w:val="18"/>
               </w:rPr>
               <w:t>•</w:t>
@@ -7265,14 +8583,14 @@
               </w:rPr>
               <w:t>ISO 50001 energy management</w:t>
             </w:r>
-            <w:hyperlink r:id="rId45">
+            <w:hyperlink r:id="rId48">
               <w:r>
                 <w:rPr>
                   <w:color w:val="2A78D6"/>
                   <w:vertAlign w:val="superscript"/>
                   <w:sz w:val="15"/>
                 </w:rPr>
-                <w:t xml:space="preserve">40</w:t>
+                <w:t xml:space="preserve">43</w:t>
               </w:r>
             </w:hyperlink>
           </w:p>
@@ -7287,7 +8605,7 @@
             <w:r>
               <w:rPr>
                 <w:b w:val="0"/>
-                <w:color w:val="5F6B7A"/>
+                <w:color w:val="667085"/>
                 <w:sz w:val="18"/>
               </w:rPr>
               <w:t>•</w:t>
@@ -7301,14 +8619,14 @@
               </w:rPr>
               <w:t>Zero corruption cases and a fraud risk management plan</w:t>
             </w:r>
-            <w:hyperlink r:id="rId38">
+            <w:hyperlink r:id="rId41">
               <w:r>
                 <w:rPr>
                   <w:color w:val="2A78D6"/>
                   <w:vertAlign w:val="superscript"/>
                   <w:sz w:val="15"/>
                 </w:rPr>
-                <w:t xml:space="preserve">41</w:t>
+                <w:t xml:space="preserve">44</w:t>
               </w:r>
             </w:hyperlink>
           </w:p>
@@ -7323,7 +8641,7 @@
             <w:r>
               <w:rPr>
                 <w:b w:val="0"/>
-                <w:color w:val="5F6B7A"/>
+                <w:color w:val="667085"/>
                 <w:sz w:val="18"/>
               </w:rPr>
               <w:t>•</w:t>
@@ -7362,7 +8680,7 @@
             <w:r>
               <w:rPr>
                 <w:b w:val="0"/>
-                <w:color w:val="5F6B7A"/>
+                <w:color w:val="667085"/>
                 <w:sz w:val="18"/>
               </w:rPr>
               <w:t>•</w:t>
@@ -7395,7 +8713,7 @@
     <w:p>
       <w:pPr>
         <w:keepNext/>
-        <w:shd w:val="clear" w:color="auto" w:fill="EAF1F8"/>
+        <w:shd w:val="clear" w:color="auto" w:fill="EEF3F8"/>
         <w:spacing w:before="200" w:after="80"/>
         <w:ind w:left="85"/>
       </w:pPr>
@@ -7403,7 +8721,7 @@
         <w:rPr>
           <w:b/>
           <w:caps/>
-          <w:color w:val="1F4E79"/>
+          <w:color w:val="12355B"/>
           <w:sz w:val="19"/>
         </w:rPr>
         <w:t>Engagement</w:t>
@@ -7476,7 +8794,7 @@
             <w:r>
               <w:rPr>
                 <w:b/>
-                <w:color w:val="1A1A1A"/>
+                <w:color w:val="1B2430"/>
                 <w:sz w:val="19"/>
               </w:rPr>
               <w:t>Is there a need for pro-active engagement with the company?</w:t>
@@ -7493,7 +8811,7 @@
             <w:r>
               <w:rPr>
                 <w:b w:val="0"/>
-                <w:color w:val="5F6B7A"/>
+                <w:color w:val="667085"/>
                 <w:sz w:val="18"/>
               </w:rPr>
               <w:t>•</w:t>
@@ -7526,7 +8844,7 @@
     <w:p>
       <w:pPr>
         <w:keepNext/>
-        <w:shd w:val="clear" w:color="auto" w:fill="EAF1F8"/>
+        <w:shd w:val="clear" w:color="auto" w:fill="EEF3F8"/>
         <w:spacing w:before="200" w:after="80"/>
         <w:ind w:left="85"/>
       </w:pPr>
@@ -7534,7 +8852,7 @@
         <w:rPr>
           <w:b/>
           <w:caps/>
-          <w:color w:val="1F4E79"/>
+          <w:color w:val="12355B"/>
           <w:sz w:val="19"/>
         </w:rPr>
         <w:t>Indicators</w:t>
@@ -7607,7 +8925,7 @@
             <w:r>
               <w:rPr>
                 <w:b/>
-                <w:color w:val="1A1A1A"/>
+                <w:color w:val="1B2430"/>
                 <w:sz w:val="19"/>
               </w:rPr>
               <w:t>Yes, the indicators of the company support the targets of sustainability and PAI indicators followed by the Fund</w:t>
@@ -7624,7 +8942,7 @@
             <w:r>
               <w:rPr>
                 <w:b w:val="0"/>
-                <w:color w:val="5F6B7A"/>
+                <w:color w:val="667085"/>
                 <w:sz w:val="18"/>
               </w:rPr>
               <w:t>•</w:t>
@@ -7650,7 +8968,7 @@
             <w:r>
               <w:rPr>
                 <w:b w:val="0"/>
-                <w:color w:val="5F6B7A"/>
+                <w:color w:val="667085"/>
                 <w:sz w:val="18"/>
               </w:rPr>
               <w:t>•</w:t>
@@ -7686,7 +9004,7 @@
             <w:r>
               <w:rPr>
                 <w:b w:val="0"/>
-                <w:color w:val="5F6B7A"/>
+                <w:color w:val="667085"/>
                 <w:sz w:val="18"/>
               </w:rPr>
               <w:t>•</w:t>
@@ -7700,14 +9018,14 @@
               </w:rPr>
               <w:t>Taxonomy-aligned investments 97%</w:t>
             </w:r>
-            <w:hyperlink r:id="rId38">
+            <w:hyperlink r:id="rId41">
               <w:r>
                 <w:rPr>
                   <w:color w:val="2A78D6"/>
                   <w:vertAlign w:val="superscript"/>
                   <w:sz w:val="15"/>
                 </w:rPr>
-                <w:t xml:space="preserve">34</w:t>
+                <w:t xml:space="preserve">37</w:t>
               </w:r>
             </w:hyperlink>
           </w:p>
@@ -7722,7 +9040,7 @@
             <w:r>
               <w:rPr>
                 <w:b w:val="0"/>
-                <w:color w:val="5F6B7A"/>
+                <w:color w:val="667085"/>
                 <w:sz w:val="18"/>
               </w:rPr>
               <w:t>•</w:t>
@@ -7796,7 +9114,7 @@
       <w:r>
         <w:rPr>
           <w:b w:val="0"/>
-          <w:color w:val="5F6B7A"/>
+          <w:color w:val="667085"/>
           <w:sz w:val="16"/>
         </w:rPr>
         <w:t>SEB policies applied: Policy on Sustainability Considerations in Investments (SEB AB); Fossil Fuels sector policy (coal, oil &amp; gas, peat); Electricity &amp; Renewable Energy sector policy; Environmental Policy on Climate, Nature and Water (thematic); Social and Human Rights Policy (thematic); Governance expectations in sector policies (anti-corruption, tax, reporting)</w:t>
@@ -7806,7 +9124,7 @@
       <w:pPr>
         <w:keepNext/>
         <w:pBdr>
-          <w:bottom w:val="single" w:sz="8" w:color="1F4E79" w:space="4"/>
+          <w:bottom w:val="single" w:sz="8" w:color="12355B" w:space="4"/>
         </w:pBdr>
         <w:tabs>
           <w:tab w:pos="482" w:val="left"/>
@@ -7825,7 +9143,7 @@
       <w:r>
         <w:rPr>
           <w:b/>
-          <w:color w:val="1F4E79"/>
+          <w:color w:val="12355B"/>
           <w:sz w:val="28"/>
         </w:rPr>
         <w:t>Sources</w:t>
@@ -7842,7 +9160,7 @@
       <w:r>
         <w:rPr>
           <w:b w:val="0"/>
-          <w:color w:val="5F6B7A"/>
+          <w:color w:val="667085"/>
           <w:sz w:val="17"/>
         </w:rPr>
         <w:t>1.</w:t>
@@ -7869,7 +9187,7 @@
       <w:r>
         <w:rPr>
           <w:b w:val="0"/>
-          <w:color w:val="5F6B7A"/>
+          <w:color w:val="667085"/>
           <w:sz w:val="17"/>
         </w:rPr>
         <w:t>2.</w:t>
@@ -7896,7 +9214,7 @@
       <w:r>
         <w:rPr>
           <w:b w:val="0"/>
-          <w:color w:val="5F6B7A"/>
+          <w:color w:val="667085"/>
           <w:sz w:val="17"/>
         </w:rPr>
         <w:t>3.</w:t>
@@ -7923,7 +9241,7 @@
       <w:r>
         <w:rPr>
           <w:b w:val="0"/>
-          <w:color w:val="5F6B7A"/>
+          <w:color w:val="667085"/>
           <w:sz w:val="17"/>
         </w:rPr>
         <w:t>4.</w:t>
@@ -7950,7 +9268,7 @@
       <w:r>
         <w:rPr>
           <w:b w:val="0"/>
-          <w:color w:val="5F6B7A"/>
+          <w:color w:val="667085"/>
           <w:sz w:val="17"/>
         </w:rPr>
         <w:t>5.</w:t>
@@ -7977,7 +9295,7 @@
       <w:r>
         <w:rPr>
           <w:b w:val="0"/>
-          <w:color w:val="5F6B7A"/>
+          <w:color w:val="667085"/>
           <w:sz w:val="17"/>
         </w:rPr>
         <w:t>6.</w:t>
@@ -8004,7 +9322,7 @@
       <w:r>
         <w:rPr>
           <w:b w:val="0"/>
-          <w:color w:val="5F6B7A"/>
+          <w:color w:val="667085"/>
           <w:sz w:val="17"/>
         </w:rPr>
         <w:t>7.</w:t>
@@ -8031,7 +9349,7 @@
       <w:r>
         <w:rPr>
           <w:b w:val="0"/>
-          <w:color w:val="5F6B7A"/>
+          <w:color w:val="667085"/>
           <w:sz w:val="17"/>
         </w:rPr>
         <w:t>8.</w:t>
@@ -8058,7 +9376,7 @@
       <w:r>
         <w:rPr>
           <w:b w:val="0"/>
-          <w:color w:val="5F6B7A"/>
+          <w:color w:val="667085"/>
           <w:sz w:val="17"/>
         </w:rPr>
         <w:t>9.</w:t>
@@ -8085,7 +9403,7 @@
       <w:r>
         <w:rPr>
           <w:b w:val="0"/>
-          <w:color w:val="5F6B7A"/>
+          <w:color w:val="667085"/>
           <w:sz w:val="17"/>
         </w:rPr>
         <w:t>10.</w:t>
@@ -8112,7 +9430,7 @@
       <w:r>
         <w:rPr>
           <w:b w:val="0"/>
-          <w:color w:val="5F6B7A"/>
+          <w:color w:val="667085"/>
           <w:sz w:val="17"/>
         </w:rPr>
         <w:t>11.</w:t>
@@ -8139,7 +9457,7 @@
       <w:r>
         <w:rPr>
           <w:b w:val="0"/>
-          <w:color w:val="5F6B7A"/>
+          <w:color w:val="667085"/>
           <w:sz w:val="17"/>
         </w:rPr>
         <w:t>12.</w:t>
@@ -8166,7 +9484,7 @@
       <w:r>
         <w:rPr>
           <w:b w:val="0"/>
-          <w:color w:val="5F6B7A"/>
+          <w:color w:val="667085"/>
           <w:sz w:val="17"/>
         </w:rPr>
         <w:t>13.</w:t>
@@ -8193,7 +9511,7 @@
       <w:r>
         <w:rPr>
           <w:b w:val="0"/>
-          <w:color w:val="5F6B7A"/>
+          <w:color w:val="667085"/>
           <w:sz w:val="17"/>
         </w:rPr>
         <w:t>14.</w:t>
@@ -8220,7 +9538,7 @@
       <w:r>
         <w:rPr>
           <w:b w:val="0"/>
-          <w:color w:val="5F6B7A"/>
+          <w:color w:val="667085"/>
           <w:sz w:val="17"/>
         </w:rPr>
         <w:t>15.</w:t>
@@ -8247,7 +9565,7 @@
       <w:r>
         <w:rPr>
           <w:b w:val="0"/>
-          <w:color w:val="5F6B7A"/>
+          <w:color w:val="667085"/>
           <w:sz w:val="17"/>
         </w:rPr>
         <w:t>16.</w:t>
@@ -8274,7 +9592,7 @@
       <w:r>
         <w:rPr>
           <w:b w:val="0"/>
-          <w:color w:val="5F6B7A"/>
+          <w:color w:val="667085"/>
           <w:sz w:val="17"/>
         </w:rPr>
         <w:t>17.</w:t>
@@ -8301,7 +9619,7 @@
       <w:r>
         <w:rPr>
           <w:b w:val="0"/>
-          <w:color w:val="5F6B7A"/>
+          <w:color w:val="667085"/>
           <w:sz w:val="17"/>
         </w:rPr>
         <w:t>18.</w:t>
@@ -8328,7 +9646,7 @@
       <w:r>
         <w:rPr>
           <w:b w:val="0"/>
-          <w:color w:val="5F6B7A"/>
+          <w:color w:val="667085"/>
           <w:sz w:val="17"/>
         </w:rPr>
         <w:t>19.</w:t>
@@ -8355,7 +9673,7 @@
       <w:r>
         <w:rPr>
           <w:b w:val="0"/>
-          <w:color w:val="5F6B7A"/>
+          <w:color w:val="667085"/>
           <w:sz w:val="17"/>
         </w:rPr>
         <w:t>20.</w:t>
@@ -8382,7 +9700,7 @@
       <w:r>
         <w:rPr>
           <w:b w:val="0"/>
-          <w:color w:val="5F6B7A"/>
+          <w:color w:val="667085"/>
           <w:sz w:val="17"/>
         </w:rPr>
         <w:t>21.</w:t>
@@ -8409,7 +9727,7 @@
       <w:r>
         <w:rPr>
           <w:b w:val="0"/>
-          <w:color w:val="5F6B7A"/>
+          <w:color w:val="667085"/>
           <w:sz w:val="17"/>
         </w:rPr>
         <w:t>22.</w:t>
@@ -8436,7 +9754,7 @@
       <w:r>
         <w:rPr>
           <w:b w:val="0"/>
-          <w:color w:val="5F6B7A"/>
+          <w:color w:val="667085"/>
           <w:sz w:val="17"/>
         </w:rPr>
         <w:t>23.</w:t>
@@ -8463,7 +9781,7 @@
       <w:r>
         <w:rPr>
           <w:b w:val="0"/>
-          <w:color w:val="5F6B7A"/>
+          <w:color w:val="667085"/>
           <w:sz w:val="17"/>
         </w:rPr>
         <w:t>24.</w:t>
@@ -8490,7 +9808,7 @@
       <w:r>
         <w:rPr>
           <w:b w:val="0"/>
-          <w:color w:val="5F6B7A"/>
+          <w:color w:val="667085"/>
           <w:sz w:val="17"/>
         </w:rPr>
         <w:t>25.</w:t>
@@ -8517,13 +9835,94 @@
       <w:r>
         <w:rPr>
           <w:b w:val="0"/>
-          <w:color w:val="5F6B7A"/>
+          <w:color w:val="667085"/>
           <w:sz w:val="17"/>
         </w:rPr>
         <w:t>26.</w:t>
         <w:tab/>
       </w:r>
       <w:hyperlink r:id="rId31">
+        <w:r>
+          <w:rPr>
+            <w:color w:val="2A78D6"/>
+            <w:sz w:val="17"/>
+          </w:rPr>
+          <w:t xml:space="preserve">Latvenergo Group - Interim report 6M 2026 (unaudited), p. 13, 2026-08</w:t>
+        </w:r>
+      </w:hyperlink>
+    </w:p>
+    <w:p>
+      <w:pPr>
+        <w:tabs>
+          <w:tab w:pos="397" w:val="left"/>
+        </w:tabs>
+        <w:spacing w:before="0" w:after="30"/>
+        <w:ind w:left="397" w:hanging="397"/>
+      </w:pPr>
+      <w:r>
+        <w:rPr>
+          <w:b w:val="0"/>
+          <w:color w:val="667085"/>
+          <w:sz w:val="17"/>
+        </w:rPr>
+        <w:t>27.</w:t>
+        <w:tab/>
+      </w:r>
+      <w:hyperlink r:id="rId32">
+        <w:r>
+          <w:rPr>
+            <w:color w:val="2A78D6"/>
+            <w:sz w:val="17"/>
+          </w:rPr>
+          <w:t xml:space="preserve">Latvenergo Group - Interim report 6M 2026 (unaudited), p. 18, 2026-08</w:t>
+        </w:r>
+      </w:hyperlink>
+    </w:p>
+    <w:p>
+      <w:pPr>
+        <w:tabs>
+          <w:tab w:pos="397" w:val="left"/>
+        </w:tabs>
+        <w:spacing w:before="0" w:after="30"/>
+        <w:ind w:left="397" w:hanging="397"/>
+      </w:pPr>
+      <w:r>
+        <w:rPr>
+          <w:b w:val="0"/>
+          <w:color w:val="667085"/>
+          <w:sz w:val="17"/>
+        </w:rPr>
+        <w:t>28.</w:t>
+        <w:tab/>
+      </w:r>
+      <w:hyperlink r:id="rId33">
+        <w:r>
+          <w:rPr>
+            <w:color w:val="2A78D6"/>
+            <w:sz w:val="17"/>
+          </w:rPr>
+          <w:t xml:space="preserve">Latvenergo Group - Interim report 6M 2026 (unaudited), p. 17, 2026-08</w:t>
+        </w:r>
+      </w:hyperlink>
+    </w:p>
+    <w:p>
+      <w:pPr>
+        <w:tabs>
+          <w:tab w:pos="397" w:val="left"/>
+        </w:tabs>
+        <w:spacing w:before="0" w:after="30"/>
+        <w:ind w:left="397" w:hanging="397"/>
+      </w:pPr>
+      <w:r>
+        <w:rPr>
+          <w:b w:val="0"/>
+          <w:color w:val="667085"/>
+          <w:sz w:val="17"/>
+        </w:rPr>
+        <w:t>29.</w:t>
+        <w:tab/>
+      </w:r>
+      <w:hyperlink r:id="rId34">
         <w:r>
           <w:rPr>
             <w:color w:val="2A78D6"/>
@@ -8544,13 +9943,13 @@
       <w:r>
         <w:rPr>
           <w:b w:val="0"/>
-          <w:color w:val="5F6B7A"/>
+          <w:color w:val="667085"/>
           <w:sz w:val="17"/>
         </w:rPr>
-        <w:t>27.</w:t>
+        <w:t>30.</w:t>
         <w:tab/>
       </w:r>
-      <w:hyperlink r:id="rId32">
+      <w:hyperlink r:id="rId35">
         <w:r>
           <w:rPr>
             <w:color w:val="2A78D6"/>
@@ -8571,13 +9970,13 @@
       <w:r>
         <w:rPr>
           <w:b w:val="0"/>
-          <w:color w:val="5F6B7A"/>
+          <w:color w:val="667085"/>
           <w:sz w:val="17"/>
         </w:rPr>
-        <w:t>28.</w:t>
+        <w:t>31.</w:t>
         <w:tab/>
       </w:r>
-      <w:hyperlink r:id="rId33">
+      <w:hyperlink r:id="rId36">
         <w:r>
           <w:rPr>
             <w:color w:val="2A78D6"/>
@@ -8598,13 +9997,13 @@
       <w:r>
         <w:rPr>
           <w:b w:val="0"/>
-          <w:color w:val="5F6B7A"/>
+          <w:color w:val="667085"/>
           <w:sz w:val="17"/>
         </w:rPr>
-        <w:t>29.</w:t>
+        <w:t>32.</w:t>
         <w:tab/>
       </w:r>
-      <w:hyperlink r:id="rId37">
+      <w:hyperlink r:id="rId40">
         <w:r>
           <w:rPr>
             <w:color w:val="2A78D6"/>
@@ -8625,13 +10024,13 @@
       <w:r>
         <w:rPr>
           <w:b w:val="0"/>
-          <w:color w:val="5F6B7A"/>
+          <w:color w:val="667085"/>
           <w:sz w:val="17"/>
         </w:rPr>
-        <w:t>30.</w:t>
+        <w:t>33.</w:t>
         <w:tab/>
       </w:r>
-      <w:hyperlink r:id="rId38">
+      <w:hyperlink r:id="rId41">
         <w:r>
           <w:rPr>
             <w:color w:val="2A78D6"/>
@@ -8652,13 +10051,13 @@
       <w:r>
         <w:rPr>
           <w:b w:val="0"/>
-          <w:color w:val="5F6B7A"/>
+          <w:color w:val="667085"/>
           <w:sz w:val="17"/>
         </w:rPr>
-        <w:t>31.</w:t>
+        <w:t>34.</w:t>
         <w:tab/>
       </w:r>
-      <w:hyperlink r:id="rId39">
+      <w:hyperlink r:id="rId42">
         <w:r>
           <w:rPr>
             <w:color w:val="2A78D6"/>
@@ -8679,13 +10078,13 @@
       <w:r>
         <w:rPr>
           <w:b w:val="0"/>
-          <w:color w:val="5F6B7A"/>
+          <w:color w:val="667085"/>
           <w:sz w:val="17"/>
         </w:rPr>
-        <w:t>32.</w:t>
+        <w:t>35.</w:t>
         <w:tab/>
       </w:r>
-      <w:hyperlink r:id="rId40">
+      <w:hyperlink r:id="rId43">
         <w:r>
           <w:rPr>
             <w:color w:val="2A78D6"/>
@@ -8706,13 +10105,13 @@
       <w:r>
         <w:rPr>
           <w:b w:val="0"/>
-          <w:color w:val="5F6B7A"/>
+          <w:color w:val="667085"/>
           <w:sz w:val="17"/>
         </w:rPr>
-        <w:t>33.</w:t>
+        <w:t>36.</w:t>
         <w:tab/>
       </w:r>
-      <w:hyperlink r:id="rId41">
+      <w:hyperlink r:id="rId44">
         <w:r>
           <w:rPr>
             <w:color w:val="2A78D6"/>
@@ -8733,13 +10132,13 @@
       <w:r>
         <w:rPr>
           <w:b w:val="0"/>
-          <w:color w:val="5F6B7A"/>
+          <w:color w:val="667085"/>
           <w:sz w:val="17"/>
         </w:rPr>
-        <w:t>34.</w:t>
+        <w:t>37.</w:t>
         <w:tab/>
       </w:r>
-      <w:hyperlink r:id="rId38">
+      <w:hyperlink r:id="rId41">
         <w:r>
           <w:rPr>
             <w:color w:val="2A78D6"/>
@@ -8760,13 +10159,13 @@
       <w:r>
         <w:rPr>
           <w:b w:val="0"/>
-          <w:color w:val="5F6B7A"/>
+          <w:color w:val="667085"/>
           <w:sz w:val="17"/>
         </w:rPr>
-        <w:t>35.</w:t>
+        <w:t>38.</w:t>
         <w:tab/>
       </w:r>
-      <w:hyperlink r:id="rId42">
+      <w:hyperlink r:id="rId45">
         <w:r>
           <w:rPr>
             <w:color w:val="2A78D6"/>
@@ -8787,13 +10186,13 @@
       <w:r>
         <w:rPr>
           <w:b w:val="0"/>
-          <w:color w:val="5F6B7A"/>
+          <w:color w:val="667085"/>
           <w:sz w:val="17"/>
         </w:rPr>
-        <w:t>36.</w:t>
+        <w:t>39.</w:t>
         <w:tab/>
       </w:r>
-      <w:hyperlink r:id="rId43">
+      <w:hyperlink r:id="rId46">
         <w:r>
           <w:rPr>
             <w:color w:val="2A78D6"/>
@@ -8814,13 +10213,13 @@
       <w:r>
         <w:rPr>
           <w:b w:val="0"/>
-          <w:color w:val="5F6B7A"/>
+          <w:color w:val="667085"/>
           <w:sz w:val="17"/>
         </w:rPr>
-        <w:t>37.</w:t>
+        <w:t>40.</w:t>
         <w:tab/>
       </w:r>
-      <w:hyperlink r:id="rId43">
+      <w:hyperlink r:id="rId46">
         <w:r>
           <w:rPr>
             <w:color w:val="2A78D6"/>
@@ -8841,13 +10240,13 @@
       <w:r>
         <w:rPr>
           <w:b w:val="0"/>
-          <w:color w:val="5F6B7A"/>
+          <w:color w:val="667085"/>
           <w:sz w:val="17"/>
         </w:rPr>
-        <w:t>38.</w:t>
+        <w:t>41.</w:t>
         <w:tab/>
       </w:r>
-      <w:hyperlink r:id="rId37">
+      <w:hyperlink r:id="rId40">
         <w:r>
           <w:rPr>
             <w:color w:val="2A78D6"/>
@@ -8868,13 +10267,13 @@
       <w:r>
         <w:rPr>
           <w:b w:val="0"/>
-          <w:color w:val="5F6B7A"/>
+          <w:color w:val="667085"/>
           <w:sz w:val="17"/>
         </w:rPr>
-        <w:t>39.</w:t>
+        <w:t>42.</w:t>
         <w:tab/>
       </w:r>
-      <w:hyperlink r:id="rId44">
+      <w:hyperlink r:id="rId47">
         <w:r>
           <w:rPr>
             <w:color w:val="2A78D6"/>
@@ -8895,13 +10294,13 @@
       <w:r>
         <w:rPr>
           <w:b w:val="0"/>
-          <w:color w:val="5F6B7A"/>
+          <w:color w:val="667085"/>
           <w:sz w:val="17"/>
         </w:rPr>
-        <w:t>40.</w:t>
+        <w:t>43.</w:t>
         <w:tab/>
       </w:r>
-      <w:hyperlink r:id="rId45">
+      <w:hyperlink r:id="rId48">
         <w:r>
           <w:rPr>
             <w:color w:val="2A78D6"/>
@@ -8922,13 +10321,13 @@
       <w:r>
         <w:rPr>
           <w:b w:val="0"/>
-          <w:color w:val="5F6B7A"/>
+          <w:color w:val="667085"/>
           <w:sz w:val="17"/>
         </w:rPr>
-        <w:t>41.</w:t>
+        <w:t>44.</w:t>
         <w:tab/>
       </w:r>
-      <w:hyperlink r:id="rId38">
+      <w:hyperlink r:id="rId41">
         <w:r>
           <w:rPr>
             <w:color w:val="2A78D6"/>
@@ -8945,7 +10344,7 @@
       <w:r>
         <w:rPr>
           <w:b w:val="0"/>
-          <w:color w:val="5F6B7A"/>
+          <w:color w:val="667085"/>
           <w:sz w:val="16"/>
         </w:rPr>
         <w:t>Report prepared from public sources. Figures are as published by the issuer; small numbers next to the text point to the source list.</w:t>
@@ -8970,7 +10369,7 @@
   <w:p>
     <w:pPr>
       <w:pBdr>
-        <w:top w:val="single" w:sz="4" w:color="C9D3DE" w:space="4"/>
+        <w:top w:val="single" w:sz="4" w:color="D5DCE4" w:space="4"/>
       </w:pBdr>
       <w:tabs>
         <w:tab w:pos="9638" w:val="right"/>
@@ -8979,7 +10378,7 @@
     <w:r>
       <w:rPr>
         <w:b w:val="0"/>
-        <w:color w:val="5F6B7A"/>
+        <w:color w:val="667085"/>
         <w:sz w:val="16"/>
       </w:rPr>
       <w:t>Latvenergo · 6M2026 · 2026-10-22</w:t>
@@ -8988,7 +10387,7 @@
     <w:r>
       <w:rPr>
         <w:b/>
-        <w:color w:val="1F4E79"/>
+        <w:color w:val="12355B"/>
         <w:sz w:val="16"/>
       </w:rPr>
       <w:fldChar w:fldCharType="begin"/>
@@ -9004,7 +10403,7 @@
   <w:p>
     <w:pPr>
       <w:pBdr>
-        <w:top w:val="single" w:sz="4" w:color="C9D3DE" w:space="4"/>
+        <w:top w:val="single" w:sz="4" w:color="D5DCE4" w:space="4"/>
       </w:pBdr>
       <w:tabs>
         <w:tab w:pos="9638" w:val="right"/>
@@ -9013,7 +10412,7 @@
     <w:r>
       <w:rPr>
         <w:b w:val="0"/>
-        <w:color w:val="5F6B7A"/>
+        <w:color w:val="667085"/>
         <w:sz w:val="16"/>
       </w:rPr>
       <w:t>Latvenergo · 6M2026 · 2026-10-22</w:t>
@@ -9022,7 +10421,7 @@
     <w:r>
       <w:rPr>
         <w:b/>
-        <w:color w:val="1F4E79"/>
+        <w:color w:val="12355B"/>
         <w:sz w:val="16"/>
       </w:rPr>
       <w:fldChar w:fldCharType="begin"/>
@@ -9038,7 +10437,7 @@
   <w:p>
     <w:pPr>
       <w:pBdr>
-        <w:bottom w:val="single" w:sz="4" w:color="C9D3DE" w:space="4"/>
+        <w:bottom w:val="single" w:sz="4" w:color="D5DCE4" w:space="4"/>
       </w:pBdr>
       <w:tabs>
         <w:tab w:pos="9638" w:val="right"/>
@@ -9047,7 +10446,7 @@
     <w:r>
       <w:rPr>
         <w:b/>
-        <w:color w:val="1F4E79"/>
+        <w:color w:val="12355B"/>
         <w:sz w:val="16"/>
       </w:rPr>
       <w:t>Latvenergo</w:t>
@@ -9055,7 +10454,7 @@
     <w:r>
       <w:rPr>
         <w:b w:val="0"/>
-        <w:color w:val="5F6B7A"/>
+        <w:color w:val="667085"/>
         <w:sz w:val="16"/>
       </w:rPr>
       <w:tab/>
@@ -9433,7 +10832,7 @@
     </w:pPr>
     <w:rPr>
       <w:rFonts w:ascii="Calibri" w:hAnsi="Calibri" w:eastAsia="Calibri"/>
-      <w:color w:val="1A1A1A"/>
+      <w:color w:val="1B2430"/>
       <w:sz w:val="21"/>
     </w:rPr>
   </w:style>

--- a/docs/files/latvenergo/latvenergo_6M2026_en.docx
+++ b/docs/files/latvenergo/latvenergo_6M2026_en.docx
@@ -337,6 +337,49 @@
               </w:rPr>
               <w:t>Latvenergo 4.952% 6Y green bond</w:t>
             </w:r>
+            <w:r>
+              <w:t xml:space="preserve"> </w:t>
+              <w:drawing>
+                <wp:inline xmlns:a="http://schemas.openxmlformats.org/drawingml/2006/main" xmlns:pic="http://schemas.openxmlformats.org/drawingml/2006/picture">
+                  <wp:extent cx="91757" cy="91757"/>
+                  <wp:docPr id="1" name="Picture 1"/>
+                  <wp:cNvGraphicFramePr>
+                    <a:graphicFrameLocks noChangeAspect="1"/>
+                  </wp:cNvGraphicFramePr>
+                  <a:graphic>
+                    <a:graphicData uri="http://schemas.openxmlformats.org/drawingml/2006/picture">
+                      <pic:pic>
+                        <pic:nvPicPr>
+                          <pic:cNvPr id="0" name="leaf.png"/>
+                          <pic:cNvPicPr/>
+                        </pic:nvPicPr>
+                        <pic:blipFill>
+                          <a:blip r:embed="rId15"/>
+                          <a:stretch>
+                            <a:fillRect/>
+                          </a:stretch>
+                        </pic:blipFill>
+                        <pic:spPr>
+                          <a:xfrm>
+                            <a:off x="0" y="0"/>
+                            <a:ext cx="91757" cy="91757"/>
+                          </a:xfrm>
+                          <a:prstGeom prst="rect"/>
+                        </pic:spPr>
+                      </pic:pic>
+                    </a:graphicData>
+                  </a:graphic>
+                </wp:inline>
+              </w:drawing>
+            </w:r>
+            <w:r>
+              <w:rPr>
+                <w:b/>
+                <w:color w:val="1B7F3B"/>
+                <w:sz w:val="14"/>
+              </w:rPr>
+              <w:t xml:space="preserve"> Green bond</w:t>
+            </w:r>
           </w:p>
           <w:p>
             <w:pPr>
@@ -375,6 +418,49 @@
                 <w:sz w:val="17"/>
               </w:rPr>
               <w:t>Latvenergo 2.42% 5Y green bond</w:t>
+            </w:r>
+            <w:r>
+              <w:t xml:space="preserve"> </w:t>
+              <w:drawing>
+                <wp:inline xmlns:a="http://schemas.openxmlformats.org/drawingml/2006/main" xmlns:pic="http://schemas.openxmlformats.org/drawingml/2006/picture">
+                  <wp:extent cx="91757" cy="91757"/>
+                  <wp:docPr id="2" name="Picture 2"/>
+                  <wp:cNvGraphicFramePr>
+                    <a:graphicFrameLocks noChangeAspect="1"/>
+                  </wp:cNvGraphicFramePr>
+                  <a:graphic>
+                    <a:graphicData uri="http://schemas.openxmlformats.org/drawingml/2006/picture">
+                      <pic:pic>
+                        <pic:nvPicPr>
+                          <pic:cNvPr id="0" name="leaf.png"/>
+                          <pic:cNvPicPr/>
+                        </pic:nvPicPr>
+                        <pic:blipFill>
+                          <a:blip r:embed="rId15"/>
+                          <a:stretch>
+                            <a:fillRect/>
+                          </a:stretch>
+                        </pic:blipFill>
+                        <pic:spPr>
+                          <a:xfrm>
+                            <a:off x="0" y="0"/>
+                            <a:ext cx="91757" cy="91757"/>
+                          </a:xfrm>
+                          <a:prstGeom prst="rect"/>
+                        </pic:spPr>
+                      </pic:pic>
+                    </a:graphicData>
+                  </a:graphic>
+                </wp:inline>
+              </w:drawing>
+            </w:r>
+            <w:r>
+              <w:rPr>
+                <w:b/>
+                <w:color w:val="1B7F3B"/>
+                <w:sz w:val="14"/>
+              </w:rPr>
+              <w:t xml:space="preserve"> Green bond</w:t>
             </w:r>
           </w:p>
           <w:p>
@@ -415,6 +501,49 @@
               </w:rPr>
               <w:t>Latvenergo 0.5% 7Y green bond</w:t>
             </w:r>
+            <w:r>
+              <w:t xml:space="preserve"> </w:t>
+              <w:drawing>
+                <wp:inline xmlns:a="http://schemas.openxmlformats.org/drawingml/2006/main" xmlns:pic="http://schemas.openxmlformats.org/drawingml/2006/picture">
+                  <wp:extent cx="91757" cy="91757"/>
+                  <wp:docPr id="3" name="Picture 3"/>
+                  <wp:cNvGraphicFramePr>
+                    <a:graphicFrameLocks noChangeAspect="1"/>
+                  </wp:cNvGraphicFramePr>
+                  <a:graphic>
+                    <a:graphicData uri="http://schemas.openxmlformats.org/drawingml/2006/picture">
+                      <pic:pic>
+                        <pic:nvPicPr>
+                          <pic:cNvPr id="0" name="leaf.png"/>
+                          <pic:cNvPicPr/>
+                        </pic:nvPicPr>
+                        <pic:blipFill>
+                          <a:blip r:embed="rId15"/>
+                          <a:stretch>
+                            <a:fillRect/>
+                          </a:stretch>
+                        </pic:blipFill>
+                        <pic:spPr>
+                          <a:xfrm>
+                            <a:off x="0" y="0"/>
+                            <a:ext cx="91757" cy="91757"/>
+                          </a:xfrm>
+                          <a:prstGeom prst="rect"/>
+                        </pic:spPr>
+                      </pic:pic>
+                    </a:graphicData>
+                  </a:graphic>
+                </wp:inline>
+              </w:drawing>
+            </w:r>
+            <w:r>
+              <w:rPr>
+                <w:b/>
+                <w:color w:val="1B7F3B"/>
+                <w:sz w:val="14"/>
+              </w:rPr>
+              <w:t xml:space="preserve"> Green bond</w:t>
+            </w:r>
           </w:p>
           <w:p>
             <w:pPr>
@@ -453,6 +582,49 @@
                 <w:sz w:val="17"/>
               </w:rPr>
               <w:t>Latvenergo 3.612% 5Y green bond</w:t>
+            </w:r>
+            <w:r>
+              <w:t xml:space="preserve"> </w:t>
+              <w:drawing>
+                <wp:inline xmlns:a="http://schemas.openxmlformats.org/drawingml/2006/main" xmlns:pic="http://schemas.openxmlformats.org/drawingml/2006/picture">
+                  <wp:extent cx="91757" cy="91757"/>
+                  <wp:docPr id="4" name="Picture 4"/>
+                  <wp:cNvGraphicFramePr>
+                    <a:graphicFrameLocks noChangeAspect="1"/>
+                  </wp:cNvGraphicFramePr>
+                  <a:graphic>
+                    <a:graphicData uri="http://schemas.openxmlformats.org/drawingml/2006/picture">
+                      <pic:pic>
+                        <pic:nvPicPr>
+                          <pic:cNvPr id="0" name="leaf.png"/>
+                          <pic:cNvPicPr/>
+                        </pic:nvPicPr>
+                        <pic:blipFill>
+                          <a:blip r:embed="rId15"/>
+                          <a:stretch>
+                            <a:fillRect/>
+                          </a:stretch>
+                        </pic:blipFill>
+                        <pic:spPr>
+                          <a:xfrm>
+                            <a:off x="0" y="0"/>
+                            <a:ext cx="91757" cy="91757"/>
+                          </a:xfrm>
+                          <a:prstGeom prst="rect"/>
+                        </pic:spPr>
+                      </pic:pic>
+                    </a:graphicData>
+                  </a:graphic>
+                </wp:inline>
+              </w:drawing>
+            </w:r>
+            <w:r>
+              <w:rPr>
+                <w:b/>
+                <w:color w:val="1B7F3B"/>
+                <w:sz w:val="14"/>
+              </w:rPr>
+              <w:t xml:space="preserve"> Green bond</w:t>
             </w:r>
           </w:p>
           <w:p>
@@ -562,7 +734,7 @@
               </w:rPr>
               <w:t>. Debt is rising because of large renewable investments: net debt / EBITDA 2.4x (1.5x a year ago), but FFO / net debt of 35% is still above the strategy target of &gt;25%</w:t>
             </w:r>
-            <w:hyperlink r:id="rId15">
+            <w:hyperlink r:id="rId16">
               <w:r>
                 <w:rPr>
                   <w:color w:val="2A78D6"/>
@@ -1018,7 +1190,7 @@
         </w:rPr>
         <w:t>,</w:t>
       </w:r>
-      <w:hyperlink r:id="rId16">
+      <w:hyperlink r:id="rId17">
         <w:r>
           <w:rPr>
             <w:color w:val="2A78D6"/>
@@ -1081,7 +1253,7 @@
         </w:rPr>
         <w:t>,</w:t>
       </w:r>
-      <w:hyperlink r:id="rId17">
+      <w:hyperlink r:id="rId18">
         <w:r>
           <w:rPr>
             <w:color w:val="2A78D6"/>
@@ -1127,7 +1299,7 @@
         </w:rPr>
         <w:t xml:space="preserve"> in June 2026 EUR 300m of 7-year green bonds were issued at a 1.3% yield</w:t>
       </w:r>
-      <w:hyperlink r:id="rId18">
+      <w:hyperlink r:id="rId19">
         <w:r>
           <w:rPr>
             <w:color w:val="2A78D6"/>
@@ -1399,6 +1571,49 @@
               </w:rPr>
               <w:t>Latvenergo 4.952% 6Y green bond</w:t>
             </w:r>
+            <w:r>
+              <w:t xml:space="preserve"> </w:t>
+              <w:drawing>
+                <wp:inline xmlns:a="http://schemas.openxmlformats.org/drawingml/2006/main" xmlns:pic="http://schemas.openxmlformats.org/drawingml/2006/picture">
+                  <wp:extent cx="91757" cy="91757"/>
+                  <wp:docPr id="5" name="Picture 5"/>
+                  <wp:cNvGraphicFramePr>
+                    <a:graphicFrameLocks noChangeAspect="1"/>
+                  </wp:cNvGraphicFramePr>
+                  <a:graphic>
+                    <a:graphicData uri="http://schemas.openxmlformats.org/drawingml/2006/picture">
+                      <pic:pic>
+                        <pic:nvPicPr>
+                          <pic:cNvPr id="0" name="leaf.png"/>
+                          <pic:cNvPicPr/>
+                        </pic:nvPicPr>
+                        <pic:blipFill>
+                          <a:blip r:embed="rId15"/>
+                          <a:stretch>
+                            <a:fillRect/>
+                          </a:stretch>
+                        </pic:blipFill>
+                        <pic:spPr>
+                          <a:xfrm>
+                            <a:off x="0" y="0"/>
+                            <a:ext cx="91757" cy="91757"/>
+                          </a:xfrm>
+                          <a:prstGeom prst="rect"/>
+                        </pic:spPr>
+                      </pic:pic>
+                    </a:graphicData>
+                  </a:graphic>
+                </wp:inline>
+              </w:drawing>
+            </w:r>
+            <w:r>
+              <w:rPr>
+                <w:b/>
+                <w:color w:val="1B7F3B"/>
+                <w:sz w:val="14"/>
+              </w:rPr>
+              <w:t xml:space="preserve"> Green bond</w:t>
+            </w:r>
           </w:p>
         </w:tc>
         <w:tc>
@@ -1539,6 +1754,49 @@
                 <w:sz w:val="17"/>
               </w:rPr>
               <w:t>Latvenergo 2.42% 5Y green bond</w:t>
+            </w:r>
+            <w:r>
+              <w:t xml:space="preserve"> </w:t>
+              <w:drawing>
+                <wp:inline xmlns:a="http://schemas.openxmlformats.org/drawingml/2006/main" xmlns:pic="http://schemas.openxmlformats.org/drawingml/2006/picture">
+                  <wp:extent cx="91757" cy="91757"/>
+                  <wp:docPr id="6" name="Picture 6"/>
+                  <wp:cNvGraphicFramePr>
+                    <a:graphicFrameLocks noChangeAspect="1"/>
+                  </wp:cNvGraphicFramePr>
+                  <a:graphic>
+                    <a:graphicData uri="http://schemas.openxmlformats.org/drawingml/2006/picture">
+                      <pic:pic>
+                        <pic:nvPicPr>
+                          <pic:cNvPr id="0" name="leaf.png"/>
+                          <pic:cNvPicPr/>
+                        </pic:nvPicPr>
+                        <pic:blipFill>
+                          <a:blip r:embed="rId15"/>
+                          <a:stretch>
+                            <a:fillRect/>
+                          </a:stretch>
+                        </pic:blipFill>
+                        <pic:spPr>
+                          <a:xfrm>
+                            <a:off x="0" y="0"/>
+                            <a:ext cx="91757" cy="91757"/>
+                          </a:xfrm>
+                          <a:prstGeom prst="rect"/>
+                        </pic:spPr>
+                      </pic:pic>
+                    </a:graphicData>
+                  </a:graphic>
+                </wp:inline>
+              </w:drawing>
+            </w:r>
+            <w:r>
+              <w:rPr>
+                <w:b/>
+                <w:color w:val="1B7F3B"/>
+                <w:sz w:val="14"/>
+              </w:rPr>
+              <w:t xml:space="preserve"> Green bond</w:t>
             </w:r>
           </w:p>
         </w:tc>
@@ -1681,6 +1939,49 @@
               </w:rPr>
               <w:t>Latvenergo 0.5% 7Y green bond</w:t>
             </w:r>
+            <w:r>
+              <w:t xml:space="preserve"> </w:t>
+              <w:drawing>
+                <wp:inline xmlns:a="http://schemas.openxmlformats.org/drawingml/2006/main" xmlns:pic="http://schemas.openxmlformats.org/drawingml/2006/picture">
+                  <wp:extent cx="91757" cy="91757"/>
+                  <wp:docPr id="7" name="Picture 7"/>
+                  <wp:cNvGraphicFramePr>
+                    <a:graphicFrameLocks noChangeAspect="1"/>
+                  </wp:cNvGraphicFramePr>
+                  <a:graphic>
+                    <a:graphicData uri="http://schemas.openxmlformats.org/drawingml/2006/picture">
+                      <pic:pic>
+                        <pic:nvPicPr>
+                          <pic:cNvPr id="0" name="leaf.png"/>
+                          <pic:cNvPicPr/>
+                        </pic:nvPicPr>
+                        <pic:blipFill>
+                          <a:blip r:embed="rId15"/>
+                          <a:stretch>
+                            <a:fillRect/>
+                          </a:stretch>
+                        </pic:blipFill>
+                        <pic:spPr>
+                          <a:xfrm>
+                            <a:off x="0" y="0"/>
+                            <a:ext cx="91757" cy="91757"/>
+                          </a:xfrm>
+                          <a:prstGeom prst="rect"/>
+                        </pic:spPr>
+                      </pic:pic>
+                    </a:graphicData>
+                  </a:graphic>
+                </wp:inline>
+              </w:drawing>
+            </w:r>
+            <w:r>
+              <w:rPr>
+                <w:b/>
+                <w:color w:val="1B7F3B"/>
+                <w:sz w:val="14"/>
+              </w:rPr>
+              <w:t xml:space="preserve"> Green bond</w:t>
+            </w:r>
           </w:p>
         </w:tc>
         <w:tc>
@@ -1821,6 +2122,49 @@
                 <w:sz w:val="17"/>
               </w:rPr>
               <w:t>Latvenergo 3.612% 5Y green bond</w:t>
+            </w:r>
+            <w:r>
+              <w:t xml:space="preserve"> </w:t>
+              <w:drawing>
+                <wp:inline xmlns:a="http://schemas.openxmlformats.org/drawingml/2006/main" xmlns:pic="http://schemas.openxmlformats.org/drawingml/2006/picture">
+                  <wp:extent cx="91757" cy="91757"/>
+                  <wp:docPr id="8" name="Picture 8"/>
+                  <wp:cNvGraphicFramePr>
+                    <a:graphicFrameLocks noChangeAspect="1"/>
+                  </wp:cNvGraphicFramePr>
+                  <a:graphic>
+                    <a:graphicData uri="http://schemas.openxmlformats.org/drawingml/2006/picture">
+                      <pic:pic>
+                        <pic:nvPicPr>
+                          <pic:cNvPr id="0" name="leaf.png"/>
+                          <pic:cNvPicPr/>
+                        </pic:nvPicPr>
+                        <pic:blipFill>
+                          <a:blip r:embed="rId15"/>
+                          <a:stretch>
+                            <a:fillRect/>
+                          </a:stretch>
+                        </pic:blipFill>
+                        <pic:spPr>
+                          <a:xfrm>
+                            <a:off x="0" y="0"/>
+                            <a:ext cx="91757" cy="91757"/>
+                          </a:xfrm>
+                          <a:prstGeom prst="rect"/>
+                        </pic:spPr>
+                      </pic:pic>
+                    </a:graphicData>
+                  </a:graphic>
+                </wp:inline>
+              </w:drawing>
+            </w:r>
+            <w:r>
+              <w:rPr>
+                <w:b/>
+                <w:color w:val="1B7F3B"/>
+                <w:sz w:val="14"/>
+              </w:rPr>
+              <w:t xml:space="preserve"> Green bond</w:t>
             </w:r>
           </w:p>
         </w:tc>
@@ -2133,7 +2477,7 @@
               </w:rPr>
               <w:t>Revenue, EUR m</w:t>
             </w:r>
-            <w:hyperlink r:id="rId17">
+            <w:hyperlink r:id="rId18">
               <w:r>
                 <w:rPr>
                   <w:color w:val="2A78D6"/>
@@ -2150,7 +2494,7 @@
               </w:rPr>
               <w:t>,</w:t>
             </w:r>
-            <w:hyperlink r:id="rId19">
+            <w:hyperlink r:id="rId20">
               <w:r>
                 <w:rPr>
                   <w:color w:val="2A78D6"/>
@@ -2563,7 +2907,7 @@
               </w:rPr>
               <w:t>Investments, EUR m</w:t>
             </w:r>
-            <w:hyperlink r:id="rId17">
+            <w:hyperlink r:id="rId18">
               <w:r>
                 <w:rPr>
                   <w:color w:val="2A78D6"/>
@@ -3392,7 +3736,7 @@
               </w:rPr>
               <w:t>Total assets, EUR m</w:t>
             </w:r>
-            <w:hyperlink r:id="rId17">
+            <w:hyperlink r:id="rId18">
               <w:r>
                 <w:rPr>
                   <w:color w:val="2A78D6"/>
@@ -3674,7 +4018,7 @@
               </w:rPr>
               <w:t>Electricity generation, GWh</w:t>
             </w:r>
-            <w:hyperlink r:id="rId20">
+            <w:hyperlink r:id="rId21">
               <w:r>
                 <w:rPr>
                   <w:color w:val="2A78D6"/>
@@ -3838,7 +4182,7 @@
         <w:drawing>
           <wp:inline xmlns:a="http://schemas.openxmlformats.org/drawingml/2006/main" xmlns:pic="http://schemas.openxmlformats.org/drawingml/2006/picture">
             <wp:extent cx="6120000" cy="1713899"/>
-            <wp:docPr id="1" name="Picture 1"/>
+            <wp:docPr id="9" name="Picture 9"/>
             <wp:cNvGraphicFramePr>
               <a:graphicFrameLocks noChangeAspect="1"/>
             </wp:cNvGraphicFramePr>
@@ -3850,7 +4194,7 @@
                     <pic:cNvPicPr/>
                   </pic:nvPicPr>
                   <pic:blipFill>
-                    <a:blip r:embed="rId21"/>
+                    <a:blip r:embed="rId22"/>
                     <a:stretch>
                       <a:fillRect/>
                     </a:stretch>
@@ -3927,7 +4271,7 @@
         </w:rPr>
         <w:t xml:space="preserve"> 937 MW of wind and solar installed at end-June, with an approved 1,144 MW project portfolio; strategy target 600 MW by 2026 and 2,300 MW by 2030</w:t>
       </w:r>
-      <w:hyperlink r:id="rId22">
+      <w:hyperlink r:id="rId23">
         <w:r>
           <w:rPr>
             <w:color w:val="2A78D6"/>
@@ -3973,7 +4317,7 @@
         </w:rPr>
         <w:t xml:space="preserve"> hydro 2,882 GWh (61%), gas-fired Riga CHPs 1,587 GWh (34%), wind and solar 209 GWh (shares calculated by the tool)</w:t>
       </w:r>
-      <w:hyperlink r:id="rId20">
+      <w:hyperlink r:id="rId21">
         <w:r>
           <w:rPr>
             <w:color w:val="2A78D6"/>
@@ -4013,7 +4357,7 @@
         </w:rPr>
         <w:t>A severe storm on 2026-08-22 caused widespread power outages</w:t>
       </w:r>
-      <w:hyperlink r:id="rId18">
+      <w:hyperlink r:id="rId19">
         <w:r>
           <w:rPr>
             <w:color w:val="2A78D6"/>
@@ -4088,7 +4432,7 @@
         </w:rPr>
         <w:t xml:space="preserve"> 1,703.6m), profit EUR 198.8m (273.7m, −74.8m); FFO / net debt 39%</w:t>
       </w:r>
-      <w:hyperlink r:id="rId17">
+      <w:hyperlink r:id="rId18">
         <w:r>
           <w:rPr>
             <w:color w:val="2A78D6"/>
@@ -4174,7 +4518,7 @@
         </w:rPr>
         <w:t xml:space="preserve"> EUR 141.0m from 2025 profit approved on 2026-05-27, paid in two EUR 70.5m instalments (June and by 30 November)</w:t>
       </w:r>
-      <w:hyperlink r:id="rId23">
+      <w:hyperlink r:id="rId24">
         <w:r>
           <w:rPr>
             <w:color w:val="2A78D6"/>
@@ -4393,7 +4737,7 @@
               </w:rPr>
               <w:t>6M 2026: ROE 6.9%, FFO / net debt 35%, rating Baa2</w:t>
             </w:r>
-            <w:hyperlink r:id="rId15">
+            <w:hyperlink r:id="rId16">
               <w:r>
                 <w:rPr>
                   <w:color w:val="2A78D6"/>
@@ -4515,7 +4859,7 @@
               </w:rPr>
               <w:t>937 MW installed at 2026-06-30</w:t>
             </w:r>
-            <w:hyperlink r:id="rId22">
+            <w:hyperlink r:id="rId23">
               <w:r>
                 <w:rPr>
                   <w:color w:val="2A78D6"/>
@@ -4548,7 +4892,7 @@
               </w:rPr>
               <w:t>Exceeded</w:t>
             </w:r>
-            <w:hyperlink r:id="rId22">
+            <w:hyperlink r:id="rId23">
               <w:r>
                 <w:rPr>
                   <w:color w:val="2A78D6"/>
@@ -4637,7 +4981,7 @@
               </w:rPr>
               <w:t>Approved project portfolio of 1,144 MW</w:t>
             </w:r>
-            <w:hyperlink r:id="rId24">
+            <w:hyperlink r:id="rId25">
               <w:r>
                 <w:rPr>
                   <w:color w:val="2A78D6"/>
@@ -4654,7 +4998,7 @@
               </w:rPr>
               <w:t>,</w:t>
             </w:r>
-            <w:hyperlink r:id="rId16">
+            <w:hyperlink r:id="rId17">
               <w:r>
                 <w:rPr>
                   <w:color w:val="2A78D6"/>
@@ -4687,7 +5031,7 @@
               </w:rPr>
               <w:t>Long-term target, financed with green bonds</w:t>
             </w:r>
-            <w:hyperlink r:id="rId18">
+            <w:hyperlink r:id="rId19">
               <w:r>
                 <w:rPr>
                   <w:color w:val="2A78D6"/>
@@ -4776,7 +5120,7 @@
               </w:rPr>
               <w:t>2025: −17%</w:t>
             </w:r>
-            <w:hyperlink r:id="rId25">
+            <w:hyperlink r:id="rId26">
               <w:r>
                 <w:rPr>
                   <w:color w:val="2A78D6"/>
@@ -4809,7 +5153,7 @@
               </w:rPr>
               <w:t>In progress; progress depends on how much the gas plants run</w:t>
             </w:r>
-            <w:hyperlink r:id="rId25">
+            <w:hyperlink r:id="rId26">
               <w:r>
                 <w:rPr>
                   <w:color w:val="2A78D6"/>
@@ -4917,7 +5261,7 @@
         </w:rPr>
         <w:t xml:space="preserve"> four green bonds, 2.42% 2027 (EUR 100m), 0.5% 2028 (EUR 50m), 4.952% 2029 (EUR 50m) and 3.612% 2030 (EUR 400m)</w:t>
       </w:r>
-      <w:hyperlink r:id="rId26">
+      <w:hyperlink r:id="rId27">
         <w:r>
           <w:rPr>
             <w:color w:val="2A78D6"/>
@@ -4934,7 +5278,7 @@
         </w:rPr>
         <w:t>,</w:t>
       </w:r>
-      <w:hyperlink r:id="rId27">
+      <w:hyperlink r:id="rId28">
         <w:r>
           <w:rPr>
             <w:color w:val="2A78D6"/>
@@ -4951,7 +5295,7 @@
         </w:rPr>
         <w:t>,</w:t>
       </w:r>
-      <w:hyperlink r:id="rId28">
+      <w:hyperlink r:id="rId29">
         <w:r>
           <w:rPr>
             <w:color w:val="2A78D6"/>
@@ -4968,7 +5312,7 @@
         </w:rPr>
         <w:t>,</w:t>
       </w:r>
-      <w:hyperlink r:id="rId29">
+      <w:hyperlink r:id="rId30">
         <w:r>
           <w:rPr>
             <w:color w:val="2A78D6"/>
@@ -4984,7 +5328,7 @@
         </w:rPr>
         <w:t>. Moody's rates the green bonds Baa2</w:t>
       </w:r>
-      <w:hyperlink r:id="rId30">
+      <w:hyperlink r:id="rId31">
         <w:r>
           <w:rPr>
             <w:color w:val="2A78D6"/>
@@ -5030,7 +5374,7 @@
         </w:rPr>
         <w:t xml:space="preserve"> the 2.42% bond on 2027-05-05. The company has funding: it borrowed EUR 300m at 1.3% in June 2026</w:t>
       </w:r>
-      <w:hyperlink r:id="rId27">
+      <w:hyperlink r:id="rId28">
         <w:r>
           <w:rPr>
             <w:color w:val="2A78D6"/>
@@ -5047,7 +5391,7 @@
         </w:rPr>
         <w:t>,</w:t>
       </w:r>
-      <w:hyperlink r:id="rId18">
+      <w:hyperlink r:id="rId19">
         <w:r>
           <w:rPr>
             <w:color w:val="2A78D6"/>
@@ -5093,7 +5437,7 @@
         </w:rPr>
         <w:t xml:space="preserve"> and the dividend policy (&gt;64% payout) mean part of the cash goes to the state, but the rating target (≥ Baa3) caps borrowing</w:t>
       </w:r>
-      <w:hyperlink r:id="rId15">
+      <w:hyperlink r:id="rId16">
         <w:r>
           <w:rPr>
             <w:color w:val="2A78D6"/>
@@ -5198,7 +5542,7 @@
         </w:rPr>
         <w:t xml:space="preserve"> revenue +11% to EUR 941.8m on higher gas, power and heat sales in a cold start to the year; EBITDA +5% to EUR 284.6m on new solar and wind output and higher CHP output</w:t>
       </w:r>
-      <w:hyperlink r:id="rId22">
+      <w:hyperlink r:id="rId23">
         <w:r>
           <w:rPr>
             <w:color w:val="2A78D6"/>
@@ -5244,7 +5588,7 @@
         </w:rPr>
         <w:t xml:space="preserve"> the Latvian average price was EUR 102.6/MWh (87.3 a year earlier); the Nord Pool system price more than doubled on cold weather, higher demand and low Nordic hydro (22 TWh below the long-term average)</w:t>
       </w:r>
-      <w:hyperlink r:id="rId31">
+      <w:hyperlink r:id="rId32">
         <w:r>
           <w:rPr>
             <w:color w:val="2A78D6"/>
@@ -5290,7 +5634,7 @@
         </w:rPr>
         <w:t xml:space="preserve"> Daugava HPP output fell 4% to 1.6 TWh as river inflow was 24% below the long-term average</w:t>
       </w:r>
-      <w:hyperlink r:id="rId32">
+      <w:hyperlink r:id="rId33">
         <w:r>
           <w:rPr>
             <w:color w:val="2A78D6"/>
@@ -5306,7 +5650,7 @@
         </w:rPr>
         <w:t>; TTF gas averaged EUR 40/MWh (-7%), EU storage was 38% full (46% a year earlier)</w:t>
       </w:r>
-      <w:hyperlink r:id="rId23">
+      <w:hyperlink r:id="rId24">
         <w:r>
           <w:rPr>
             <w:color w:val="2A78D6"/>
@@ -5352,7 +5696,7 @@
         </w:rPr>
         <w:t xml:space="preserve"> new wind and solar parks will be commissioned in 2026-2027, adding about 2.2 TWh of annual generation</w:t>
       </w:r>
-      <w:hyperlink r:id="rId33">
+      <w:hyperlink r:id="rId34">
         <w:r>
           <w:rPr>
             <w:color w:val="2A78D6"/>
@@ -6329,7 +6673,7 @@
         </w:rPr>
         <w:t xml:space="preserve"> on 2026-10-05 board member Māris Kuņickis left the company</w:t>
       </w:r>
-      <w:hyperlink r:id="rId34">
+      <w:hyperlink r:id="rId35">
         <w:r>
           <w:rPr>
             <w:color w:val="2A78D6"/>
@@ -6375,7 +6719,7 @@
         </w:rPr>
         <w:t xml:space="preserve"> on 2026-10-22 it was reported that Latvenergo is ready to continue cooperating in the buy-out process of Tet and LMT stakes</w:t>
       </w:r>
-      <w:hyperlink r:id="rId35">
+      <w:hyperlink r:id="rId36">
         <w:r>
           <w:rPr>
             <w:color w:val="2A78D6"/>
@@ -6421,7 +6765,7 @@
         </w:rPr>
         <w:t xml:space="preserve"> on 2026-10-14 the company's analyst warned that natural gas has not been this expensive for years</w:t>
       </w:r>
-      <w:hyperlink r:id="rId36">
+      <w:hyperlink r:id="rId37">
         <w:r>
           <w:rPr>
             <w:color w:val="2A78D6"/>
@@ -6448,7 +6792,7 @@
           <w:color w:val="667085"/>
           <w:sz w:val="18"/>
         </w:rPr>
-        <w:t>Automatic news scan (Google News, LV), 2026-07-24 – 2026-10-22: 6 articles.</w:t>
+        <w:t>Automatic news scan (Google News, LV), 2026-07-25 – 2026-10-23: 6 articles.</w:t>
       </w:r>
     </w:p>
     <w:tbl>
@@ -6540,7 +6884,7 @@
             <w:pPr>
               <w:spacing w:before="0" w:after="0"/>
             </w:pPr>
-            <w:hyperlink r:id="rId34">
+            <w:hyperlink r:id="rId35">
               <w:r>
                 <w:rPr>
                   <w:color w:val="1B2430"/>
@@ -6624,7 +6968,7 @@
             <w:pPr>
               <w:spacing w:before="0" w:after="0"/>
             </w:pPr>
-            <w:hyperlink r:id="rId35">
+            <w:hyperlink r:id="rId36">
               <w:r>
                 <w:rPr>
                   <w:color w:val="1B2430"/>
@@ -6708,7 +7052,7 @@
             <w:pPr>
               <w:spacing w:before="0" w:after="0"/>
             </w:pPr>
-            <w:hyperlink r:id="rId37">
+            <w:hyperlink r:id="rId38">
               <w:r>
                 <w:rPr>
                   <w:color w:val="1B2430"/>
@@ -6792,7 +7136,7 @@
             <w:pPr>
               <w:spacing w:before="0" w:after="0"/>
             </w:pPr>
-            <w:hyperlink r:id="rId38">
+            <w:hyperlink r:id="rId39">
               <w:r>
                 <w:rPr>
                   <w:color w:val="1B2430"/>
@@ -6876,7 +7220,7 @@
             <w:pPr>
               <w:spacing w:before="0" w:after="0"/>
             </w:pPr>
-            <w:hyperlink r:id="rId36">
+            <w:hyperlink r:id="rId37">
               <w:r>
                 <w:rPr>
                   <w:color w:val="1B2430"/>
@@ -6960,7 +7304,7 @@
             <w:pPr>
               <w:spacing w:before="0" w:after="0"/>
             </w:pPr>
-            <w:hyperlink r:id="rId39">
+            <w:hyperlink r:id="rId40">
               <w:r>
                 <w:rPr>
                   <w:color w:val="1B2430"/>
@@ -7182,7 +7526,7 @@
               </w:rPr>
               <w:t>The two Riga CHPs run on natural gas (34% of output in 2025)</w:t>
             </w:r>
-            <w:hyperlink r:id="rId20">
+            <w:hyperlink r:id="rId21">
               <w:r>
                 <w:rPr>
                   <w:color w:val="2A78D6"/>
@@ -7226,7 +7570,7 @@
               </w:rPr>
               <w:t>The SEB fossil fuel policy restricts coal and oil &amp; gas extraction, not gas-fired generation</w:t>
             </w:r>
-            <w:hyperlink r:id="rId40">
+            <w:hyperlink r:id="rId41">
               <w:r>
                 <w:rPr>
                   <w:color w:val="2A78D6"/>
@@ -7372,7 +7716,7 @@
               </w:rPr>
               <w:t>Significant corruption or ethics breaches in 2024-2025: 0</w:t>
             </w:r>
-            <w:hyperlink r:id="rId41">
+            <w:hyperlink r:id="rId42">
               <w:r>
                 <w:rPr>
                   <w:color w:val="2A78D6"/>
@@ -7416,7 +7760,7 @@
               </w:rPr>
               <w:t>In a 2020 procurement case the anti-corruption bureau KNAB closed the criminal proceedings with no wrongdoing established</w:t>
             </w:r>
-            <w:hyperlink r:id="rId42">
+            <w:hyperlink r:id="rId43">
               <w:r>
                 <w:rPr>
                   <w:color w:val="2A78D6"/>
@@ -7662,7 +8006,7 @@
                 <w:color w:val="333333"/>
                 <w:sz w:val="18"/>
               </w:rPr>
-              <w:t>News summary 2026-07-24 – 2026-10-22: 6 articles, 0 with an adverse keyword in the headline (details in the section "In the press").</w:t>
+              <w:t>News summary 2026-07-25 – 2026-10-23: 6 articles, 0 with an adverse keyword in the headline (details in the section "In the press").</w:t>
             </w:r>
           </w:p>
         </w:tc>
@@ -7808,7 +8152,7 @@
               </w:rPr>
               <w:t>66% of electricity from renewable sources</w:t>
             </w:r>
-            <w:hyperlink r:id="rId16">
+            <w:hyperlink r:id="rId17">
               <w:r>
                 <w:rPr>
                   <w:color w:val="2A78D6"/>
@@ -7844,7 +8188,7 @@
               </w:rPr>
               <w:t>S&amp;P Global CSA score 54, in the top 30% of electric utilities worldwide</w:t>
             </w:r>
-            <w:hyperlink r:id="rId43">
+            <w:hyperlink r:id="rId44">
               <w:r>
                 <w:rPr>
                   <w:color w:val="2A78D6"/>
@@ -7880,7 +8224,7 @@
               </w:rPr>
               <w:t>Moody's ESG credit impact score CIS-2</w:t>
             </w:r>
-            <w:hyperlink r:id="rId17">
+            <w:hyperlink r:id="rId18">
               <w:r>
                 <w:rPr>
                   <w:color w:val="2A78D6"/>
@@ -7924,7 +8268,7 @@
               </w:rPr>
               <w:t>All bonds are green</w:t>
             </w:r>
-            <w:hyperlink r:id="rId26">
+            <w:hyperlink r:id="rId27">
               <w:r>
                 <w:rPr>
                   <w:color w:val="2A78D6"/>
@@ -7941,7 +8285,7 @@
               </w:rPr>
               <w:t>,</w:t>
             </w:r>
-            <w:hyperlink r:id="rId27">
+            <w:hyperlink r:id="rId28">
               <w:r>
                 <w:rPr>
                   <w:color w:val="2A78D6"/>
@@ -7958,7 +8302,7 @@
               </w:rPr>
               <w:t>,</w:t>
             </w:r>
-            <w:hyperlink r:id="rId28">
+            <w:hyperlink r:id="rId29">
               <w:r>
                 <w:rPr>
                   <w:color w:val="2A78D6"/>
@@ -7975,7 +8319,7 @@
               </w:rPr>
               <w:t>,</w:t>
             </w:r>
-            <w:hyperlink r:id="rId29">
+            <w:hyperlink r:id="rId30">
               <w:r>
                 <w:rPr>
                   <w:color w:val="2A78D6"/>
@@ -8095,7 +8439,7 @@
               </w:rPr>
               <w:t>Target of climate neutrality by 2050 and climate-neutral generation by 2040</w:t>
             </w:r>
-            <w:hyperlink r:id="rId44">
+            <w:hyperlink r:id="rId45">
               <w:r>
                 <w:rPr>
                   <w:color w:val="2A78D6"/>
@@ -8139,7 +8483,7 @@
               </w:rPr>
               <w:t>EU taxonomy-aligned investments 97% (target ≥80%)</w:t>
             </w:r>
-            <w:hyperlink r:id="rId41">
+            <w:hyperlink r:id="rId42">
               <w:r>
                 <w:rPr>
                   <w:color w:val="2A78D6"/>
@@ -8285,7 +8629,7 @@
               </w:rPr>
               <w:t>Serious accidents and major pollution cases in 2024-2025: 0</w:t>
             </w:r>
-            <w:hyperlink r:id="rId45">
+            <w:hyperlink r:id="rId46">
               <w:r>
                 <w:rPr>
                   <w:color w:val="2A78D6"/>
@@ -8418,7 +8762,7 @@
               </w:rPr>
               <w:t>The Investments policy</w:t>
             </w:r>
-            <w:hyperlink r:id="rId46">
+            <w:hyperlink r:id="rId47">
               <w:r>
                 <w:rPr>
                   <w:color w:val="2A78D6"/>
@@ -8436,7 +8780,7 @@
               </w:rPr>
               <w:t>, the Electricity &amp; Renewable Energy policy</w:t>
             </w:r>
-            <w:hyperlink r:id="rId46">
+            <w:hyperlink r:id="rId47">
               <w:r>
                 <w:rPr>
                   <w:color w:val="2A78D6"/>
@@ -8454,7 +8798,7 @@
               </w:rPr>
               <w:t xml:space="preserve"> and the Fossil Fuels policy for the gas plants</w:t>
             </w:r>
-            <w:hyperlink r:id="rId40">
+            <w:hyperlink r:id="rId41">
               <w:r>
                 <w:rPr>
                   <w:color w:val="2A78D6"/>
@@ -8511,7 +8855,7 @@
               </w:rPr>
               <w:t>Emission reduction targets for 2030 and 2040</w:t>
             </w:r>
-            <w:hyperlink r:id="rId25">
+            <w:hyperlink r:id="rId26">
               <w:r>
                 <w:rPr>
                   <w:color w:val="2A78D6"/>
@@ -8547,7 +8891,7 @@
               </w:rPr>
               <w:t>2024 emissions across all scopes independently verified</w:t>
             </w:r>
-            <w:hyperlink r:id="rId47">
+            <w:hyperlink r:id="rId48">
               <w:r>
                 <w:rPr>
                   <w:color w:val="2A78D6"/>
@@ -8583,7 +8927,7 @@
               </w:rPr>
               <w:t>ISO 50001 energy management</w:t>
             </w:r>
-            <w:hyperlink r:id="rId48">
+            <w:hyperlink r:id="rId49">
               <w:r>
                 <w:rPr>
                   <w:color w:val="2A78D6"/>
@@ -8619,7 +8963,7 @@
               </w:rPr>
               <w:t>Zero corruption cases and a fraud risk management plan</w:t>
             </w:r>
-            <w:hyperlink r:id="rId41">
+            <w:hyperlink r:id="rId42">
               <w:r>
                 <w:rPr>
                   <w:color w:val="2A78D6"/>
@@ -8982,7 +9326,7 @@
               </w:rPr>
               <w:t>Scope 1 emissions −17% vs 2021</w:t>
             </w:r>
-            <w:hyperlink r:id="rId25">
+            <w:hyperlink r:id="rId26">
               <w:r>
                 <w:rPr>
                   <w:color w:val="2A78D6"/>
@@ -9018,7 +9362,7 @@
               </w:rPr>
               <w:t>Taxonomy-aligned investments 97%</w:t>
             </w:r>
-            <w:hyperlink r:id="rId41">
+            <w:hyperlink r:id="rId42">
               <w:r>
                 <w:rPr>
                   <w:color w:val="2A78D6"/>
@@ -9054,7 +9398,7 @@
               </w:rPr>
               <w:t>Renewable share 66%</w:t>
             </w:r>
-            <w:hyperlink r:id="rId25">
+            <w:hyperlink r:id="rId26">
               <w:r>
                 <w:rPr>
                   <w:color w:val="2A78D6"/>
@@ -9247,7 +9591,7 @@
         <w:t>4.</w:t>
         <w:tab/>
       </w:r>
-      <w:hyperlink r:id="rId15">
+      <w:hyperlink r:id="rId16">
         <w:r>
           <w:rPr>
             <w:color w:val="2A78D6"/>
@@ -9301,7 +9645,7 @@
         <w:t>6.</w:t>
         <w:tab/>
       </w:r>
-      <w:hyperlink r:id="rId16">
+      <w:hyperlink r:id="rId17">
         <w:r>
           <w:rPr>
             <w:color w:val="2A78D6"/>
@@ -9328,7 +9672,7 @@
         <w:t>7.</w:t>
         <w:tab/>
       </w:r>
-      <w:hyperlink r:id="rId17">
+      <w:hyperlink r:id="rId18">
         <w:r>
           <w:rPr>
             <w:color w:val="2A78D6"/>
@@ -9355,7 +9699,7 @@
         <w:t>8.</w:t>
         <w:tab/>
       </w:r>
-      <w:hyperlink r:id="rId18">
+      <w:hyperlink r:id="rId19">
         <w:r>
           <w:rPr>
             <w:color w:val="2A78D6"/>
@@ -9382,7 +9726,7 @@
         <w:t>9.</w:t>
         <w:tab/>
       </w:r>
-      <w:hyperlink r:id="rId19">
+      <w:hyperlink r:id="rId20">
         <w:r>
           <w:rPr>
             <w:color w:val="2A78D6"/>
@@ -9409,7 +9753,7 @@
         <w:t>10.</w:t>
         <w:tab/>
       </w:r>
-      <w:hyperlink r:id="rId20">
+      <w:hyperlink r:id="rId21">
         <w:r>
           <w:rPr>
             <w:color w:val="2A78D6"/>
@@ -9436,7 +9780,7 @@
         <w:t>11.</w:t>
         <w:tab/>
       </w:r>
-      <w:hyperlink r:id="rId22">
+      <w:hyperlink r:id="rId23">
         <w:r>
           <w:rPr>
             <w:color w:val="2A78D6"/>
@@ -9463,7 +9807,7 @@
         <w:t>12.</w:t>
         <w:tab/>
       </w:r>
-      <w:hyperlink r:id="rId20">
+      <w:hyperlink r:id="rId21">
         <w:r>
           <w:rPr>
             <w:color w:val="2A78D6"/>
@@ -9490,7 +9834,7 @@
         <w:t>13.</w:t>
         <w:tab/>
       </w:r>
-      <w:hyperlink r:id="rId17">
+      <w:hyperlink r:id="rId18">
         <w:r>
           <w:rPr>
             <w:color w:val="2A78D6"/>
@@ -9517,7 +9861,7 @@
         <w:t>14.</w:t>
         <w:tab/>
       </w:r>
-      <w:hyperlink r:id="rId23">
+      <w:hyperlink r:id="rId24">
         <w:r>
           <w:rPr>
             <w:color w:val="2A78D6"/>
@@ -9544,7 +9888,7 @@
         <w:t>15.</w:t>
         <w:tab/>
       </w:r>
-      <w:hyperlink r:id="rId15">
+      <w:hyperlink r:id="rId16">
         <w:r>
           <w:rPr>
             <w:color w:val="2A78D6"/>
@@ -9571,7 +9915,7 @@
         <w:t>16.</w:t>
         <w:tab/>
       </w:r>
-      <w:hyperlink r:id="rId22">
+      <w:hyperlink r:id="rId23">
         <w:r>
           <w:rPr>
             <w:color w:val="2A78D6"/>
@@ -9598,7 +9942,7 @@
         <w:t>17.</w:t>
         <w:tab/>
       </w:r>
-      <w:hyperlink r:id="rId22">
+      <w:hyperlink r:id="rId23">
         <w:r>
           <w:rPr>
             <w:color w:val="2A78D6"/>
@@ -9625,7 +9969,7 @@
         <w:t>18.</w:t>
         <w:tab/>
       </w:r>
-      <w:hyperlink r:id="rId24">
+      <w:hyperlink r:id="rId25">
         <w:r>
           <w:rPr>
             <w:color w:val="2A78D6"/>
@@ -9652,7 +9996,7 @@
         <w:t>19.</w:t>
         <w:tab/>
       </w:r>
-      <w:hyperlink r:id="rId25">
+      <w:hyperlink r:id="rId26">
         <w:r>
           <w:rPr>
             <w:color w:val="2A78D6"/>
@@ -9679,7 +10023,7 @@
         <w:t>20.</w:t>
         <w:tab/>
       </w:r>
-      <w:hyperlink r:id="rId26">
+      <w:hyperlink r:id="rId27">
         <w:r>
           <w:rPr>
             <w:color w:val="2A78D6"/>
@@ -9706,7 +10050,7 @@
         <w:t>21.</w:t>
         <w:tab/>
       </w:r>
-      <w:hyperlink r:id="rId27">
+      <w:hyperlink r:id="rId28">
         <w:r>
           <w:rPr>
             <w:color w:val="2A78D6"/>
@@ -9733,7 +10077,7 @@
         <w:t>22.</w:t>
         <w:tab/>
       </w:r>
-      <w:hyperlink r:id="rId28">
+      <w:hyperlink r:id="rId29">
         <w:r>
           <w:rPr>
             <w:color w:val="2A78D6"/>
@@ -9760,7 +10104,7 @@
         <w:t>23.</w:t>
         <w:tab/>
       </w:r>
-      <w:hyperlink r:id="rId29">
+      <w:hyperlink r:id="rId30">
         <w:r>
           <w:rPr>
             <w:color w:val="2A78D6"/>
@@ -9787,7 +10131,7 @@
         <w:t>24.</w:t>
         <w:tab/>
       </w:r>
-      <w:hyperlink r:id="rId30">
+      <w:hyperlink r:id="rId31">
         <w:r>
           <w:rPr>
             <w:color w:val="2A78D6"/>
@@ -9814,7 +10158,7 @@
         <w:t>25.</w:t>
         <w:tab/>
       </w:r>
-      <w:hyperlink r:id="rId15">
+      <w:hyperlink r:id="rId16">
         <w:r>
           <w:rPr>
             <w:color w:val="2A78D6"/>
@@ -9841,7 +10185,7 @@
         <w:t>26.</w:t>
         <w:tab/>
       </w:r>
-      <w:hyperlink r:id="rId31">
+      <w:hyperlink r:id="rId32">
         <w:r>
           <w:rPr>
             <w:color w:val="2A78D6"/>
@@ -9868,7 +10212,7 @@
         <w:t>27.</w:t>
         <w:tab/>
       </w:r>
-      <w:hyperlink r:id="rId32">
+      <w:hyperlink r:id="rId33">
         <w:r>
           <w:rPr>
             <w:color w:val="2A78D6"/>
@@ -9895,7 +10239,7 @@
         <w:t>28.</w:t>
         <w:tab/>
       </w:r>
-      <w:hyperlink r:id="rId33">
+      <w:hyperlink r:id="rId34">
         <w:r>
           <w:rPr>
             <w:color w:val="2A78D6"/>
@@ -9922,7 +10266,7 @@
         <w:t>29.</w:t>
         <w:tab/>
       </w:r>
-      <w:hyperlink r:id="rId34">
+      <w:hyperlink r:id="rId35">
         <w:r>
           <w:rPr>
             <w:color w:val="2A78D6"/>
@@ -9949,7 +10293,7 @@
         <w:t>30.</w:t>
         <w:tab/>
       </w:r>
-      <w:hyperlink r:id="rId35">
+      <w:hyperlink r:id="rId36">
         <w:r>
           <w:rPr>
             <w:color w:val="2A78D6"/>
@@ -9976,7 +10320,7 @@
         <w:t>31.</w:t>
         <w:tab/>
       </w:r>
-      <w:hyperlink r:id="rId36">
+      <w:hyperlink r:id="rId37">
         <w:r>
           <w:rPr>
             <w:color w:val="2A78D6"/>
@@ -10003,7 +10347,7 @@
         <w:t>32.</w:t>
         <w:tab/>
       </w:r>
-      <w:hyperlink r:id="rId40">
+      <w:hyperlink r:id="rId41">
         <w:r>
           <w:rPr>
             <w:color w:val="2A78D6"/>
@@ -10030,7 +10374,7 @@
         <w:t>33.</w:t>
         <w:tab/>
       </w:r>
-      <w:hyperlink r:id="rId41">
+      <w:hyperlink r:id="rId42">
         <w:r>
           <w:rPr>
             <w:color w:val="2A78D6"/>
@@ -10057,7 +10401,7 @@
         <w:t>34.</w:t>
         <w:tab/>
       </w:r>
-      <w:hyperlink r:id="rId42">
+      <w:hyperlink r:id="rId43">
         <w:r>
           <w:rPr>
             <w:color w:val="2A78D6"/>
@@ -10084,7 +10428,7 @@
         <w:t>35.</w:t>
         <w:tab/>
       </w:r>
-      <w:hyperlink r:id="rId43">
+      <w:hyperlink r:id="rId44">
         <w:r>
           <w:rPr>
             <w:color w:val="2A78D6"/>
@@ -10111,7 +10455,7 @@
         <w:t>36.</w:t>
         <w:tab/>
       </w:r>
-      <w:hyperlink r:id="rId44">
+      <w:hyperlink r:id="rId45">
         <w:r>
           <w:rPr>
             <w:color w:val="2A78D6"/>
@@ -10138,7 +10482,7 @@
         <w:t>37.</w:t>
         <w:tab/>
       </w:r>
-      <w:hyperlink r:id="rId41">
+      <w:hyperlink r:id="rId42">
         <w:r>
           <w:rPr>
             <w:color w:val="2A78D6"/>
@@ -10165,7 +10509,7 @@
         <w:t>38.</w:t>
         <w:tab/>
       </w:r>
-      <w:hyperlink r:id="rId45">
+      <w:hyperlink r:id="rId46">
         <w:r>
           <w:rPr>
             <w:color w:val="2A78D6"/>
@@ -10192,7 +10536,7 @@
         <w:t>39.</w:t>
         <w:tab/>
       </w:r>
-      <w:hyperlink r:id="rId46">
+      <w:hyperlink r:id="rId47">
         <w:r>
           <w:rPr>
             <w:color w:val="2A78D6"/>
@@ -10219,7 +10563,7 @@
         <w:t>40.</w:t>
         <w:tab/>
       </w:r>
-      <w:hyperlink r:id="rId46">
+      <w:hyperlink r:id="rId47">
         <w:r>
           <w:rPr>
             <w:color w:val="2A78D6"/>
@@ -10246,7 +10590,7 @@
         <w:t>41.</w:t>
         <w:tab/>
       </w:r>
-      <w:hyperlink r:id="rId40">
+      <w:hyperlink r:id="rId41">
         <w:r>
           <w:rPr>
             <w:color w:val="2A78D6"/>
@@ -10273,7 +10617,7 @@
         <w:t>42.</w:t>
         <w:tab/>
       </w:r>
-      <w:hyperlink r:id="rId47">
+      <w:hyperlink r:id="rId48">
         <w:r>
           <w:rPr>
             <w:color w:val="2A78D6"/>
@@ -10300,7 +10644,7 @@
         <w:t>43.</w:t>
         <w:tab/>
       </w:r>
-      <w:hyperlink r:id="rId48">
+      <w:hyperlink r:id="rId49">
         <w:r>
           <w:rPr>
             <w:color w:val="2A78D6"/>
@@ -10327,7 +10671,7 @@
         <w:t>44.</w:t>
         <w:tab/>
       </w:r>
-      <w:hyperlink r:id="rId41">
+      <w:hyperlink r:id="rId42">
         <w:r>
           <w:rPr>
             <w:color w:val="2A78D6"/>

--- a/docs/files/latvenergo/latvenergo_6M2026_en.docx
+++ b/docs/files/latvenergo/latvenergo_6M2026_en.docx
@@ -4161,7 +4161,7 @@
           <w:color w:val="667085"/>
           <w:sz w:val="16"/>
         </w:rPr>
-        <w:t>Colours: green change – the metric is improving, red – worsening. Latest-period cell background: green – good level, amber – average, red – weak (tool benchmarks, config/metric_rules.yaml).</w:t>
+        <w:t>Colours: green change – the metric is improving, red – worsening. Latest-period cell background: green – good level, amber – average, red – weak (internal benchmarks, config/metric_rules.yaml).</w:t>
       </w:r>
     </w:p>
     <w:p>
@@ -4174,7 +4174,7 @@
           <w:color w:val="667085"/>
           <w:sz w:val="16"/>
         </w:rPr>
-        <w:t>* – taken from the report summary;  ᶜ – calculated by the tool. Small numbers next to text link to the source (opens the document at the cited page).</w:t>
+        <w:t>* – taken from the report summary;  ᶜ – own calculation. Small numbers next to text link to the source (opens the document at the cited page).</w:t>
       </w:r>
     </w:p>
     <w:p>
@@ -4315,7 +4315,7 @@
         <w:rPr>
           <w:b w:val="0"/>
         </w:rPr>
-        <w:t xml:space="preserve"> hydro 2,882 GWh (61%), gas-fired Riga CHPs 1,587 GWh (34%), wind and solar 209 GWh (shares calculated by the tool)</w:t>
+        <w:t xml:space="preserve"> hydro 2,882 GWh (61%), gas-fired Riga CHPs 1,587 GWh (34%), wind and solar 209 GWh (shares are own calculation)</w:t>
       </w:r>
       <w:hyperlink r:id="rId21">
         <w:r>
@@ -4470,7 +4470,7 @@
         <w:rPr>
           <w:b w:val="0"/>
         </w:rPr>
-        <w:t>Equity EUR 3,035.9m, total assets EUR 5,259.6m, an equity ratio of 57.7% (calculated by the tool); ROE 6.9% (5.2%)</w:t>
+        <w:t>Equity EUR 3,035.9m, total assets EUR 5,259.6m, an equity ratio of 57.7% (own calculation); ROE 6.9% (5.2%)</w:t>
       </w:r>
       <w:hyperlink r:id="rId13">
         <w:r>

--- a/docs/files/latvenergo/latvenergo_6M2026_en.docx
+++ b/docs/files/latvenergo/latvenergo_6M2026_en.docx
@@ -6398,7 +6398,7 @@
                 <w:b w:val="0"/>
                 <w:sz w:val="17"/>
               </w:rPr>
-              <w:t>3.43% (2026-10)</w:t>
+              <w:t>3.38% (2026-10)</w:t>
             </w:r>
           </w:p>
         </w:tc>
@@ -6470,7 +6470,7 @@
                 <w:b w:val="0"/>
                 <w:sz w:val="17"/>
               </w:rPr>
-              <w:t>▲ 0.71 p. p.</w:t>
+              <w:t>▲ 0.66 p. p.</w:t>
             </w:r>
           </w:p>
         </w:tc>
@@ -6792,7 +6792,7 @@
           <w:color w:val="667085"/>
           <w:sz w:val="18"/>
         </w:rPr>
-        <w:t>Automatic news scan (Google News, LV), 2026-07-25 – 2026-10-23: 6 articles.</w:t>
+        <w:t>Automatic news scan (Google News, LV), 2026-07-25 – 2026-10-23: 7 articles.</w:t>
       </w:r>
     </w:p>
     <w:tbl>
@@ -7142,6 +7142,90 @@
                   <w:color w:val="1B2430"/>
                   <w:sz w:val="18"/>
                 </w:rPr>
+                <w:t xml:space="preserve">Latvenergo : Dabasgāzes cenas sasniedz augstāko līmeni gandrīz četru gadu laikā</w:t>
+              </w:r>
+            </w:hyperlink>
+            <w:r>
+              <w:rPr>
+                <w:b w:val="0"/>
+                <w:color w:val="667085"/>
+                <w:sz w:val="15"/>
+              </w:rPr>
+              <w:t xml:space="preserve">   Diena</w:t>
+            </w:r>
+          </w:p>
+        </w:tc>
+      </w:tr>
+      <w:tr>
+        <w:tc>
+          <w:tcPr>
+            <w:tcW w:type="dxa" w:w="1020"/>
+            <w:tcBorders>
+              <w:top w:val="nil"/>
+              <w:left w:val="nil"/>
+              <w:bottom w:val="single" w:sz="4" w:color="E3E8EE" w:space="0"/>
+              <w:right w:val="nil"/>
+            </w:tcBorders>
+          </w:tcPr>
+          <w:p>
+            <w:pPr>
+              <w:spacing w:before="0" w:after="0"/>
+            </w:pPr>
+            <w:r>
+              <w:rPr>
+                <w:b w:val="0"/>
+                <w:color w:val="1B2430"/>
+                <w:sz w:val="17"/>
+              </w:rPr>
+              <w:t>2026-10-14</w:t>
+            </w:r>
+          </w:p>
+        </w:tc>
+        <w:tc>
+          <w:tcPr>
+            <w:tcW w:type="dxa" w:w="1361"/>
+            <w:tcBorders>
+              <w:top w:val="nil"/>
+              <w:left w:val="nil"/>
+              <w:bottom w:val="single" w:sz="4" w:color="E3E8EE" w:space="0"/>
+              <w:right w:val="nil"/>
+            </w:tcBorders>
+          </w:tcPr>
+          <w:p>
+            <w:pPr>
+              <w:spacing w:before="0" w:after="0"/>
+            </w:pPr>
+            <w:r>
+              <w:rPr>
+                <w:b/>
+                <w:color w:val="5F6B7A"/>
+                <w:sz w:val="14"/>
+                <w:shd w:val="clear" w:color="auto" w:fill="F0F2F5"/>
+              </w:rPr>
+              <w:t xml:space="preserve"> OTHER </w:t>
+            </w:r>
+          </w:p>
+        </w:tc>
+        <w:tc>
+          <w:tcPr>
+            <w:tcW w:type="dxa" w:w="7257"/>
+            <w:tcBorders>
+              <w:top w:val="nil"/>
+              <w:left w:val="nil"/>
+              <w:bottom w:val="single" w:sz="4" w:color="E3E8EE" w:space="0"/>
+              <w:right w:val="nil"/>
+            </w:tcBorders>
+          </w:tcPr>
+          <w:p>
+            <w:pPr>
+              <w:spacing w:before="0" w:after="0"/>
+            </w:pPr>
+            <w:hyperlink r:id="rId40">
+              <w:r>
+                <w:rPr>
+                  <w:color w:val="1B2430"/>
+                  <w:sz w:val="18"/>
+                </w:rPr>
                 <w:t xml:space="preserve">Tik dārga gāze nav bijusi gadiem: "Latvenergo" analītiķe brīdina par saspringtu situāciju pirms apkures sezonas</w:t>
               </w:r>
             </w:hyperlink>
@@ -7304,7 +7388,7 @@
             <w:pPr>
               <w:spacing w:before="0" w:after="0"/>
             </w:pPr>
-            <w:hyperlink r:id="rId40">
+            <w:hyperlink r:id="rId41">
               <w:r>
                 <w:rPr>
                   <w:color w:val="1B2430"/>
@@ -7570,7 +7654,7 @@
               </w:rPr>
               <w:t>The SEB fossil fuel policy restricts coal and oil &amp; gas extraction, not gas-fired generation</w:t>
             </w:r>
-            <w:hyperlink r:id="rId41">
+            <w:hyperlink r:id="rId42">
               <w:r>
                 <w:rPr>
                   <w:color w:val="2A78D6"/>
@@ -7716,7 +7800,7 @@
               </w:rPr>
               <w:t>Significant corruption or ethics breaches in 2024-2025: 0</w:t>
             </w:r>
-            <w:hyperlink r:id="rId42">
+            <w:hyperlink r:id="rId43">
               <w:r>
                 <w:rPr>
                   <w:color w:val="2A78D6"/>
@@ -7760,7 +7844,7 @@
               </w:rPr>
               <w:t>In a 2020 procurement case the anti-corruption bureau KNAB closed the criminal proceedings with no wrongdoing established</w:t>
             </w:r>
-            <w:hyperlink r:id="rId43">
+            <w:hyperlink r:id="rId44">
               <w:r>
                 <w:rPr>
                   <w:color w:val="2A78D6"/>
@@ -7878,7 +7962,7 @@
                 <w:color w:val="333333"/>
                 <w:sz w:val="18"/>
               </w:rPr>
-              <w:t>Not found on the EU, UN, UK, US OFAC consolidated sanctions lists (automatic check 2026-10-22).</w:t>
+              <w:t>Not found on the EU, UN, UK, US OFAC consolidated sanctions lists (automatic check 2026-10-23).</w:t>
             </w:r>
           </w:p>
         </w:tc>
@@ -8006,7 +8090,7 @@
                 <w:color w:val="333333"/>
                 <w:sz w:val="18"/>
               </w:rPr>
-              <w:t>News summary 2026-07-25 – 2026-10-23: 6 articles, 0 with an adverse keyword in the headline (details in the section "In the press").</w:t>
+              <w:t>News summary 2026-07-25 – 2026-10-23: 7 articles, 0 with an adverse keyword in the headline (details in the section "In the press").</w:t>
             </w:r>
           </w:p>
         </w:tc>
@@ -8188,7 +8272,7 @@
               </w:rPr>
               <w:t>S&amp;P Global CSA score 54, in the top 30% of electric utilities worldwide</w:t>
             </w:r>
-            <w:hyperlink r:id="rId44">
+            <w:hyperlink r:id="rId45">
               <w:r>
                 <w:rPr>
                   <w:color w:val="2A78D6"/>
@@ -8439,7 +8523,7 @@
               </w:rPr>
               <w:t>Target of climate neutrality by 2050 and climate-neutral generation by 2040</w:t>
             </w:r>
-            <w:hyperlink r:id="rId45">
+            <w:hyperlink r:id="rId46">
               <w:r>
                 <w:rPr>
                   <w:color w:val="2A78D6"/>
@@ -8483,7 +8567,7 @@
               </w:rPr>
               <w:t>EU taxonomy-aligned investments 97% (target ≥80%)</w:t>
             </w:r>
-            <w:hyperlink r:id="rId42">
+            <w:hyperlink r:id="rId43">
               <w:r>
                 <w:rPr>
                   <w:color w:val="2A78D6"/>
@@ -8629,7 +8713,7 @@
               </w:rPr>
               <w:t>Serious accidents and major pollution cases in 2024-2025: 0</w:t>
             </w:r>
-            <w:hyperlink r:id="rId46">
+            <w:hyperlink r:id="rId47">
               <w:r>
                 <w:rPr>
                   <w:color w:val="2A78D6"/>
@@ -8762,7 +8846,7 @@
               </w:rPr>
               <w:t>The Investments policy</w:t>
             </w:r>
-            <w:hyperlink r:id="rId47">
+            <w:hyperlink r:id="rId48">
               <w:r>
                 <w:rPr>
                   <w:color w:val="2A78D6"/>
@@ -8780,7 +8864,7 @@
               </w:rPr>
               <w:t>, the Electricity &amp; Renewable Energy policy</w:t>
             </w:r>
-            <w:hyperlink r:id="rId47">
+            <w:hyperlink r:id="rId48">
               <w:r>
                 <w:rPr>
                   <w:color w:val="2A78D6"/>
@@ -8798,7 +8882,7 @@
               </w:rPr>
               <w:t xml:space="preserve"> and the Fossil Fuels policy for the gas plants</w:t>
             </w:r>
-            <w:hyperlink r:id="rId41">
+            <w:hyperlink r:id="rId42">
               <w:r>
                 <w:rPr>
                   <w:color w:val="2A78D6"/>
@@ -8891,7 +8975,7 @@
               </w:rPr>
               <w:t>2024 emissions across all scopes independently verified</w:t>
             </w:r>
-            <w:hyperlink r:id="rId48">
+            <w:hyperlink r:id="rId49">
               <w:r>
                 <w:rPr>
                   <w:color w:val="2A78D6"/>
@@ -8927,7 +9011,7 @@
               </w:rPr>
               <w:t>ISO 50001 energy management</w:t>
             </w:r>
-            <w:hyperlink r:id="rId49">
+            <w:hyperlink r:id="rId50">
               <w:r>
                 <w:rPr>
                   <w:color w:val="2A78D6"/>
@@ -8963,7 +9047,7 @@
               </w:rPr>
               <w:t>Zero corruption cases and a fraud risk management plan</w:t>
             </w:r>
-            <w:hyperlink r:id="rId42">
+            <w:hyperlink r:id="rId43">
               <w:r>
                 <w:rPr>
                   <w:color w:val="2A78D6"/>
@@ -9362,7 +9446,7 @@
               </w:rPr>
               <w:t>Taxonomy-aligned investments 97%</w:t>
             </w:r>
-            <w:hyperlink r:id="rId42">
+            <w:hyperlink r:id="rId43">
               <w:r>
                 <w:rPr>
                   <w:color w:val="2A78D6"/>
@@ -10347,7 +10431,7 @@
         <w:t>32.</w:t>
         <w:tab/>
       </w:r>
-      <w:hyperlink r:id="rId41">
+      <w:hyperlink r:id="rId42">
         <w:r>
           <w:rPr>
             <w:color w:val="2A78D6"/>
@@ -10374,7 +10458,7 @@
         <w:t>33.</w:t>
         <w:tab/>
       </w:r>
-      <w:hyperlink r:id="rId42">
+      <w:hyperlink r:id="rId43">
         <w:r>
           <w:rPr>
             <w:color w:val="2A78D6"/>
@@ -10401,7 +10485,7 @@
         <w:t>34.</w:t>
         <w:tab/>
       </w:r>
-      <w:hyperlink r:id="rId43">
+      <w:hyperlink r:id="rId44">
         <w:r>
           <w:rPr>
             <w:color w:val="2A78D6"/>
@@ -10428,7 +10512,7 @@
         <w:t>35.</w:t>
         <w:tab/>
       </w:r>
-      <w:hyperlink r:id="rId44">
+      <w:hyperlink r:id="rId45">
         <w:r>
           <w:rPr>
             <w:color w:val="2A78D6"/>
@@ -10455,7 +10539,7 @@
         <w:t>36.</w:t>
         <w:tab/>
       </w:r>
-      <w:hyperlink r:id="rId45">
+      <w:hyperlink r:id="rId46">
         <w:r>
           <w:rPr>
             <w:color w:val="2A78D6"/>
@@ -10482,7 +10566,7 @@
         <w:t>37.</w:t>
         <w:tab/>
       </w:r>
-      <w:hyperlink r:id="rId42">
+      <w:hyperlink r:id="rId43">
         <w:r>
           <w:rPr>
             <w:color w:val="2A78D6"/>
@@ -10509,7 +10593,7 @@
         <w:t>38.</w:t>
         <w:tab/>
       </w:r>
-      <w:hyperlink r:id="rId46">
+      <w:hyperlink r:id="rId47">
         <w:r>
           <w:rPr>
             <w:color w:val="2A78D6"/>
@@ -10536,7 +10620,7 @@
         <w:t>39.</w:t>
         <w:tab/>
       </w:r>
-      <w:hyperlink r:id="rId47">
+      <w:hyperlink r:id="rId48">
         <w:r>
           <w:rPr>
             <w:color w:val="2A78D6"/>
@@ -10563,7 +10647,7 @@
         <w:t>40.</w:t>
         <w:tab/>
       </w:r>
-      <w:hyperlink r:id="rId47">
+      <w:hyperlink r:id="rId48">
         <w:r>
           <w:rPr>
             <w:color w:val="2A78D6"/>
@@ -10590,7 +10674,7 @@
         <w:t>41.</w:t>
         <w:tab/>
       </w:r>
-      <w:hyperlink r:id="rId41">
+      <w:hyperlink r:id="rId42">
         <w:r>
           <w:rPr>
             <w:color w:val="2A78D6"/>
@@ -10617,7 +10701,7 @@
         <w:t>42.</w:t>
         <w:tab/>
       </w:r>
-      <w:hyperlink r:id="rId48">
+      <w:hyperlink r:id="rId49">
         <w:r>
           <w:rPr>
             <w:color w:val="2A78D6"/>
@@ -10644,7 +10728,7 @@
         <w:t>43.</w:t>
         <w:tab/>
       </w:r>
-      <w:hyperlink r:id="rId49">
+      <w:hyperlink r:id="rId50">
         <w:r>
           <w:rPr>
             <w:color w:val="2A78D6"/>
@@ -10671,7 +10755,7 @@
         <w:t>44.</w:t>
         <w:tab/>
       </w:r>
-      <w:hyperlink r:id="rId42">
+      <w:hyperlink r:id="rId43">
         <w:r>
           <w:rPr>
             <w:color w:val="2A78D6"/>

--- a/docs/files/latvenergo/latvenergo_6M2026_en.docx
+++ b/docs/files/latvenergo/latvenergo_6M2026_en.docx
@@ -7965,6 +7965,117 @@
               <w:t>Not found on the EU, UN, UK, US OFAC consolidated sanctions lists (automatic check 2026-10-23).</w:t>
             </w:r>
           </w:p>
+          <w:p>
+            <w:pPr>
+              <w:spacing w:before="40" w:after="0"/>
+            </w:pPr>
+            <w:r>
+              <w:rPr>
+                <w:b/>
+                <w:color w:val="333333"/>
+                <w:sz w:val="18"/>
+              </w:rPr>
+              <w:t>Manual check</w:t>
+            </w:r>
+          </w:p>
+          <w:p>
+            <w:pPr>
+              <w:tabs>
+                <w:tab w:pos="198" w:val="left"/>
+              </w:tabs>
+              <w:spacing w:before="0" w:after="20"/>
+              <w:ind w:left="198" w:hanging="198"/>
+            </w:pPr>
+            <w:r>
+              <w:rPr>
+                <w:b w:val="0"/>
+                <w:color w:val="667085"/>
+                <w:sz w:val="18"/>
+              </w:rPr>
+              <w:t>•</w:t>
+              <w:tab/>
+            </w:r>
+            <w:r>
+              <w:rPr>
+                <w:b w:val="0"/>
+                <w:color w:val="333333"/>
+                <w:sz w:val="18"/>
+              </w:rPr>
+              <w:t>OFAC sanctions search</w:t>
+            </w:r>
+            <w:hyperlink r:id="rId45">
+              <w:r>
+                <w:rPr>
+                  <w:color w:val="2A78D6"/>
+                  <w:vertAlign w:val="superscript"/>
+                  <w:sz w:val="15"/>
+                </w:rPr>
+                <w:t xml:space="preserve">35</w:t>
+              </w:r>
+            </w:hyperlink>
+          </w:p>
+          <w:p>
+            <w:pPr>
+              <w:tabs>
+                <w:tab w:pos="198" w:val="left"/>
+              </w:tabs>
+              <w:spacing w:before="0" w:after="20"/>
+              <w:ind w:left="198" w:hanging="198"/>
+            </w:pPr>
+            <w:r>
+              <w:rPr>
+                <w:b w:val="0"/>
+                <w:color w:val="667085"/>
+                <w:sz w:val="18"/>
+              </w:rPr>
+              <w:t>•</w:t>
+              <w:tab/>
+            </w:r>
+            <w:r>
+              <w:rPr>
+                <w:b w:val="0"/>
+                <w:color w:val="333333"/>
+                <w:sz w:val="18"/>
+              </w:rPr>
+              <w:t>EU Sanctions Map</w:t>
+            </w:r>
+            <w:hyperlink r:id="rId46">
+              <w:r>
+                <w:rPr>
+                  <w:color w:val="2A78D6"/>
+                  <w:vertAlign w:val="superscript"/>
+                  <w:sz w:val="15"/>
+                </w:rPr>
+                <w:t xml:space="preserve">36</w:t>
+              </w:r>
+            </w:hyperlink>
+          </w:p>
+          <w:p>
+            <w:pPr>
+              <w:tabs>
+                <w:tab w:pos="198" w:val="left"/>
+              </w:tabs>
+              <w:spacing w:before="0" w:after="20"/>
+              <w:ind w:left="198" w:hanging="198"/>
+            </w:pPr>
+            <w:r>
+              <w:rPr>
+                <w:b w:val="0"/>
+                <w:color w:val="667085"/>
+                <w:sz w:val="18"/>
+              </w:rPr>
+              <w:t>•</w:t>
+              <w:tab/>
+            </w:r>
+            <w:r>
+              <w:rPr>
+                <w:b w:val="0"/>
+                <w:color w:val="333333"/>
+                <w:sz w:val="18"/>
+              </w:rPr>
+              <w:t>SEB eNameChecker (internal SEB system).</w:t>
+            </w:r>
+          </w:p>
         </w:tc>
       </w:tr>
     </w:tbl>
@@ -8272,14 +8383,14 @@
               </w:rPr>
               <w:t>S&amp;P Global CSA score 54, in the top 30% of electric utilities worldwide</w:t>
             </w:r>
-            <w:hyperlink r:id="rId45">
+            <w:hyperlink r:id="rId47">
               <w:r>
                 <w:rPr>
                   <w:color w:val="2A78D6"/>
                   <w:vertAlign w:val="superscript"/>
                   <w:sz w:val="15"/>
                 </w:rPr>
-                <w:t xml:space="preserve">35</w:t>
+                <w:t xml:space="preserve">37</w:t>
               </w:r>
             </w:hyperlink>
           </w:p>
@@ -8523,14 +8634,14 @@
               </w:rPr>
               <w:t>Target of climate neutrality by 2050 and climate-neutral generation by 2040</w:t>
             </w:r>
-            <w:hyperlink r:id="rId46">
+            <w:hyperlink r:id="rId48">
               <w:r>
                 <w:rPr>
                   <w:color w:val="2A78D6"/>
                   <w:vertAlign w:val="superscript"/>
                   <w:sz w:val="15"/>
                 </w:rPr>
-                <w:t xml:space="preserve">36</w:t>
+                <w:t xml:space="preserve">38</w:t>
               </w:r>
             </w:hyperlink>
             <w:r>
@@ -8574,7 +8685,7 @@
                   <w:vertAlign w:val="superscript"/>
                   <w:sz w:val="15"/>
                 </w:rPr>
-                <w:t xml:space="preserve">37</w:t>
+                <w:t xml:space="preserve">39</w:t>
               </w:r>
             </w:hyperlink>
             <w:r>
@@ -8713,14 +8824,14 @@
               </w:rPr>
               <w:t>Serious accidents and major pollution cases in 2024-2025: 0</w:t>
             </w:r>
-            <w:hyperlink r:id="rId47">
+            <w:hyperlink r:id="rId49">
               <w:r>
                 <w:rPr>
                   <w:color w:val="2A78D6"/>
                   <w:vertAlign w:val="superscript"/>
                   <w:sz w:val="15"/>
                 </w:rPr>
-                <w:t xml:space="preserve">38</w:t>
+                <w:t xml:space="preserve">40</w:t>
               </w:r>
             </w:hyperlink>
             <w:r>
@@ -8846,14 +8957,14 @@
               </w:rPr>
               <w:t>The Investments policy</w:t>
             </w:r>
-            <w:hyperlink r:id="rId48">
+            <w:hyperlink r:id="rId50">
               <w:r>
                 <w:rPr>
                   <w:color w:val="2A78D6"/>
                   <w:vertAlign w:val="superscript"/>
                   <w:sz w:val="15"/>
                 </w:rPr>
-                <w:t xml:space="preserve">39</w:t>
+                <w:t xml:space="preserve">41</w:t>
               </w:r>
             </w:hyperlink>
             <w:r>
@@ -8864,14 +8975,14 @@
               </w:rPr>
               <w:t>, the Electricity &amp; Renewable Energy policy</w:t>
             </w:r>
-            <w:hyperlink r:id="rId48">
+            <w:hyperlink r:id="rId50">
               <w:r>
                 <w:rPr>
                   <w:color w:val="2A78D6"/>
                   <w:vertAlign w:val="superscript"/>
                   <w:sz w:val="15"/>
                 </w:rPr>
-                <w:t xml:space="preserve">40</w:t>
+                <w:t xml:space="preserve">42</w:t>
               </w:r>
             </w:hyperlink>
             <w:r>
@@ -8889,7 +9000,7 @@
                   <w:vertAlign w:val="superscript"/>
                   <w:sz w:val="15"/>
                 </w:rPr>
-                <w:t xml:space="preserve">41</w:t>
+                <w:t xml:space="preserve">43</w:t>
               </w:r>
             </w:hyperlink>
             <w:r>
@@ -8975,14 +9086,14 @@
               </w:rPr>
               <w:t>2024 emissions across all scopes independently verified</w:t>
             </w:r>
-            <w:hyperlink r:id="rId49">
+            <w:hyperlink r:id="rId51">
               <w:r>
                 <w:rPr>
                   <w:color w:val="2A78D6"/>
                   <w:vertAlign w:val="superscript"/>
                   <w:sz w:val="15"/>
                 </w:rPr>
-                <w:t xml:space="preserve">42</w:t>
+                <w:t xml:space="preserve">44</w:t>
               </w:r>
             </w:hyperlink>
           </w:p>
@@ -9011,14 +9122,14 @@
               </w:rPr>
               <w:t>ISO 50001 energy management</w:t>
             </w:r>
-            <w:hyperlink r:id="rId50">
+            <w:hyperlink r:id="rId52">
               <w:r>
                 <w:rPr>
                   <w:color w:val="2A78D6"/>
                   <w:vertAlign w:val="superscript"/>
                   <w:sz w:val="15"/>
                 </w:rPr>
-                <w:t xml:space="preserve">43</w:t>
+                <w:t xml:space="preserve">45</w:t>
               </w:r>
             </w:hyperlink>
           </w:p>
@@ -9054,7 +9165,7 @@
                   <w:vertAlign w:val="superscript"/>
                   <w:sz w:val="15"/>
                 </w:rPr>
-                <w:t xml:space="preserve">44</w:t>
+                <w:t xml:space="preserve">46</w:t>
               </w:r>
             </w:hyperlink>
           </w:p>
@@ -9453,7 +9564,7 @@
                   <w:vertAlign w:val="superscript"/>
                   <w:sz w:val="15"/>
                 </w:rPr>
-                <w:t xml:space="preserve">37</w:t>
+                <w:t xml:space="preserve">39</w:t>
               </w:r>
             </w:hyperlink>
           </w:p>
@@ -10518,7 +10629,7 @@
             <w:color w:val="2A78D6"/>
             <w:sz w:val="17"/>
           </w:rPr>
-          <w:t xml:space="preserve">Latvenergo Group - Annual report 2025, p. 31, 2026-04-29</w:t>
+          <w:t xml:space="preserve">OFAC Sanctions List Search (US Treasury)</w:t>
         </w:r>
       </w:hyperlink>
     </w:p>
@@ -10545,6 +10656,60 @@
             <w:color w:val="2A78D6"/>
             <w:sz w:val="17"/>
           </w:rPr>
+          <w:t xml:space="preserve">EU Sanctions Map</w:t>
+        </w:r>
+      </w:hyperlink>
+    </w:p>
+    <w:p>
+      <w:pPr>
+        <w:tabs>
+          <w:tab w:pos="397" w:val="left"/>
+        </w:tabs>
+        <w:spacing w:before="0" w:after="30"/>
+        <w:ind w:left="397" w:hanging="397"/>
+      </w:pPr>
+      <w:r>
+        <w:rPr>
+          <w:b w:val="0"/>
+          <w:color w:val="667085"/>
+          <w:sz w:val="17"/>
+        </w:rPr>
+        <w:t>37.</w:t>
+        <w:tab/>
+      </w:r>
+      <w:hyperlink r:id="rId47">
+        <w:r>
+          <w:rPr>
+            <w:color w:val="2A78D6"/>
+            <w:sz w:val="17"/>
+          </w:rPr>
+          <w:t xml:space="preserve">Latvenergo Group - Annual report 2025, p. 31, 2026-04-29</w:t>
+        </w:r>
+      </w:hyperlink>
+    </w:p>
+    <w:p>
+      <w:pPr>
+        <w:tabs>
+          <w:tab w:pos="397" w:val="left"/>
+        </w:tabs>
+        <w:spacing w:before="0" w:after="30"/>
+        <w:ind w:left="397" w:hanging="397"/>
+      </w:pPr>
+      <w:r>
+        <w:rPr>
+          <w:b w:val="0"/>
+          <w:color w:val="667085"/>
+          <w:sz w:val="17"/>
+        </w:rPr>
+        <w:t>38.</w:t>
+        <w:tab/>
+      </w:r>
+      <w:hyperlink r:id="rId48">
+        <w:r>
+          <w:rPr>
+            <w:color w:val="2A78D6"/>
+            <w:sz w:val="17"/>
+          </w:rPr>
           <w:t xml:space="preserve">Latvenergo Group - Annual report 2025, p. 26-27, 2026-04-29</w:t>
         </w:r>
       </w:hyperlink>
@@ -10563,7 +10728,7 @@
           <w:color w:val="667085"/>
           <w:sz w:val="17"/>
         </w:rPr>
-        <w:t>37.</w:t>
+        <w:t>39.</w:t>
         <w:tab/>
       </w:r>
       <w:hyperlink r:id="rId43">
@@ -10590,10 +10755,10 @@
           <w:color w:val="667085"/>
           <w:sz w:val="17"/>
         </w:rPr>
-        <w:t>38.</w:t>
+        <w:t>40.</w:t>
         <w:tab/>
       </w:r>
-      <w:hyperlink r:id="rId47">
+      <w:hyperlink r:id="rId49">
         <w:r>
           <w:rPr>
             <w:color w:val="2A78D6"/>
@@ -10617,10 +10782,10 @@
           <w:color w:val="667085"/>
           <w:sz w:val="17"/>
         </w:rPr>
-        <w:t>39.</w:t>
+        <w:t>41.</w:t>
         <w:tab/>
       </w:r>
-      <w:hyperlink r:id="rId48">
+      <w:hyperlink r:id="rId50">
         <w:r>
           <w:rPr>
             <w:color w:val="2A78D6"/>
@@ -10644,10 +10809,10 @@
           <w:color w:val="667085"/>
           <w:sz w:val="17"/>
         </w:rPr>
-        <w:t>40.</w:t>
+        <w:t>42.</w:t>
         <w:tab/>
       </w:r>
-      <w:hyperlink r:id="rId48">
+      <w:hyperlink r:id="rId50">
         <w:r>
           <w:rPr>
             <w:color w:val="2A78D6"/>
@@ -10671,7 +10836,7 @@
           <w:color w:val="667085"/>
           <w:sz w:val="17"/>
         </w:rPr>
-        <w:t>41.</w:t>
+        <w:t>43.</w:t>
         <w:tab/>
       </w:r>
       <w:hyperlink r:id="rId42">
@@ -10698,10 +10863,10 @@
           <w:color w:val="667085"/>
           <w:sz w:val="17"/>
         </w:rPr>
-        <w:t>42.</w:t>
+        <w:t>44.</w:t>
         <w:tab/>
       </w:r>
-      <w:hyperlink r:id="rId49">
+      <w:hyperlink r:id="rId51">
         <w:r>
           <w:rPr>
             <w:color w:val="2A78D6"/>
@@ -10725,10 +10890,10 @@
           <w:color w:val="667085"/>
           <w:sz w:val="17"/>
         </w:rPr>
-        <w:t>43.</w:t>
+        <w:t>45.</w:t>
         <w:tab/>
       </w:r>
-      <w:hyperlink r:id="rId50">
+      <w:hyperlink r:id="rId52">
         <w:r>
           <w:rPr>
             <w:color w:val="2A78D6"/>
@@ -10752,7 +10917,7 @@
           <w:color w:val="667085"/>
           <w:sz w:val="17"/>
         </w:rPr>
-        <w:t>44.</w:t>
+        <w:t>46.</w:t>
         <w:tab/>
       </w:r>
       <w:hyperlink r:id="rId43">

--- a/docs/files/latvenergo/latvenergo_6M2026_en.docx
+++ b/docs/files/latvenergo/latvenergo_6M2026_en.docx
@@ -6792,7 +6792,7 @@
           <w:color w:val="667085"/>
           <w:sz w:val="18"/>
         </w:rPr>
-        <w:t>Automatic news scan (Google News, LV), 2026-07-25 – 2026-10-23: 7 articles.</w:t>
+        <w:t>Automatic news scan (Google News, LV), 2026-07-26 – 2026-10-24: 8 articles.</w:t>
       </w:r>
     </w:p>
     <w:tbl>
@@ -7093,7 +7093,7 @@
                 <w:color w:val="1B2430"/>
                 <w:sz w:val="17"/>
               </w:rPr>
-              <w:t>2026-10-14</w:t>
+              <w:t>2026-10-15</w:t>
             </w:r>
           </w:p>
         </w:tc>
@@ -7142,7 +7142,7 @@
                   <w:color w:val="1B2430"/>
                   <w:sz w:val="18"/>
                 </w:rPr>
-                <w:t xml:space="preserve">Latvenergo : Dabasgāzes cenas sasniedz augstāko līmeni gandrīz četru gadu laikā</w:t>
+                <w:t xml:space="preserve">Piecu gadu laikā dubultojusies Latvenergo vērtība</w:t>
               </w:r>
             </w:hyperlink>
             <w:r>
@@ -7151,7 +7151,7 @@
                 <w:color w:val="667085"/>
                 <w:sz w:val="15"/>
               </w:rPr>
-              <w:t xml:space="preserve">   Diena</w:t>
+              <w:t xml:space="preserve">   Investoru Klubs</w:t>
             </w:r>
           </w:p>
         </w:tc>
@@ -7221,6 +7221,90 @@
               <w:spacing w:before="0" w:after="0"/>
             </w:pPr>
             <w:hyperlink r:id="rId40">
+              <w:r>
+                <w:rPr>
+                  <w:color w:val="1B2430"/>
+                  <w:sz w:val="18"/>
+                </w:rPr>
+                <w:t xml:space="preserve">Latvenergo : Dabasgāzes cenas sasniedz augstāko līmeni gandrīz četru gadu laikā</w:t>
+              </w:r>
+            </w:hyperlink>
+            <w:r>
+              <w:rPr>
+                <w:b w:val="0"/>
+                <w:color w:val="667085"/>
+                <w:sz w:val="15"/>
+              </w:rPr>
+              <w:t xml:space="preserve">   Diena</w:t>
+            </w:r>
+          </w:p>
+        </w:tc>
+      </w:tr>
+      <w:tr>
+        <w:tc>
+          <w:tcPr>
+            <w:tcW w:type="dxa" w:w="1020"/>
+            <w:tcBorders>
+              <w:top w:val="nil"/>
+              <w:left w:val="nil"/>
+              <w:bottom w:val="single" w:sz="4" w:color="E3E8EE" w:space="0"/>
+              <w:right w:val="nil"/>
+            </w:tcBorders>
+          </w:tcPr>
+          <w:p>
+            <w:pPr>
+              <w:spacing w:before="0" w:after="0"/>
+            </w:pPr>
+            <w:r>
+              <w:rPr>
+                <w:b w:val="0"/>
+                <w:color w:val="1B2430"/>
+                <w:sz w:val="17"/>
+              </w:rPr>
+              <w:t>2026-10-14</w:t>
+            </w:r>
+          </w:p>
+        </w:tc>
+        <w:tc>
+          <w:tcPr>
+            <w:tcW w:type="dxa" w:w="1361"/>
+            <w:tcBorders>
+              <w:top w:val="nil"/>
+              <w:left w:val="nil"/>
+              <w:bottom w:val="single" w:sz="4" w:color="E3E8EE" w:space="0"/>
+              <w:right w:val="nil"/>
+            </w:tcBorders>
+          </w:tcPr>
+          <w:p>
+            <w:pPr>
+              <w:spacing w:before="0" w:after="0"/>
+            </w:pPr>
+            <w:r>
+              <w:rPr>
+                <w:b/>
+                <w:color w:val="5F6B7A"/>
+                <w:sz w:val="14"/>
+                <w:shd w:val="clear" w:color="auto" w:fill="F0F2F5"/>
+              </w:rPr>
+              <w:t xml:space="preserve"> OTHER </w:t>
+            </w:r>
+          </w:p>
+        </w:tc>
+        <w:tc>
+          <w:tcPr>
+            <w:tcW w:type="dxa" w:w="7257"/>
+            <w:tcBorders>
+              <w:top w:val="nil"/>
+              <w:left w:val="nil"/>
+              <w:bottom w:val="single" w:sz="4" w:color="E3E8EE" w:space="0"/>
+              <w:right w:val="nil"/>
+            </w:tcBorders>
+          </w:tcPr>
+          <w:p>
+            <w:pPr>
+              <w:spacing w:before="0" w:after="0"/>
+            </w:pPr>
+            <w:hyperlink r:id="rId41">
               <w:r>
                 <w:rPr>
                   <w:color w:val="1B2430"/>
@@ -7388,7 +7472,7 @@
             <w:pPr>
               <w:spacing w:before="0" w:after="0"/>
             </w:pPr>
-            <w:hyperlink r:id="rId41">
+            <w:hyperlink r:id="rId42">
               <w:r>
                 <w:rPr>
                   <w:color w:val="1B2430"/>
@@ -7654,7 +7738,7 @@
               </w:rPr>
               <w:t>The SEB fossil fuel policy restricts coal and oil &amp; gas extraction, not gas-fired generation</w:t>
             </w:r>
-            <w:hyperlink r:id="rId42">
+            <w:hyperlink r:id="rId43">
               <w:r>
                 <w:rPr>
                   <w:color w:val="2A78D6"/>
@@ -7800,7 +7884,7 @@
               </w:rPr>
               <w:t>Significant corruption or ethics breaches in 2024-2025: 0</w:t>
             </w:r>
-            <w:hyperlink r:id="rId43">
+            <w:hyperlink r:id="rId44">
               <w:r>
                 <w:rPr>
                   <w:color w:val="2A78D6"/>
@@ -7844,7 +7928,7 @@
               </w:rPr>
               <w:t>In a 2020 procurement case the anti-corruption bureau KNAB closed the criminal proceedings with no wrongdoing established</w:t>
             </w:r>
-            <w:hyperlink r:id="rId44">
+            <w:hyperlink r:id="rId45">
               <w:r>
                 <w:rPr>
                   <w:color w:val="2A78D6"/>
@@ -7962,7 +8046,7 @@
                 <w:color w:val="333333"/>
                 <w:sz w:val="18"/>
               </w:rPr>
-              <w:t>Not found on the EU, UN, UK, US OFAC consolidated sanctions lists (automatic check 2026-10-23).</w:t>
+              <w:t>Not found on the EU, UN, UK, US OFAC consolidated sanctions lists (automatic check 2026-10-24).</w:t>
             </w:r>
           </w:p>
           <w:p>
@@ -8003,7 +8087,7 @@
               </w:rPr>
               <w:t>OFAC sanctions search</w:t>
             </w:r>
-            <w:hyperlink r:id="rId45">
+            <w:hyperlink r:id="rId46">
               <w:r>
                 <w:rPr>
                   <w:color w:val="2A78D6"/>
@@ -8039,7 +8123,7 @@
               </w:rPr>
               <w:t>EU Sanctions Map</w:t>
             </w:r>
-            <w:hyperlink r:id="rId46">
+            <w:hyperlink r:id="rId47">
               <w:r>
                 <w:rPr>
                   <w:color w:val="2A78D6"/>
@@ -8201,7 +8285,7 @@
                 <w:color w:val="333333"/>
                 <w:sz w:val="18"/>
               </w:rPr>
-              <w:t>News summary 2026-07-25 – 2026-10-23: 7 articles, 0 with an adverse keyword in the headline (details in the section "In the press").</w:t>
+              <w:t>News summary 2026-07-26 – 2026-10-24: 8 articles, 0 with an adverse keyword in the headline (details in the section "In the press").</w:t>
             </w:r>
           </w:p>
         </w:tc>
@@ -8383,7 +8467,7 @@
               </w:rPr>
               <w:t>S&amp;P Global CSA score 54, in the top 30% of electric utilities worldwide</w:t>
             </w:r>
-            <w:hyperlink r:id="rId47">
+            <w:hyperlink r:id="rId48">
               <w:r>
                 <w:rPr>
                   <w:color w:val="2A78D6"/>
@@ -8634,7 +8718,7 @@
               </w:rPr>
               <w:t>Target of climate neutrality by 2050 and climate-neutral generation by 2040</w:t>
             </w:r>
-            <w:hyperlink r:id="rId48">
+            <w:hyperlink r:id="rId49">
               <w:r>
                 <w:rPr>
                   <w:color w:val="2A78D6"/>
@@ -8678,7 +8762,7 @@
               </w:rPr>
               <w:t>EU taxonomy-aligned investments 97% (target ≥80%)</w:t>
             </w:r>
-            <w:hyperlink r:id="rId43">
+            <w:hyperlink r:id="rId44">
               <w:r>
                 <w:rPr>
                   <w:color w:val="2A78D6"/>
@@ -8824,7 +8908,7 @@
               </w:rPr>
               <w:t>Serious accidents and major pollution cases in 2024-2025: 0</w:t>
             </w:r>
-            <w:hyperlink r:id="rId49">
+            <w:hyperlink r:id="rId50">
               <w:r>
                 <w:rPr>
                   <w:color w:val="2A78D6"/>
@@ -8957,7 +9041,7 @@
               </w:rPr>
               <w:t>The Investments policy</w:t>
             </w:r>
-            <w:hyperlink r:id="rId50">
+            <w:hyperlink r:id="rId51">
               <w:r>
                 <w:rPr>
                   <w:color w:val="2A78D6"/>
@@ -8975,7 +9059,7 @@
               </w:rPr>
               <w:t>, the Electricity &amp; Renewable Energy policy</w:t>
             </w:r>
-            <w:hyperlink r:id="rId50">
+            <w:hyperlink r:id="rId51">
               <w:r>
                 <w:rPr>
                   <w:color w:val="2A78D6"/>
@@ -8993,7 +9077,7 @@
               </w:rPr>
               <w:t xml:space="preserve"> and the Fossil Fuels policy for the gas plants</w:t>
             </w:r>
-            <w:hyperlink r:id="rId42">
+            <w:hyperlink r:id="rId43">
               <w:r>
                 <w:rPr>
                   <w:color w:val="2A78D6"/>
@@ -9086,7 +9170,7 @@
               </w:rPr>
               <w:t>2024 emissions across all scopes independently verified</w:t>
             </w:r>
-            <w:hyperlink r:id="rId51">
+            <w:hyperlink r:id="rId52">
               <w:r>
                 <w:rPr>
                   <w:color w:val="2A78D6"/>
@@ -9122,7 +9206,7 @@
               </w:rPr>
               <w:t>ISO 50001 energy management</w:t>
             </w:r>
-            <w:hyperlink r:id="rId52">
+            <w:hyperlink r:id="rId53">
               <w:r>
                 <w:rPr>
                   <w:color w:val="2A78D6"/>
@@ -9158,7 +9242,7 @@
               </w:rPr>
               <w:t>Zero corruption cases and a fraud risk management plan</w:t>
             </w:r>
-            <w:hyperlink r:id="rId43">
+            <w:hyperlink r:id="rId44">
               <w:r>
                 <w:rPr>
                   <w:color w:val="2A78D6"/>
@@ -9557,7 +9641,7 @@
               </w:rPr>
               <w:t>Taxonomy-aligned investments 97%</w:t>
             </w:r>
-            <w:hyperlink r:id="rId43">
+            <w:hyperlink r:id="rId44">
               <w:r>
                 <w:rPr>
                   <w:color w:val="2A78D6"/>
@@ -10542,7 +10626,7 @@
         <w:t>32.</w:t>
         <w:tab/>
       </w:r>
-      <w:hyperlink r:id="rId42">
+      <w:hyperlink r:id="rId43">
         <w:r>
           <w:rPr>
             <w:color w:val="2A78D6"/>
@@ -10569,7 +10653,7 @@
         <w:t>33.</w:t>
         <w:tab/>
       </w:r>
-      <w:hyperlink r:id="rId43">
+      <w:hyperlink r:id="rId44">
         <w:r>
           <w:rPr>
             <w:color w:val="2A78D6"/>
@@ -10596,7 +10680,7 @@
         <w:t>34.</w:t>
         <w:tab/>
       </w:r>
-      <w:hyperlink r:id="rId44">
+      <w:hyperlink r:id="rId45">
         <w:r>
           <w:rPr>
             <w:color w:val="2A78D6"/>
@@ -10623,7 +10707,7 @@
         <w:t>35.</w:t>
         <w:tab/>
       </w:r>
-      <w:hyperlink r:id="rId45">
+      <w:hyperlink r:id="rId46">
         <w:r>
           <w:rPr>
             <w:color w:val="2A78D6"/>
@@ -10650,7 +10734,7 @@
         <w:t>36.</w:t>
         <w:tab/>
       </w:r>
-      <w:hyperlink r:id="rId46">
+      <w:hyperlink r:id="rId47">
         <w:r>
           <w:rPr>
             <w:color w:val="2A78D6"/>
@@ -10677,7 +10761,7 @@
         <w:t>37.</w:t>
         <w:tab/>
       </w:r>
-      <w:hyperlink r:id="rId47">
+      <w:hyperlink r:id="rId48">
         <w:r>
           <w:rPr>
             <w:color w:val="2A78D6"/>
@@ -10704,7 +10788,7 @@
         <w:t>38.</w:t>
         <w:tab/>
       </w:r>
-      <w:hyperlink r:id="rId48">
+      <w:hyperlink r:id="rId49">
         <w:r>
           <w:rPr>
             <w:color w:val="2A78D6"/>
@@ -10731,7 +10815,7 @@
         <w:t>39.</w:t>
         <w:tab/>
       </w:r>
-      <w:hyperlink r:id="rId43">
+      <w:hyperlink r:id="rId44">
         <w:r>
           <w:rPr>
             <w:color w:val="2A78D6"/>
@@ -10758,7 +10842,7 @@
         <w:t>40.</w:t>
         <w:tab/>
       </w:r>
-      <w:hyperlink r:id="rId49">
+      <w:hyperlink r:id="rId50">
         <w:r>
           <w:rPr>
             <w:color w:val="2A78D6"/>
@@ -10785,7 +10869,7 @@
         <w:t>41.</w:t>
         <w:tab/>
       </w:r>
-      <w:hyperlink r:id="rId50">
+      <w:hyperlink r:id="rId51">
         <w:r>
           <w:rPr>
             <w:color w:val="2A78D6"/>
@@ -10812,7 +10896,7 @@
         <w:t>42.</w:t>
         <w:tab/>
       </w:r>
-      <w:hyperlink r:id="rId50">
+      <w:hyperlink r:id="rId51">
         <w:r>
           <w:rPr>
             <w:color w:val="2A78D6"/>
@@ -10839,7 +10923,7 @@
         <w:t>43.</w:t>
         <w:tab/>
       </w:r>
-      <w:hyperlink r:id="rId42">
+      <w:hyperlink r:id="rId43">
         <w:r>
           <w:rPr>
             <w:color w:val="2A78D6"/>
@@ -10866,7 +10950,7 @@
         <w:t>44.</w:t>
         <w:tab/>
       </w:r>
-      <w:hyperlink r:id="rId51">
+      <w:hyperlink r:id="rId52">
         <w:r>
           <w:rPr>
             <w:color w:val="2A78D6"/>
@@ -10893,7 +10977,7 @@
         <w:t>45.</w:t>
         <w:tab/>
       </w:r>
-      <w:hyperlink r:id="rId52">
+      <w:hyperlink r:id="rId53">
         <w:r>
           <w:rPr>
             <w:color w:val="2A78D6"/>
@@ -10920,7 +11004,7 @@
         <w:t>46.</w:t>
         <w:tab/>
       </w:r>
-      <w:hyperlink r:id="rId43">
+      <w:hyperlink r:id="rId44">
         <w:r>
           <w:rPr>
             <w:color w:val="2A78D6"/>

--- a/docs/files/latvenergo/latvenergo_6M2026_en.docx
+++ b/docs/files/latvenergo/latvenergo_6M2026_en.docx
@@ -6792,7 +6792,7 @@
           <w:color w:val="667085"/>
           <w:sz w:val="18"/>
         </w:rPr>
-        <w:t>Automatic news scan (Google News, LV), 2026-07-26 – 2026-10-24: 8 articles.</w:t>
+        <w:t>Automatic news scan (Google News, LV), 2026-07-27 – 2026-10-25: 8 articles.</w:t>
       </w:r>
     </w:p>
     <w:tbl>
@@ -8046,7 +8046,7 @@
                 <w:color w:val="333333"/>
                 <w:sz w:val="18"/>
               </w:rPr>
-              <w:t>Not found on the EU, UN, UK, US OFAC consolidated sanctions lists (automatic check 2026-10-24).</w:t>
+              <w:t>Not found on the EU, UN, UK, US OFAC consolidated sanctions lists (automatic check 2026-10-25).</w:t>
             </w:r>
           </w:p>
           <w:p>
@@ -8285,7 +8285,7 @@
                 <w:color w:val="333333"/>
                 <w:sz w:val="18"/>
               </w:rPr>
-              <w:t>News summary 2026-07-26 – 2026-10-24: 8 articles, 0 with an adverse keyword in the headline (details in the section "In the press").</w:t>
+              <w:t>News summary 2026-07-27 – 2026-10-25: 8 articles, 0 with an adverse keyword in the headline (details in the section "In the press").</w:t>
             </w:r>
           </w:p>
         </w:tc>

--- a/docs/files/latvenergo/latvenergo_6M2026_en.docx
+++ b/docs/files/latvenergo/latvenergo_6M2026_en.docx
@@ -6398,7 +6398,7 @@
                 <w:b w:val="0"/>
                 <w:sz w:val="17"/>
               </w:rPr>
-              <w:t>3.38% (2026-10)</w:t>
+              <w:t>3.37% (2026-10)</w:t>
             </w:r>
           </w:p>
         </w:tc>
@@ -6470,7 +6470,7 @@
                 <w:b w:val="0"/>
                 <w:sz w:val="17"/>
               </w:rPr>
-              <w:t>▲ 0.66 p. p.</w:t>
+              <w:t>▲ 0.65 p. p.</w:t>
             </w:r>
           </w:p>
         </w:tc>
@@ -6792,7 +6792,7 @@
           <w:color w:val="667085"/>
           <w:sz w:val="18"/>
         </w:rPr>
-        <w:t>Automatic news scan (Google News, LV), 2026-07-27 – 2026-10-25: 8 articles.</w:t>
+        <w:t>Automatic news scan (Google News, LV), 2026-07-28 – 2026-10-26: 9 articles.</w:t>
       </w:r>
     </w:p>
     <w:tbl>
@@ -6925,6 +6925,90 @@
                 <w:color w:val="1B2430"/>
                 <w:sz w:val="17"/>
               </w:rPr>
+              <w:t>2026-10-25</w:t>
+            </w:r>
+          </w:p>
+        </w:tc>
+        <w:tc>
+          <w:tcPr>
+            <w:tcW w:type="dxa" w:w="1361"/>
+            <w:tcBorders>
+              <w:top w:val="nil"/>
+              <w:left w:val="nil"/>
+              <w:bottom w:val="single" w:sz="4" w:color="E3E8EE" w:space="0"/>
+              <w:right w:val="nil"/>
+            </w:tcBorders>
+          </w:tcPr>
+          <w:p>
+            <w:pPr>
+              <w:spacing w:before="0" w:after="0"/>
+            </w:pPr>
+            <w:r>
+              <w:rPr>
+                <w:b/>
+                <w:color w:val="5F6B7A"/>
+                <w:sz w:val="14"/>
+                <w:shd w:val="clear" w:color="auto" w:fill="F0F2F5"/>
+              </w:rPr>
+              <w:t xml:space="preserve"> OTHER </w:t>
+            </w:r>
+          </w:p>
+        </w:tc>
+        <w:tc>
+          <w:tcPr>
+            <w:tcW w:type="dxa" w:w="7257"/>
+            <w:tcBorders>
+              <w:top w:val="nil"/>
+              <w:left w:val="nil"/>
+              <w:bottom w:val="single" w:sz="4" w:color="E3E8EE" w:space="0"/>
+              <w:right w:val="nil"/>
+            </w:tcBorders>
+          </w:tcPr>
+          <w:p>
+            <w:pPr>
+              <w:spacing w:before="0" w:after="0"/>
+            </w:pPr>
+            <w:hyperlink r:id="rId38">
+              <w:r>
+                <w:rPr>
+                  <w:color w:val="1B2430"/>
+                  <w:sz w:val="18"/>
+                </w:rPr>
+                <w:t xml:space="preserve">"Latvenergo" sāk piedāvāt arī interneta pakalpojumus; plānos – televīzija</w:t>
+              </w:r>
+            </w:hyperlink>
+            <w:r>
+              <w:rPr>
+                <w:b w:val="0"/>
+                <w:color w:val="667085"/>
+                <w:sz w:val="15"/>
+              </w:rPr>
+              <w:t xml:space="preserve">   DELFI</w:t>
+            </w:r>
+          </w:p>
+        </w:tc>
+      </w:tr>
+      <w:tr>
+        <w:tc>
+          <w:tcPr>
+            <w:tcW w:type="dxa" w:w="1020"/>
+            <w:tcBorders>
+              <w:top w:val="nil"/>
+              <w:left w:val="nil"/>
+              <w:bottom w:val="single" w:sz="4" w:color="E3E8EE" w:space="0"/>
+              <w:right w:val="nil"/>
+            </w:tcBorders>
+          </w:tcPr>
+          <w:p>
+            <w:pPr>
+              <w:spacing w:before="0" w:after="0"/>
+            </w:pPr>
+            <w:r>
+              <w:rPr>
+                <w:b w:val="0"/>
+                <w:color w:val="1B2430"/>
+                <w:sz w:val="17"/>
+              </w:rPr>
               <w:t>2026-10-22</w:t>
             </w:r>
           </w:p>
@@ -7052,7 +7136,7 @@
             <w:pPr>
               <w:spacing w:before="0" w:after="0"/>
             </w:pPr>
-            <w:hyperlink r:id="rId38">
+            <w:hyperlink r:id="rId39">
               <w:r>
                 <w:rPr>
                   <w:color w:val="1B2430"/>
@@ -7094,90 +7178,6 @@
                 <w:sz w:val="17"/>
               </w:rPr>
               <w:t>2026-10-15</w:t>
-            </w:r>
-          </w:p>
-        </w:tc>
-        <w:tc>
-          <w:tcPr>
-            <w:tcW w:type="dxa" w:w="1361"/>
-            <w:tcBorders>
-              <w:top w:val="nil"/>
-              <w:left w:val="nil"/>
-              <w:bottom w:val="single" w:sz="4" w:color="E3E8EE" w:space="0"/>
-              <w:right w:val="nil"/>
-            </w:tcBorders>
-          </w:tcPr>
-          <w:p>
-            <w:pPr>
-              <w:spacing w:before="0" w:after="0"/>
-            </w:pPr>
-            <w:r>
-              <w:rPr>
-                <w:b/>
-                <w:color w:val="5F6B7A"/>
-                <w:sz w:val="14"/>
-                <w:shd w:val="clear" w:color="auto" w:fill="F0F2F5"/>
-              </w:rPr>
-              <w:t xml:space="preserve"> OTHER </w:t>
-            </w:r>
-          </w:p>
-        </w:tc>
-        <w:tc>
-          <w:tcPr>
-            <w:tcW w:type="dxa" w:w="7257"/>
-            <w:tcBorders>
-              <w:top w:val="nil"/>
-              <w:left w:val="nil"/>
-              <w:bottom w:val="single" w:sz="4" w:color="E3E8EE" w:space="0"/>
-              <w:right w:val="nil"/>
-            </w:tcBorders>
-          </w:tcPr>
-          <w:p>
-            <w:pPr>
-              <w:spacing w:before="0" w:after="0"/>
-            </w:pPr>
-            <w:hyperlink r:id="rId39">
-              <w:r>
-                <w:rPr>
-                  <w:color w:val="1B2430"/>
-                  <w:sz w:val="18"/>
-                </w:rPr>
-                <w:t xml:space="preserve">Piecu gadu laikā dubultojusies Latvenergo vērtība</w:t>
-              </w:r>
-            </w:hyperlink>
-            <w:r>
-              <w:rPr>
-                <w:b w:val="0"/>
-                <w:color w:val="667085"/>
-                <w:sz w:val="15"/>
-              </w:rPr>
-              <w:t xml:space="preserve">   Investoru Klubs</w:t>
-            </w:r>
-          </w:p>
-        </w:tc>
-      </w:tr>
-      <w:tr>
-        <w:tc>
-          <w:tcPr>
-            <w:tcW w:type="dxa" w:w="1020"/>
-            <w:tcBorders>
-              <w:top w:val="nil"/>
-              <w:left w:val="nil"/>
-              <w:bottom w:val="single" w:sz="4" w:color="E3E8EE" w:space="0"/>
-              <w:right w:val="nil"/>
-            </w:tcBorders>
-          </w:tcPr>
-          <w:p>
-            <w:pPr>
-              <w:spacing w:before="0" w:after="0"/>
-            </w:pPr>
-            <w:r>
-              <w:rPr>
-                <w:b w:val="0"/>
-                <w:color w:val="1B2430"/>
-                <w:sz w:val="17"/>
-              </w:rPr>
-              <w:t>2026-10-14</w:t>
             </w:r>
           </w:p>
         </w:tc>
@@ -7226,7 +7226,7 @@
                   <w:color w:val="1B2430"/>
                   <w:sz w:val="18"/>
                 </w:rPr>
-                <w:t xml:space="preserve">Latvenergo : Dabasgāzes cenas sasniedz augstāko līmeni gandrīz četru gadu laikā</w:t>
+                <w:t xml:space="preserve">Piecu gadu laikā dubultojusies Latvenergo vērtība</w:t>
               </w:r>
             </w:hyperlink>
             <w:r>
@@ -7235,7 +7235,7 @@
                 <w:color w:val="667085"/>
                 <w:sz w:val="15"/>
               </w:rPr>
-              <w:t xml:space="preserve">   Diena</w:t>
+              <w:t xml:space="preserve">   Investoru Klubs</w:t>
             </w:r>
           </w:p>
         </w:tc>
@@ -7305,6 +7305,90 @@
               <w:spacing w:before="0" w:after="0"/>
             </w:pPr>
             <w:hyperlink r:id="rId41">
+              <w:r>
+                <w:rPr>
+                  <w:color w:val="1B2430"/>
+                  <w:sz w:val="18"/>
+                </w:rPr>
+                <w:t xml:space="preserve">Latvenergo : Dabasgāzes cenas sasniedz augstāko līmeni gandrīz četru gadu laikā</w:t>
+              </w:r>
+            </w:hyperlink>
+            <w:r>
+              <w:rPr>
+                <w:b w:val="0"/>
+                <w:color w:val="667085"/>
+                <w:sz w:val="15"/>
+              </w:rPr>
+              <w:t xml:space="preserve">   Diena</w:t>
+            </w:r>
+          </w:p>
+        </w:tc>
+      </w:tr>
+      <w:tr>
+        <w:tc>
+          <w:tcPr>
+            <w:tcW w:type="dxa" w:w="1020"/>
+            <w:tcBorders>
+              <w:top w:val="nil"/>
+              <w:left w:val="nil"/>
+              <w:bottom w:val="single" w:sz="4" w:color="E3E8EE" w:space="0"/>
+              <w:right w:val="nil"/>
+            </w:tcBorders>
+          </w:tcPr>
+          <w:p>
+            <w:pPr>
+              <w:spacing w:before="0" w:after="0"/>
+            </w:pPr>
+            <w:r>
+              <w:rPr>
+                <w:b w:val="0"/>
+                <w:color w:val="1B2430"/>
+                <w:sz w:val="17"/>
+              </w:rPr>
+              <w:t>2026-10-14</w:t>
+            </w:r>
+          </w:p>
+        </w:tc>
+        <w:tc>
+          <w:tcPr>
+            <w:tcW w:type="dxa" w:w="1361"/>
+            <w:tcBorders>
+              <w:top w:val="nil"/>
+              <w:left w:val="nil"/>
+              <w:bottom w:val="single" w:sz="4" w:color="E3E8EE" w:space="0"/>
+              <w:right w:val="nil"/>
+            </w:tcBorders>
+          </w:tcPr>
+          <w:p>
+            <w:pPr>
+              <w:spacing w:before="0" w:after="0"/>
+            </w:pPr>
+            <w:r>
+              <w:rPr>
+                <w:b/>
+                <w:color w:val="5F6B7A"/>
+                <w:sz w:val="14"/>
+                <w:shd w:val="clear" w:color="auto" w:fill="F0F2F5"/>
+              </w:rPr>
+              <w:t xml:space="preserve"> OTHER </w:t>
+            </w:r>
+          </w:p>
+        </w:tc>
+        <w:tc>
+          <w:tcPr>
+            <w:tcW w:type="dxa" w:w="7257"/>
+            <w:tcBorders>
+              <w:top w:val="nil"/>
+              <w:left w:val="nil"/>
+              <w:bottom w:val="single" w:sz="4" w:color="E3E8EE" w:space="0"/>
+              <w:right w:val="nil"/>
+            </w:tcBorders>
+          </w:tcPr>
+          <w:p>
+            <w:pPr>
+              <w:spacing w:before="0" w:after="0"/>
+            </w:pPr>
+            <w:hyperlink r:id="rId42">
               <w:r>
                 <w:rPr>
                   <w:color w:val="1B2430"/>
@@ -7472,7 +7556,7 @@
             <w:pPr>
               <w:spacing w:before="0" w:after="0"/>
             </w:pPr>
-            <w:hyperlink r:id="rId42">
+            <w:hyperlink r:id="rId43">
               <w:r>
                 <w:rPr>
                   <w:color w:val="1B2430"/>
@@ -7738,7 +7822,7 @@
               </w:rPr>
               <w:t>The SEB fossil fuel policy restricts coal and oil &amp; gas extraction, not gas-fired generation</w:t>
             </w:r>
-            <w:hyperlink r:id="rId43">
+            <w:hyperlink r:id="rId44">
               <w:r>
                 <w:rPr>
                   <w:color w:val="2A78D6"/>
@@ -7884,7 +7968,7 @@
               </w:rPr>
               <w:t>Significant corruption or ethics breaches in 2024-2025: 0</w:t>
             </w:r>
-            <w:hyperlink r:id="rId44">
+            <w:hyperlink r:id="rId45">
               <w:r>
                 <w:rPr>
                   <w:color w:val="2A78D6"/>
@@ -7928,7 +8012,7 @@
               </w:rPr>
               <w:t>In a 2020 procurement case the anti-corruption bureau KNAB closed the criminal proceedings with no wrongdoing established</w:t>
             </w:r>
-            <w:hyperlink r:id="rId45">
+            <w:hyperlink r:id="rId46">
               <w:r>
                 <w:rPr>
                   <w:color w:val="2A78D6"/>
@@ -8046,7 +8130,7 @@
                 <w:color w:val="333333"/>
                 <w:sz w:val="18"/>
               </w:rPr>
-              <w:t>Not found on the EU, UN, UK, US OFAC consolidated sanctions lists (automatic check 2026-10-25).</w:t>
+              <w:t>Not found on the EU, UN, US OFAC consolidated sanctions lists (automatic check 2026-10-26).</w:t>
             </w:r>
           </w:p>
           <w:p>
@@ -8087,7 +8171,7 @@
               </w:rPr>
               <w:t>OFAC sanctions search</w:t>
             </w:r>
-            <w:hyperlink r:id="rId46">
+            <w:hyperlink r:id="rId47">
               <w:r>
                 <w:rPr>
                   <w:color w:val="2A78D6"/>
@@ -8123,7 +8207,7 @@
               </w:rPr>
               <w:t>EU Sanctions Map</w:t>
             </w:r>
-            <w:hyperlink r:id="rId47">
+            <w:hyperlink r:id="rId48">
               <w:r>
                 <w:rPr>
                   <w:color w:val="2A78D6"/>
@@ -8285,7 +8369,7 @@
                 <w:color w:val="333333"/>
                 <w:sz w:val="18"/>
               </w:rPr>
-              <w:t>News summary 2026-07-27 – 2026-10-25: 8 articles, 0 with an adverse keyword in the headline (details in the section "In the press").</w:t>
+              <w:t>News summary 2026-07-28 – 2026-10-26: 9 articles, 0 with an adverse keyword in the headline (details in the section "In the press").</w:t>
             </w:r>
           </w:p>
         </w:tc>
@@ -8467,7 +8551,7 @@
               </w:rPr>
               <w:t>S&amp;P Global CSA score 54, in the top 30% of electric utilities worldwide</w:t>
             </w:r>
-            <w:hyperlink r:id="rId48">
+            <w:hyperlink r:id="rId49">
               <w:r>
                 <w:rPr>
                   <w:color w:val="2A78D6"/>
@@ -8718,7 +8802,7 @@
               </w:rPr>
               <w:t>Target of climate neutrality by 2050 and climate-neutral generation by 2040</w:t>
             </w:r>
-            <w:hyperlink r:id="rId49">
+            <w:hyperlink r:id="rId50">
               <w:r>
                 <w:rPr>
                   <w:color w:val="2A78D6"/>
@@ -8762,7 +8846,7 @@
               </w:rPr>
               <w:t>EU taxonomy-aligned investments 97% (target ≥80%)</w:t>
             </w:r>
-            <w:hyperlink r:id="rId44">
+            <w:hyperlink r:id="rId45">
               <w:r>
                 <w:rPr>
                   <w:color w:val="2A78D6"/>
@@ -8908,7 +8992,7 @@
               </w:rPr>
               <w:t>Serious accidents and major pollution cases in 2024-2025: 0</w:t>
             </w:r>
-            <w:hyperlink r:id="rId50">
+            <w:hyperlink r:id="rId51">
               <w:r>
                 <w:rPr>
                   <w:color w:val="2A78D6"/>
@@ -9041,7 +9125,7 @@
               </w:rPr>
               <w:t>The Investments policy</w:t>
             </w:r>
-            <w:hyperlink r:id="rId51">
+            <w:hyperlink r:id="rId52">
               <w:r>
                 <w:rPr>
                   <w:color w:val="2A78D6"/>
@@ -9059,7 +9143,7 @@
               </w:rPr>
               <w:t>, the Electricity &amp; Renewable Energy policy</w:t>
             </w:r>
-            <w:hyperlink r:id="rId51">
+            <w:hyperlink r:id="rId52">
               <w:r>
                 <w:rPr>
                   <w:color w:val="2A78D6"/>
@@ -9077,7 +9161,7 @@
               </w:rPr>
               <w:t xml:space="preserve"> and the Fossil Fuels policy for the gas plants</w:t>
             </w:r>
-            <w:hyperlink r:id="rId43">
+            <w:hyperlink r:id="rId44">
               <w:r>
                 <w:rPr>
                   <w:color w:val="2A78D6"/>
@@ -9170,7 +9254,7 @@
               </w:rPr>
               <w:t>2024 emissions across all scopes independently verified</w:t>
             </w:r>
-            <w:hyperlink r:id="rId52">
+            <w:hyperlink r:id="rId53">
               <w:r>
                 <w:rPr>
                   <w:color w:val="2A78D6"/>
@@ -9206,7 +9290,7 @@
               </w:rPr>
               <w:t>ISO 50001 energy management</w:t>
             </w:r>
-            <w:hyperlink r:id="rId53">
+            <w:hyperlink r:id="rId54">
               <w:r>
                 <w:rPr>
                   <w:color w:val="2A78D6"/>
@@ -9242,7 +9326,7 @@
               </w:rPr>
               <w:t>Zero corruption cases and a fraud risk management plan</w:t>
             </w:r>
-            <w:hyperlink r:id="rId44">
+            <w:hyperlink r:id="rId45">
               <w:r>
                 <w:rPr>
                   <w:color w:val="2A78D6"/>
@@ -9641,7 +9725,7 @@
               </w:rPr>
               <w:t>Taxonomy-aligned investments 97%</w:t>
             </w:r>
-            <w:hyperlink r:id="rId44">
+            <w:hyperlink r:id="rId45">
               <w:r>
                 <w:rPr>
                   <w:color w:val="2A78D6"/>
@@ -10626,7 +10710,7 @@
         <w:t>32.</w:t>
         <w:tab/>
       </w:r>
-      <w:hyperlink r:id="rId43">
+      <w:hyperlink r:id="rId44">
         <w:r>
           <w:rPr>
             <w:color w:val="2A78D6"/>
@@ -10653,7 +10737,7 @@
         <w:t>33.</w:t>
         <w:tab/>
       </w:r>
-      <w:hyperlink r:id="rId44">
+      <w:hyperlink r:id="rId45">
         <w:r>
           <w:rPr>
             <w:color w:val="2A78D6"/>
@@ -10680,7 +10764,7 @@
         <w:t>34.</w:t>
         <w:tab/>
       </w:r>
-      <w:hyperlink r:id="rId45">
+      <w:hyperlink r:id="rId46">
         <w:r>
           <w:rPr>
             <w:color w:val="2A78D6"/>
@@ -10707,7 +10791,7 @@
         <w:t>35.</w:t>
         <w:tab/>
       </w:r>
-      <w:hyperlink r:id="rId46">
+      <w:hyperlink r:id="rId47">
         <w:r>
           <w:rPr>
             <w:color w:val="2A78D6"/>
@@ -10734,7 +10818,7 @@
         <w:t>36.</w:t>
         <w:tab/>
       </w:r>
-      <w:hyperlink r:id="rId47">
+      <w:hyperlink r:id="rId48">
         <w:r>
           <w:rPr>
             <w:color w:val="2A78D6"/>
@@ -10761,7 +10845,7 @@
         <w:t>37.</w:t>
         <w:tab/>
       </w:r>
-      <w:hyperlink r:id="rId48">
+      <w:hyperlink r:id="rId49">
         <w:r>
           <w:rPr>
             <w:color w:val="2A78D6"/>
@@ -10788,7 +10872,7 @@
         <w:t>38.</w:t>
         <w:tab/>
       </w:r>
-      <w:hyperlink r:id="rId49">
+      <w:hyperlink r:id="rId50">
         <w:r>
           <w:rPr>
             <w:color w:val="2A78D6"/>
@@ -10815,7 +10899,7 @@
         <w:t>39.</w:t>
         <w:tab/>
       </w:r>
-      <w:hyperlink r:id="rId44">
+      <w:hyperlink r:id="rId45">
         <w:r>
           <w:rPr>
             <w:color w:val="2A78D6"/>
@@ -10842,7 +10926,7 @@
         <w:t>40.</w:t>
         <w:tab/>
       </w:r>
-      <w:hyperlink r:id="rId50">
+      <w:hyperlink r:id="rId51">
         <w:r>
           <w:rPr>
             <w:color w:val="2A78D6"/>
@@ -10869,7 +10953,7 @@
         <w:t>41.</w:t>
         <w:tab/>
       </w:r>
-      <w:hyperlink r:id="rId51">
+      <w:hyperlink r:id="rId52">
         <w:r>
           <w:rPr>
             <w:color w:val="2A78D6"/>
@@ -10896,7 +10980,7 @@
         <w:t>42.</w:t>
         <w:tab/>
       </w:r>
-      <w:hyperlink r:id="rId51">
+      <w:hyperlink r:id="rId52">
         <w:r>
           <w:rPr>
             <w:color w:val="2A78D6"/>
@@ -10923,7 +11007,7 @@
         <w:t>43.</w:t>
         <w:tab/>
       </w:r>
-      <w:hyperlink r:id="rId43">
+      <w:hyperlink r:id="rId44">
         <w:r>
           <w:rPr>
             <w:color w:val="2A78D6"/>
@@ -10950,7 +11034,7 @@
         <w:t>44.</w:t>
         <w:tab/>
       </w:r>
-      <w:hyperlink r:id="rId52">
+      <w:hyperlink r:id="rId53">
         <w:r>
           <w:rPr>
             <w:color w:val="2A78D6"/>
@@ -10977,7 +11061,7 @@
         <w:t>45.</w:t>
         <w:tab/>
       </w:r>
-      <w:hyperlink r:id="rId53">
+      <w:hyperlink r:id="rId54">
         <w:r>
           <w:rPr>
             <w:color w:val="2A78D6"/>
@@ -11004,7 +11088,7 @@
         <w:t>46.</w:t>
         <w:tab/>
       </w:r>
-      <w:hyperlink r:id="rId44">
+      <w:hyperlink r:id="rId45">
         <w:r>
           <w:rPr>
             <w:color w:val="2A78D6"/>

--- a/docs/files/latvenergo/latvenergo_6M2026_en.docx
+++ b/docs/files/latvenergo/latvenergo_6M2026_en.docx
@@ -6792,7 +6792,7 @@
           <w:color w:val="667085"/>
           <w:sz w:val="18"/>
         </w:rPr>
-        <w:t>Automatic news scan (Google News, LV), 2026-07-28 – 2026-10-26: 9 articles.</w:t>
+        <w:t>Automatic news scan (Google News, LV), 2026-07-29 – 2026-10-27: 12 articles.</w:t>
       </w:r>
     </w:p>
     <w:tbl>
@@ -6925,7 +6925,7 @@
                 <w:color w:val="1B2430"/>
                 <w:sz w:val="17"/>
               </w:rPr>
-              <w:t>2026-10-25</w:t>
+              <w:t>2026-10-27</w:t>
             </w:r>
           </w:p>
         </w:tc>
@@ -6974,7 +6974,7 @@
                   <w:color w:val="1B2430"/>
                   <w:sz w:val="18"/>
                 </w:rPr>
-                <w:t xml:space="preserve">"Latvenergo" sāk piedāvāt arī interneta pakalpojumus; plānos – televīzija</w:t>
+                <w:t xml:space="preserve">Apkure Rīgā var kļūt par 30% dārgāka! “Latvenergo” un “Rīgas siltums” meklē veidus, kā cenu mazināt</w:t>
               </w:r>
             </w:hyperlink>
             <w:r>
@@ -6983,7 +6983,175 @@
                 <w:color w:val="667085"/>
                 <w:sz w:val="15"/>
               </w:rPr>
-              <w:t xml:space="preserve">   DELFI</w:t>
+              <w:t xml:space="preserve">   LA.LV</w:t>
+            </w:r>
+          </w:p>
+        </w:tc>
+      </w:tr>
+      <w:tr>
+        <w:tc>
+          <w:tcPr>
+            <w:tcW w:type="dxa" w:w="1020"/>
+            <w:tcBorders>
+              <w:top w:val="nil"/>
+              <w:left w:val="nil"/>
+              <w:bottom w:val="single" w:sz="4" w:color="E3E8EE" w:space="0"/>
+              <w:right w:val="nil"/>
+            </w:tcBorders>
+          </w:tcPr>
+          <w:p>
+            <w:pPr>
+              <w:spacing w:before="0" w:after="0"/>
+            </w:pPr>
+            <w:r>
+              <w:rPr>
+                <w:b w:val="0"/>
+                <w:color w:val="1B2430"/>
+                <w:sz w:val="17"/>
+              </w:rPr>
+              <w:t>2026-10-27</w:t>
+            </w:r>
+          </w:p>
+        </w:tc>
+        <w:tc>
+          <w:tcPr>
+            <w:tcW w:type="dxa" w:w="1361"/>
+            <w:tcBorders>
+              <w:top w:val="nil"/>
+              <w:left w:val="nil"/>
+              <w:bottom w:val="single" w:sz="4" w:color="E3E8EE" w:space="0"/>
+              <w:right w:val="nil"/>
+            </w:tcBorders>
+          </w:tcPr>
+          <w:p>
+            <w:pPr>
+              <w:spacing w:before="0" w:after="0"/>
+            </w:pPr>
+            <w:r>
+              <w:rPr>
+                <w:b/>
+                <w:color w:val="5F6B7A"/>
+                <w:sz w:val="14"/>
+                <w:shd w:val="clear" w:color="auto" w:fill="F0F2F5"/>
+              </w:rPr>
+              <w:t xml:space="preserve"> OTHER </w:t>
+            </w:r>
+          </w:p>
+        </w:tc>
+        <w:tc>
+          <w:tcPr>
+            <w:tcW w:type="dxa" w:w="7257"/>
+            <w:tcBorders>
+              <w:top w:val="nil"/>
+              <w:left w:val="nil"/>
+              <w:bottom w:val="single" w:sz="4" w:color="E3E8EE" w:space="0"/>
+              <w:right w:val="nil"/>
+            </w:tcBorders>
+          </w:tcPr>
+          <w:p>
+            <w:pPr>
+              <w:spacing w:before="0" w:after="0"/>
+            </w:pPr>
+            <w:hyperlink r:id="rId39">
+              <w:r>
+                <w:rPr>
+                  <w:color w:val="1B2430"/>
+                  <w:sz w:val="18"/>
+                </w:rPr>
+                <w:t xml:space="preserve">Internets no Latvenergo: ko piedāvā jaunā sadarbība ar Tet un Biti</w:t>
+              </w:r>
+            </w:hyperlink>
+            <w:r>
+              <w:rPr>
+                <w:b w:val="0"/>
+                <w:color w:val="667085"/>
+                <w:sz w:val="15"/>
+              </w:rPr>
+              <w:t xml:space="preserve">   Dzentlmenis.lv</w:t>
+            </w:r>
+          </w:p>
+        </w:tc>
+      </w:tr>
+      <w:tr>
+        <w:tc>
+          <w:tcPr>
+            <w:tcW w:type="dxa" w:w="1020"/>
+            <w:tcBorders>
+              <w:top w:val="nil"/>
+              <w:left w:val="nil"/>
+              <w:bottom w:val="single" w:sz="4" w:color="E3E8EE" w:space="0"/>
+              <w:right w:val="nil"/>
+            </w:tcBorders>
+          </w:tcPr>
+          <w:p>
+            <w:pPr>
+              <w:spacing w:before="0" w:after="0"/>
+            </w:pPr>
+            <w:r>
+              <w:rPr>
+                <w:b w:val="0"/>
+                <w:color w:val="1B2430"/>
+                <w:sz w:val="17"/>
+              </w:rPr>
+              <w:t>2026-10-26</w:t>
+            </w:r>
+          </w:p>
+        </w:tc>
+        <w:tc>
+          <w:tcPr>
+            <w:tcW w:type="dxa" w:w="1361"/>
+            <w:tcBorders>
+              <w:top w:val="nil"/>
+              <w:left w:val="nil"/>
+              <w:bottom w:val="single" w:sz="4" w:color="E3E8EE" w:space="0"/>
+              <w:right w:val="nil"/>
+            </w:tcBorders>
+          </w:tcPr>
+          <w:p>
+            <w:pPr>
+              <w:spacing w:before="0" w:after="0"/>
+            </w:pPr>
+            <w:r>
+              <w:rPr>
+                <w:b/>
+                <w:color w:val="5F6B7A"/>
+                <w:sz w:val="14"/>
+                <w:shd w:val="clear" w:color="auto" w:fill="F0F2F5"/>
+              </w:rPr>
+              <w:t xml:space="preserve"> OTHER </w:t>
+            </w:r>
+          </w:p>
+        </w:tc>
+        <w:tc>
+          <w:tcPr>
+            <w:tcW w:type="dxa" w:w="7257"/>
+            <w:tcBorders>
+              <w:top w:val="nil"/>
+              <w:left w:val="nil"/>
+              <w:bottom w:val="single" w:sz="4" w:color="E3E8EE" w:space="0"/>
+              <w:right w:val="nil"/>
+            </w:tcBorders>
+          </w:tcPr>
+          <w:p>
+            <w:pPr>
+              <w:spacing w:before="0" w:after="0"/>
+            </w:pPr>
+            <w:hyperlink r:id="rId40">
+              <w:r>
+                <w:rPr>
+                  <w:color w:val="1B2430"/>
+                  <w:sz w:val="18"/>
+                </w:rPr>
+                <w:t xml:space="preserve">"Latvenergo" sāk piedāvāt interneta pakalpojumus sadarbībā ar "Tet" un "Bite Latvija"</w:t>
+              </w:r>
+            </w:hyperlink>
+            <w:r>
+              <w:rPr>
+                <w:b w:val="0"/>
+                <w:color w:val="667085"/>
+                <w:sz w:val="15"/>
+              </w:rPr>
+              <w:t xml:space="preserve">   BauskasDzive.lv  ·  1 more similar articles</w:t>
             </w:r>
           </w:p>
         </w:tc>
@@ -7136,7 +7304,7 @@
             <w:pPr>
               <w:spacing w:before="0" w:after="0"/>
             </w:pPr>
-            <w:hyperlink r:id="rId39">
+            <w:hyperlink r:id="rId41">
               <w:r>
                 <w:rPr>
                   <w:color w:val="1B2430"/>
@@ -7220,7 +7388,7 @@
             <w:pPr>
               <w:spacing w:before="0" w:after="0"/>
             </w:pPr>
-            <w:hyperlink r:id="rId40">
+            <w:hyperlink r:id="rId42">
               <w:r>
                 <w:rPr>
                   <w:color w:val="1B2430"/>
@@ -7304,7 +7472,7 @@
             <w:pPr>
               <w:spacing w:before="0" w:after="0"/>
             </w:pPr>
-            <w:hyperlink r:id="rId41">
+            <w:hyperlink r:id="rId43">
               <w:r>
                 <w:rPr>
                   <w:color w:val="1B2430"/>
@@ -7388,7 +7556,7 @@
             <w:pPr>
               <w:spacing w:before="0" w:after="0"/>
             </w:pPr>
-            <w:hyperlink r:id="rId42">
+            <w:hyperlink r:id="rId44">
               <w:r>
                 <w:rPr>
                   <w:color w:val="1B2430"/>
@@ -7488,90 +7656,6 @@
                 <w:sz w:val="15"/>
               </w:rPr>
               <w:t xml:space="preserve">   NRA</w:t>
-            </w:r>
-          </w:p>
-        </w:tc>
-      </w:tr>
-      <w:tr>
-        <w:tc>
-          <w:tcPr>
-            <w:tcW w:type="dxa" w:w="1020"/>
-            <w:tcBorders>
-              <w:top w:val="nil"/>
-              <w:left w:val="nil"/>
-              <w:bottom w:val="single" w:sz="4" w:color="E3E8EE" w:space="0"/>
-              <w:right w:val="nil"/>
-            </w:tcBorders>
-          </w:tcPr>
-          <w:p>
-            <w:pPr>
-              <w:spacing w:before="0" w:after="0"/>
-            </w:pPr>
-            <w:r>
-              <w:rPr>
-                <w:b w:val="0"/>
-                <w:color w:val="1B2430"/>
-                <w:sz w:val="17"/>
-              </w:rPr>
-              <w:t>2026-10-13</w:t>
-            </w:r>
-          </w:p>
-        </w:tc>
-        <w:tc>
-          <w:tcPr>
-            <w:tcW w:type="dxa" w:w="1361"/>
-            <w:tcBorders>
-              <w:top w:val="nil"/>
-              <w:left w:val="nil"/>
-              <w:bottom w:val="single" w:sz="4" w:color="E3E8EE" w:space="0"/>
-              <w:right w:val="nil"/>
-            </w:tcBorders>
-          </w:tcPr>
-          <w:p>
-            <w:pPr>
-              <w:spacing w:before="0" w:after="0"/>
-            </w:pPr>
-            <w:r>
-              <w:rPr>
-                <w:b/>
-                <w:color w:val="5F6B7A"/>
-                <w:sz w:val="14"/>
-                <w:shd w:val="clear" w:color="auto" w:fill="F0F2F5"/>
-              </w:rPr>
-              <w:t xml:space="preserve"> OTHER </w:t>
-            </w:r>
-          </w:p>
-        </w:tc>
-        <w:tc>
-          <w:tcPr>
-            <w:tcW w:type="dxa" w:w="7257"/>
-            <w:tcBorders>
-              <w:top w:val="nil"/>
-              <w:left w:val="nil"/>
-              <w:bottom w:val="single" w:sz="4" w:color="E3E8EE" w:space="0"/>
-              <w:right w:val="nil"/>
-            </w:tcBorders>
-          </w:tcPr>
-          <w:p>
-            <w:pPr>
-              <w:spacing w:before="0" w:after="0"/>
-            </w:pPr>
-            <w:hyperlink r:id="rId43">
-              <w:r>
-                <w:rPr>
-                  <w:color w:val="1B2430"/>
-                  <w:sz w:val="18"/>
-                </w:rPr>
-                <w:t xml:space="preserve">"Latvenergo" elektroauto uzlādes tīkla attīstībā sper nākamo soli</w:t>
-              </w:r>
-            </w:hyperlink>
-            <w:r>
-              <w:rPr>
-                <w:b w:val="0"/>
-                <w:color w:val="667085"/>
-                <w:sz w:val="15"/>
-              </w:rPr>
-              <w:t xml:space="preserve">   DELFI</w:t>
             </w:r>
           </w:p>
         </w:tc>
@@ -7822,7 +7906,7 @@
               </w:rPr>
               <w:t>The SEB fossil fuel policy restricts coal and oil &amp; gas extraction, not gas-fired generation</w:t>
             </w:r>
-            <w:hyperlink r:id="rId44">
+            <w:hyperlink r:id="rId45">
               <w:r>
                 <w:rPr>
                   <w:color w:val="2A78D6"/>
@@ -7968,7 +8052,7 @@
               </w:rPr>
               <w:t>Significant corruption or ethics breaches in 2024-2025: 0</w:t>
             </w:r>
-            <w:hyperlink r:id="rId45">
+            <w:hyperlink r:id="rId46">
               <w:r>
                 <w:rPr>
                   <w:color w:val="2A78D6"/>
@@ -8012,7 +8096,7 @@
               </w:rPr>
               <w:t>In a 2020 procurement case the anti-corruption bureau KNAB closed the criminal proceedings with no wrongdoing established</w:t>
             </w:r>
-            <w:hyperlink r:id="rId46">
+            <w:hyperlink r:id="rId47">
               <w:r>
                 <w:rPr>
                   <w:color w:val="2A78D6"/>
@@ -8130,7 +8214,7 @@
                 <w:color w:val="333333"/>
                 <w:sz w:val="18"/>
               </w:rPr>
-              <w:t>Not found on the EU, UN, US OFAC consolidated sanctions lists (automatic check 2026-10-26).</w:t>
+              <w:t>Not found on the EU, UN, US OFAC consolidated sanctions lists (automatic check 2026-10-27).</w:t>
             </w:r>
           </w:p>
           <w:p>
@@ -8171,7 +8255,7 @@
               </w:rPr>
               <w:t>OFAC sanctions search</w:t>
             </w:r>
-            <w:hyperlink r:id="rId47">
+            <w:hyperlink r:id="rId48">
               <w:r>
                 <w:rPr>
                   <w:color w:val="2A78D6"/>
@@ -8207,7 +8291,7 @@
               </w:rPr>
               <w:t>EU Sanctions Map</w:t>
             </w:r>
-            <w:hyperlink r:id="rId48">
+            <w:hyperlink r:id="rId49">
               <w:r>
                 <w:rPr>
                   <w:color w:val="2A78D6"/>
@@ -8369,7 +8453,7 @@
                 <w:color w:val="333333"/>
                 <w:sz w:val="18"/>
               </w:rPr>
-              <w:t>News summary 2026-07-28 – 2026-10-26: 9 articles, 0 with an adverse keyword in the headline (details in the section "In the press").</w:t>
+              <w:t>News summary 2026-07-29 – 2026-10-27: 12 articles, 0 with an adverse keyword in the headline (details in the section "In the press").</w:t>
             </w:r>
           </w:p>
         </w:tc>
@@ -8551,7 +8635,7 @@
               </w:rPr>
               <w:t>S&amp;P Global CSA score 54, in the top 30% of electric utilities worldwide</w:t>
             </w:r>
-            <w:hyperlink r:id="rId49">
+            <w:hyperlink r:id="rId50">
               <w:r>
                 <w:rPr>
                   <w:color w:val="2A78D6"/>
@@ -8802,7 +8886,7 @@
               </w:rPr>
               <w:t>Target of climate neutrality by 2050 and climate-neutral generation by 2040</w:t>
             </w:r>
-            <w:hyperlink r:id="rId50">
+            <w:hyperlink r:id="rId51">
               <w:r>
                 <w:rPr>
                   <w:color w:val="2A78D6"/>
@@ -8846,7 +8930,7 @@
               </w:rPr>
               <w:t>EU taxonomy-aligned investments 97% (target ≥80%)</w:t>
             </w:r>
-            <w:hyperlink r:id="rId45">
+            <w:hyperlink r:id="rId46">
               <w:r>
                 <w:rPr>
                   <w:color w:val="2A78D6"/>
@@ -8992,7 +9076,7 @@
               </w:rPr>
               <w:t>Serious accidents and major pollution cases in 2024-2025: 0</w:t>
             </w:r>
-            <w:hyperlink r:id="rId51">
+            <w:hyperlink r:id="rId52">
               <w:r>
                 <w:rPr>
                   <w:color w:val="2A78D6"/>
@@ -9125,7 +9209,7 @@
               </w:rPr>
               <w:t>The Investments policy</w:t>
             </w:r>
-            <w:hyperlink r:id="rId52">
+            <w:hyperlink r:id="rId53">
               <w:r>
                 <w:rPr>
                   <w:color w:val="2A78D6"/>
@@ -9143,7 +9227,7 @@
               </w:rPr>
               <w:t>, the Electricity &amp; Renewable Energy policy</w:t>
             </w:r>
-            <w:hyperlink r:id="rId52">
+            <w:hyperlink r:id="rId53">
               <w:r>
                 <w:rPr>
                   <w:color w:val="2A78D6"/>
@@ -9161,7 +9245,7 @@
               </w:rPr>
               <w:t xml:space="preserve"> and the Fossil Fuels policy for the gas plants</w:t>
             </w:r>
-            <w:hyperlink r:id="rId44">
+            <w:hyperlink r:id="rId45">
               <w:r>
                 <w:rPr>
                   <w:color w:val="2A78D6"/>
@@ -9254,7 +9338,7 @@
               </w:rPr>
               <w:t>2024 emissions across all scopes independently verified</w:t>
             </w:r>
-            <w:hyperlink r:id="rId53">
+            <w:hyperlink r:id="rId54">
               <w:r>
                 <w:rPr>
                   <w:color w:val="2A78D6"/>
@@ -9290,7 +9374,7 @@
               </w:rPr>
               <w:t>ISO 50001 energy management</w:t>
             </w:r>
-            <w:hyperlink r:id="rId54">
+            <w:hyperlink r:id="rId55">
               <w:r>
                 <w:rPr>
                   <w:color w:val="2A78D6"/>
@@ -9326,7 +9410,7 @@
               </w:rPr>
               <w:t>Zero corruption cases and a fraud risk management plan</w:t>
             </w:r>
-            <w:hyperlink r:id="rId45">
+            <w:hyperlink r:id="rId46">
               <w:r>
                 <w:rPr>
                   <w:color w:val="2A78D6"/>
@@ -9725,7 +9809,7 @@
               </w:rPr>
               <w:t>Taxonomy-aligned investments 97%</w:t>
             </w:r>
-            <w:hyperlink r:id="rId45">
+            <w:hyperlink r:id="rId46">
               <w:r>
                 <w:rPr>
                   <w:color w:val="2A78D6"/>
@@ -10710,7 +10794,7 @@
         <w:t>32.</w:t>
         <w:tab/>
       </w:r>
-      <w:hyperlink r:id="rId44">
+      <w:hyperlink r:id="rId45">
         <w:r>
           <w:rPr>
             <w:color w:val="2A78D6"/>
@@ -10737,7 +10821,7 @@
         <w:t>33.</w:t>
         <w:tab/>
       </w:r>
-      <w:hyperlink r:id="rId45">
+      <w:hyperlink r:id="rId46">
         <w:r>
           <w:rPr>
             <w:color w:val="2A78D6"/>
@@ -10764,7 +10848,7 @@
         <w:t>34.</w:t>
         <w:tab/>
       </w:r>
-      <w:hyperlink r:id="rId46">
+      <w:hyperlink r:id="rId47">
         <w:r>
           <w:rPr>
             <w:color w:val="2A78D6"/>
@@ -10791,7 +10875,7 @@
         <w:t>35.</w:t>
         <w:tab/>
       </w:r>
-      <w:hyperlink r:id="rId47">
+      <w:hyperlink r:id="rId48">
         <w:r>
           <w:rPr>
             <w:color w:val="2A78D6"/>
@@ -10818,7 +10902,7 @@
         <w:t>36.</w:t>
         <w:tab/>
       </w:r>
-      <w:hyperlink r:id="rId48">
+      <w:hyperlink r:id="rId49">
         <w:r>
           <w:rPr>
             <w:color w:val="2A78D6"/>
@@ -10845,7 +10929,7 @@
         <w:t>37.</w:t>
         <w:tab/>
       </w:r>
-      <w:hyperlink r:id="rId49">
+      <w:hyperlink r:id="rId50">
         <w:r>
           <w:rPr>
             <w:color w:val="2A78D6"/>
@@ -10872,7 +10956,7 @@
         <w:t>38.</w:t>
         <w:tab/>
       </w:r>
-      <w:hyperlink r:id="rId50">
+      <w:hyperlink r:id="rId51">
         <w:r>
           <w:rPr>
             <w:color w:val="2A78D6"/>
@@ -10899,7 +10983,7 @@
         <w:t>39.</w:t>
         <w:tab/>
       </w:r>
-      <w:hyperlink r:id="rId45">
+      <w:hyperlink r:id="rId46">
         <w:r>
           <w:rPr>
             <w:color w:val="2A78D6"/>
@@ -10926,7 +11010,7 @@
         <w:t>40.</w:t>
         <w:tab/>
       </w:r>
-      <w:hyperlink r:id="rId51">
+      <w:hyperlink r:id="rId52">
         <w:r>
           <w:rPr>
             <w:color w:val="2A78D6"/>
@@ -10953,7 +11037,7 @@
         <w:t>41.</w:t>
         <w:tab/>
       </w:r>
-      <w:hyperlink r:id="rId52">
+      <w:hyperlink r:id="rId53">
         <w:r>
           <w:rPr>
             <w:color w:val="2A78D6"/>
@@ -10980,7 +11064,7 @@
         <w:t>42.</w:t>
         <w:tab/>
       </w:r>
-      <w:hyperlink r:id="rId52">
+      <w:hyperlink r:id="rId53">
         <w:r>
           <w:rPr>
             <w:color w:val="2A78D6"/>
@@ -11007,7 +11091,7 @@
         <w:t>43.</w:t>
         <w:tab/>
       </w:r>
-      <w:hyperlink r:id="rId44">
+      <w:hyperlink r:id="rId45">
         <w:r>
           <w:rPr>
             <w:color w:val="2A78D6"/>
@@ -11034,7 +11118,7 @@
         <w:t>44.</w:t>
         <w:tab/>
       </w:r>
-      <w:hyperlink r:id="rId53">
+      <w:hyperlink r:id="rId54">
         <w:r>
           <w:rPr>
             <w:color w:val="2A78D6"/>
@@ -11061,7 +11145,7 @@
         <w:t>45.</w:t>
         <w:tab/>
       </w:r>
-      <w:hyperlink r:id="rId54">
+      <w:hyperlink r:id="rId55">
         <w:r>
           <w:rPr>
             <w:color w:val="2A78D6"/>
@@ -11088,7 +11172,7 @@
         <w:t>46.</w:t>
         <w:tab/>
       </w:r>
-      <w:hyperlink r:id="rId45">
+      <w:hyperlink r:id="rId46">
         <w:r>
           <w:rPr>
             <w:color w:val="2A78D6"/>

--- a/docs/files/latvenergo/latvenergo_6M2026_en.docx
+++ b/docs/files/latvenergo/latvenergo_6M2026_en.docx
@@ -6792,7 +6792,7 @@
           <w:color w:val="667085"/>
           <w:sz w:val="18"/>
         </w:rPr>
-        <w:t>Automatic news scan (Google News, LV), 2026-07-29 – 2026-10-27: 12 articles.</w:t>
+        <w:t>Automatic news scan (Google News, LV), 2026-07-30 – 2026-10-28: 14 articles.</w:t>
       </w:r>
     </w:p>
     <w:tbl>
@@ -6841,6 +6841,90 @@
                 <w:color w:val="1B2430"/>
                 <w:sz w:val="17"/>
               </w:rPr>
+              <w:t>2026-10-27</w:t>
+            </w:r>
+          </w:p>
+        </w:tc>
+        <w:tc>
+          <w:tcPr>
+            <w:tcW w:type="dxa" w:w="1361"/>
+            <w:tcBorders>
+              <w:top w:val="nil"/>
+              <w:left w:val="nil"/>
+              <w:bottom w:val="single" w:sz="4" w:color="E3E8EE" w:space="0"/>
+              <w:right w:val="nil"/>
+            </w:tcBorders>
+          </w:tcPr>
+          <w:p>
+            <w:pPr>
+              <w:spacing w:before="0" w:after="0"/>
+            </w:pPr>
+            <w:r>
+              <w:rPr>
+                <w:b/>
+                <w:color w:val="9A6400"/>
+                <w:sz w:val="14"/>
+                <w:shd w:val="clear" w:color="auto" w:fill="FDF1D8"/>
+              </w:rPr>
+              <w:t xml:space="preserve"> DEAL </w:t>
+            </w:r>
+          </w:p>
+        </w:tc>
+        <w:tc>
+          <w:tcPr>
+            <w:tcW w:type="dxa" w:w="7257"/>
+            <w:tcBorders>
+              <w:top w:val="nil"/>
+              <w:left w:val="nil"/>
+              <w:bottom w:val="single" w:sz="4" w:color="E3E8EE" w:space="0"/>
+              <w:right w:val="nil"/>
+            </w:tcBorders>
+          </w:tcPr>
+          <w:p>
+            <w:pPr>
+              <w:spacing w:before="0" w:after="0"/>
+            </w:pPr>
+            <w:hyperlink r:id="rId38">
+              <w:r>
+                <w:rPr>
+                  <w:color w:val="1B2430"/>
+                  <w:sz w:val="18"/>
+                </w:rPr>
+                <w:t xml:space="preserve">"Latvenergo" un "Rīgas siltums" vienojušies par siltumenerģijas piegādi par samazinātu cenu apkures sezonā</w:t>
+              </w:r>
+            </w:hyperlink>
+            <w:r>
+              <w:rPr>
+                <w:b w:val="0"/>
+                <w:color w:val="667085"/>
+                <w:sz w:val="15"/>
+              </w:rPr>
+              <w:t xml:space="preserve">   1188.lv</w:t>
+            </w:r>
+          </w:p>
+        </w:tc>
+      </w:tr>
+      <w:tr>
+        <w:tc>
+          <w:tcPr>
+            <w:tcW w:type="dxa" w:w="1020"/>
+            <w:tcBorders>
+              <w:top w:val="nil"/>
+              <w:left w:val="nil"/>
+              <w:bottom w:val="single" w:sz="4" w:color="E3E8EE" w:space="0"/>
+              <w:right w:val="nil"/>
+            </w:tcBorders>
+          </w:tcPr>
+          <w:p>
+            <w:pPr>
+              <w:spacing w:before="0" w:after="0"/>
+            </w:pPr>
+            <w:r>
+              <w:rPr>
+                <w:b w:val="0"/>
+                <w:color w:val="1B2430"/>
+                <w:sz w:val="17"/>
+              </w:rPr>
               <w:t>2026-10-05</w:t>
             </w:r>
           </w:p>
@@ -6968,7 +7052,7 @@
             <w:pPr>
               <w:spacing w:before="0" w:after="0"/>
             </w:pPr>
-            <w:hyperlink r:id="rId38">
+            <w:hyperlink r:id="rId39">
               <w:r>
                 <w:rPr>
                   <w:color w:val="1B2430"/>
@@ -7010,90 +7094,6 @@
                 <w:sz w:val="17"/>
               </w:rPr>
               <w:t>2026-10-27</w:t>
-            </w:r>
-          </w:p>
-        </w:tc>
-        <w:tc>
-          <w:tcPr>
-            <w:tcW w:type="dxa" w:w="1361"/>
-            <w:tcBorders>
-              <w:top w:val="nil"/>
-              <w:left w:val="nil"/>
-              <w:bottom w:val="single" w:sz="4" w:color="E3E8EE" w:space="0"/>
-              <w:right w:val="nil"/>
-            </w:tcBorders>
-          </w:tcPr>
-          <w:p>
-            <w:pPr>
-              <w:spacing w:before="0" w:after="0"/>
-            </w:pPr>
-            <w:r>
-              <w:rPr>
-                <w:b/>
-                <w:color w:val="5F6B7A"/>
-                <w:sz w:val="14"/>
-                <w:shd w:val="clear" w:color="auto" w:fill="F0F2F5"/>
-              </w:rPr>
-              <w:t xml:space="preserve"> OTHER </w:t>
-            </w:r>
-          </w:p>
-        </w:tc>
-        <w:tc>
-          <w:tcPr>
-            <w:tcW w:type="dxa" w:w="7257"/>
-            <w:tcBorders>
-              <w:top w:val="nil"/>
-              <w:left w:val="nil"/>
-              <w:bottom w:val="single" w:sz="4" w:color="E3E8EE" w:space="0"/>
-              <w:right w:val="nil"/>
-            </w:tcBorders>
-          </w:tcPr>
-          <w:p>
-            <w:pPr>
-              <w:spacing w:before="0" w:after="0"/>
-            </w:pPr>
-            <w:hyperlink r:id="rId39">
-              <w:r>
-                <w:rPr>
-                  <w:color w:val="1B2430"/>
-                  <w:sz w:val="18"/>
-                </w:rPr>
-                <w:t xml:space="preserve">Internets no Latvenergo: ko piedāvā jaunā sadarbība ar Tet un Biti</w:t>
-              </w:r>
-            </w:hyperlink>
-            <w:r>
-              <w:rPr>
-                <w:b w:val="0"/>
-                <w:color w:val="667085"/>
-                <w:sz w:val="15"/>
-              </w:rPr>
-              <w:t xml:space="preserve">   Dzentlmenis.lv</w:t>
-            </w:r>
-          </w:p>
-        </w:tc>
-      </w:tr>
-      <w:tr>
-        <w:tc>
-          <w:tcPr>
-            <w:tcW w:type="dxa" w:w="1020"/>
-            <w:tcBorders>
-              <w:top w:val="nil"/>
-              <w:left w:val="nil"/>
-              <w:bottom w:val="single" w:sz="4" w:color="E3E8EE" w:space="0"/>
-              <w:right w:val="nil"/>
-            </w:tcBorders>
-          </w:tcPr>
-          <w:p>
-            <w:pPr>
-              <w:spacing w:before="0" w:after="0"/>
-            </w:pPr>
-            <w:r>
-              <w:rPr>
-                <w:b w:val="0"/>
-                <w:color w:val="1B2430"/>
-                <w:sz w:val="17"/>
-              </w:rPr>
-              <w:t>2026-10-26</w:t>
             </w:r>
           </w:p>
         </w:tc>
@@ -7142,7 +7142,7 @@
                   <w:color w:val="1B2430"/>
                   <w:sz w:val="18"/>
                 </w:rPr>
-                <w:t xml:space="preserve">"Latvenergo" sāk piedāvāt interneta pakalpojumus sadarbībā ar "Tet" un "Bite Latvija"</w:t>
+                <w:t xml:space="preserve">Internets no Latvenergo: ko piedāvā jaunā sadarbība ar Tet un Biti</w:t>
               </w:r>
             </w:hyperlink>
             <w:r>
@@ -7151,7 +7151,91 @@
                 <w:color w:val="667085"/>
                 <w:sz w:val="15"/>
               </w:rPr>
-              <w:t xml:space="preserve">   BauskasDzive.lv  ·  1 more similar articles</w:t>
+              <w:t xml:space="preserve">   Dzentlmenis.lv</w:t>
+            </w:r>
+          </w:p>
+        </w:tc>
+      </w:tr>
+      <w:tr>
+        <w:tc>
+          <w:tcPr>
+            <w:tcW w:type="dxa" w:w="1020"/>
+            <w:tcBorders>
+              <w:top w:val="nil"/>
+              <w:left w:val="nil"/>
+              <w:bottom w:val="single" w:sz="4" w:color="E3E8EE" w:space="0"/>
+              <w:right w:val="nil"/>
+            </w:tcBorders>
+          </w:tcPr>
+          <w:p>
+            <w:pPr>
+              <w:spacing w:before="0" w:after="0"/>
+            </w:pPr>
+            <w:r>
+              <w:rPr>
+                <w:b w:val="0"/>
+                <w:color w:val="1B2430"/>
+                <w:sz w:val="17"/>
+              </w:rPr>
+              <w:t>2026-10-26</w:t>
+            </w:r>
+          </w:p>
+        </w:tc>
+        <w:tc>
+          <w:tcPr>
+            <w:tcW w:type="dxa" w:w="1361"/>
+            <w:tcBorders>
+              <w:top w:val="nil"/>
+              <w:left w:val="nil"/>
+              <w:bottom w:val="single" w:sz="4" w:color="E3E8EE" w:space="0"/>
+              <w:right w:val="nil"/>
+            </w:tcBorders>
+          </w:tcPr>
+          <w:p>
+            <w:pPr>
+              <w:spacing w:before="0" w:after="0"/>
+            </w:pPr>
+            <w:r>
+              <w:rPr>
+                <w:b/>
+                <w:color w:val="5F6B7A"/>
+                <w:sz w:val="14"/>
+                <w:shd w:val="clear" w:color="auto" w:fill="F0F2F5"/>
+              </w:rPr>
+              <w:t xml:space="preserve"> OTHER </w:t>
+            </w:r>
+          </w:p>
+        </w:tc>
+        <w:tc>
+          <w:tcPr>
+            <w:tcW w:type="dxa" w:w="7257"/>
+            <w:tcBorders>
+              <w:top w:val="nil"/>
+              <w:left w:val="nil"/>
+              <w:bottom w:val="single" w:sz="4" w:color="E3E8EE" w:space="0"/>
+              <w:right w:val="nil"/>
+            </w:tcBorders>
+          </w:tcPr>
+          <w:p>
+            <w:pPr>
+              <w:spacing w:before="0" w:after="0"/>
+            </w:pPr>
+            <w:hyperlink r:id="rId41">
+              <w:r>
+                <w:rPr>
+                  <w:color w:val="1B2430"/>
+                  <w:sz w:val="18"/>
+                </w:rPr>
+                <w:t xml:space="preserve">"Latvenergo" sāk piedāvāt interneta pakalpojumus sadarbībā ar "Tet" un "Bite Latvija"</w:t>
+              </w:r>
+            </w:hyperlink>
+            <w:r>
+              <w:rPr>
+                <w:b w:val="0"/>
+                <w:color w:val="667085"/>
+                <w:sz w:val="15"/>
+              </w:rPr>
+              <w:t xml:space="preserve">   BauskasDzive.lv  ·  2 more similar articles</w:t>
             </w:r>
           </w:p>
         </w:tc>
@@ -7304,7 +7388,7 @@
             <w:pPr>
               <w:spacing w:before="0" w:after="0"/>
             </w:pPr>
-            <w:hyperlink r:id="rId41">
+            <w:hyperlink r:id="rId42">
               <w:r>
                 <w:rPr>
                   <w:color w:val="1B2430"/>
@@ -7346,90 +7430,6 @@
                 <w:sz w:val="17"/>
               </w:rPr>
               <w:t>2026-10-15</w:t>
-            </w:r>
-          </w:p>
-        </w:tc>
-        <w:tc>
-          <w:tcPr>
-            <w:tcW w:type="dxa" w:w="1361"/>
-            <w:tcBorders>
-              <w:top w:val="nil"/>
-              <w:left w:val="nil"/>
-              <w:bottom w:val="single" w:sz="4" w:color="E3E8EE" w:space="0"/>
-              <w:right w:val="nil"/>
-            </w:tcBorders>
-          </w:tcPr>
-          <w:p>
-            <w:pPr>
-              <w:spacing w:before="0" w:after="0"/>
-            </w:pPr>
-            <w:r>
-              <w:rPr>
-                <w:b/>
-                <w:color w:val="5F6B7A"/>
-                <w:sz w:val="14"/>
-                <w:shd w:val="clear" w:color="auto" w:fill="F0F2F5"/>
-              </w:rPr>
-              <w:t xml:space="preserve"> OTHER </w:t>
-            </w:r>
-          </w:p>
-        </w:tc>
-        <w:tc>
-          <w:tcPr>
-            <w:tcW w:type="dxa" w:w="7257"/>
-            <w:tcBorders>
-              <w:top w:val="nil"/>
-              <w:left w:val="nil"/>
-              <w:bottom w:val="single" w:sz="4" w:color="E3E8EE" w:space="0"/>
-              <w:right w:val="nil"/>
-            </w:tcBorders>
-          </w:tcPr>
-          <w:p>
-            <w:pPr>
-              <w:spacing w:before="0" w:after="0"/>
-            </w:pPr>
-            <w:hyperlink r:id="rId42">
-              <w:r>
-                <w:rPr>
-                  <w:color w:val="1B2430"/>
-                  <w:sz w:val="18"/>
-                </w:rPr>
-                <w:t xml:space="preserve">Piecu gadu laikā dubultojusies Latvenergo vērtība</w:t>
-              </w:r>
-            </w:hyperlink>
-            <w:r>
-              <w:rPr>
-                <w:b w:val="0"/>
-                <w:color w:val="667085"/>
-                <w:sz w:val="15"/>
-              </w:rPr>
-              <w:t xml:space="preserve">   Investoru Klubs</w:t>
-            </w:r>
-          </w:p>
-        </w:tc>
-      </w:tr>
-      <w:tr>
-        <w:tc>
-          <w:tcPr>
-            <w:tcW w:type="dxa" w:w="1020"/>
-            <w:tcBorders>
-              <w:top w:val="nil"/>
-              <w:left w:val="nil"/>
-              <w:bottom w:val="single" w:sz="4" w:color="E3E8EE" w:space="0"/>
-              <w:right w:val="nil"/>
-            </w:tcBorders>
-          </w:tcPr>
-          <w:p>
-            <w:pPr>
-              <w:spacing w:before="0" w:after="0"/>
-            </w:pPr>
-            <w:r>
-              <w:rPr>
-                <w:b w:val="0"/>
-                <w:color w:val="1B2430"/>
-                <w:sz w:val="17"/>
-              </w:rPr>
-              <w:t>2026-10-14</w:t>
             </w:r>
           </w:p>
         </w:tc>
@@ -7478,7 +7478,7 @@
                   <w:color w:val="1B2430"/>
                   <w:sz w:val="18"/>
                 </w:rPr>
-                <w:t xml:space="preserve">Latvenergo : Dabasgāzes cenas sasniedz augstāko līmeni gandrīz četru gadu laikā</w:t>
+                <w:t xml:space="preserve">Piecu gadu laikā dubultojusies Latvenergo vērtība</w:t>
               </w:r>
             </w:hyperlink>
             <w:r>
@@ -7487,7 +7487,7 @@
                 <w:color w:val="667085"/>
                 <w:sz w:val="15"/>
               </w:rPr>
-              <w:t xml:space="preserve">   Diena</w:t>
+              <w:t xml:space="preserve">   Investoru Klubs</w:t>
             </w:r>
           </w:p>
         </w:tc>
@@ -7562,7 +7562,7 @@
                   <w:color w:val="1B2430"/>
                   <w:sz w:val="18"/>
                 </w:rPr>
-                <w:t xml:space="preserve">Tik dārga gāze nav bijusi gadiem: "Latvenergo" analītiķe brīdina par saspringtu situāciju pirms apkures sezonas</w:t>
+                <w:t xml:space="preserve">Latvenergo : Dabasgāzes cenas sasniedz augstāko līmeni gandrīz četru gadu laikā</w:t>
               </w:r>
             </w:hyperlink>
             <w:r>
@@ -7571,7 +7571,7 @@
                 <w:color w:val="667085"/>
                 <w:sz w:val="15"/>
               </w:rPr>
-              <w:t xml:space="preserve">   Dzentlmenis.lv</w:t>
+              <w:t xml:space="preserve">   Diena</w:t>
             </w:r>
           </w:p>
         </w:tc>
@@ -7640,13 +7640,13 @@
             <w:pPr>
               <w:spacing w:before="0" w:after="0"/>
             </w:pPr>
-            <w:hyperlink r:id="rId37">
+            <w:hyperlink r:id="rId45">
               <w:r>
                 <w:rPr>
                   <w:color w:val="1B2430"/>
                   <w:sz w:val="18"/>
                 </w:rPr>
-                <w:t xml:space="preserve">"Latvenergo": tik dārga dabasgāze nav bijusi gadiem ilgi</w:t>
+                <w:t xml:space="preserve">Tik dārga gāze nav bijusi gadiem: "Latvenergo" analītiķe brīdina par saspringtu situāciju pirms apkures sezonas</w:t>
               </w:r>
             </w:hyperlink>
             <w:r>
@@ -7655,7 +7655,7 @@
                 <w:color w:val="667085"/>
                 <w:sz w:val="15"/>
               </w:rPr>
-              <w:t xml:space="preserve">   NRA</w:t>
+              <w:t xml:space="preserve">   Dzentlmenis.lv</w:t>
             </w:r>
           </w:p>
         </w:tc>
@@ -7906,7 +7906,7 @@
               </w:rPr>
               <w:t>The SEB fossil fuel policy restricts coal and oil &amp; gas extraction, not gas-fired generation</w:t>
             </w:r>
-            <w:hyperlink r:id="rId45">
+            <w:hyperlink r:id="rId46">
               <w:r>
                 <w:rPr>
                   <w:color w:val="2A78D6"/>
@@ -8052,7 +8052,7 @@
               </w:rPr>
               <w:t>Significant corruption or ethics breaches in 2024-2025: 0</w:t>
             </w:r>
-            <w:hyperlink r:id="rId46">
+            <w:hyperlink r:id="rId47">
               <w:r>
                 <w:rPr>
                   <w:color w:val="2A78D6"/>
@@ -8096,7 +8096,7 @@
               </w:rPr>
               <w:t>In a 2020 procurement case the anti-corruption bureau KNAB closed the criminal proceedings with no wrongdoing established</w:t>
             </w:r>
-            <w:hyperlink r:id="rId47">
+            <w:hyperlink r:id="rId48">
               <w:r>
                 <w:rPr>
                   <w:color w:val="2A78D6"/>
@@ -8214,7 +8214,7 @@
                 <w:color w:val="333333"/>
                 <w:sz w:val="18"/>
               </w:rPr>
-              <w:t>Not found on the EU, UN, US OFAC consolidated sanctions lists (automatic check 2026-10-27).</w:t>
+              <w:t>Not found on the EU, UN, US OFAC consolidated sanctions lists (automatic check 2026-10-28).</w:t>
             </w:r>
           </w:p>
           <w:p>
@@ -8255,7 +8255,7 @@
               </w:rPr>
               <w:t>OFAC sanctions search</w:t>
             </w:r>
-            <w:hyperlink r:id="rId48">
+            <w:hyperlink r:id="rId49">
               <w:r>
                 <w:rPr>
                   <w:color w:val="2A78D6"/>
@@ -8291,7 +8291,7 @@
               </w:rPr>
               <w:t>EU Sanctions Map</w:t>
             </w:r>
-            <w:hyperlink r:id="rId49">
+            <w:hyperlink r:id="rId50">
               <w:r>
                 <w:rPr>
                   <w:color w:val="2A78D6"/>
@@ -8453,7 +8453,7 @@
                 <w:color w:val="333333"/>
                 <w:sz w:val="18"/>
               </w:rPr>
-              <w:t>News summary 2026-07-29 – 2026-10-27: 12 articles, 0 with an adverse keyword in the headline (details in the section "In the press").</w:t>
+              <w:t>News summary 2026-07-30 – 2026-10-28: 14 articles, 0 with an adverse keyword in the headline (details in the section "In the press").</w:t>
             </w:r>
           </w:p>
         </w:tc>
@@ -8635,7 +8635,7 @@
               </w:rPr>
               <w:t>S&amp;P Global CSA score 54, in the top 30% of electric utilities worldwide</w:t>
             </w:r>
-            <w:hyperlink r:id="rId50">
+            <w:hyperlink r:id="rId51">
               <w:r>
                 <w:rPr>
                   <w:color w:val="2A78D6"/>
@@ -8886,7 +8886,7 @@
               </w:rPr>
               <w:t>Target of climate neutrality by 2050 and climate-neutral generation by 2040</w:t>
             </w:r>
-            <w:hyperlink r:id="rId51">
+            <w:hyperlink r:id="rId52">
               <w:r>
                 <w:rPr>
                   <w:color w:val="2A78D6"/>
@@ -8930,7 +8930,7 @@
               </w:rPr>
               <w:t>EU taxonomy-aligned investments 97% (target ≥80%)</w:t>
             </w:r>
-            <w:hyperlink r:id="rId46">
+            <w:hyperlink r:id="rId47">
               <w:r>
                 <w:rPr>
                   <w:color w:val="2A78D6"/>
@@ -9076,7 +9076,7 @@
               </w:rPr>
               <w:t>Serious accidents and major pollution cases in 2024-2025: 0</w:t>
             </w:r>
-            <w:hyperlink r:id="rId52">
+            <w:hyperlink r:id="rId53">
               <w:r>
                 <w:rPr>
                   <w:color w:val="2A78D6"/>
@@ -9209,7 +9209,7 @@
               </w:rPr>
               <w:t>The Investments policy</w:t>
             </w:r>
-            <w:hyperlink r:id="rId53">
+            <w:hyperlink r:id="rId54">
               <w:r>
                 <w:rPr>
                   <w:color w:val="2A78D6"/>
@@ -9227,7 +9227,7 @@
               </w:rPr>
               <w:t>, the Electricity &amp; Renewable Energy policy</w:t>
             </w:r>
-            <w:hyperlink r:id="rId53">
+            <w:hyperlink r:id="rId54">
               <w:r>
                 <w:rPr>
                   <w:color w:val="2A78D6"/>
@@ -9245,7 +9245,7 @@
               </w:rPr>
               <w:t xml:space="preserve"> and the Fossil Fuels policy for the gas plants</w:t>
             </w:r>
-            <w:hyperlink r:id="rId45">
+            <w:hyperlink r:id="rId46">
               <w:r>
                 <w:rPr>
                   <w:color w:val="2A78D6"/>
@@ -9338,7 +9338,7 @@
               </w:rPr>
               <w:t>2024 emissions across all scopes independently verified</w:t>
             </w:r>
-            <w:hyperlink r:id="rId54">
+            <w:hyperlink r:id="rId55">
               <w:r>
                 <w:rPr>
                   <w:color w:val="2A78D6"/>
@@ -9374,7 +9374,7 @@
               </w:rPr>
               <w:t>ISO 50001 energy management</w:t>
             </w:r>
-            <w:hyperlink r:id="rId55">
+            <w:hyperlink r:id="rId56">
               <w:r>
                 <w:rPr>
                   <w:color w:val="2A78D6"/>
@@ -9410,7 +9410,7 @@
               </w:rPr>
               <w:t>Zero corruption cases and a fraud risk management plan</w:t>
             </w:r>
-            <w:hyperlink r:id="rId46">
+            <w:hyperlink r:id="rId47">
               <w:r>
                 <w:rPr>
                   <w:color w:val="2A78D6"/>
@@ -9809,7 +9809,7 @@
               </w:rPr>
               <w:t>Taxonomy-aligned investments 97%</w:t>
             </w:r>
-            <w:hyperlink r:id="rId46">
+            <w:hyperlink r:id="rId47">
               <w:r>
                 <w:rPr>
                   <w:color w:val="2A78D6"/>
@@ -10794,7 +10794,7 @@
         <w:t>32.</w:t>
         <w:tab/>
       </w:r>
-      <w:hyperlink r:id="rId45">
+      <w:hyperlink r:id="rId46">
         <w:r>
           <w:rPr>
             <w:color w:val="2A78D6"/>
@@ -10821,7 +10821,7 @@
         <w:t>33.</w:t>
         <w:tab/>
       </w:r>
-      <w:hyperlink r:id="rId46">
+      <w:hyperlink r:id="rId47">
         <w:r>
           <w:rPr>
             <w:color w:val="2A78D6"/>
@@ -10848,7 +10848,7 @@
         <w:t>34.</w:t>
         <w:tab/>
       </w:r>
-      <w:hyperlink r:id="rId47">
+      <w:hyperlink r:id="rId48">
         <w:r>
           <w:rPr>
             <w:color w:val="2A78D6"/>
@@ -10875,7 +10875,7 @@
         <w:t>35.</w:t>
         <w:tab/>
       </w:r>
-      <w:hyperlink r:id="rId48">
+      <w:hyperlink r:id="rId49">
         <w:r>
           <w:rPr>
             <w:color w:val="2A78D6"/>
@@ -10902,7 +10902,7 @@
         <w:t>36.</w:t>
         <w:tab/>
       </w:r>
-      <w:hyperlink r:id="rId49">
+      <w:hyperlink r:id="rId50">
         <w:r>
           <w:rPr>
             <w:color w:val="2A78D6"/>
@@ -10929,7 +10929,7 @@
         <w:t>37.</w:t>
         <w:tab/>
       </w:r>
-      <w:hyperlink r:id="rId50">
+      <w:hyperlink r:id="rId51">
         <w:r>
           <w:rPr>
             <w:color w:val="2A78D6"/>
@@ -10956,7 +10956,7 @@
         <w:t>38.</w:t>
         <w:tab/>
       </w:r>
-      <w:hyperlink r:id="rId51">
+      <w:hyperlink r:id="rId52">
         <w:r>
           <w:rPr>
             <w:color w:val="2A78D6"/>
@@ -10983,7 +10983,7 @@
         <w:t>39.</w:t>
         <w:tab/>
       </w:r>
-      <w:hyperlink r:id="rId46">
+      <w:hyperlink r:id="rId47">
         <w:r>
           <w:rPr>
             <w:color w:val="2A78D6"/>
@@ -11010,7 +11010,7 @@
         <w:t>40.</w:t>
         <w:tab/>
       </w:r>
-      <w:hyperlink r:id="rId52">
+      <w:hyperlink r:id="rId53">
         <w:r>
           <w:rPr>
             <w:color w:val="2A78D6"/>
@@ -11037,7 +11037,7 @@
         <w:t>41.</w:t>
         <w:tab/>
       </w:r>
-      <w:hyperlink r:id="rId53">
+      <w:hyperlink r:id="rId54">
         <w:r>
           <w:rPr>
             <w:color w:val="2A78D6"/>
@@ -11064,7 +11064,7 @@
         <w:t>42.</w:t>
         <w:tab/>
       </w:r>
-      <w:hyperlink r:id="rId53">
+      <w:hyperlink r:id="rId54">
         <w:r>
           <w:rPr>
             <w:color w:val="2A78D6"/>
@@ -11091,7 +11091,7 @@
         <w:t>43.</w:t>
         <w:tab/>
       </w:r>
-      <w:hyperlink r:id="rId45">
+      <w:hyperlink r:id="rId46">
         <w:r>
           <w:rPr>
             <w:color w:val="2A78D6"/>
@@ -11118,7 +11118,7 @@
         <w:t>44.</w:t>
         <w:tab/>
       </w:r>
-      <w:hyperlink r:id="rId54">
+      <w:hyperlink r:id="rId55">
         <w:r>
           <w:rPr>
             <w:color w:val="2A78D6"/>
@@ -11145,7 +11145,7 @@
         <w:t>45.</w:t>
         <w:tab/>
       </w:r>
-      <w:hyperlink r:id="rId55">
+      <w:hyperlink r:id="rId56">
         <w:r>
           <w:rPr>
             <w:color w:val="2A78D6"/>
@@ -11172,7 +11172,7 @@
         <w:t>46.</w:t>
         <w:tab/>
       </w:r>
-      <w:hyperlink r:id="rId46">
+      <w:hyperlink r:id="rId47">
         <w:r>
           <w:rPr>
             <w:color w:val="2A78D6"/>

--- a/docs/files/latvenergo/latvenergo_6M2026_en.docx
+++ b/docs/files/latvenergo/latvenergo_6M2026_en.docx
@@ -6792,7 +6792,7 @@
           <w:color w:val="667085"/>
           <w:sz w:val="18"/>
         </w:rPr>
-        <w:t>Automatic news scan (Google News, LV), 2026-07-30 – 2026-10-28: 14 articles.</w:t>
+        <w:t>Automatic news scan (Google News, LV), 2026-08-01 – 2026-10-30: 20 articles.</w:t>
       </w:r>
     </w:p>
     <w:tbl>
@@ -7009,7 +7009,7 @@
                 <w:color w:val="1B2430"/>
                 <w:sz w:val="17"/>
               </w:rPr>
-              <w:t>2026-10-27</w:t>
+              <w:t>2026-10-30</w:t>
             </w:r>
           </w:p>
         </w:tc>
@@ -7058,7 +7058,7 @@
                   <w:color w:val="1B2430"/>
                   <w:sz w:val="18"/>
                 </w:rPr>
-                <w:t xml:space="preserve">Apkure Rīgā var kļūt par 30% dārgāka! “Latvenergo” un “Rīgas siltums” meklē veidus, kā cenu mazināt</w:t>
+                <w:t xml:space="preserve">"Elektrum" meita kļūst par "Latvenergo" ģimenes galvu</w:t>
               </w:r>
             </w:hyperlink>
             <w:r>
@@ -7067,7 +7067,7 @@
                 <w:color w:val="667085"/>
                 <w:sz w:val="15"/>
               </w:rPr>
-              <w:t xml:space="preserve">   LA.LV</w:t>
+              <w:t xml:space="preserve">   NRA</w:t>
             </w:r>
           </w:p>
         </w:tc>
@@ -7093,7 +7093,7 @@
                 <w:color w:val="1B2430"/>
                 <w:sz w:val="17"/>
               </w:rPr>
-              <w:t>2026-10-27</w:t>
+              <w:t>2026-10-29</w:t>
             </w:r>
           </w:p>
         </w:tc>
@@ -7142,7 +7142,7 @@
                   <w:color w:val="1B2430"/>
                   <w:sz w:val="18"/>
                 </w:rPr>
-                <w:t xml:space="preserve">Internets no Latvenergo: ko piedāvā jaunā sadarbība ar Tet un Biti</w:t>
+                <w:t xml:space="preserve">"Latvenergo stratēģiskais forums 2035"</w:t>
               </w:r>
             </w:hyperlink>
             <w:r>
@@ -7151,7 +7151,7 @@
                 <w:color w:val="667085"/>
                 <w:sz w:val="15"/>
               </w:rPr>
-              <w:t xml:space="preserve">   Dzentlmenis.lv</w:t>
+              <w:t xml:space="preserve">   NRA</w:t>
             </w:r>
           </w:p>
         </w:tc>
@@ -7177,7 +7177,7 @@
                 <w:color w:val="1B2430"/>
                 <w:sz w:val="17"/>
               </w:rPr>
-              <w:t>2026-10-26</w:t>
+              <w:t>2026-10-29</w:t>
             </w:r>
           </w:p>
         </w:tc>
@@ -7221,6 +7221,342 @@
               <w:spacing w:before="0" w:after="0"/>
             </w:pPr>
             <w:hyperlink r:id="rId41">
+              <w:r>
+                <w:rPr>
+                  <w:color w:val="1B2430"/>
+                  <w:sz w:val="18"/>
+                </w:rPr>
+                <w:t xml:space="preserve">Turpmāk «Latvenergo» vadošais zīmols būs «Elektrum»</w:t>
+              </w:r>
+            </w:hyperlink>
+            <w:r>
+              <w:rPr>
+                <w:b w:val="0"/>
+                <w:color w:val="667085"/>
+                <w:sz w:val="15"/>
+              </w:rPr>
+              <w:t xml:space="preserve">   bb.lv  ·  1 more similar articles</w:t>
+            </w:r>
+          </w:p>
+        </w:tc>
+      </w:tr>
+      <w:tr>
+        <w:tc>
+          <w:tcPr>
+            <w:tcW w:type="dxa" w:w="1020"/>
+            <w:tcBorders>
+              <w:top w:val="nil"/>
+              <w:left w:val="nil"/>
+              <w:bottom w:val="single" w:sz="4" w:color="E3E8EE" w:space="0"/>
+              <w:right w:val="nil"/>
+            </w:tcBorders>
+          </w:tcPr>
+          <w:p>
+            <w:pPr>
+              <w:spacing w:before="0" w:after="0"/>
+            </w:pPr>
+            <w:r>
+              <w:rPr>
+                <w:b w:val="0"/>
+                <w:color w:val="1B2430"/>
+                <w:sz w:val="17"/>
+              </w:rPr>
+              <w:t>2026-10-29</w:t>
+            </w:r>
+          </w:p>
+        </w:tc>
+        <w:tc>
+          <w:tcPr>
+            <w:tcW w:type="dxa" w:w="1361"/>
+            <w:tcBorders>
+              <w:top w:val="nil"/>
+              <w:left w:val="nil"/>
+              <w:bottom w:val="single" w:sz="4" w:color="E3E8EE" w:space="0"/>
+              <w:right w:val="nil"/>
+            </w:tcBorders>
+          </w:tcPr>
+          <w:p>
+            <w:pPr>
+              <w:spacing w:before="0" w:after="0"/>
+            </w:pPr>
+            <w:r>
+              <w:rPr>
+                <w:b/>
+                <w:color w:val="5F6B7A"/>
+                <w:sz w:val="14"/>
+                <w:shd w:val="clear" w:color="auto" w:fill="F0F2F5"/>
+              </w:rPr>
+              <w:t xml:space="preserve"> OTHER </w:t>
+            </w:r>
+          </w:p>
+        </w:tc>
+        <w:tc>
+          <w:tcPr>
+            <w:tcW w:type="dxa" w:w="7257"/>
+            <w:tcBorders>
+              <w:top w:val="nil"/>
+              <w:left w:val="nil"/>
+              <w:bottom w:val="single" w:sz="4" w:color="E3E8EE" w:space="0"/>
+              <w:right w:val="nil"/>
+            </w:tcBorders>
+          </w:tcPr>
+          <w:p>
+            <w:pPr>
+              <w:spacing w:before="0" w:after="0"/>
+            </w:pPr>
+            <w:hyperlink r:id="rId42">
+              <w:r>
+                <w:rPr>
+                  <w:color w:val="1B2430"/>
+                  <w:sz w:val="18"/>
+                </w:rPr>
+                <w:t xml:space="preserve">Dārgāki sūtījumi no Ķīnas, "Latvenergo" zīmola izmaiņas, "Alphabet" kritums. Aktuālais ekonomikā 29. oktobrī</w:t>
+              </w:r>
+            </w:hyperlink>
+            <w:r>
+              <w:rPr>
+                <w:b w:val="0"/>
+                <w:color w:val="667085"/>
+                <w:sz w:val="15"/>
+              </w:rPr>
+              <w:t xml:space="preserve">   DELFI</w:t>
+            </w:r>
+          </w:p>
+        </w:tc>
+      </w:tr>
+      <w:tr>
+        <w:tc>
+          <w:tcPr>
+            <w:tcW w:type="dxa" w:w="1020"/>
+            <w:tcBorders>
+              <w:top w:val="nil"/>
+              <w:left w:val="nil"/>
+              <w:bottom w:val="single" w:sz="4" w:color="E3E8EE" w:space="0"/>
+              <w:right w:val="nil"/>
+            </w:tcBorders>
+          </w:tcPr>
+          <w:p>
+            <w:pPr>
+              <w:spacing w:before="0" w:after="0"/>
+            </w:pPr>
+            <w:r>
+              <w:rPr>
+                <w:b w:val="0"/>
+                <w:color w:val="1B2430"/>
+                <w:sz w:val="17"/>
+              </w:rPr>
+              <w:t>2026-10-27</w:t>
+            </w:r>
+          </w:p>
+        </w:tc>
+        <w:tc>
+          <w:tcPr>
+            <w:tcW w:type="dxa" w:w="1361"/>
+            <w:tcBorders>
+              <w:top w:val="nil"/>
+              <w:left w:val="nil"/>
+              <w:bottom w:val="single" w:sz="4" w:color="E3E8EE" w:space="0"/>
+              <w:right w:val="nil"/>
+            </w:tcBorders>
+          </w:tcPr>
+          <w:p>
+            <w:pPr>
+              <w:spacing w:before="0" w:after="0"/>
+            </w:pPr>
+            <w:r>
+              <w:rPr>
+                <w:b/>
+                <w:color w:val="5F6B7A"/>
+                <w:sz w:val="14"/>
+                <w:shd w:val="clear" w:color="auto" w:fill="F0F2F5"/>
+              </w:rPr>
+              <w:t xml:space="preserve"> OTHER </w:t>
+            </w:r>
+          </w:p>
+        </w:tc>
+        <w:tc>
+          <w:tcPr>
+            <w:tcW w:type="dxa" w:w="7257"/>
+            <w:tcBorders>
+              <w:top w:val="nil"/>
+              <w:left w:val="nil"/>
+              <w:bottom w:val="single" w:sz="4" w:color="E3E8EE" w:space="0"/>
+              <w:right w:val="nil"/>
+            </w:tcBorders>
+          </w:tcPr>
+          <w:p>
+            <w:pPr>
+              <w:spacing w:before="0" w:after="0"/>
+            </w:pPr>
+            <w:hyperlink r:id="rId43">
+              <w:r>
+                <w:rPr>
+                  <w:color w:val="1B2430"/>
+                  <w:sz w:val="18"/>
+                </w:rPr>
+                <w:t xml:space="preserve">Apkure Rīgā var kļūt par 30% dārgāka! “Latvenergo” un “Rīgas siltums” meklē veidus, kā cenu mazināt</w:t>
+              </w:r>
+            </w:hyperlink>
+            <w:r>
+              <w:rPr>
+                <w:b w:val="0"/>
+                <w:color w:val="667085"/>
+                <w:sz w:val="15"/>
+              </w:rPr>
+              <w:t xml:space="preserve">   LA.LV</w:t>
+            </w:r>
+          </w:p>
+        </w:tc>
+      </w:tr>
+      <w:tr>
+        <w:tc>
+          <w:tcPr>
+            <w:tcW w:type="dxa" w:w="1020"/>
+            <w:tcBorders>
+              <w:top w:val="nil"/>
+              <w:left w:val="nil"/>
+              <w:bottom w:val="single" w:sz="4" w:color="E3E8EE" w:space="0"/>
+              <w:right w:val="nil"/>
+            </w:tcBorders>
+          </w:tcPr>
+          <w:p>
+            <w:pPr>
+              <w:spacing w:before="0" w:after="0"/>
+            </w:pPr>
+            <w:r>
+              <w:rPr>
+                <w:b w:val="0"/>
+                <w:color w:val="1B2430"/>
+                <w:sz w:val="17"/>
+              </w:rPr>
+              <w:t>2026-10-27</w:t>
+            </w:r>
+          </w:p>
+        </w:tc>
+        <w:tc>
+          <w:tcPr>
+            <w:tcW w:type="dxa" w:w="1361"/>
+            <w:tcBorders>
+              <w:top w:val="nil"/>
+              <w:left w:val="nil"/>
+              <w:bottom w:val="single" w:sz="4" w:color="E3E8EE" w:space="0"/>
+              <w:right w:val="nil"/>
+            </w:tcBorders>
+          </w:tcPr>
+          <w:p>
+            <w:pPr>
+              <w:spacing w:before="0" w:after="0"/>
+            </w:pPr>
+            <w:r>
+              <w:rPr>
+                <w:b/>
+                <w:color w:val="5F6B7A"/>
+                <w:sz w:val="14"/>
+                <w:shd w:val="clear" w:color="auto" w:fill="F0F2F5"/>
+              </w:rPr>
+              <w:t xml:space="preserve"> OTHER </w:t>
+            </w:r>
+          </w:p>
+        </w:tc>
+        <w:tc>
+          <w:tcPr>
+            <w:tcW w:type="dxa" w:w="7257"/>
+            <w:tcBorders>
+              <w:top w:val="nil"/>
+              <w:left w:val="nil"/>
+              <w:bottom w:val="single" w:sz="4" w:color="E3E8EE" w:space="0"/>
+              <w:right w:val="nil"/>
+            </w:tcBorders>
+          </w:tcPr>
+          <w:p>
+            <w:pPr>
+              <w:spacing w:before="0" w:after="0"/>
+            </w:pPr>
+            <w:hyperlink r:id="rId44">
+              <w:r>
+                <w:rPr>
+                  <w:color w:val="1B2430"/>
+                  <w:sz w:val="18"/>
+                </w:rPr>
+                <w:t xml:space="preserve">Internets no Latvenergo: ko piedāvā jaunā sadarbība ar Tet un Biti</w:t>
+              </w:r>
+            </w:hyperlink>
+            <w:r>
+              <w:rPr>
+                <w:b w:val="0"/>
+                <w:color w:val="667085"/>
+                <w:sz w:val="15"/>
+              </w:rPr>
+              <w:t xml:space="preserve">   Dzentlmenis.lv</w:t>
+            </w:r>
+          </w:p>
+        </w:tc>
+      </w:tr>
+      <w:tr>
+        <w:tc>
+          <w:tcPr>
+            <w:tcW w:type="dxa" w:w="1020"/>
+            <w:tcBorders>
+              <w:top w:val="nil"/>
+              <w:left w:val="nil"/>
+              <w:bottom w:val="single" w:sz="4" w:color="E3E8EE" w:space="0"/>
+              <w:right w:val="nil"/>
+            </w:tcBorders>
+          </w:tcPr>
+          <w:p>
+            <w:pPr>
+              <w:spacing w:before="0" w:after="0"/>
+            </w:pPr>
+            <w:r>
+              <w:rPr>
+                <w:b w:val="0"/>
+                <w:color w:val="1B2430"/>
+                <w:sz w:val="17"/>
+              </w:rPr>
+              <w:t>2026-10-26</w:t>
+            </w:r>
+          </w:p>
+        </w:tc>
+        <w:tc>
+          <w:tcPr>
+            <w:tcW w:type="dxa" w:w="1361"/>
+            <w:tcBorders>
+              <w:top w:val="nil"/>
+              <w:left w:val="nil"/>
+              <w:bottom w:val="single" w:sz="4" w:color="E3E8EE" w:space="0"/>
+              <w:right w:val="nil"/>
+            </w:tcBorders>
+          </w:tcPr>
+          <w:p>
+            <w:pPr>
+              <w:spacing w:before="0" w:after="0"/>
+            </w:pPr>
+            <w:r>
+              <w:rPr>
+                <w:b/>
+                <w:color w:val="5F6B7A"/>
+                <w:sz w:val="14"/>
+                <w:shd w:val="clear" w:color="auto" w:fill="F0F2F5"/>
+              </w:rPr>
+              <w:t xml:space="preserve"> OTHER </w:t>
+            </w:r>
+          </w:p>
+        </w:tc>
+        <w:tc>
+          <w:tcPr>
+            <w:tcW w:type="dxa" w:w="7257"/>
+            <w:tcBorders>
+              <w:top w:val="nil"/>
+              <w:left w:val="nil"/>
+              <w:bottom w:val="single" w:sz="4" w:color="E3E8EE" w:space="0"/>
+              <w:right w:val="nil"/>
+            </w:tcBorders>
+          </w:tcPr>
+          <w:p>
+            <w:pPr>
+              <w:spacing w:before="0" w:after="0"/>
+            </w:pPr>
+            <w:hyperlink r:id="rId45">
               <w:r>
                 <w:rPr>
                   <w:color w:val="1B2430"/>
@@ -7320,342 +7656,6 @@
                 <w:sz w:val="15"/>
               </w:rPr>
               <w:t xml:space="preserve">   TVNET</w:t>
-            </w:r>
-          </w:p>
-        </w:tc>
-      </w:tr>
-      <w:tr>
-        <w:tc>
-          <w:tcPr>
-            <w:tcW w:type="dxa" w:w="1020"/>
-            <w:tcBorders>
-              <w:top w:val="nil"/>
-              <w:left w:val="nil"/>
-              <w:bottom w:val="single" w:sz="4" w:color="E3E8EE" w:space="0"/>
-              <w:right w:val="nil"/>
-            </w:tcBorders>
-          </w:tcPr>
-          <w:p>
-            <w:pPr>
-              <w:spacing w:before="0" w:after="0"/>
-            </w:pPr>
-            <w:r>
-              <w:rPr>
-                <w:b w:val="0"/>
-                <w:color w:val="1B2430"/>
-                <w:sz w:val="17"/>
-              </w:rPr>
-              <w:t>2026-10-21</w:t>
-            </w:r>
-          </w:p>
-        </w:tc>
-        <w:tc>
-          <w:tcPr>
-            <w:tcW w:type="dxa" w:w="1361"/>
-            <w:tcBorders>
-              <w:top w:val="nil"/>
-              <w:left w:val="nil"/>
-              <w:bottom w:val="single" w:sz="4" w:color="E3E8EE" w:space="0"/>
-              <w:right w:val="nil"/>
-            </w:tcBorders>
-          </w:tcPr>
-          <w:p>
-            <w:pPr>
-              <w:spacing w:before="0" w:after="0"/>
-            </w:pPr>
-            <w:r>
-              <w:rPr>
-                <w:b/>
-                <w:color w:val="5F6B7A"/>
-                <w:sz w:val="14"/>
-                <w:shd w:val="clear" w:color="auto" w:fill="F0F2F5"/>
-              </w:rPr>
-              <w:t xml:space="preserve"> OTHER </w:t>
-            </w:r>
-          </w:p>
-        </w:tc>
-        <w:tc>
-          <w:tcPr>
-            <w:tcW w:type="dxa" w:w="7257"/>
-            <w:tcBorders>
-              <w:top w:val="nil"/>
-              <w:left w:val="nil"/>
-              <w:bottom w:val="single" w:sz="4" w:color="E3E8EE" w:space="0"/>
-              <w:right w:val="nil"/>
-            </w:tcBorders>
-          </w:tcPr>
-          <w:p>
-            <w:pPr>
-              <w:spacing w:before="0" w:after="0"/>
-            </w:pPr>
-            <w:hyperlink r:id="rId42">
-              <w:r>
-                <w:rPr>
-                  <w:color w:val="1B2430"/>
-                  <w:sz w:val="18"/>
-                </w:rPr>
-                <w:t xml:space="preserve">Vai ziemā pietiks gāzes un kas notiks ar cenām? «Latvenergo» skaidro situāciju pirms apkures sezonas</w:t>
-              </w:r>
-            </w:hyperlink>
-            <w:r>
-              <w:rPr>
-                <w:b w:val="0"/>
-                <w:color w:val="667085"/>
-                <w:sz w:val="15"/>
-              </w:rPr>
-              <w:t xml:space="preserve">   bb.lv</w:t>
-            </w:r>
-          </w:p>
-        </w:tc>
-      </w:tr>
-      <w:tr>
-        <w:tc>
-          <w:tcPr>
-            <w:tcW w:type="dxa" w:w="1020"/>
-            <w:tcBorders>
-              <w:top w:val="nil"/>
-              <w:left w:val="nil"/>
-              <w:bottom w:val="single" w:sz="4" w:color="E3E8EE" w:space="0"/>
-              <w:right w:val="nil"/>
-            </w:tcBorders>
-          </w:tcPr>
-          <w:p>
-            <w:pPr>
-              <w:spacing w:before="0" w:after="0"/>
-            </w:pPr>
-            <w:r>
-              <w:rPr>
-                <w:b w:val="0"/>
-                <w:color w:val="1B2430"/>
-                <w:sz w:val="17"/>
-              </w:rPr>
-              <w:t>2026-10-15</w:t>
-            </w:r>
-          </w:p>
-        </w:tc>
-        <w:tc>
-          <w:tcPr>
-            <w:tcW w:type="dxa" w:w="1361"/>
-            <w:tcBorders>
-              <w:top w:val="nil"/>
-              <w:left w:val="nil"/>
-              <w:bottom w:val="single" w:sz="4" w:color="E3E8EE" w:space="0"/>
-              <w:right w:val="nil"/>
-            </w:tcBorders>
-          </w:tcPr>
-          <w:p>
-            <w:pPr>
-              <w:spacing w:before="0" w:after="0"/>
-            </w:pPr>
-            <w:r>
-              <w:rPr>
-                <w:b/>
-                <w:color w:val="5F6B7A"/>
-                <w:sz w:val="14"/>
-                <w:shd w:val="clear" w:color="auto" w:fill="F0F2F5"/>
-              </w:rPr>
-              <w:t xml:space="preserve"> OTHER </w:t>
-            </w:r>
-          </w:p>
-        </w:tc>
-        <w:tc>
-          <w:tcPr>
-            <w:tcW w:type="dxa" w:w="7257"/>
-            <w:tcBorders>
-              <w:top w:val="nil"/>
-              <w:left w:val="nil"/>
-              <w:bottom w:val="single" w:sz="4" w:color="E3E8EE" w:space="0"/>
-              <w:right w:val="nil"/>
-            </w:tcBorders>
-          </w:tcPr>
-          <w:p>
-            <w:pPr>
-              <w:spacing w:before="0" w:after="0"/>
-            </w:pPr>
-            <w:hyperlink r:id="rId43">
-              <w:r>
-                <w:rPr>
-                  <w:color w:val="1B2430"/>
-                  <w:sz w:val="18"/>
-                </w:rPr>
-                <w:t xml:space="preserve">Piecu gadu laikā dubultojusies Latvenergo vērtība</w:t>
-              </w:r>
-            </w:hyperlink>
-            <w:r>
-              <w:rPr>
-                <w:b w:val="0"/>
-                <w:color w:val="667085"/>
-                <w:sz w:val="15"/>
-              </w:rPr>
-              <w:t xml:space="preserve">   Investoru Klubs</w:t>
-            </w:r>
-          </w:p>
-        </w:tc>
-      </w:tr>
-      <w:tr>
-        <w:tc>
-          <w:tcPr>
-            <w:tcW w:type="dxa" w:w="1020"/>
-            <w:tcBorders>
-              <w:top w:val="nil"/>
-              <w:left w:val="nil"/>
-              <w:bottom w:val="single" w:sz="4" w:color="E3E8EE" w:space="0"/>
-              <w:right w:val="nil"/>
-            </w:tcBorders>
-          </w:tcPr>
-          <w:p>
-            <w:pPr>
-              <w:spacing w:before="0" w:after="0"/>
-            </w:pPr>
-            <w:r>
-              <w:rPr>
-                <w:b w:val="0"/>
-                <w:color w:val="1B2430"/>
-                <w:sz w:val="17"/>
-              </w:rPr>
-              <w:t>2026-10-14</w:t>
-            </w:r>
-          </w:p>
-        </w:tc>
-        <w:tc>
-          <w:tcPr>
-            <w:tcW w:type="dxa" w:w="1361"/>
-            <w:tcBorders>
-              <w:top w:val="nil"/>
-              <w:left w:val="nil"/>
-              <w:bottom w:val="single" w:sz="4" w:color="E3E8EE" w:space="0"/>
-              <w:right w:val="nil"/>
-            </w:tcBorders>
-          </w:tcPr>
-          <w:p>
-            <w:pPr>
-              <w:spacing w:before="0" w:after="0"/>
-            </w:pPr>
-            <w:r>
-              <w:rPr>
-                <w:b/>
-                <w:color w:val="5F6B7A"/>
-                <w:sz w:val="14"/>
-                <w:shd w:val="clear" w:color="auto" w:fill="F0F2F5"/>
-              </w:rPr>
-              <w:t xml:space="preserve"> OTHER </w:t>
-            </w:r>
-          </w:p>
-        </w:tc>
-        <w:tc>
-          <w:tcPr>
-            <w:tcW w:type="dxa" w:w="7257"/>
-            <w:tcBorders>
-              <w:top w:val="nil"/>
-              <w:left w:val="nil"/>
-              <w:bottom w:val="single" w:sz="4" w:color="E3E8EE" w:space="0"/>
-              <w:right w:val="nil"/>
-            </w:tcBorders>
-          </w:tcPr>
-          <w:p>
-            <w:pPr>
-              <w:spacing w:before="0" w:after="0"/>
-            </w:pPr>
-            <w:hyperlink r:id="rId44">
-              <w:r>
-                <w:rPr>
-                  <w:color w:val="1B2430"/>
-                  <w:sz w:val="18"/>
-                </w:rPr>
-                <w:t xml:space="preserve">Latvenergo : Dabasgāzes cenas sasniedz augstāko līmeni gandrīz četru gadu laikā</w:t>
-              </w:r>
-            </w:hyperlink>
-            <w:r>
-              <w:rPr>
-                <w:b w:val="0"/>
-                <w:color w:val="667085"/>
-                <w:sz w:val="15"/>
-              </w:rPr>
-              <w:t xml:space="preserve">   Diena</w:t>
-            </w:r>
-          </w:p>
-        </w:tc>
-      </w:tr>
-      <w:tr>
-        <w:tc>
-          <w:tcPr>
-            <w:tcW w:type="dxa" w:w="1020"/>
-            <w:tcBorders>
-              <w:top w:val="nil"/>
-              <w:left w:val="nil"/>
-              <w:bottom w:val="single" w:sz="4" w:color="E3E8EE" w:space="0"/>
-              <w:right w:val="nil"/>
-            </w:tcBorders>
-          </w:tcPr>
-          <w:p>
-            <w:pPr>
-              <w:spacing w:before="0" w:after="0"/>
-            </w:pPr>
-            <w:r>
-              <w:rPr>
-                <w:b w:val="0"/>
-                <w:color w:val="1B2430"/>
-                <w:sz w:val="17"/>
-              </w:rPr>
-              <w:t>2026-10-14</w:t>
-            </w:r>
-          </w:p>
-        </w:tc>
-        <w:tc>
-          <w:tcPr>
-            <w:tcW w:type="dxa" w:w="1361"/>
-            <w:tcBorders>
-              <w:top w:val="nil"/>
-              <w:left w:val="nil"/>
-              <w:bottom w:val="single" w:sz="4" w:color="E3E8EE" w:space="0"/>
-              <w:right w:val="nil"/>
-            </w:tcBorders>
-          </w:tcPr>
-          <w:p>
-            <w:pPr>
-              <w:spacing w:before="0" w:after="0"/>
-            </w:pPr>
-            <w:r>
-              <w:rPr>
-                <w:b/>
-                <w:color w:val="5F6B7A"/>
-                <w:sz w:val="14"/>
-                <w:shd w:val="clear" w:color="auto" w:fill="F0F2F5"/>
-              </w:rPr>
-              <w:t xml:space="preserve"> OTHER </w:t>
-            </w:r>
-          </w:p>
-        </w:tc>
-        <w:tc>
-          <w:tcPr>
-            <w:tcW w:type="dxa" w:w="7257"/>
-            <w:tcBorders>
-              <w:top w:val="nil"/>
-              <w:left w:val="nil"/>
-              <w:bottom w:val="single" w:sz="4" w:color="E3E8EE" w:space="0"/>
-              <w:right w:val="nil"/>
-            </w:tcBorders>
-          </w:tcPr>
-          <w:p>
-            <w:pPr>
-              <w:spacing w:before="0" w:after="0"/>
-            </w:pPr>
-            <w:hyperlink r:id="rId45">
-              <w:r>
-                <w:rPr>
-                  <w:color w:val="1B2430"/>
-                  <w:sz w:val="18"/>
-                </w:rPr>
-                <w:t xml:space="preserve">Tik dārga gāze nav bijusi gadiem: "Latvenergo" analītiķe brīdina par saspringtu situāciju pirms apkures sezonas</w:t>
-              </w:r>
-            </w:hyperlink>
-            <w:r>
-              <w:rPr>
-                <w:b w:val="0"/>
-                <w:color w:val="667085"/>
-                <w:sz w:val="15"/>
-              </w:rPr>
-              <w:t xml:space="preserve">   Dzentlmenis.lv</w:t>
             </w:r>
           </w:p>
         </w:tc>
@@ -8214,7 +8214,7 @@
                 <w:color w:val="333333"/>
                 <w:sz w:val="18"/>
               </w:rPr>
-              <w:t>Not found on the EU, UN, US OFAC consolidated sanctions lists (automatic check 2026-10-28).</w:t>
+              <w:t>Not found on the EU, UN, US OFAC consolidated sanctions lists (automatic check 2026-10-30).</w:t>
             </w:r>
           </w:p>
           <w:p>
@@ -8453,7 +8453,7 @@
                 <w:color w:val="333333"/>
                 <w:sz w:val="18"/>
               </w:rPr>
-              <w:t>News summary 2026-07-30 – 2026-10-28: 14 articles, 0 with an adverse keyword in the headline (details in the section "In the press").</w:t>
+              <w:t>News summary 2026-08-01 – 2026-10-30: 20 articles, 0 with an adverse keyword in the headline (details in the section "In the press").</w:t>
             </w:r>
           </w:p>
         </w:tc>

--- a/docs/files/latvenergo/latvenergo_6M2026_en.docx
+++ b/docs/files/latvenergo/latvenergo_6M2026_en.docx
@@ -6792,7 +6792,7 @@
           <w:color w:val="667085"/>
           <w:sz w:val="18"/>
         </w:rPr>
-        <w:t>Automatic news scan (Google News, LV), 2026-08-01 – 2026-10-30: 20 articles.</w:t>
+        <w:t>Automatic news scan (Google News, LV), 2026-08-02 – 2026-10-31: 20 articles.</w:t>
       </w:r>
     </w:p>
     <w:tbl>
@@ -8214,7 +8214,7 @@
                 <w:color w:val="333333"/>
                 <w:sz w:val="18"/>
               </w:rPr>
-              <w:t>Not found on the EU, UN, US OFAC consolidated sanctions lists (automatic check 2026-10-30).</w:t>
+              <w:t>Not found on the EU, UN, US OFAC consolidated sanctions lists (automatic check 2026-10-31).</w:t>
             </w:r>
           </w:p>
           <w:p>
@@ -8453,7 +8453,7 @@
                 <w:color w:val="333333"/>
                 <w:sz w:val="18"/>
               </w:rPr>
-              <w:t>News summary 2026-08-01 – 2026-10-30: 20 articles, 0 with an adverse keyword in the headline (details in the section "In the press").</w:t>
+              <w:t>News summary 2026-08-02 – 2026-10-31: 20 articles, 0 with an adverse keyword in the headline (details in the section "In the press").</w:t>
             </w:r>
           </w:p>
         </w:tc>
